--- a/outputs/actor_script.docx
+++ b/outputs/actor_script.docx
@@ -7264,7 +7264,7 @@
           <w:b w:val="0"/>
           <w:i w:val="0"/>
         </w:rPr>
-        <w:t xml:space="preserve"> Don't be afraid, Rosetta. It's only a stage — a place where they make false things and call them true. A garden, a fountain — just suppose it, here, in the middle. All make-believe, my pet; and better so, for a real one would only frighten you. </w:t>
+        <w:t xml:space="preserve"> Don't be afraid, Rosetta. It's only a stage — a place where they make false things and call them true. A fountain — just suppose it, here, in the middle. All make-believe, my pet; and better so, for a real one would only frighten you. </w:t>
       </w:r>
       <w:r>
         <w:rPr>
@@ -15296,7 +15296,7 @@
           <w:b w:val="0"/>
           <w:i w:val="0"/>
         </w:rPr>
-        <w:t>. I'm not going to talk any more now. But I must tell you this: you can't have the whole action take place in the garden, as you suggest. It isn't possible!</w:t>
+        <w:t>. I'm not going to talk any more now. But I must tell you this: you can't have the whole action take place at the fountain, as you suggest. It isn't possible!</w:t>
       </w:r>
     </w:p>
     <w:p>
@@ -17268,7 +17268,7 @@
           <w:b w:val="0"/>
           <w:i w:val="0"/>
         </w:rPr>
-        <w:t>. Well, it may be. And then at the same time, you want the little girl there to be playing in the garden… one in the house, and the other in the garden: isn't that it?</w:t>
+        <w:t>. Well, it may be. And then at the same time, you want the little girl there to be playing by the fountain… one in the house, and the other out at the fountain: isn't that it?</w:t>
       </w:r>
     </w:p>
     <w:p>
@@ -17283,7 +17283,7 @@
           <w:b w:val="0"/>
           <w:i w:val="0"/>
         </w:rPr>
-        <w:t>. Yes, in the sun, in the sun! That is my only pleasure — to see her happy and careless in the garden, after the misery and squalor of the horrible room where we all four slept together. And I had to sleep beside her — I, do you understand? — carrying everything I carried, next to her, with her folding me in her loving little arms. In the garden, whenever she spied me, she would run to take me by the hand. She loved the little flowers, and would show them to me.</w:t>
+        <w:t>. Yes, in the sun, in the sun! That is my only pleasure — to see her happy and careless by the fountain, after the misery and squalor of the horrible room where we all four slept together. And I had to sleep beside her — I, do you understand? — carrying everything I carried, next to her, with her folding me in her loving little arms. By the fountain, whenever she spied me, she would run to take me by the hand. She loved the little flowers, and would show them to me.</w:t>
       </w:r>
     </w:p>
     <w:p>
@@ -17298,7 +17298,7 @@
           <w:b w:val="0"/>
           <w:i w:val="0"/>
         </w:rPr>
-        <w:t xml:space="preserve">. Well then, we'll have it in the garden. Everything shall happen in the garden — we'll group the other scenes there. </w:t>
+        <w:t xml:space="preserve">. Well then, we'll have it at the fountain. Everything shall happen at the fountain — we'll group the other scenes there. </w:t>
       </w:r>
       <w:r>
         <w:rPr>
@@ -17311,7 +17311,7 @@
           <w:b w:val="0"/>
           <w:i w:val="0"/>
         </w:rPr>
-        <w:t xml:space="preserve"> A backcloth with trees, and something to do as a fountain basin. Good — you've fixed it up. </w:t>
+        <w:t xml:space="preserve"> The fountain basin — set it there. Good — you've fixed it up. </w:t>
       </w:r>
       <w:r>
         <w:rPr>
@@ -17324,7 +17324,7 @@
           <w:b w:val="0"/>
           <w:i w:val="0"/>
         </w:rPr>
-        <w:t xml:space="preserve"> The Boy, instead of hiding behind the doors, will wander about here in the garden, hiding behind the trees. It's going to be rather difficult to find a child to do the scene with you where she shows you the flowers. </w:t>
+        <w:t xml:space="preserve"> The Boy, instead of hiding behind the doors, will wander here by the fountain, hiding behind the basin. It's going to be rather difficult to find a child to do the scene with you where she shows you the flowers. </w:t>
       </w:r>
       <w:r>
         <w:rPr>
@@ -17549,7 +17549,7 @@
           <w:b w:val="0"/>
           <w:i w:val="0"/>
         </w:rPr>
-        <w:t>. He has to act the terrible scene in the garden with his mother.</w:t>
+        <w:t>. He has to act the terrible scene at the fountain with his mother.</w:t>
       </w:r>
     </w:p>
     <w:p>
@@ -18006,7 +18006,7 @@
           <w:b w:val="0"/>
           <w:i w:val="0"/>
         </w:rPr>
-        <w:t xml:space="preserve"> room. Do you understand? Not the garden. Nothing about this ever happened in the garden.</w:t>
+        <w:t xml:space="preserve"> room. Do you understand? Not at the fountain. Nothing about this ever happened out there.</w:t>
       </w:r>
     </w:p>
     <w:p>
@@ -18692,7 +18692,7 @@
           <w:b w:val="0"/>
           <w:i w:val="0"/>
         </w:rPr>
-        <w:t xml:space="preserve">. Nothing… walking in the garden… </w:t>
+        <w:t xml:space="preserve">. Nothing… walking, out by the fountain… </w:t>
       </w:r>
       <w:r>
         <w:rPr>
@@ -18726,7 +18726,7 @@
           <w:b w:val="0"/>
           <w:i w:val="0"/>
         </w:rPr>
-        <w:t>. Well, well… walking in the garden…</w:t>
+        <w:t>. Well, well… walking, out by the fountain…</w:t>
       </w:r>
     </w:p>
     <w:p>

--- a/outputs/actor_script.docx
+++ b/outputs/actor_script.docx
@@ -15369,7 +15369,7 @@
           <w:b w:val="0"/>
           <w:i w:val="0"/>
         </w:rPr>
-        <w:t>. They used to change scenes like that once. When theatres had more hands than rules.</w:t>
+        <w:t>. They used to change scenes like that once.</w:t>
       </w:r>
     </w:p>
     <w:p>
@@ -17337,7 +17337,7 @@
           <w:b w:val="0"/>
           <w:i w:val="0"/>
         </w:rPr>
-        <w:t xml:space="preserve"> Come forward a little. Let's try it. It's a nice business, this lad. What's the matter with him? We'll have to give him a word or two to say. </w:t>
+        <w:t xml:space="preserve"> Come forward a little. Let's try it. And this lad — what's the matter with him? We'll have to give him a word or two to say. </w:t>
       </w:r>
       <w:r>
         <w:rPr>
@@ -18092,7 +18092,7 @@
           <w:b w:val="0"/>
           <w:i w:val="0"/>
         </w:rPr>
-        <w:t xml:space="preserve">. Ah! she's at it too: to re-act her part! </w:t>
+        <w:t xml:space="preserve">. Ah! she's at it too — studying her part! </w:t>
       </w:r>
       <w:r>
         <w:rPr>

--- a/outputs/actor_script.docx
+++ b/outputs/actor_script.docx
@@ -4908,7 +4908,13 @@
           <w:b w:val="0"/>
           <w:i w:val="0"/>
         </w:rPr>
-        <w:t>. Is it my fault if he has grown up like this? All my life I have had these damned aspirations toward a moral sanity I never quite reach.</w:t>
+        <w:t xml:space="preserve">. Is it my fault if he has grown up like this? All my life I have had these damned aspirations toward a moral sanity I never quite reach. </w:t>
+      </w:r>
+      <w:r>
+        <w:rPr>
+          <w:i/>
+        </w:rPr>
+        <w:t xml:space="preserve">[The Step-Daughter breaks into a laugh at "moral sanity" — sharp, without gaiety. The Father's hand lifts toward the Manager: make her stop.] </w:t>
       </w:r>
     </w:p>
     <w:p>
@@ -5700,7 +5706,7 @@
           <w:b w:val="0"/>
           <w:i w:val="0"/>
         </w:rPr>
-        <w:t xml:space="preserve"> had gone to work as a seamstress, in a shop of Madame Pace's kind.</w:t>
+        <w:t xml:space="preserve"> had gone to work as a seamstress — in the shop of a certain Madame Pace.</w:t>
       </w:r>
     </w:p>
     <w:p>
@@ -9544,7 +9550,7 @@
         <w:rPr>
           <w:i/>
         </w:rPr>
-        <w:t xml:space="preserve">[Exit.] </w:t>
+        <w:t xml:space="preserve">[She waves a Stage Hand off to fetch it.] </w:t>
       </w:r>
     </w:p>
     <w:p>
@@ -10711,7 +10717,7 @@
           <w:b w:val="0"/>
           <w:i w:val="0"/>
         </w:rPr>
-        <w:t xml:space="preserve">. Good morning, good morning, sir! Here I am, here I am — so sorry I am late, so sorry — the traffic, the trams in this town, always the same. </w:t>
+        <w:t xml:space="preserve">. Good afternoon, good afternoon, sir! Here I am, here I am — so sorry I am late, so sorry — the traffic, the trams in this town, always the same. </w:t>
       </w:r>
       <w:r>
         <w:rPr>
@@ -11176,7 +11182,7 @@
           <w:b w:val="0"/>
           <w:i w:val="0"/>
         </w:rPr>
-        <w:t>. They can't be here together. And here's why: that woman wasn't with us when we came. If they are on together, the whole thing is given away. Inevitably. As you see.</w:t>
+        <w:t>. They can't be here together — that's why that woman wasn't with us when we came. If they are on together, the whole thing is given away. Inevitably. As you see.</w:t>
       </w:r>
     </w:p>
     <w:p>
@@ -11453,7 +11459,7 @@
           <w:b w:val="0"/>
           <w:i w:val="0"/>
         </w:rPr>
-        <w:t>. Now you make your entry. No, you needn't go over here. Come here. Let's suppose you've already come in. Like that, yes! I'm here with my head bowed, modest-like. Come on! Out with your voice! Say "Good afternoon, Miss" in that peculiar tone, that special tone…</w:t>
+        <w:t>. Now you make your entry. No, you needn't go over there. Come here. Let's suppose you've already come in. Like that, yes! I'm here with my head bowed, modest-like. Come on! Out with your voice! Say "Good afternoon, Miss" in that peculiar tone, that special tone…</w:t>
       </w:r>
     </w:p>
     <w:p>
@@ -17035,7 +17041,7 @@
           <w:b w:val="0"/>
           <w:i w:val="0"/>
         </w:rPr>
-        <w:t>. You too get over the mark occasionally, my dear sir, if I may say so.</w:t>
+        <w:t>. You too overstep the mark occasionally, my dear sir, if I may say so.</w:t>
       </w:r>
     </w:p>
     <w:p>
@@ -17686,7 +17692,7 @@
           <w:b w:val="0"/>
           <w:i w:val="0"/>
         </w:rPr>
-        <w:t xml:space="preserve">. If I, who fly off when what has to happen happens, because I cannot bear him — if I am still here, supporting that face of his — you can well imagine he is unable to move. He has to remain. With that nice father of his, and that mother whose only son he is. </w:t>
+        <w:t xml:space="preserve">. If I, who fly off when what has to happen happens, because I cannot bear him — if I am still here, enduring that face of his — you can well imagine he is unable to move. He has to remain. With that nice father of his, and that mother whose firstborn he is. </w:t>
       </w:r>
       <w:r>
         <w:rPr>

--- a/outputs/actor_script.docx
+++ b/outputs/actor_script.docx
@@ -1624,7 +1624,7 @@
         <w:pStyle w:val="Heading2"/>
       </w:pPr>
       <w:r>
-        <w:t>Part II of Act One — The Interruption</w:t>
+        <w:t>Part II of Act One — The Arrival</w:t>
       </w:r>
     </w:p>
     <w:p>
@@ -3013,3397 +3013,3421 @@
       </w:r>
     </w:p>
     <w:p>
-      <w:r>
-        <w:rPr>
-          <w:b/>
-        </w:rPr>
-        <w:t xml:space="preserve">THE STEP-DAUGHTER.  </w:t>
-      </w:r>
-      <w:r>
-        <w:rPr>
-          <w:b w:val="0"/>
-          <w:i w:val="0"/>
-        </w:rPr>
-        <w:t xml:space="preserve"> </w:t>
-      </w:r>
-      <w:r>
-        <w:rPr>
-          <w:i/>
-        </w:rPr>
-        <w:t xml:space="preserve">[to Manager] </w:t>
-      </w:r>
-      <w:r>
-        <w:rPr>
-          <w:b w:val="0"/>
-          <w:i w:val="0"/>
-        </w:rPr>
-        <w:t xml:space="preserve">. Worse? Listen! Stage this drama now, sir! At a certain moment, when we lose this little darling, and this fool here </w:t>
-      </w:r>
-      <w:r>
-        <w:rPr>
-          <w:i/>
-        </w:rPr>
-        <w:t xml:space="preserve">[Seizing the coat off the chair and shaking it.] </w:t>
-      </w:r>
-      <w:r>
-        <w:rPr>
-          <w:b w:val="0"/>
-          <w:i w:val="0"/>
-        </w:rPr>
-        <w:t xml:space="preserve"> does the stupidest thing — you will see me run away. Yes, gentlemen, I'll be off. But the moment hasn't come yet. After what has taken place between him and me </w:t>
-      </w:r>
-      <w:r>
-        <w:rPr>
-          <w:i/>
-        </w:rPr>
-        <w:t xml:space="preserve">[Indicating the Father with a horrible wink.] </w:t>
-      </w:r>
-      <w:r>
-        <w:rPr>
-          <w:b w:val="0"/>
-          <w:i w:val="0"/>
-        </w:rPr>
-        <w:t xml:space="preserve">, I can't stay here, watching her anguish over that fool </w:t>
-      </w:r>
-      <w:r>
-        <w:rPr>
-          <w:i/>
-        </w:rPr>
-        <w:t xml:space="preserve">[Indicates the Son.] </w:t>
-      </w:r>
-      <w:r>
-        <w:rPr>
-          <w:b w:val="0"/>
-          <w:i w:val="0"/>
-        </w:rPr>
-        <w:t xml:space="preserve">. Look at him — frigid, indifferent, because he is the </w:t>
-      </w:r>
-      <w:r>
-        <w:rPr>
-          <w:b w:val="0"/>
-          <w:i/>
-        </w:rPr>
-        <w:t>legitimate</w:t>
-      </w:r>
-      <w:r>
-        <w:rPr>
-          <w:b w:val="0"/>
-          <w:i w:val="0"/>
-        </w:rPr>
-        <w:t xml:space="preserve"> son. He despises us all because we are bastards. </w:t>
-      </w:r>
-      <w:r>
-        <w:rPr>
-          <w:i/>
-        </w:rPr>
-        <w:t xml:space="preserve">[Goes to the Mother and embraces her.] </w:t>
-      </w:r>
-      <w:r>
-        <w:rPr>
-          <w:b w:val="0"/>
-          <w:i w:val="0"/>
-        </w:rPr>
-        <w:t xml:space="preserve"> And he won't even recognise her as his mother. </w:t>
-      </w:r>
-      <w:r>
-        <w:rPr>
-          <w:b w:val="0"/>
-          <w:i/>
-        </w:rPr>
-        <w:t>Wretch.</w:t>
-      </w:r>
-    </w:p>
-    <w:p>
-      <w:r>
-        <w:rPr>
-          <w:b/>
-        </w:rPr>
-        <w:t xml:space="preserve">THE MOTHER.  </w:t>
-      </w:r>
-      <w:r>
-        <w:rPr>
-          <w:b w:val="0"/>
-          <w:i w:val="0"/>
-        </w:rPr>
-        <w:t xml:space="preserve"> </w:t>
-      </w:r>
-      <w:r>
-        <w:rPr>
-          <w:i/>
-        </w:rPr>
-        <w:t xml:space="preserve">[to the Manager ; one arm tightens around the Child-bundle, the other goes toward the Boy-chair as if to keep both of them upright] </w:t>
-      </w:r>
-      <w:r>
-        <w:rPr>
-          <w:b w:val="0"/>
-          <w:i w:val="0"/>
-        </w:rPr>
-        <w:t xml:space="preserve">. In the name of these two little children, I beg you… </w:t>
-      </w:r>
-      <w:r>
-        <w:rPr>
-          <w:i/>
-        </w:rPr>
-        <w:t xml:space="preserve">[She grows faint and is about to fall.] </w:t>
-      </w:r>
-      <w:r>
-        <w:rPr>
-          <w:b w:val="0"/>
-          <w:i w:val="0"/>
-        </w:rPr>
-        <w:t xml:space="preserve"> Oh God!</w:t>
-      </w:r>
-    </w:p>
-    <w:p>
-      <w:r>
-        <w:rPr>
-          <w:b/>
-        </w:rPr>
-        <w:t xml:space="preserve">THE FATHER.  </w:t>
-      </w:r>
-      <w:r>
-        <w:rPr>
-          <w:b w:val="0"/>
-          <w:i w:val="0"/>
-        </w:rPr>
-        <w:t xml:space="preserve"> </w:t>
-      </w:r>
-      <w:r>
-        <w:rPr>
-          <w:i/>
-        </w:rPr>
-        <w:t xml:space="preserve">[coming forward to support her as do some of the Actors ] </w:t>
-      </w:r>
-      <w:r>
-        <w:rPr>
-          <w:b w:val="0"/>
-          <w:i w:val="0"/>
-        </w:rPr>
-        <w:t>. Quick, a chair, a chair for this poor widow!</w:t>
-      </w:r>
-    </w:p>
-    <w:p>
-      <w:r>
-        <w:rPr>
-          <w:b/>
-        </w:rPr>
-        <w:t xml:space="preserve">PLAYER 1, PLAYER 2 &amp; PLAYER 3.  </w:t>
-      </w:r>
-      <w:r>
-        <w:rPr>
-          <w:b w:val="0"/>
-          <w:i w:val="0"/>
-        </w:rPr>
-        <w:t>. Is it true? Has she really fainted?</w:t>
-      </w:r>
-    </w:p>
-    <w:p>
-      <w:r>
-        <w:rPr>
-          <w:b/>
-        </w:rPr>
-        <w:t xml:space="preserve">THE MANAGER.  </w:t>
-      </w:r>
-      <w:r>
-        <w:rPr>
-          <w:b w:val="0"/>
-          <w:i w:val="0"/>
-        </w:rPr>
-        <w:t xml:space="preserve">. Quick, a chair! Here! </w:t>
-      </w:r>
-      <w:r>
-        <w:rPr>
-          <w:i/>
-        </w:rPr>
-        <w:t xml:space="preserve">[One of the Actors brings a chair, the Others proffer assistance. The Mother tries to prevent the Father from lifting the veil which covers her face.] </w:t>
-      </w:r>
-    </w:p>
-    <w:p>
-      <w:r>
-        <w:rPr>
-          <w:b/>
-        </w:rPr>
-        <w:t xml:space="preserve">THE FATHER.  </w:t>
-      </w:r>
-      <w:r>
-        <w:rPr>
-          <w:b w:val="0"/>
-          <w:i w:val="0"/>
-        </w:rPr>
-        <w:t>. Look at her! Look at her!</w:t>
-      </w:r>
-    </w:p>
-    <w:p>
-      <w:r>
-        <w:rPr>
-          <w:b/>
-        </w:rPr>
-        <w:t xml:space="preserve">THE MOTHER.  </w:t>
-      </w:r>
-      <w:r>
-        <w:rPr>
-          <w:b w:val="0"/>
-          <w:i w:val="0"/>
-        </w:rPr>
-        <w:t>. No, no; stop it please!</w:t>
-      </w:r>
-    </w:p>
-    <w:p>
-      <w:r>
-        <w:rPr>
-          <w:b/>
-        </w:rPr>
-        <w:t xml:space="preserve">THE FATHER.  </w:t>
-      </w:r>
-      <w:r>
-        <w:rPr>
-          <w:b w:val="0"/>
-          <w:i w:val="0"/>
-        </w:rPr>
-        <w:t xml:space="preserve"> </w:t>
-      </w:r>
-      <w:r>
-        <w:rPr>
-          <w:i/>
-        </w:rPr>
-        <w:t xml:space="preserve">[raising her veil] </w:t>
-      </w:r>
-      <w:r>
-        <w:rPr>
-          <w:b w:val="0"/>
-          <w:i w:val="0"/>
-        </w:rPr>
-        <w:t>. Let them see you!</w:t>
-      </w:r>
-    </w:p>
-    <w:p>
-      <w:r>
-        <w:rPr>
-          <w:b/>
-        </w:rPr>
-        <w:t xml:space="preserve">THE MOTHER.  </w:t>
-      </w:r>
-      <w:r>
-        <w:rPr>
-          <w:b w:val="0"/>
-          <w:i w:val="0"/>
-        </w:rPr>
-        <w:t xml:space="preserve"> </w:t>
-      </w:r>
-      <w:r>
-        <w:rPr>
-          <w:i/>
-        </w:rPr>
-        <w:t xml:space="preserve">[rising and covering her face with her hands] </w:t>
-      </w:r>
-      <w:r>
-        <w:rPr>
-          <w:b w:val="0"/>
-          <w:i w:val="0"/>
-        </w:rPr>
-        <w:t>. I beg you, sir. Stop him. I cannot bear what he wants to do.</w:t>
-      </w:r>
-    </w:p>
-    <w:p>
-      <w:r>
-        <w:rPr>
-          <w:b/>
-        </w:rPr>
-        <w:t xml:space="preserve">THE MANAGER.  </w:t>
-      </w:r>
-      <w:r>
-        <w:rPr>
-          <w:b w:val="0"/>
-          <w:i w:val="0"/>
-        </w:rPr>
-        <w:t xml:space="preserve"> </w:t>
-      </w:r>
-      <w:r>
-        <w:rPr>
-          <w:i/>
-        </w:rPr>
-        <w:t xml:space="preserve">[dumbfounded] </w:t>
-      </w:r>
-      <w:r>
-        <w:rPr>
-          <w:b w:val="0"/>
-          <w:i w:val="0"/>
-        </w:rPr>
-        <w:t xml:space="preserve">. I don't understand at all. Is this lady your wife? </w:t>
-      </w:r>
-      <w:r>
-        <w:rPr>
-          <w:i/>
-        </w:rPr>
-        <w:t xml:space="preserve">[To the Father .] </w:t>
-      </w:r>
-    </w:p>
-    <w:p>
-      <w:r>
-        <w:rPr>
-          <w:b/>
-        </w:rPr>
-        <w:t xml:space="preserve">THE FATHER.  </w:t>
-      </w:r>
-      <w:r>
-        <w:rPr>
-          <w:b w:val="0"/>
-          <w:i w:val="0"/>
-        </w:rPr>
-        <w:t>. Yes, gentlemen: my wife!</w:t>
-      </w:r>
-    </w:p>
-    <w:p>
-      <w:r>
-        <w:rPr>
-          <w:b/>
-        </w:rPr>
-        <w:t xml:space="preserve">THE MANAGER.  </w:t>
-      </w:r>
-      <w:r>
-        <w:rPr>
-          <w:b w:val="0"/>
-          <w:i w:val="0"/>
-        </w:rPr>
-        <w:t xml:space="preserve">. But how can she be a widow if you are alive? </w:t>
-      </w:r>
-      <w:r>
-        <w:rPr>
-          <w:i/>
-        </w:rPr>
-        <w:t xml:space="preserve">[The Actors find relief for their astonishment in a loud laugh.] </w:t>
-      </w:r>
-    </w:p>
-    <w:p>
-      <w:r>
-        <w:rPr>
-          <w:b/>
-        </w:rPr>
-        <w:t xml:space="preserve">THE FATHER.  </w:t>
-      </w:r>
-      <w:r>
-        <w:rPr>
-          <w:b w:val="0"/>
-          <w:i w:val="0"/>
-        </w:rPr>
-        <w:t>. Don't laugh! Don't laugh like that, for Heaven's sake. Her drama lies just here in this: she has had a lover, a man who should be here.</w:t>
-      </w:r>
-    </w:p>
-    <w:p>
-      <w:r>
-        <w:rPr>
-          <w:b/>
-        </w:rPr>
-        <w:t xml:space="preserve">THE MOTHER.  </w:t>
-      </w:r>
-      <w:r>
-        <w:rPr>
-          <w:b w:val="0"/>
-          <w:i w:val="0"/>
-        </w:rPr>
-        <w:t xml:space="preserve"> </w:t>
-      </w:r>
-      <w:r>
-        <w:rPr>
-          <w:i/>
-        </w:rPr>
-        <w:t xml:space="preserve">[the cry surprising her — a hand goes to her own mouth, as if to catch it] </w:t>
-      </w:r>
-      <w:r>
-        <w:rPr>
-          <w:b w:val="0"/>
-          <w:i w:val="0"/>
-        </w:rPr>
-        <w:t>. No! No!</w:t>
-      </w:r>
-    </w:p>
-    <w:p>
-      <w:r>
-        <w:rPr>
-          <w:b/>
-        </w:rPr>
-        <w:t xml:space="preserve">THE STEP-DAUGHTER.  </w:t>
-      </w:r>
-      <w:r>
-        <w:rPr>
-          <w:b w:val="0"/>
-          <w:i w:val="0"/>
-        </w:rPr>
-        <w:t>. Fortunately for her, sir, he is dead. Two months ago, as I said. We are in mourning, as you see. Most respectable.</w:t>
-      </w:r>
-    </w:p>
-    <w:p>
-      <w:r>
-        <w:rPr>
-          <w:b/>
-        </w:rPr>
-        <w:t xml:space="preserve">THE FATHER.  </w:t>
-      </w:r>
-      <w:r>
-        <w:rPr>
-          <w:b w:val="0"/>
-          <w:i w:val="0"/>
-        </w:rPr>
-        <w:t>. He isn't here — but not because he is dead. He isn't here because her drama is not a drama of love at all. She felt nothing for either of us — perhaps a little gratitude, not for me, for the other. She isn't a woman, she is a mother. And her drama, sir, lies all in these four children she has had by two men.</w:t>
-      </w:r>
-    </w:p>
-    <w:p>
-      <w:r>
-        <w:rPr>
-          <w:b w:val="0"/>
-          <w:i/>
-        </w:rPr>
-        <w:t xml:space="preserve">At the word </w:t>
-      </w:r>
-      <w:r>
-        <w:rPr>
-          <w:b w:val="0"/>
-          <w:i/>
-        </w:rPr>
-        <w:t>children</w:t>
-      </w:r>
-      <w:r>
-        <w:rPr>
-          <w:b w:val="0"/>
-          <w:i/>
-        </w:rPr>
-        <w:t xml:space="preserve">, the </w:t>
-      </w:r>
-      <w:r>
-        <w:rPr>
-          <w:b/>
-          <w:i/>
-        </w:rPr>
-        <w:t>Mother's</w:t>
-      </w:r>
-      <w:r>
-        <w:rPr>
-          <w:b w:val="0"/>
-          <w:i/>
-        </w:rPr>
-        <w:t xml:space="preserve"> arm closes around the Child-bundle, before any word comes.</w:t>
-      </w:r>
-    </w:p>
-    <w:p>
-      <w:r>
-        <w:rPr>
-          <w:b/>
-        </w:rPr>
-        <w:t xml:space="preserve">THE MOTHER.  </w:t>
-      </w:r>
-      <w:r>
-        <w:rPr>
-          <w:b w:val="0"/>
-          <w:i w:val="0"/>
-        </w:rPr>
-        <w:t xml:space="preserve">. </w:t>
-      </w:r>
-      <w:r>
-        <w:rPr>
-          <w:b w:val="0"/>
-          <w:i/>
-        </w:rPr>
-        <w:t>I</w:t>
-      </w:r>
-      <w:r>
-        <w:rPr>
-          <w:b w:val="0"/>
-          <w:i w:val="0"/>
-        </w:rPr>
-        <w:t xml:space="preserve"> had them? Have you got the courage to say that I </w:t>
-      </w:r>
-      <w:r>
-        <w:rPr>
-          <w:b w:val="0"/>
-          <w:i/>
-        </w:rPr>
-        <w:t>wanted</w:t>
-      </w:r>
-      <w:r>
-        <w:rPr>
-          <w:b w:val="0"/>
-          <w:i w:val="0"/>
-        </w:rPr>
-        <w:t xml:space="preserve"> them? </w:t>
-      </w:r>
-      <w:r>
-        <w:rPr>
-          <w:i/>
-        </w:rPr>
-        <w:t xml:space="preserve">[To the Company .] </w:t>
-      </w:r>
-      <w:r>
-        <w:rPr>
-          <w:b w:val="0"/>
-          <w:i w:val="0"/>
-        </w:rPr>
-        <w:t xml:space="preserve"> It was him. He gave me to that other man. He made me go.</w:t>
-      </w:r>
-    </w:p>
-    <w:p>
-      <w:r>
-        <w:rPr>
-          <w:b/>
-        </w:rPr>
-        <w:t xml:space="preserve">THE STEP-DAUGHTER.  </w:t>
-      </w:r>
-      <w:r>
-        <w:rPr>
-          <w:b w:val="0"/>
-          <w:i w:val="0"/>
-        </w:rPr>
-        <w:t>. It isn't true.</w:t>
-      </w:r>
-    </w:p>
-    <w:p>
-      <w:r>
-        <w:rPr>
-          <w:b/>
-        </w:rPr>
-        <w:t xml:space="preserve">THE MOTHER.  </w:t>
-      </w:r>
-      <w:r>
-        <w:rPr>
-          <w:b w:val="0"/>
-          <w:i w:val="0"/>
-        </w:rPr>
-        <w:t xml:space="preserve"> </w:t>
-      </w:r>
-      <w:r>
-        <w:rPr>
-          <w:i/>
-        </w:rPr>
-        <w:t xml:space="preserve">[her hand tightens on the Child-bundle without her noticing] </w:t>
-      </w:r>
-      <w:r>
-        <w:rPr>
-          <w:b w:val="0"/>
-          <w:i w:val="0"/>
-        </w:rPr>
-        <w:t>. Not true? And what can you know about it?</w:t>
-      </w:r>
-    </w:p>
-    <w:p>
-      <w:r>
-        <w:rPr>
-          <w:b/>
-        </w:rPr>
-        <w:t xml:space="preserve">THE STEP-DAUGHTER.  </w:t>
-      </w:r>
-      <w:r>
-        <w:rPr>
-          <w:b w:val="0"/>
-          <w:i w:val="0"/>
-        </w:rPr>
-        <w:t xml:space="preserve">. It isn't true. Don't believe it. </w:t>
-      </w:r>
-      <w:r>
-        <w:rPr>
-          <w:i/>
-        </w:rPr>
-        <w:t xml:space="preserve">[To Manager .] </w:t>
-      </w:r>
-      <w:r>
-        <w:rPr>
-          <w:b w:val="0"/>
-          <w:i w:val="0"/>
-        </w:rPr>
-        <w:t xml:space="preserve"> Do you know why she says so? For that fellow there. </w:t>
-      </w:r>
-      <w:r>
-        <w:rPr>
-          <w:i/>
-        </w:rPr>
-        <w:t xml:space="preserve">[Indicates the Son .] </w:t>
-      </w:r>
-      <w:r>
-        <w:rPr>
-          <w:b w:val="0"/>
-          <w:i w:val="0"/>
-        </w:rPr>
-        <w:t xml:space="preserve"> She tortures herself, destroys herself on account of the neglect of that son there; and she wants him to believe that if she abandoned him when he was only two years old, it was because this man </w:t>
-      </w:r>
-      <w:r>
-        <w:rPr>
-          <w:i/>
-        </w:rPr>
-        <w:t xml:space="preserve">[Indicates the Father .] </w:t>
-      </w:r>
-      <w:r>
-        <w:rPr>
-          <w:b w:val="0"/>
-          <w:i w:val="0"/>
-        </w:rPr>
-        <w:t xml:space="preserve"> forced her to it.</w:t>
-      </w:r>
-    </w:p>
-    <w:p>
-      <w:r>
-        <w:rPr>
-          <w:b/>
-        </w:rPr>
-        <w:t xml:space="preserve">THE MOTHER.  </w:t>
-      </w:r>
-      <w:r>
-        <w:rPr>
-          <w:b w:val="0"/>
-          <w:i w:val="0"/>
-        </w:rPr>
-        <w:t xml:space="preserve"> </w:t>
-      </w:r>
-      <w:r>
-        <w:rPr>
-          <w:i/>
-        </w:rPr>
-        <w:t xml:space="preserve">[voice tight; eyes still on the floor] </w:t>
-      </w:r>
-      <w:r>
-        <w:rPr>
-          <w:b w:val="0"/>
-          <w:i w:val="0"/>
-        </w:rPr>
-        <w:t xml:space="preserve">. He forced me to it. </w:t>
-      </w:r>
-      <w:r>
-        <w:rPr>
-          <w:i/>
-        </w:rPr>
-        <w:t xml:space="preserve">[Silence. No one fills it. For the first time she raises her eyes — to the Son . He does not look back. She lowers them again.] </w:t>
-      </w:r>
-      <w:r>
-        <w:rPr>
-          <w:b w:val="0"/>
-          <w:i w:val="0"/>
-        </w:rPr>
-        <w:t xml:space="preserve"> And I call God to witness it. </w:t>
-      </w:r>
-      <w:r>
-        <w:rPr>
-          <w:i/>
-        </w:rPr>
-        <w:t xml:space="preserve">[To the Manager , still without lifting her head.] </w:t>
-      </w:r>
-      <w:r>
-        <w:rPr>
-          <w:b w:val="0"/>
-          <w:i w:val="0"/>
-        </w:rPr>
-        <w:t xml:space="preserve"> Ask him </w:t>
-      </w:r>
-      <w:r>
-        <w:rPr>
-          <w:i/>
-        </w:rPr>
-        <w:t xml:space="preserve">[Indicates the Father .] </w:t>
-      </w:r>
-      <w:r>
-        <w:rPr>
-          <w:b w:val="0"/>
-          <w:i w:val="0"/>
-        </w:rPr>
-        <w:t xml:space="preserve"> if it isn't true. </w:t>
-      </w:r>
-      <w:r>
-        <w:rPr>
-          <w:b w:val="0"/>
-          <w:i/>
-        </w:rPr>
-        <w:t>Let him speak.</w:t>
-      </w:r>
-      <w:r>
-        <w:rPr>
-          <w:b w:val="0"/>
-          <w:i w:val="0"/>
-        </w:rPr>
-        <w:t xml:space="preserve"> You </w:t>
-      </w:r>
-      <w:r>
-        <w:rPr>
-          <w:i/>
-        </w:rPr>
-        <w:t xml:space="preserve">[To the Step-Daughter .] </w:t>
-      </w:r>
-      <w:r>
-        <w:rPr>
-          <w:b w:val="0"/>
-          <w:i w:val="0"/>
-        </w:rPr>
-        <w:t xml:space="preserve"> are not in a position to know anything about it.</w:t>
-      </w:r>
-    </w:p>
-    <w:p>
-      <w:r>
-        <w:rPr>
-          <w:b/>
-        </w:rPr>
-        <w:t xml:space="preserve">THE STEP-DAUGHTER.  </w:t>
-      </w:r>
-      <w:r>
-        <w:rPr>
-          <w:b w:val="0"/>
-          <w:i w:val="0"/>
-        </w:rPr>
-        <w:t>. I know you lived in peace and happiness with my father while he lived. Can you deny it?</w:t>
-      </w:r>
-    </w:p>
-    <w:p>
-      <w:r>
-        <w:rPr>
-          <w:b/>
-        </w:rPr>
-        <w:t xml:space="preserve">THE MOTHER.  </w:t>
-      </w:r>
-      <w:r>
-        <w:rPr>
-          <w:b w:val="0"/>
-          <w:i w:val="0"/>
-        </w:rPr>
-        <w:t>. No, I don't deny it…</w:t>
-      </w:r>
-    </w:p>
-    <w:p>
-      <w:r>
-        <w:rPr>
-          <w:b/>
-        </w:rPr>
-        <w:t xml:space="preserve">THE STEP-DAUGHTER.  </w:t>
-      </w:r>
-      <w:r>
-        <w:rPr>
-          <w:b w:val="0"/>
-          <w:i w:val="0"/>
-        </w:rPr>
-        <w:t xml:space="preserve">. He was always full of affection and kindness for you. </w:t>
-      </w:r>
-      <w:r>
-        <w:rPr>
-          <w:i/>
-        </w:rPr>
-        <w:t xml:space="preserve">[Turning on the Boy-chair, gripping the lapel of the coat as if shaking him by it.] </w:t>
-      </w:r>
-      <w:r>
-        <w:rPr>
-          <w:b w:val="0"/>
-          <w:i w:val="0"/>
-        </w:rPr>
-        <w:t xml:space="preserve"> It's true, isn't it? Tell them! Why don't you speak, you little fool?</w:t>
-      </w:r>
-    </w:p>
-    <w:p>
-      <w:r>
-        <w:rPr>
-          <w:b/>
-        </w:rPr>
-        <w:t xml:space="preserve">THE MOTHER.  </w:t>
-      </w:r>
-      <w:r>
-        <w:rPr>
-          <w:b w:val="0"/>
-          <w:i w:val="0"/>
-        </w:rPr>
-        <w:t>. Leave him alone. Why do you want to make me appear ungrateful, daughter? I don't want to offend your father. I have told him: I did not leave my house and my son through any fault of mine. Not from any wilful passion.</w:t>
-      </w:r>
-    </w:p>
-    <w:p>
-      <w:r>
-        <w:rPr>
-          <w:b/>
-        </w:rPr>
-        <w:t xml:space="preserve">THE FATHER.  </w:t>
-      </w:r>
-      <w:r>
-        <w:rPr>
-          <w:b w:val="0"/>
-          <w:i w:val="0"/>
-        </w:rPr>
-        <w:t>. It's true. It was my doing.</w:t>
-      </w:r>
-    </w:p>
-    <w:p>
-      <w:r>
-        <w:rPr>
-          <w:b/>
-        </w:rPr>
-        <w:t xml:space="preserve">PLAYER 1.  </w:t>
-      </w:r>
-      <w:r>
-        <w:rPr>
-          <w:b w:val="0"/>
-          <w:i w:val="0"/>
-        </w:rPr>
-        <w:t xml:space="preserve"> </w:t>
-      </w:r>
-      <w:r>
-        <w:rPr>
-          <w:i/>
-        </w:rPr>
-        <w:t xml:space="preserve">[to the Company , beginning to relish it — then his eyes reach the Mother , and the end of the sentence does not arrive] </w:t>
-      </w:r>
-      <w:r>
-        <w:rPr>
-          <w:b w:val="0"/>
-          <w:i w:val="0"/>
-        </w:rPr>
-        <w:t xml:space="preserve">. What a spectacle. What an absolute… </w:t>
-      </w:r>
-      <w:r>
-        <w:rPr>
-          <w:i/>
-        </w:rPr>
-        <w:t xml:space="preserve">[He stops. The treat has gone out of it.] </w:t>
-      </w:r>
-    </w:p>
-    <w:p>
-      <w:r>
-        <w:rPr>
-          <w:b/>
-        </w:rPr>
-        <w:t xml:space="preserve">PLAYER 2.  </w:t>
-      </w:r>
-      <w:r>
-        <w:rPr>
-          <w:b w:val="0"/>
-          <w:i w:val="0"/>
-        </w:rPr>
-        <w:t xml:space="preserve"> </w:t>
-      </w:r>
-      <w:r>
-        <w:rPr>
-          <w:i/>
-        </w:rPr>
-        <w:t xml:space="preserve">[lower now] </w:t>
-      </w:r>
-      <w:r>
-        <w:rPr>
-          <w:b w:val="0"/>
-          <w:i w:val="0"/>
-        </w:rPr>
-        <w:t>. We are the audience this time.</w:t>
-      </w:r>
-    </w:p>
-    <w:p>
-      <w:r>
-        <w:rPr>
-          <w:b/>
-        </w:rPr>
-        <w:t xml:space="preserve">PLAYER 3.  </w:t>
-      </w:r>
-      <w:r>
-        <w:rPr>
-          <w:b w:val="0"/>
-          <w:i w:val="0"/>
-        </w:rPr>
-        <w:t xml:space="preserve"> </w:t>
-      </w:r>
-      <w:r>
-        <w:rPr>
-          <w:i/>
-        </w:rPr>
-        <w:t xml:space="preserve">[quietly, the pencil not moving] </w:t>
-      </w:r>
-      <w:r>
-        <w:rPr>
-          <w:b w:val="0"/>
-          <w:i w:val="0"/>
-        </w:rPr>
-        <w:t xml:space="preserve">. For once. </w:t>
-      </w:r>
-      <w:r>
-        <w:rPr>
-          <w:i/>
-        </w:rPr>
-        <w:t xml:space="preserve">[Nobody laughs.] </w:t>
-      </w:r>
-    </w:p>
-    <w:p>
-      <w:r>
-        <w:rPr>
-          <w:b/>
-        </w:rPr>
-        <w:t xml:space="preserve">THE MANAGER.  </w:t>
-      </w:r>
-      <w:r>
-        <w:rPr>
-          <w:b w:val="0"/>
-          <w:i w:val="0"/>
-        </w:rPr>
-        <w:t xml:space="preserve"> </w:t>
-      </w:r>
-      <w:r>
-        <w:rPr>
-          <w:i/>
-        </w:rPr>
-        <w:t xml:space="preserve">[beginning to get really interested — leaning slightly forward] </w:t>
-      </w:r>
-      <w:r>
-        <w:rPr>
-          <w:b w:val="0"/>
-          <w:i w:val="0"/>
-        </w:rPr>
-        <w:t>. Let's hear them out. Listen!</w:t>
-      </w:r>
-    </w:p>
-    <w:p>
-      <w:r>
-        <w:rPr>
-          <w:b/>
-        </w:rPr>
-        <w:t xml:space="preserve">THE SON.  </w:t>
-      </w:r>
-      <w:r>
-        <w:rPr>
-          <w:b w:val="0"/>
-          <w:i w:val="0"/>
-        </w:rPr>
-        <w:t>. Oh yes, you're going to hear a fine bit now. He will talk to you of the Demon of Experiment.</w:t>
-      </w:r>
-    </w:p>
-    <w:p>
-      <w:r>
-        <w:rPr>
-          <w:b/>
-        </w:rPr>
-        <w:t xml:space="preserve">THE FATHER.  </w:t>
-      </w:r>
-      <w:r>
-        <w:rPr>
-          <w:b w:val="0"/>
-          <w:i w:val="0"/>
-        </w:rPr>
-        <w:t xml:space="preserve">. You are a cynical imbecile. </w:t>
-      </w:r>
-      <w:r>
-        <w:rPr>
-          <w:i/>
-        </w:rPr>
-        <w:t xml:space="preserve">[To the Manager .] </w:t>
-      </w:r>
-      <w:r>
-        <w:rPr>
-          <w:b w:val="0"/>
-          <w:i w:val="0"/>
-        </w:rPr>
-        <w:t xml:space="preserve"> He mocks me for the phrase I've found to excuse myself with.</w:t>
-      </w:r>
-    </w:p>
-    <w:p>
-      <w:r>
-        <w:rPr>
-          <w:b/>
-        </w:rPr>
-        <w:t xml:space="preserve">THE SON.  </w:t>
-      </w:r>
-      <w:r>
-        <w:rPr>
-          <w:b w:val="0"/>
-          <w:i w:val="0"/>
-        </w:rPr>
-        <w:t xml:space="preserve"> </w:t>
-      </w:r>
-      <w:r>
-        <w:rPr>
-          <w:i/>
-        </w:rPr>
-        <w:t xml:space="preserve">[without looking up] </w:t>
-      </w:r>
-      <w:r>
-        <w:rPr>
-          <w:b w:val="0"/>
-          <w:i w:val="0"/>
-        </w:rPr>
-        <w:t>. Yes. Phrases. Phrases.</w:t>
-      </w:r>
-    </w:p>
-    <w:p>
-      <w:r>
-        <w:rPr>
-          <w:b/>
-        </w:rPr>
-        <w:t xml:space="preserve">THE FATHER.  </w:t>
-      </w:r>
-      <w:r>
-        <w:rPr>
-          <w:b w:val="0"/>
-          <w:i w:val="0"/>
-        </w:rPr>
-        <w:t>. Phrases! And isn't everyone consoled by a word — some simple word that means nothing, and yet calms us?</w:t>
-      </w:r>
-    </w:p>
-    <w:p>
-      <w:r>
-        <w:rPr>
-          <w:b/>
-        </w:rPr>
-        <w:t xml:space="preserve">THE STEP-DAUGHTER.  </w:t>
-      </w:r>
-      <w:r>
-        <w:rPr>
-          <w:b w:val="0"/>
-          <w:i w:val="0"/>
-        </w:rPr>
-        <w:t>. Even remorse. Especially remorse.</w:t>
-      </w:r>
-    </w:p>
-    <w:p>
-      <w:r>
-        <w:rPr>
-          <w:b/>
-        </w:rPr>
-        <w:t xml:space="preserve">THE FATHER.  </w:t>
-      </w:r>
-      <w:r>
-        <w:rPr>
-          <w:b w:val="0"/>
-          <w:i w:val="0"/>
-        </w:rPr>
-        <w:t>. Remorse? No. It took more than words to quiet the remorse in me.</w:t>
-      </w:r>
-    </w:p>
-    <w:p>
-      <w:r>
-        <w:rPr>
-          <w:b/>
-        </w:rPr>
-        <w:t xml:space="preserve">THE STEP-DAUGHTER.  </w:t>
-      </w:r>
-      <w:r>
-        <w:rPr>
-          <w:b w:val="0"/>
-          <w:i w:val="0"/>
-        </w:rPr>
-        <w:t xml:space="preserve">. Yes, there was money. A nice little bit. The hundred francs he was about to lay down for me, gentlemen — and I two months an orphan. </w:t>
-      </w:r>
-      <w:r>
-        <w:rPr>
-          <w:i/>
-        </w:rPr>
-        <w:t xml:space="preserve">[A ripple of unease among the Actors .] </w:t>
-      </w:r>
-    </w:p>
-    <w:p>
-      <w:r>
-        <w:rPr>
-          <w:b/>
-        </w:rPr>
-        <w:t xml:space="preserve">THE SON.  </w:t>
-      </w:r>
-      <w:r>
-        <w:rPr>
-          <w:b w:val="0"/>
-          <w:i w:val="0"/>
-        </w:rPr>
-        <w:t xml:space="preserve"> </w:t>
-      </w:r>
-      <w:r>
-        <w:rPr>
-          <w:i/>
-        </w:rPr>
-        <w:t xml:space="preserve">[to the Step-Daughter ] </w:t>
-      </w:r>
-      <w:r>
-        <w:rPr>
-          <w:b w:val="0"/>
-          <w:i w:val="0"/>
-        </w:rPr>
-        <w:t>. This is vile.</w:t>
-      </w:r>
-    </w:p>
-    <w:p>
-      <w:r>
-        <w:rPr>
-          <w:b/>
-        </w:rPr>
-        <w:t xml:space="preserve">THE STEP-DAUGHTER.  </w:t>
-      </w:r>
-      <w:r>
-        <w:rPr>
-          <w:b w:val="0"/>
-          <w:i w:val="0"/>
-        </w:rPr>
-        <w:t xml:space="preserve">. Vile? There they were in a pale blue envelope on a little mahogany table in the back of Madame Pace's shop. You know Madame Pace, sir — one of those </w:t>
-      </w:r>
-      <w:r>
-        <w:rPr>
-          <w:b w:val="0"/>
-          <w:i/>
-        </w:rPr>
-        <w:t>ladies</w:t>
-      </w:r>
-      <w:r>
-        <w:rPr>
-          <w:b w:val="0"/>
-          <w:i w:val="0"/>
-        </w:rPr>
-        <w:t xml:space="preserve"> who take in poor girls of good family on the pretext of selling </w:t>
-      </w:r>
-      <w:r>
-        <w:rPr>
-          <w:b w:val="0"/>
-          <w:i/>
-        </w:rPr>
-        <w:t>robes et manteaux</w:t>
-      </w:r>
-      <w:r>
-        <w:rPr>
-          <w:b w:val="0"/>
-          <w:i w:val="0"/>
-        </w:rPr>
-        <w:t xml:space="preserve">. The pretext is always </w:t>
-      </w:r>
-      <w:r>
-        <w:rPr>
-          <w:b w:val="0"/>
-          <w:i/>
-        </w:rPr>
-        <w:t>robes</w:t>
-      </w:r>
-      <w:r>
-        <w:rPr>
-          <w:b w:val="0"/>
-          <w:i w:val="0"/>
-        </w:rPr>
-        <w:t>. The arrangement is always something else.</w:t>
-      </w:r>
-    </w:p>
-    <w:p>
-      <w:r>
-        <w:rPr>
-          <w:b w:val="0"/>
-          <w:i/>
-        </w:rPr>
-        <w:t xml:space="preserve">As the shop is named, the </w:t>
-      </w:r>
-      <w:r>
-        <w:rPr>
-          <w:b/>
-          <w:i/>
-        </w:rPr>
-        <w:t>Mother</w:t>
-      </w:r>
-      <w:r>
-        <w:rPr>
-          <w:b w:val="0"/>
-          <w:i/>
-        </w:rPr>
-        <w:t xml:space="preserve"> draws the Child-bundle up against her and covers its ears with her hand.</w:t>
-      </w:r>
-    </w:p>
-    <w:p>
-      <w:r>
-        <w:rPr>
-          <w:b/>
-        </w:rPr>
-        <w:t xml:space="preserve">THE SON.  </w:t>
-      </w:r>
-      <w:r>
-        <w:rPr>
-          <w:b w:val="0"/>
-          <w:i w:val="0"/>
-        </w:rPr>
-        <w:t>. And he thinks he bought the right to tyrannize over us with that hundred francs. Which — note this, gentlemen — he never got the chance to pay.</w:t>
-      </w:r>
-    </w:p>
-    <w:p>
-      <w:r>
-        <w:rPr>
-          <w:b/>
-        </w:rPr>
-        <w:t xml:space="preserve">THE STEP-DAUGHTER.  </w:t>
-      </w:r>
-      <w:r>
-        <w:rPr>
-          <w:b w:val="0"/>
-          <w:i w:val="0"/>
-        </w:rPr>
-        <w:t xml:space="preserve">. It was a near thing, though, you know! </w:t>
-      </w:r>
-      <w:r>
-        <w:rPr>
-          <w:i/>
-        </w:rPr>
-        <w:t xml:space="preserve">[the laugh she means to be ironic does not quite come] </w:t>
-      </w:r>
-    </w:p>
-    <w:p>
-      <w:r>
-        <w:rPr>
-          <w:b/>
-        </w:rPr>
-        <w:t xml:space="preserve">THE MOTHER.  </w:t>
-      </w:r>
-      <w:r>
-        <w:rPr>
-          <w:b w:val="0"/>
-          <w:i w:val="0"/>
-        </w:rPr>
-        <w:t xml:space="preserve"> </w:t>
-      </w:r>
-      <w:r>
-        <w:rPr>
-          <w:i/>
-        </w:rPr>
-        <w:t xml:space="preserve">[low, not raised; she turns the Child-bundle's face into her shoulder before she speaks — the words are for the bundle, not the room] </w:t>
-      </w:r>
-      <w:r>
-        <w:rPr>
-          <w:b w:val="0"/>
-          <w:i w:val="0"/>
-        </w:rPr>
-        <w:t xml:space="preserve">. Shame, my daughter. </w:t>
-      </w:r>
-      <w:r>
-        <w:rPr>
-          <w:i/>
-        </w:rPr>
-        <w:t xml:space="preserve">[A breath. The Step-Daughter's laugh is still in the air.] </w:t>
-      </w:r>
-      <w:r>
-        <w:rPr>
-          <w:b w:val="0"/>
-          <w:i w:val="0"/>
-        </w:rPr>
-        <w:t xml:space="preserve"> Not in front of her.</w:t>
-      </w:r>
-    </w:p>
-    <w:p>
-      <w:r>
-        <w:rPr>
-          <w:b/>
-        </w:rPr>
-        <w:t xml:space="preserve">THE STEP-DAUGHTER.  </w:t>
-      </w:r>
-      <w:r>
-        <w:rPr>
-          <w:b w:val="0"/>
-          <w:i w:val="0"/>
-        </w:rPr>
-        <w:t xml:space="preserve">. Shame? Oh, the shame is mine — and the </w:t>
-      </w:r>
-      <w:r>
-        <w:rPr>
-          <w:b w:val="0"/>
-          <w:i/>
-        </w:rPr>
-        <w:t>revenge</w:t>
-      </w:r>
-      <w:r>
-        <w:rPr>
-          <w:b w:val="0"/>
-          <w:i w:val="0"/>
-        </w:rPr>
-        <w:t xml:space="preserve">. I am dying to live that scene. The room — I see it. Here is the window with the mantles in display, there the divan, a screen, and in front of the window the little mahogany table with the blue envelope and its hundred francs. I see it. I can almost take hold of it. But you, gentlemen, might look elsewhere for this part of it. I do not blush, however. </w:t>
-      </w:r>
-      <w:r>
-        <w:rPr>
-          <w:b w:val="0"/>
-          <w:i/>
-        </w:rPr>
-        <w:t>He</w:t>
-      </w:r>
-      <w:r>
-        <w:rPr>
-          <w:b w:val="0"/>
-          <w:i w:val="0"/>
-        </w:rPr>
-        <w:t xml:space="preserve"> does. </w:t>
-      </w:r>
-      <w:r>
-        <w:rPr>
-          <w:i/>
-        </w:rPr>
-        <w:t xml:space="preserve">[Indicating Father .] </w:t>
-      </w:r>
-    </w:p>
-    <w:p>
-      <w:r>
-        <w:rPr>
-          <w:b/>
-        </w:rPr>
-        <w:t xml:space="preserve">THE MANAGER.  </w:t>
-      </w:r>
-      <w:r>
-        <w:rPr>
-          <w:b w:val="0"/>
-          <w:i w:val="0"/>
-        </w:rPr>
-        <w:t>. I don't understand this at all.</w:t>
-      </w:r>
-    </w:p>
-    <w:p>
-      <w:r>
-        <w:rPr>
-          <w:b/>
-        </w:rPr>
-        <w:t xml:space="preserve">THE FATHER.  </w:t>
-      </w:r>
-      <w:r>
-        <w:rPr>
-          <w:b w:val="0"/>
-          <w:i w:val="0"/>
-        </w:rPr>
-        <w:t xml:space="preserve"> </w:t>
-      </w:r>
-      <w:r>
-        <w:rPr>
-          <w:i/>
-        </w:rPr>
-        <w:t xml:space="preserve">[he is sweating, very slightly, and trying to keep it from being read] </w:t>
-      </w:r>
-      <w:r>
-        <w:rPr>
-          <w:b w:val="0"/>
-          <w:i w:val="0"/>
-        </w:rPr>
-        <w:t>. Of course. — Sir. Before you decide what she has just put on me, you must let me explain.</w:t>
-      </w:r>
-    </w:p>
-    <w:p>
-      <w:r>
-        <w:rPr>
-          <w:b/>
-        </w:rPr>
-        <w:t xml:space="preserve">THE STEP-DAUGHTER.  </w:t>
-      </w:r>
-      <w:r>
-        <w:rPr>
-          <w:b w:val="0"/>
-          <w:i w:val="0"/>
-        </w:rPr>
-        <w:t>. Ah yes, explain it in your own way.</w:t>
-      </w:r>
-    </w:p>
-    <w:p>
-      <w:r>
-        <w:rPr>
-          <w:b/>
-        </w:rPr>
-        <w:t xml:space="preserve">THE FATHER.  </w:t>
-      </w:r>
-      <w:r>
-        <w:rPr>
-          <w:b w:val="0"/>
-          <w:i w:val="0"/>
-        </w:rPr>
-        <w:t xml:space="preserve">. Words are the whole trouble. Each of us carries a whole world inside him, sir; and when I speak, I put my world into the words — and she, listening, fills them with hers. We think we understand each other. We never do. </w:t>
-      </w:r>
-      <w:r>
-        <w:rPr>
-          <w:i/>
-        </w:rPr>
-        <w:t xml:space="preserve">[A beat. For a moment nobody has an answer to that.] </w:t>
-      </w:r>
-      <w:r>
-        <w:rPr>
-          <w:b w:val="0"/>
-          <w:i w:val="0"/>
-        </w:rPr>
-        <w:t xml:space="preserve"> I say one thing, she hears another — and the explanation becomes another crime.</w:t>
-      </w:r>
-    </w:p>
-    <w:p>
-      <w:r>
-        <w:rPr>
-          <w:b/>
-        </w:rPr>
-        <w:t xml:space="preserve">THE MOTHER.  </w:t>
-      </w:r>
-      <w:r>
-        <w:rPr>
-          <w:b w:val="0"/>
-          <w:i w:val="0"/>
-        </w:rPr>
-        <w:t xml:space="preserve"> </w:t>
-      </w:r>
-      <w:r>
-        <w:rPr>
-          <w:i/>
-        </w:rPr>
-        <w:t xml:space="preserve">[not loud, not an accusation — the plain fact, set down in the middle of the room] </w:t>
-      </w:r>
-      <w:r>
-        <w:rPr>
-          <w:b w:val="0"/>
-          <w:i w:val="0"/>
-        </w:rPr>
-        <w:t xml:space="preserve">. But you drove me away. </w:t>
-      </w:r>
-      <w:r>
-        <w:rPr>
-          <w:i/>
-        </w:rPr>
-        <w:t xml:space="preserve">[A beat. It lands before he can talk over it.] </w:t>
-      </w:r>
-    </w:p>
-    <w:p>
-      <w:r>
-        <w:rPr>
-          <w:b/>
-        </w:rPr>
-        <w:t xml:space="preserve">THE FATHER.  </w:t>
-      </w:r>
-      <w:r>
-        <w:rPr>
-          <w:b w:val="0"/>
-          <w:i w:val="0"/>
-        </w:rPr>
-        <w:t>. Do you hear her? I drove her away! She truly believes it.</w:t>
-      </w:r>
-    </w:p>
-    <w:p>
-      <w:r>
-        <w:rPr>
-          <w:b/>
-        </w:rPr>
-        <w:t xml:space="preserve">THE MOTHER.  </w:t>
-      </w:r>
-      <w:r>
-        <w:rPr>
-          <w:b w:val="0"/>
-          <w:i w:val="0"/>
-        </w:rPr>
-        <w:t xml:space="preserve"> </w:t>
-      </w:r>
-      <w:r>
-        <w:rPr>
-          <w:i/>
-        </w:rPr>
-        <w:t xml:space="preserve">[looking at the floor between them] </w:t>
-      </w:r>
-      <w:r>
-        <w:rPr>
-          <w:b w:val="0"/>
-          <w:i w:val="0"/>
-        </w:rPr>
-        <w:t xml:space="preserve">. You know how to talk, and I don't. But believe me, sir </w:t>
-      </w:r>
-      <w:r>
-        <w:rPr>
-          <w:i/>
-        </w:rPr>
-        <w:t xml:space="preserve">[To Manager .] </w:t>
-      </w:r>
-      <w:r>
-        <w:rPr>
-          <w:b w:val="0"/>
-          <w:i w:val="0"/>
-        </w:rPr>
-        <w:t xml:space="preserve"> — after he had married me… who knows why?… I was a poor woman. Nothing.</w:t>
-      </w:r>
-    </w:p>
-    <w:p>
-      <w:r>
-        <w:rPr>
-          <w:b/>
-        </w:rPr>
-        <w:t xml:space="preserve">THE FATHER.  </w:t>
-      </w:r>
-      <w:r>
-        <w:rPr>
-          <w:b w:val="0"/>
-          <w:i w:val="0"/>
-        </w:rPr>
-        <w:t xml:space="preserve">. — it was for your humility that I married you. I loved this simplicity in you. </w:t>
-      </w:r>
-      <w:r>
-        <w:rPr>
-          <w:i/>
-        </w:rPr>
-        <w:t xml:space="preserve">[He stops when he sees she makes signs to contradict him, opens his arms wide — the gesture of a man who has, for twenty years, been unable to be heard inside his own house.] </w:t>
-      </w:r>
-      <w:r>
-        <w:rPr>
-          <w:b w:val="0"/>
-          <w:i w:val="0"/>
-        </w:rPr>
-        <w:t xml:space="preserve"> You see — she denies it. She cannot hear me. </w:t>
-      </w:r>
-      <w:r>
-        <w:rPr>
-          <w:i/>
-        </w:rPr>
-        <w:t xml:space="preserve">[Touches his forehead. A short silence; nobody comes to his aid.] </w:t>
-      </w:r>
-      <w:r>
-        <w:rPr>
-          <w:b w:val="0"/>
-          <w:i w:val="0"/>
-        </w:rPr>
-        <w:t xml:space="preserve"> She has never been able to hear me. She has a heart for the children. When I speak — nothing.</w:t>
-      </w:r>
-    </w:p>
-    <w:p>
-      <w:r>
-        <w:rPr>
-          <w:b/>
-        </w:rPr>
-        <w:t xml:space="preserve">THE STEP-DAUGHTER.  </w:t>
-      </w:r>
-      <w:r>
-        <w:rPr>
-          <w:b w:val="0"/>
-          <w:i w:val="0"/>
-        </w:rPr>
-        <w:t>. Yes, but ask him how his intelligence has helped us.</w:t>
-      </w:r>
-    </w:p>
-    <w:p>
-      <w:r>
-        <w:rPr>
-          <w:b/>
-        </w:rPr>
-        <w:t xml:space="preserve">THE FATHER.  </w:t>
-      </w:r>
-      <w:r>
-        <w:rPr>
-          <w:b w:val="0"/>
-          <w:i w:val="0"/>
-        </w:rPr>
-        <w:t xml:space="preserve">. If we could see all the evil that can come from good, what would we do? </w:t>
-      </w:r>
-      <w:r>
-        <w:rPr>
-          <w:i/>
-        </w:rPr>
-        <w:t xml:space="preserve">[At this point the Leading Lady who is biting her lips with rage at seeing the Leading Man flirting with the Step-Daughter , comes forward and says to the Manager .] </w:t>
-      </w:r>
-    </w:p>
-    <w:p>
-      <w:r>
-        <w:rPr>
-          <w:b/>
-        </w:rPr>
-        <w:t xml:space="preserve">PLAYER 2.  </w:t>
-      </w:r>
-      <w:r>
-        <w:rPr>
-          <w:b w:val="0"/>
-          <w:i w:val="0"/>
-        </w:rPr>
-        <w:t xml:space="preserve">. Excuse me — </w:t>
-      </w:r>
-      <w:r>
-        <w:rPr>
-          <w:b w:val="0"/>
-          <w:i/>
-        </w:rPr>
-        <w:t>mais sérieusement</w:t>
-      </w:r>
-      <w:r>
-        <w:rPr>
-          <w:b w:val="0"/>
-          <w:i w:val="0"/>
-        </w:rPr>
-        <w:t xml:space="preserve"> — are we going to rehearse today, or not?</w:t>
-      </w:r>
-    </w:p>
-    <w:p>
-      <w:r>
-        <w:rPr>
-          <w:b/>
-        </w:rPr>
-        <w:t xml:space="preserve">THE MANAGER.  </w:t>
-      </w:r>
-      <w:r>
-        <w:rPr>
-          <w:b w:val="0"/>
-          <w:i w:val="0"/>
-        </w:rPr>
-        <w:t>. Of course, of course; but let's hear them out.</w:t>
-      </w:r>
-    </w:p>
-    <w:p>
-      <w:r>
-        <w:rPr>
-          <w:b/>
-        </w:rPr>
-        <w:t xml:space="preserve">PLAYER 1.  </w:t>
-      </w:r>
-      <w:r>
-        <w:rPr>
-          <w:b w:val="0"/>
-          <w:i w:val="0"/>
-        </w:rPr>
-        <w:t xml:space="preserve"> </w:t>
-      </w:r>
-      <w:r>
-        <w:rPr>
-          <w:i/>
-        </w:rPr>
-        <w:t xml:space="preserve">[the falsetto is half a beat too low; Player 1's voice is showing] </w:t>
-      </w:r>
-      <w:r>
-        <w:rPr>
-          <w:b w:val="0"/>
-          <w:i w:val="0"/>
-        </w:rPr>
-        <w:t>. Most interesting.</w:t>
-      </w:r>
-    </w:p>
-    <w:p>
-      <w:r>
-        <w:rPr>
-          <w:b/>
-        </w:rPr>
-        <w:t xml:space="preserve">PLAYER 2.  </w:t>
-      </w:r>
-      <w:r>
-        <w:rPr>
-          <w:b w:val="0"/>
-          <w:i w:val="0"/>
-        </w:rPr>
-        <w:t xml:space="preserve">. Yes — for the kind of audience that goes in for that kind of evening. The rest of us are working actors. We have rent to pay. </w:t>
-      </w:r>
-      <w:r>
-        <w:rPr>
-          <w:i/>
-        </w:rPr>
-        <w:t xml:space="preserve">[Casts a glance at Leading Man .] </w:t>
-      </w:r>
-    </w:p>
-    <w:p>
-      <w:r>
-        <w:rPr>
-          <w:b/>
-        </w:rPr>
-        <w:t xml:space="preserve">THE MANAGER.  </w:t>
-      </w:r>
-      <w:r>
-        <w:rPr>
-          <w:b w:val="0"/>
-          <w:i w:val="0"/>
-        </w:rPr>
-        <w:t xml:space="preserve"> </w:t>
-      </w:r>
-      <w:r>
-        <w:rPr>
-          <w:i/>
-        </w:rPr>
-        <w:t xml:space="preserve">[to Father ] </w:t>
-      </w:r>
-      <w:r>
-        <w:rPr>
-          <w:b w:val="0"/>
-          <w:i w:val="0"/>
-        </w:rPr>
-        <w:t xml:space="preserve">. You must please explain yourself quite clearly. </w:t>
-      </w:r>
-      <w:r>
-        <w:rPr>
-          <w:i/>
-        </w:rPr>
-        <w:t xml:space="preserve">[Sits down.] </w:t>
-      </w:r>
-    </w:p>
-    <w:p>
-      <w:r>
-        <w:rPr>
-          <w:b/>
-        </w:rPr>
-        <w:t xml:space="preserve">THE FATHER.  </w:t>
-      </w:r>
-      <w:r>
-        <w:rPr>
-          <w:b w:val="0"/>
-          <w:i w:val="0"/>
-        </w:rPr>
-        <w:t xml:space="preserve">. Very well then: listen! I had in my service a poor clerk, a secretary, full of devotion, who became friends with her. </w:t>
-      </w:r>
-      <w:r>
-        <w:rPr>
-          <w:i/>
-        </w:rPr>
-        <w:t xml:space="preserve">[Indicating the Mother .] </w:t>
-      </w:r>
-      <w:r>
-        <w:rPr>
-          <w:b w:val="0"/>
-          <w:i w:val="0"/>
-        </w:rPr>
-        <w:t xml:space="preserve"> Kindred souls — without the slightest suspicion of evil between them.</w:t>
-      </w:r>
-    </w:p>
-    <w:p>
-      <w:r>
-        <w:rPr>
-          <w:b/>
-        </w:rPr>
-        <w:t xml:space="preserve">THE STEP-DAUGHTER.  </w:t>
-      </w:r>
-      <w:r>
-        <w:rPr>
-          <w:b w:val="0"/>
-          <w:i w:val="0"/>
-        </w:rPr>
-        <w:t>. So he thought of it — for them!</w:t>
-      </w:r>
-    </w:p>
-    <w:p>
-      <w:r>
-        <w:rPr>
-          <w:b/>
-        </w:rPr>
-        <w:t xml:space="preserve">THE FATHER.  </w:t>
-      </w:r>
-      <w:r>
-        <w:rPr>
-          <w:b w:val="0"/>
-          <w:i w:val="0"/>
-        </w:rPr>
-        <w:t>. That's not true. I meant to do good to them — and to myself, I confess, at the same time. It reached the point where I couldn't say a word to either of them without their making a silent appeal to each other with their eyes — how to keep me calm, how to keep me quiet. And that alone kept me in a constant rage.</w:t>
-      </w:r>
-    </w:p>
-    <w:p>
-      <w:r>
-        <w:rPr>
-          <w:b/>
-        </w:rPr>
-        <w:t xml:space="preserve">THE MANAGER.  </w:t>
-      </w:r>
-      <w:r>
-        <w:rPr>
-          <w:b w:val="0"/>
-          <w:i w:val="0"/>
-        </w:rPr>
-        <w:t>. And why didn't you send him away then — this secretary of yours?</w:t>
-      </w:r>
-    </w:p>
-    <w:p>
-      <w:r>
-        <w:rPr>
-          <w:b/>
-        </w:rPr>
-        <w:t xml:space="preserve">THE FATHER.  </w:t>
-      </w:r>
-      <w:r>
-        <w:rPr>
-          <w:b w:val="0"/>
-          <w:i w:val="0"/>
-        </w:rPr>
-        <w:t>. Precisely what I did, sir. And then I had to watch this poor woman wandering the house like an animal without a master. Like an animal one has taken in out of pity.</w:t>
-      </w:r>
-    </w:p>
-    <w:p>
-      <w:r>
-        <w:rPr>
-          <w:b/>
-        </w:rPr>
-        <w:t xml:space="preserve">THE MOTHER.  </w:t>
-      </w:r>
-      <w:r>
-        <w:rPr>
-          <w:b w:val="0"/>
-          <w:i w:val="0"/>
-        </w:rPr>
-        <w:t>. Ah yes…</w:t>
-      </w:r>
-    </w:p>
-    <w:p>
-      <w:r>
-        <w:rPr>
-          <w:b/>
-        </w:rPr>
-        <w:t xml:space="preserve">THE FATHER.  </w:t>
-      </w:r>
-      <w:r>
-        <w:rPr>
-          <w:b w:val="0"/>
-          <w:i w:val="0"/>
-        </w:rPr>
-        <w:t xml:space="preserve"> </w:t>
-      </w:r>
-      <w:r>
-        <w:rPr>
-          <w:i/>
-        </w:rPr>
-        <w:t xml:space="preserve">[suddenly turning to the Mother ] </w:t>
-      </w:r>
-      <w:r>
-        <w:rPr>
-          <w:b w:val="0"/>
-          <w:i w:val="0"/>
-        </w:rPr>
-        <w:t>. It's true about the son anyway, isn't it?</w:t>
-      </w:r>
-    </w:p>
-    <w:p>
-      <w:r>
-        <w:rPr>
-          <w:b/>
-        </w:rPr>
-        <w:t xml:space="preserve">THE MOTHER.  </w:t>
-      </w:r>
-      <w:r>
-        <w:rPr>
-          <w:b w:val="0"/>
-          <w:i w:val="0"/>
-        </w:rPr>
-        <w:t>. He took my son away from me first of all.</w:t>
-      </w:r>
-    </w:p>
-    <w:p>
-      <w:r>
-        <w:rPr>
-          <w:b/>
-        </w:rPr>
-        <w:t xml:space="preserve">THE FATHER.  </w:t>
-      </w:r>
-      <w:r>
-        <w:rPr>
-          <w:b w:val="0"/>
-          <w:i w:val="0"/>
-        </w:rPr>
-        <w:t>. But not from cruelty. I sent him to a wet nurse in the country, a peasant, so that he should grow up healthy and strong — his mother did not seem strong enough.</w:t>
-      </w:r>
-    </w:p>
-    <w:p>
-      <w:r>
-        <w:rPr>
-          <w:b/>
-        </w:rPr>
-        <w:t xml:space="preserve">THE STEP-DAUGHTER.  </w:t>
-      </w:r>
-      <w:r>
-        <w:rPr>
-          <w:b w:val="0"/>
-          <w:i w:val="0"/>
-        </w:rPr>
-        <w:t xml:space="preserve"> </w:t>
-      </w:r>
-      <w:r>
-        <w:rPr>
-          <w:i/>
-        </w:rPr>
-        <w:t xml:space="preserve">[pointing at him, no smile] </w:t>
-      </w:r>
-      <w:r>
-        <w:rPr>
-          <w:b w:val="0"/>
-          <w:i w:val="0"/>
-        </w:rPr>
-        <w:t>. As one can see.</w:t>
-      </w:r>
-    </w:p>
-    <w:p>
-      <w:r>
-        <w:rPr>
-          <w:b/>
-        </w:rPr>
-        <w:t xml:space="preserve">THE FATHER.  </w:t>
-      </w:r>
-      <w:r>
-        <w:rPr>
-          <w:b w:val="0"/>
-          <w:i w:val="0"/>
-        </w:rPr>
-        <w:t xml:space="preserve"> </w:t>
-      </w:r>
-      <w:r>
-        <w:rPr>
-          <w:i/>
-        </w:rPr>
-        <w:t xml:space="preserve">[quickly] </w:t>
-      </w:r>
-      <w:r>
-        <w:rPr>
-          <w:b w:val="0"/>
-          <w:i w:val="0"/>
-        </w:rPr>
-        <w:t xml:space="preserve">. Is it my fault if he has grown up like this? All my life I have had these damned aspirations toward a moral sanity I never quite reach. </w:t>
-      </w:r>
-      <w:r>
-        <w:rPr>
-          <w:i/>
-        </w:rPr>
-        <w:t xml:space="preserve">[The Step-Daughter breaks into a laugh at "moral sanity" — sharp, without gaiety. The Father's hand lifts toward the Manager: make her stop.] </w:t>
-      </w:r>
-    </w:p>
-    <w:p>
-      <w:r>
-        <w:rPr>
-          <w:b/>
-        </w:rPr>
-        <w:t xml:space="preserve">THE MANAGER.  </w:t>
-      </w:r>
-      <w:r>
-        <w:rPr>
-          <w:b w:val="0"/>
-          <w:i w:val="0"/>
-        </w:rPr>
-        <w:t>. Yes, please stop it, for Heaven's sake.</w:t>
-      </w:r>
-    </w:p>
-    <w:p>
-      <w:r>
-        <w:rPr>
-          <w:b/>
-        </w:rPr>
-        <w:t xml:space="preserve">THE STEP-DAUGHTER.  </w:t>
-      </w:r>
-      <w:r>
-        <w:rPr>
-          <w:b w:val="0"/>
-          <w:i w:val="0"/>
-        </w:rPr>
-        <w:t xml:space="preserve">. But imagine moral sanity from </w:t>
-      </w:r>
-      <w:r>
-        <w:rPr>
-          <w:b w:val="0"/>
-          <w:i/>
-        </w:rPr>
-        <w:t>him</w:t>
-      </w:r>
-      <w:r>
-        <w:rPr>
-          <w:b w:val="0"/>
-          <w:i w:val="0"/>
-        </w:rPr>
-        <w:t>, if you please — a regular customer of Madame Pace's shop. A very regular customer.</w:t>
-      </w:r>
-    </w:p>
-    <w:p>
-      <w:r>
-        <w:rPr>
-          <w:b/>
-        </w:rPr>
-        <w:t xml:space="preserve">PLAYER 1.  </w:t>
-      </w:r>
-      <w:r>
-        <w:rPr>
-          <w:b w:val="0"/>
-          <w:i w:val="0"/>
-        </w:rPr>
-        <w:t xml:space="preserve"> </w:t>
-      </w:r>
-      <w:r>
-        <w:rPr>
-          <w:i/>
-        </w:rPr>
-        <w:t xml:space="preserve">[shifting in his seat, eyes down — quiet now, almost ashamed; not a punchline] </w:t>
-      </w:r>
-      <w:r>
-        <w:rPr>
-          <w:b w:val="0"/>
-          <w:i w:val="0"/>
-        </w:rPr>
-        <w:t>. — These are not the lines of a play I auditioned for.</w:t>
-      </w:r>
-    </w:p>
-    <w:p>
-      <w:r>
-        <w:rPr>
-          <w:b/>
-        </w:rPr>
-        <w:t xml:space="preserve">THE FATHER.  </w:t>
-      </w:r>
-      <w:r>
-        <w:rPr>
-          <w:b w:val="0"/>
-          <w:i w:val="0"/>
-        </w:rPr>
-        <w:t xml:space="preserve"> </w:t>
-      </w:r>
-      <w:r>
-        <w:rPr>
-          <w:i/>
-        </w:rPr>
-        <w:t xml:space="preserve">[a hand goes to his brow, almost despite himself] </w:t>
-      </w:r>
-      <w:r>
-        <w:rPr>
-          <w:b w:val="0"/>
-          <w:i w:val="0"/>
-        </w:rPr>
-        <w:t xml:space="preserve">. Fool! That contradiction, gentlemen, is the proof that I stand here a </w:t>
-      </w:r>
-      <w:r>
-        <w:rPr>
-          <w:b w:val="0"/>
-          <w:i/>
-        </w:rPr>
-        <w:t>live</w:t>
-      </w:r>
-      <w:r>
-        <w:rPr>
-          <w:b w:val="0"/>
-          <w:i w:val="0"/>
-        </w:rPr>
-        <w:t xml:space="preserve"> man before you — exactly this incongruity in my nature has made me suffer what I have suffered. I couldn't live beside that woman </w:t>
-      </w:r>
-      <w:r>
-        <w:rPr>
-          <w:i/>
-        </w:rPr>
-        <w:t xml:space="preserve">[Indicating the Mother .] </w:t>
-      </w:r>
-      <w:r>
-        <w:rPr>
-          <w:b w:val="0"/>
-          <w:i w:val="0"/>
-        </w:rPr>
-        <w:t xml:space="preserve"> any longer; not for the boredom she inspired in me — for the pity I felt for her.</w:t>
-      </w:r>
-    </w:p>
-    <w:p>
-      <w:r>
-        <w:rPr>
-          <w:b/>
-        </w:rPr>
-        <w:t xml:space="preserve">THE STEP-DAUGHTER.  </w:t>
-      </w:r>
-      <w:r>
-        <w:rPr>
-          <w:b w:val="0"/>
-          <w:i w:val="0"/>
-        </w:rPr>
-        <w:t xml:space="preserve"> </w:t>
-      </w:r>
-      <w:r>
-        <w:rPr>
-          <w:i/>
-        </w:rPr>
-        <w:t xml:space="preserve">[flat, into the room] </w:t>
-      </w:r>
-      <w:r>
-        <w:rPr>
-          <w:b w:val="0"/>
-          <w:i w:val="0"/>
-        </w:rPr>
-        <w:t xml:space="preserve">. He calls it pity. He was caught buying his stepdaughter in the back of a dressmaker's shop. He calls it </w:t>
-      </w:r>
-      <w:r>
-        <w:rPr>
-          <w:b w:val="0"/>
-          <w:i/>
-        </w:rPr>
-        <w:t>pity</w:t>
-      </w:r>
-      <w:r>
-        <w:rPr>
-          <w:b w:val="0"/>
-          <w:i w:val="0"/>
-        </w:rPr>
-        <w:t>.</w:t>
-      </w:r>
-    </w:p>
-    <w:p>
-      <w:r>
-        <w:rPr>
-          <w:b/>
-        </w:rPr>
-        <w:t xml:space="preserve">THE MOTHER.  </w:t>
-      </w:r>
-      <w:r>
-        <w:rPr>
-          <w:b w:val="0"/>
-          <w:i w:val="0"/>
-        </w:rPr>
-        <w:t>. And so he turned me out —.</w:t>
-      </w:r>
-    </w:p>
-    <w:p>
-      <w:r>
-        <w:rPr>
-          <w:b/>
-        </w:rPr>
-        <w:t xml:space="preserve">THE FATHER.  </w:t>
-      </w:r>
-      <w:r>
-        <w:rPr>
-          <w:b w:val="0"/>
-          <w:i w:val="0"/>
-        </w:rPr>
-        <w:t>. — well provided for! Yes, I sent her to that man, gentlemen… to let her go free of me.</w:t>
-      </w:r>
-    </w:p>
-    <w:p>
-      <w:r>
-        <w:rPr>
-          <w:b/>
-        </w:rPr>
-        <w:t xml:space="preserve">THE MOTHER.  </w:t>
-      </w:r>
-      <w:r>
-        <w:rPr>
-          <w:b w:val="0"/>
-          <w:i w:val="0"/>
-        </w:rPr>
-        <w:t>. And to free himself.</w:t>
-      </w:r>
-    </w:p>
-    <w:p>
-      <w:r>
-        <w:rPr>
-          <w:b/>
-        </w:rPr>
-        <w:t xml:space="preserve">THE FATHER.  </w:t>
-      </w:r>
-      <w:r>
-        <w:rPr>
-          <w:b w:val="0"/>
-          <w:i w:val="0"/>
-        </w:rPr>
-        <w:t xml:space="preserve">. Yes. I admit it. It was a liberation, also, for me. </w:t>
-      </w:r>
-      <w:r>
-        <w:rPr>
-          <w:i/>
-        </w:rPr>
-        <w:t xml:space="preserve">[Beat.] </w:t>
-      </w:r>
-      <w:r>
-        <w:rPr>
-          <w:b w:val="0"/>
-          <w:i w:val="0"/>
-        </w:rPr>
-        <w:t xml:space="preserve"> But great evil has come of it. I meant well, sir. I did it for her sake more than for mine. </w:t>
-      </w:r>
-      <w:r>
-        <w:rPr>
-          <w:i/>
-        </w:rPr>
-        <w:t xml:space="preserve">[Crosses his arms; then turns to the Mother.] </w:t>
-      </w:r>
-      <w:r>
-        <w:rPr>
-          <w:b w:val="0"/>
-          <w:i w:val="0"/>
-        </w:rPr>
-        <w:t xml:space="preserve"> Did I ever lose sight of you, until that other man carried you off to another town? I watched — from a long way off — the new family that grew up around her. </w:t>
-      </w:r>
-      <w:r>
-        <w:rPr>
-          <w:i/>
-        </w:rPr>
-        <w:t xml:space="preserve">[Points to the Step-Daughter.] </w:t>
-      </w:r>
-    </w:p>
-    <w:p>
-      <w:r>
-        <w:rPr>
-          <w:b/>
-        </w:rPr>
-        <w:t xml:space="preserve">THE STEP-DAUGHTER.  </w:t>
-      </w:r>
-      <w:r>
-        <w:rPr>
-          <w:b w:val="0"/>
-          <w:i w:val="0"/>
-        </w:rPr>
-        <w:t xml:space="preserve"> </w:t>
-      </w:r>
-      <w:r>
-        <w:rPr>
-          <w:i/>
-        </w:rPr>
-        <w:t xml:space="preserve">[the cleverness drops — just the child she was] </w:t>
-      </w:r>
-      <w:r>
-        <w:rPr>
-          <w:b w:val="0"/>
-          <w:i w:val="0"/>
-        </w:rPr>
-        <w:t xml:space="preserve">. Oh yes, that's true enough. When I was little, so high, you know, with plaits over my shoulders and my skirt down past my knees, I used to see him waiting outside the school for me to come out. He came, sir, to see how I was </w:t>
-      </w:r>
-      <w:r>
-        <w:rPr>
-          <w:b w:val="0"/>
-          <w:i/>
-        </w:rPr>
-        <w:t>growing up</w:t>
-      </w:r>
-      <w:r>
-        <w:rPr>
-          <w:b w:val="0"/>
-          <w:i w:val="0"/>
-        </w:rPr>
-        <w:t>.</w:t>
-      </w:r>
-    </w:p>
-    <w:p>
-      <w:r>
-        <w:rPr>
-          <w:b/>
-        </w:rPr>
-        <w:t xml:space="preserve">THE FATHER.  </w:t>
-      </w:r>
-      <w:r>
-        <w:rPr>
-          <w:b w:val="0"/>
-          <w:i w:val="0"/>
-        </w:rPr>
-        <w:t>. This is infamous, shameful!</w:t>
-      </w:r>
-    </w:p>
-    <w:p>
-      <w:r>
-        <w:rPr>
-          <w:b/>
-        </w:rPr>
-        <w:t xml:space="preserve">THE STEP-DAUGHTER.  </w:t>
-      </w:r>
-      <w:r>
-        <w:rPr>
-          <w:b w:val="0"/>
-          <w:i w:val="0"/>
-        </w:rPr>
-        <w:t>. No. Why?</w:t>
-      </w:r>
-    </w:p>
-    <w:p>
-      <w:r>
-        <w:rPr>
-          <w:b/>
-        </w:rPr>
-        <w:t xml:space="preserve">THE FATHER.  </w:t>
-      </w:r>
-      <w:r>
-        <w:rPr>
-          <w:b w:val="0"/>
-          <w:i w:val="0"/>
-        </w:rPr>
-        <w:t xml:space="preserve">. Infamous! infamous! After she </w:t>
-      </w:r>
-      <w:r>
-        <w:rPr>
-          <w:i/>
-        </w:rPr>
-        <w:t xml:space="preserve">[Indicating the Mother.] </w:t>
-      </w:r>
-      <w:r>
-        <w:rPr>
-          <w:b w:val="0"/>
-          <w:i w:val="0"/>
-        </w:rPr>
-        <w:t xml:space="preserve"> went away, my house seemed suddenly empty. She had been my nightmare, but she filled my house. I was like a dazed fly alone in the empty rooms. And then — strange but true — I was driven, by curiosity at first and then by some tender sentiment, toward her family, which had come into being through my will.</w:t>
-      </w:r>
-    </w:p>
-    <w:p>
-      <w:r>
-        <w:rPr>
-          <w:b/>
-        </w:rPr>
-        <w:t xml:space="preserve">PLAYER 2.  </w:t>
-      </w:r>
-      <w:r>
-        <w:rPr>
-          <w:b w:val="0"/>
-          <w:i w:val="0"/>
-        </w:rPr>
-        <w:t xml:space="preserve"> </w:t>
-      </w:r>
-      <w:r>
-        <w:rPr>
-          <w:i/>
-        </w:rPr>
-        <w:t xml:space="preserve">[the back of a script suddenly being used as a notepad] </w:t>
-      </w:r>
-      <w:r>
-        <w:rPr>
-          <w:b w:val="0"/>
-          <w:i w:val="0"/>
-        </w:rPr>
-        <w:t>. Should we be writing this down? Some of it sounds important.</w:t>
-      </w:r>
-    </w:p>
-    <w:p>
-      <w:r>
-        <w:rPr>
-          <w:b/>
-        </w:rPr>
-        <w:t xml:space="preserve">THE STEP-DAUGHTER.  </w:t>
-      </w:r>
-      <w:r>
-        <w:rPr>
-          <w:b w:val="0"/>
-          <w:i w:val="0"/>
-        </w:rPr>
-        <w:t xml:space="preserve">. Yes, yes. True. He used to follow me in the street. I told my mother, who guessed at once. </w:t>
-      </w:r>
-      <w:r>
-        <w:rPr>
-          <w:i/>
-        </w:rPr>
-        <w:t xml:space="preserve">[The Mother agrees with a nod.] </w:t>
-      </w:r>
-      <w:r>
-        <w:rPr>
-          <w:b w:val="0"/>
-          <w:i w:val="0"/>
-        </w:rPr>
-        <w:t xml:space="preserve"> She wouldn't send me to school for some days. When I went back, there he was again, with a paper parcel: a fine straw hat, a bouquet of flowers. For me.</w:t>
-      </w:r>
-    </w:p>
-    <w:p>
-      <w:r>
-        <w:rPr>
-          <w:b/>
-        </w:rPr>
-        <w:t xml:space="preserve">THE MANAGER.  </w:t>
-      </w:r>
-      <w:r>
-        <w:rPr>
-          <w:b w:val="0"/>
-          <w:i w:val="0"/>
-        </w:rPr>
-        <w:t>. A bit discursive this, you know!</w:t>
-      </w:r>
-    </w:p>
-    <w:p>
-      <w:r>
-        <w:rPr>
-          <w:b/>
-        </w:rPr>
-        <w:t xml:space="preserve">THE SON.  </w:t>
-      </w:r>
-      <w:r>
-        <w:rPr>
-          <w:b w:val="0"/>
-          <w:i w:val="0"/>
-        </w:rPr>
-        <w:t xml:space="preserve"> </w:t>
-      </w:r>
-      <w:r>
-        <w:rPr>
-          <w:i/>
-        </w:rPr>
-        <w:t xml:space="preserve">[turning his face away from the Father ] </w:t>
-      </w:r>
-      <w:r>
-        <w:rPr>
-          <w:b w:val="0"/>
-          <w:i w:val="0"/>
-        </w:rPr>
-        <w:t>. Literature. Literature.</w:t>
-      </w:r>
-    </w:p>
-    <w:p>
-      <w:r>
-        <w:rPr>
-          <w:b/>
-        </w:rPr>
-        <w:t xml:space="preserve">THE FATHER.  </w:t>
-      </w:r>
-      <w:r>
-        <w:rPr>
-          <w:b w:val="0"/>
-          <w:i w:val="0"/>
-        </w:rPr>
-        <w:t>. Literature indeed! This is life, this is passion!</w:t>
-      </w:r>
-    </w:p>
-    <w:p>
-      <w:r>
-        <w:rPr>
-          <w:b/>
-        </w:rPr>
-        <w:t xml:space="preserve">THE MANAGER.  </w:t>
-      </w:r>
-      <w:r>
-        <w:rPr>
-          <w:b w:val="0"/>
-          <w:i w:val="0"/>
-        </w:rPr>
-        <w:t>. It may be, but it won't act.</w:t>
-      </w:r>
-    </w:p>
-    <w:p>
-      <w:r>
-        <w:rPr>
-          <w:b/>
-        </w:rPr>
-        <w:t xml:space="preserve">THE FATHER.  </w:t>
-      </w:r>
-      <w:r>
-        <w:rPr>
-          <w:b w:val="0"/>
-          <w:i w:val="0"/>
-        </w:rPr>
-        <w:t xml:space="preserve">. I agree. This is only the part leading up. I don't suggest this should be staged. She </w:t>
-      </w:r>
-      <w:r>
-        <w:rPr>
-          <w:i/>
-        </w:rPr>
-        <w:t xml:space="preserve">[Pointing to the Step-Daughter .] </w:t>
-      </w:r>
-      <w:r>
-        <w:rPr>
-          <w:b w:val="0"/>
-          <w:i w:val="0"/>
-        </w:rPr>
-        <w:t>, as you see, is no longer the schoolgirl with plaits down her back —.</w:t>
-      </w:r>
-    </w:p>
-    <w:p>
-      <w:r>
-        <w:rPr>
-          <w:b/>
-        </w:rPr>
-        <w:t xml:space="preserve">THE STEP-DAUGHTER.  </w:t>
-      </w:r>
-      <w:r>
-        <w:rPr>
-          <w:b w:val="0"/>
-          <w:i w:val="0"/>
-        </w:rPr>
-        <w:t>. — and the skirt down past the knee!</w:t>
-      </w:r>
-    </w:p>
-    <w:p>
-      <w:r>
-        <w:rPr>
-          <w:b/>
-        </w:rPr>
-        <w:t xml:space="preserve">THE FATHER.  </w:t>
-      </w:r>
-      <w:r>
-        <w:rPr>
-          <w:b w:val="0"/>
-          <w:i w:val="0"/>
-        </w:rPr>
-        <w:t>. The drama is coming now, sir; something new, complex, most interesting.</w:t>
-      </w:r>
-    </w:p>
-    <w:p>
-      <w:r>
-        <w:rPr>
-          <w:b/>
-        </w:rPr>
-        <w:t xml:space="preserve">THE STEP-DAUGHTER.  </w:t>
-      </w:r>
-      <w:r>
-        <w:rPr>
-          <w:b w:val="0"/>
-          <w:i w:val="0"/>
-        </w:rPr>
-        <w:t>. As soon as my father died…</w:t>
-      </w:r>
-    </w:p>
-    <w:p>
-      <w:r>
-        <w:rPr>
-          <w:b/>
-        </w:rPr>
-        <w:t xml:space="preserve">THE FATHER.  </w:t>
-      </w:r>
-      <w:r>
-        <w:rPr>
-          <w:b w:val="0"/>
-          <w:i w:val="0"/>
-        </w:rPr>
-        <w:t xml:space="preserve">. — there was absolute misery for them. They came back here, without my knowing. </w:t>
-      </w:r>
-      <w:r>
-        <w:rPr>
-          <w:i/>
-        </w:rPr>
-        <w:t xml:space="preserve">[A small pointing gesture toward the Mother , immediately regretted.] </w:t>
-      </w:r>
-      <w:r>
-        <w:rPr>
-          <w:b w:val="0"/>
-          <w:i w:val="0"/>
-        </w:rPr>
-        <w:t xml:space="preserve"> She can barely write her own name; but she could at least have had her daughter write — to tell me that they were in need.</w:t>
-      </w:r>
-    </w:p>
-    <w:p>
-      <w:r>
-        <w:rPr>
-          <w:b/>
-        </w:rPr>
-        <w:t xml:space="preserve">THE MOTHER.  </w:t>
-      </w:r>
-      <w:r>
-        <w:rPr>
-          <w:b w:val="0"/>
-          <w:i w:val="0"/>
-        </w:rPr>
-        <w:t>. And how was I to divine all this sentiment in him — after so many years apart, and all that had happened…</w:t>
-      </w:r>
-    </w:p>
-    <w:p>
-      <w:r>
-        <w:rPr>
-          <w:b/>
-        </w:rPr>
-        <w:t xml:space="preserve">THE FATHER.  </w:t>
-      </w:r>
-      <w:r>
-        <w:rPr>
-          <w:b w:val="0"/>
-          <w:i w:val="0"/>
-        </w:rPr>
-        <w:t xml:space="preserve">. Was it my fault if that fellow carried you away? After he had found some job, I could find no trace of them — and, naturally, my interest dwindled. </w:t>
-      </w:r>
-      <w:r>
-        <w:rPr>
-          <w:i/>
-        </w:rPr>
-        <w:t xml:space="preserve">[He does not look up.] </w:t>
-      </w:r>
-      <w:r>
-        <w:rPr>
-          <w:b w:val="0"/>
-          <w:i w:val="0"/>
-        </w:rPr>
-        <w:t xml:space="preserve"> Then they came back — and the loneliness still had its grip on me. Ah, what wretchedness is in the man alone — too proud for the shabby comforts, not old enough to do without company, not young enough to seek it without shame. Every man carries things in the secrecy of his own heart that he would never say aloud. </w:t>
-      </w:r>
-      <w:r>
-        <w:rPr>
-          <w:i/>
-        </w:rPr>
-        <w:t xml:space="preserve">[A beat. He has to swallow.] </w:t>
-      </w:r>
-      <w:r>
-        <w:rPr>
-          <w:b w:val="0"/>
-          <w:i w:val="0"/>
-        </w:rPr>
-        <w:t xml:space="preserve"> One gives way to a moment's weakness, and then rises from it, and is himself again — and the moment is not the man. Most men simply haven't the courage to admit the moment was ever there at all. That is the only difference between us.</w:t>
-      </w:r>
-    </w:p>
-    <w:p>
-      <w:r>
-        <w:rPr>
-          <w:b/>
-        </w:rPr>
-        <w:t xml:space="preserve">THE STEP-DAUGHTER.  </w:t>
-      </w:r>
-      <w:r>
-        <w:rPr>
-          <w:b w:val="0"/>
-          <w:i w:val="0"/>
-        </w:rPr>
-        <w:t>. All appear to have the courage to do them though.</w:t>
-      </w:r>
-    </w:p>
-    <w:p>
-      <w:r>
-        <w:rPr>
-          <w:b/>
-        </w:rPr>
-        <w:t xml:space="preserve">THE FATHER.  </w:t>
-      </w:r>
-      <w:r>
-        <w:rPr>
-          <w:b w:val="0"/>
-          <w:i w:val="0"/>
-        </w:rPr>
-        <w:t xml:space="preserve">. Yes, but in secret. Let a man only speak them out, and folks at once label him a cynic. Two people drift toward a thing neither will name; the moment they are caught at it, they both look away. It is the way we tell each other: </w:t>
-      </w:r>
-      <w:r>
-        <w:rPr>
-          <w:b w:val="0"/>
-          <w:i/>
-        </w:rPr>
-        <w:t>blind yourself, because I have.</w:t>
-      </w:r>
-    </w:p>
-    <w:p>
-      <w:r>
-        <w:rPr>
-          <w:b/>
-        </w:rPr>
-        <w:t xml:space="preserve">THE STEP-DAUGHTER.  </w:t>
-      </w:r>
-      <w:r>
-        <w:rPr>
-          <w:b w:val="0"/>
-          <w:i w:val="0"/>
-        </w:rPr>
-        <w:t>. Sometimes one of the two cannot look away any more — when she no longer feels the need of hiding her shame from herself, but dry-eyed and dispassionately sees only the shame of the man who has blinded himself without love. Oh, all this philosophy that uncovers the worst in a man and then seeks to excuse him — I can't stand it, sir. When a man simplifies life down to appetite, throwing aside every finer aspiration, every sense of duty, modesty, shame — then nothing is more revolting than the remorse that follows. Crocodile's tears, that's what it is.</w:t>
-      </w:r>
-    </w:p>
-    <w:p>
-      <w:r>
-        <w:rPr>
-          <w:b/>
-        </w:rPr>
-        <w:t xml:space="preserve">THE FATHER.  </w:t>
-      </w:r>
-      <w:r>
-        <w:rPr>
-          <w:b w:val="0"/>
-          <w:i w:val="0"/>
-        </w:rPr>
-        <w:t xml:space="preserve"> </w:t>
-      </w:r>
-      <w:r>
-        <w:rPr>
-          <w:i/>
-        </w:rPr>
-        <w:t xml:space="preserve">[quietly — for once not defending but attacking, and it is the most dangerous thing he has said all morning] </w:t>
-      </w:r>
-      <w:r>
-        <w:rPr>
-          <w:b w:val="0"/>
-          <w:i w:val="0"/>
-        </w:rPr>
-        <w:t>. Crocodile's tears. How easily she says it. Then ask yourselves, gentlemen, why she guards that one moment of mine so jealously. Because if I am more than that moment — she has to forgive me. And she would rather burn than forgive.</w:t>
-      </w:r>
-    </w:p>
-    <w:p>
-      <w:r>
-        <w:rPr>
-          <w:b w:val="0"/>
-          <w:i/>
-        </w:rPr>
-        <w:t>For a moment — the first — she does not answer. The room waits. Nobody laughs now.</w:t>
-      </w:r>
-    </w:p>
-    <w:p>
-      <w:r>
-        <w:rPr>
-          <w:b/>
-        </w:rPr>
-        <w:t xml:space="preserve">THE MANAGER.  </w:t>
-      </w:r>
-      <w:r>
-        <w:rPr>
-          <w:b w:val="0"/>
-          <w:i w:val="0"/>
-        </w:rPr>
-        <w:t xml:space="preserve"> </w:t>
-      </w:r>
-      <w:r>
-        <w:rPr>
-          <w:i/>
-        </w:rPr>
-        <w:t xml:space="preserve">[a little too quickly] </w:t>
-      </w:r>
-      <w:r>
-        <w:rPr>
-          <w:b w:val="0"/>
-          <w:i w:val="0"/>
-        </w:rPr>
-        <w:t>. Let's come to the point. This is only discussion.</w:t>
-      </w:r>
-    </w:p>
-    <w:p>
-      <w:r>
-        <w:rPr>
-          <w:b/>
-        </w:rPr>
-        <w:t xml:space="preserve">THE FATHER.  </w:t>
-      </w:r>
-      <w:r>
-        <w:rPr>
-          <w:b w:val="0"/>
-          <w:i w:val="0"/>
-        </w:rPr>
-        <w:t xml:space="preserve">. Very good, sir! A fact is like a sack — it won't stand up when it's empty. For it to stand up, you must put into it the reason and sentiment that caused it. I couldn't know that after his death they had come back here, in misery — and that she </w:t>
-      </w:r>
-      <w:r>
-        <w:rPr>
-          <w:i/>
-        </w:rPr>
-        <w:t xml:space="preserve">[Pointing to the Mother .] </w:t>
-      </w:r>
-      <w:r>
-        <w:rPr>
-          <w:b w:val="0"/>
-          <w:i w:val="0"/>
-        </w:rPr>
-        <w:t xml:space="preserve"> had gone to work as a seamstress — in the shop of a certain Madame Pace.</w:t>
-      </w:r>
-    </w:p>
-    <w:p>
-      <w:r>
-        <w:rPr>
-          <w:b/>
-        </w:rPr>
-        <w:t xml:space="preserve">THE STEP-DAUGHTER.  </w:t>
-      </w:r>
-      <w:r>
-        <w:rPr>
-          <w:b w:val="0"/>
-          <w:i w:val="0"/>
-        </w:rPr>
-        <w:t>. A real high-class modiste, gentlemen. In appearance she dresses the leaders of the best society — but she arranges matters so those elegant ladies serve her purpose, and the rest of us — well, the rest of us serve a rather different purpose.</w:t>
-      </w:r>
-    </w:p>
-    <w:p>
-      <w:r>
-        <w:rPr>
-          <w:b/>
-        </w:rPr>
-        <w:t xml:space="preserve">THE MOTHER.  </w:t>
-      </w:r>
-      <w:r>
-        <w:rPr>
-          <w:b w:val="0"/>
-          <w:i w:val="0"/>
-        </w:rPr>
-        <w:t>. You will believe me, gentlemen, that it never entered my mind that the old hag offered me work because she had her eye on my daughter.</w:t>
-      </w:r>
-    </w:p>
-    <w:p>
-      <w:r>
-        <w:rPr>
-          <w:b/>
-        </w:rPr>
-        <w:t xml:space="preserve">THE STEP-DAUGHTER.  </w:t>
-      </w:r>
-      <w:r>
-        <w:rPr>
-          <w:b w:val="0"/>
-          <w:i w:val="0"/>
-        </w:rPr>
-        <w:t>. Poor Mother! Do you know, sir, what that woman did when I brought her back the work my mother had finished? She would point out to me that I had torn one of my dresses, and she would give it back to my mother to mend. It was I who paid for it, always I; while this poor creature here believed she was sacrificing herself for me and these two children here, sitting up at night sewing Madame Pace's dresses.</w:t>
-      </w:r>
-    </w:p>
-    <w:p>
-      <w:r>
-        <w:rPr>
-          <w:b/>
-        </w:rPr>
-        <w:t xml:space="preserve">THE MANAGER.  </w:t>
-      </w:r>
-      <w:r>
-        <w:rPr>
-          <w:b w:val="0"/>
-          <w:i w:val="0"/>
-        </w:rPr>
-        <w:t>. And one day you met there…</w:t>
-      </w:r>
-    </w:p>
-    <w:p>
-      <w:r>
-        <w:rPr>
-          <w:b/>
-        </w:rPr>
-        <w:t xml:space="preserve">THE STEP-DAUGHTER.  </w:t>
-      </w:r>
-      <w:r>
-        <w:rPr>
-          <w:b w:val="0"/>
-          <w:i w:val="0"/>
-        </w:rPr>
-        <w:t>. Him, him. Yes sir, an old client. There's a scene for you to play! Superb!</w:t>
-      </w:r>
-    </w:p>
-    <w:p>
-      <w:r>
-        <w:rPr>
-          <w:b/>
-        </w:rPr>
-        <w:t xml:space="preserve">THE FATHER.  </w:t>
-      </w:r>
-      <w:r>
-        <w:rPr>
-          <w:b w:val="0"/>
-          <w:i w:val="0"/>
-        </w:rPr>
-        <w:t>. She, the Mother arrived just then…</w:t>
-      </w:r>
-    </w:p>
-    <w:p>
-      <w:r>
-        <w:rPr>
-          <w:b/>
-        </w:rPr>
-        <w:t xml:space="preserve">THE STEP-DAUGHTER.  </w:t>
-      </w:r>
-      <w:r>
-        <w:rPr>
-          <w:b w:val="0"/>
-          <w:i w:val="0"/>
-        </w:rPr>
-        <w:t>. Almost in time.</w:t>
-      </w:r>
-    </w:p>
-    <w:p>
-      <w:r>
-        <w:rPr>
-          <w:b/>
-        </w:rPr>
-        <w:t xml:space="preserve">THE FATHER.  </w:t>
-      </w:r>
-      <w:r>
-        <w:rPr>
-          <w:b w:val="0"/>
-          <w:i w:val="0"/>
-        </w:rPr>
-        <w:t xml:space="preserve"> </w:t>
-      </w:r>
-      <w:r>
-        <w:rPr>
-          <w:i/>
-        </w:rPr>
-        <w:t xml:space="preserve">[crying out] </w:t>
-      </w:r>
-      <w:r>
-        <w:rPr>
-          <w:b w:val="0"/>
-          <w:i w:val="0"/>
-        </w:rPr>
-        <w:t xml:space="preserve">. No — in time. </w:t>
-      </w:r>
-      <w:r>
-        <w:rPr>
-          <w:b w:val="0"/>
-          <w:i/>
-        </w:rPr>
-        <w:t>In time.</w:t>
-      </w:r>
-      <w:r>
-        <w:rPr>
-          <w:b w:val="0"/>
-          <w:i w:val="0"/>
-        </w:rPr>
-        <w:t xml:space="preserve"> Fortunately I recognized her… in time. And I took them back home with me to my house. You can imagine now her position and mine; she, as you see her, and I who cannot look her in the face.</w:t>
-      </w:r>
-    </w:p>
-    <w:p>
-      <w:r>
-        <w:rPr>
-          <w:b/>
-        </w:rPr>
-        <w:t xml:space="preserve">THE STEP-DAUGHTER.  </w:t>
-      </w:r>
-      <w:r>
-        <w:rPr>
-          <w:b w:val="0"/>
-          <w:i w:val="0"/>
-        </w:rPr>
-        <w:t xml:space="preserve">. Absurd! How can I possibly be expected — after </w:t>
-      </w:r>
-      <w:r>
-        <w:rPr>
-          <w:b w:val="0"/>
-          <w:i/>
-        </w:rPr>
-        <w:t>that</w:t>
-      </w:r>
-      <w:r>
-        <w:rPr>
-          <w:b w:val="0"/>
-          <w:i w:val="0"/>
-        </w:rPr>
-        <w:t xml:space="preserve"> — to play the modest young miss, fit company for his damned aspirations of "a solid moral sanity"?</w:t>
-      </w:r>
-    </w:p>
-    <w:p>
-      <w:r>
-        <w:rPr>
-          <w:b/>
-        </w:rPr>
-        <w:t xml:space="preserve">THE FATHER.  </w:t>
-      </w:r>
-      <w:r>
-        <w:rPr>
-          <w:b w:val="0"/>
-          <w:i w:val="0"/>
-        </w:rPr>
-        <w:t>. She wants to nail me forever to that one room, that one table, that one envelope.</w:t>
-      </w:r>
-    </w:p>
-    <w:p>
-      <w:r>
-        <w:rPr>
-          <w:b/>
-        </w:rPr>
-        <w:t xml:space="preserve">THE STEP-DAUGHTER.  </w:t>
-      </w:r>
-      <w:r>
-        <w:rPr>
-          <w:b w:val="0"/>
-          <w:i w:val="0"/>
-        </w:rPr>
-        <w:t xml:space="preserve"> </w:t>
-      </w:r>
-      <w:r>
-        <w:rPr>
-          <w:i/>
-        </w:rPr>
-        <w:t xml:space="preserve">[flat] </w:t>
-      </w:r>
-      <w:r>
-        <w:rPr>
-          <w:b w:val="0"/>
-          <w:i w:val="0"/>
-        </w:rPr>
-        <w:t>. You walked into that room by yourself.</w:t>
-      </w:r>
-    </w:p>
-    <w:p>
-      <w:r>
-        <w:rPr>
-          <w:b/>
-        </w:rPr>
-        <w:t xml:space="preserve">PLAYER 2.  </w:t>
-      </w:r>
-      <w:r>
-        <w:rPr>
-          <w:b w:val="0"/>
-          <w:i w:val="0"/>
-        </w:rPr>
-        <w:t xml:space="preserve">. Pardon — did we just witness a </w:t>
-      </w:r>
-      <w:r>
-        <w:rPr>
-          <w:b w:val="0"/>
-          <w:i/>
-        </w:rPr>
-        <w:t>confession?</w:t>
-      </w:r>
-    </w:p>
-    <w:p>
-      <w:r>
-        <w:rPr>
-          <w:b/>
-        </w:rPr>
-        <w:t xml:space="preserve">THE SON.  </w:t>
-      </w:r>
-      <w:r>
-        <w:rPr>
-          <w:b w:val="0"/>
-          <w:i w:val="0"/>
-        </w:rPr>
-        <w:t xml:space="preserve"> </w:t>
-      </w:r>
-      <w:r>
-        <w:rPr>
-          <w:i/>
-        </w:rPr>
-        <w:t xml:space="preserve">[the Father, cornered, has turned to his son — and the room's eyes follow. The Son keeps his hands in his pockets, body not moving] </w:t>
-      </w:r>
-      <w:r>
-        <w:rPr>
-          <w:b w:val="0"/>
-          <w:i w:val="0"/>
-        </w:rPr>
-        <w:t>. Don't look at me. I don't come into this.</w:t>
-      </w:r>
-    </w:p>
-    <w:p>
-      <w:r>
-        <w:rPr>
-          <w:b/>
-        </w:rPr>
-        <w:t xml:space="preserve">THE FATHER.  </w:t>
-      </w:r>
-      <w:r>
-        <w:rPr>
-          <w:b w:val="0"/>
-          <w:i w:val="0"/>
-        </w:rPr>
-        <w:t>. What? You don't come into this?</w:t>
-      </w:r>
-    </w:p>
-    <w:p>
-      <w:r>
-        <w:rPr>
-          <w:b/>
-        </w:rPr>
-        <w:t xml:space="preserve">THE SON.  </w:t>
-      </w:r>
-      <w:r>
-        <w:rPr>
-          <w:b w:val="0"/>
-          <w:i w:val="0"/>
-        </w:rPr>
-        <w:t>. I've got nothing to do with it. And I don't want to have. You know perfectly well I wasn't made to be mixed up in all this with the rest of you.</w:t>
-      </w:r>
-    </w:p>
-    <w:p>
-      <w:r>
-        <w:rPr>
-          <w:b/>
-        </w:rPr>
-        <w:t xml:space="preserve">THE STEP-DAUGHTER.  </w:t>
-      </w:r>
-      <w:r>
-        <w:rPr>
-          <w:b w:val="0"/>
-          <w:i w:val="0"/>
-        </w:rPr>
-        <w:t xml:space="preserve">. We are vulgar folk, sir. </w:t>
-      </w:r>
-      <w:r>
-        <w:rPr>
-          <w:b w:val="0"/>
-          <w:i/>
-        </w:rPr>
-        <w:t>He</w:t>
-      </w:r>
-      <w:r>
-        <w:rPr>
-          <w:b w:val="0"/>
-          <w:i w:val="0"/>
-        </w:rPr>
-        <w:t xml:space="preserve"> is the fine gentleman. You may have noticed, Mr. Manager, that I fix him now and again with a look that makes him lower his eyes — because he knows what he did to me.</w:t>
-      </w:r>
-    </w:p>
-    <w:p>
-      <w:r>
-        <w:rPr>
-          <w:b/>
-        </w:rPr>
-        <w:t xml:space="preserve">THE SON.  </w:t>
-      </w:r>
-      <w:r>
-        <w:rPr>
-          <w:b w:val="0"/>
-          <w:i w:val="0"/>
-        </w:rPr>
-        <w:t xml:space="preserve"> </w:t>
-      </w:r>
-      <w:r>
-        <w:rPr>
-          <w:i/>
-        </w:rPr>
-        <w:t xml:space="preserve">[scarcely looking at her] </w:t>
-      </w:r>
-      <w:r>
-        <w:rPr>
-          <w:b w:val="0"/>
-          <w:i w:val="0"/>
-        </w:rPr>
-        <w:t>. I?</w:t>
-      </w:r>
-    </w:p>
-    <w:p>
-      <w:r>
-        <w:rPr>
-          <w:b/>
-        </w:rPr>
-        <w:t xml:space="preserve">THE STEP-DAUGHTER.  </w:t>
-      </w:r>
-      <w:r>
-        <w:rPr>
-          <w:b w:val="0"/>
-          <w:i w:val="0"/>
-        </w:rPr>
-        <w:t xml:space="preserve">. You — </w:t>
-      </w:r>
-      <w:r>
-        <w:rPr>
-          <w:b w:val="0"/>
-          <w:i/>
-        </w:rPr>
-        <w:t>you</w:t>
-      </w:r>
-      <w:r>
-        <w:rPr>
-          <w:b w:val="0"/>
-          <w:i w:val="0"/>
-        </w:rPr>
-        <w:t xml:space="preserve">! I owe my life on the streets to you. Did you, or did you not, deny us — I won't say the warmth of home, but even the bare hospitality that makes a guest feel at ease? We were intruders, come to disturb the kingdom of your </w:t>
-      </w:r>
-      <w:r>
-        <w:rPr>
-          <w:b w:val="0"/>
-          <w:i/>
-        </w:rPr>
-        <w:t>legitimacy</w:t>
-      </w:r>
-      <w:r>
-        <w:rPr>
-          <w:b w:val="0"/>
-          <w:i w:val="0"/>
-        </w:rPr>
-        <w:t xml:space="preserve">. It was </w:t>
-      </w:r>
-      <w:r>
-        <w:rPr>
-          <w:b w:val="0"/>
-          <w:i/>
-        </w:rPr>
-        <w:t>his</w:t>
-      </w:r>
-      <w:r>
-        <w:rPr>
-          <w:b w:val="0"/>
-          <w:i w:val="0"/>
-        </w:rPr>
-        <w:t xml:space="preserve"> behaviour that made me insist on the reason I had come — with my mother, who is his mother too. </w:t>
-      </w:r>
-      <w:r>
-        <w:rPr>
-          <w:b w:val="0"/>
-          <w:i/>
-        </w:rPr>
-        <w:t>And I came as mistress of the house.</w:t>
-      </w:r>
-    </w:p>
-    <w:p>
-      <w:r>
-        <w:rPr>
-          <w:b/>
-        </w:rPr>
-        <w:t xml:space="preserve">THE SON.  </w:t>
-      </w:r>
-      <w:r>
-        <w:rPr>
-          <w:b w:val="0"/>
-          <w:i w:val="0"/>
-        </w:rPr>
-        <w:t xml:space="preserve">. It's easy for them to put me always in the wrong. One day, gentlemen, a young woman of impudent bearing arrives at my home, asking for my father. Then she returns, bolder, with that child there — and asks him for money, in a way that lets one suppose he </w:t>
-      </w:r>
-      <w:r>
-        <w:rPr>
-          <w:b w:val="0"/>
-          <w:i/>
-        </w:rPr>
-        <w:t>must</w:t>
-      </w:r>
-      <w:r>
-        <w:rPr>
-          <w:b w:val="0"/>
-          <w:i w:val="0"/>
-        </w:rPr>
-        <w:t xml:space="preserve"> give it. Must. Because he has every obligation.</w:t>
-      </w:r>
-    </w:p>
-    <w:p>
-      <w:r>
-        <w:rPr>
-          <w:b/>
-        </w:rPr>
-        <w:t xml:space="preserve">THE FATHER.  </w:t>
-      </w:r>
-      <w:r>
-        <w:rPr>
-          <w:b w:val="0"/>
-          <w:i w:val="0"/>
-        </w:rPr>
-        <w:t>. But I have, in fact, this obligation. I owe it to your mother.</w:t>
-      </w:r>
-    </w:p>
-    <w:p>
-      <w:r>
-        <w:rPr>
-          <w:b/>
-        </w:rPr>
-        <w:t xml:space="preserve">THE SON.  </w:t>
-      </w:r>
-      <w:r>
-        <w:rPr>
-          <w:b w:val="0"/>
-          <w:i w:val="0"/>
-        </w:rPr>
-        <w:t xml:space="preserve">. How should I know? When had I ever seen or heard of her? One day there arrive with her </w:t>
-      </w:r>
-      <w:r>
-        <w:rPr>
-          <w:i/>
-        </w:rPr>
-        <w:t xml:space="preserve">[Indicating Step-Daughter.] </w:t>
-      </w:r>
-      <w:r>
-        <w:rPr>
-          <w:b w:val="0"/>
-          <w:i w:val="0"/>
-        </w:rPr>
-        <w:t xml:space="preserve"> that lad and this baby here. I am told: "This is your mother. Also." I divine from her manner why they have come home. I had rather not say what I feel about it. I shouldn't even care to confess it to myself. No action can therefore be hoped for from me in this affair. Believe me, sir — I am an "unrealised" character. Leave me out of it, I beg you.</w:t>
-      </w:r>
-    </w:p>
-    <w:p>
-      <w:r>
-        <w:rPr>
-          <w:b/>
-        </w:rPr>
-        <w:t xml:space="preserve">THE FATHER.  </w:t>
-      </w:r>
-      <w:r>
-        <w:rPr>
-          <w:b w:val="0"/>
-          <w:i w:val="0"/>
-        </w:rPr>
-        <w:t>. What? It is just because you are so that…</w:t>
-      </w:r>
-    </w:p>
-    <w:p>
-      <w:r>
-        <w:rPr>
-          <w:b/>
-        </w:rPr>
-        <w:t xml:space="preserve">THE SON.  </w:t>
-      </w:r>
-      <w:r>
-        <w:rPr>
-          <w:b w:val="0"/>
-          <w:i w:val="0"/>
-        </w:rPr>
-        <w:t xml:space="preserve">. How do you know what I am like? When did you ever </w:t>
-      </w:r>
-      <w:r>
-        <w:rPr>
-          <w:b w:val="0"/>
-          <w:i/>
-        </w:rPr>
-        <w:t>bother your head</w:t>
-      </w:r>
-      <w:r>
-        <w:rPr>
-          <w:b w:val="0"/>
-          <w:i w:val="0"/>
-        </w:rPr>
-        <w:t xml:space="preserve"> about me? </w:t>
-      </w:r>
-      <w:r>
-        <w:rPr>
-          <w:i/>
-        </w:rPr>
-        <w:t xml:space="preserve">[the one time the cold cracks] </w:t>
-      </w:r>
-      <w:r>
-        <w:rPr>
-          <w:b w:val="0"/>
-          <w:i w:val="0"/>
-        </w:rPr>
-        <w:t xml:space="preserve"> You all need me because somebody must be guilty who did nothing.</w:t>
-      </w:r>
-    </w:p>
-    <w:p>
-      <w:r>
-        <w:rPr>
-          <w:b/>
-        </w:rPr>
-        <w:t xml:space="preserve">THE FATHER.  </w:t>
-      </w:r>
-      <w:r>
-        <w:rPr>
-          <w:b w:val="0"/>
-          <w:i w:val="0"/>
-        </w:rPr>
-        <w:t xml:space="preserve">. I admit it. I admit it. But isn't that a situation in itself? This aloofness of yours, so cruel to me and to your mother, who comes home and sees you almost for the first time as a grown man, who doesn't recognise you but knows you are her son… </w:t>
-      </w:r>
-      <w:r>
-        <w:rPr>
-          <w:i/>
-        </w:rPr>
-        <w:t xml:space="preserve">[Pointing out the Mother to the Manager .] </w:t>
-      </w:r>
-      <w:r>
-        <w:rPr>
-          <w:b w:val="0"/>
-          <w:i w:val="0"/>
-        </w:rPr>
-        <w:t xml:space="preserve"> See, she's crying!</w:t>
-      </w:r>
-    </w:p>
-    <w:p>
-      <w:r>
-        <w:rPr>
-          <w:b/>
-        </w:rPr>
-        <w:t xml:space="preserve">THE STEP-DAUGHTER.  </w:t>
-      </w:r>
-      <w:r>
-        <w:rPr>
-          <w:b w:val="0"/>
-          <w:i w:val="0"/>
-        </w:rPr>
-        <w:t xml:space="preserve"> </w:t>
-      </w:r>
-      <w:r>
-        <w:rPr>
-          <w:i/>
-        </w:rPr>
-        <w:t xml:space="preserve">[without looking at the Mother ] </w:t>
-      </w:r>
-      <w:r>
-        <w:rPr>
-          <w:b w:val="0"/>
-          <w:i w:val="0"/>
-        </w:rPr>
-        <w:t>. Like a fool.</w:t>
-      </w:r>
-    </w:p>
-    <w:p>
-      <w:r>
-        <w:rPr>
-          <w:b/>
-        </w:rPr>
-        <w:t xml:space="preserve">THE FATHER.  </w:t>
-      </w:r>
-      <w:r>
-        <w:rPr>
-          <w:b w:val="0"/>
-          <w:i w:val="0"/>
-        </w:rPr>
-        <w:t xml:space="preserve"> </w:t>
-      </w:r>
-      <w:r>
-        <w:rPr>
-          <w:i/>
-        </w:rPr>
-        <w:t xml:space="preserve">[indicating Step-Daughter] </w:t>
-      </w:r>
-      <w:r>
-        <w:rPr>
-          <w:b w:val="0"/>
-          <w:i w:val="0"/>
-        </w:rPr>
-        <w:t xml:space="preserve">. She can't stand him, you know. </w:t>
-      </w:r>
-      <w:r>
-        <w:rPr>
-          <w:i/>
-        </w:rPr>
-        <w:t xml:space="preserve">[Then referring again to the Son.] </w:t>
-      </w:r>
-      <w:r>
-        <w:rPr>
-          <w:b w:val="0"/>
-          <w:i w:val="0"/>
-        </w:rPr>
-        <w:t xml:space="preserve"> He says he doesn't come into the affair, whereas he is really the hinge of the whole action. Look at that lad who is always clinging to his mother, frightened and humiliated. It is on account of this fellow here. He feels himself more a stranger than the others — mortified at being brought into a home out of charity, as it were. </w:t>
-      </w:r>
-      <w:r>
-        <w:rPr>
-          <w:i/>
-        </w:rPr>
-        <w:t xml:space="preserve">[In confidence.] </w:t>
-      </w:r>
-      <w:r>
-        <w:rPr>
-          <w:b w:val="0"/>
-          <w:i w:val="0"/>
-        </w:rPr>
-        <w:t xml:space="preserve"> The image of his father. Hardly talks at all.</w:t>
-      </w:r>
-    </w:p>
-    <w:p>
-      <w:r>
-        <w:rPr>
-          <w:b/>
-        </w:rPr>
-        <w:t xml:space="preserve">THE MANAGER.  </w:t>
-      </w:r>
-      <w:r>
-        <w:rPr>
-          <w:b w:val="0"/>
-          <w:i w:val="0"/>
-        </w:rPr>
-        <w:t>. Oh, we'll cut him out. You've no notion what a nuisance boys are on the stage…</w:t>
-      </w:r>
-    </w:p>
-    <w:p>
-      <w:r>
-        <w:rPr>
-          <w:b/>
-        </w:rPr>
-        <w:t xml:space="preserve">THE FATHER.  </w:t>
-      </w:r>
-      <w:r>
-        <w:rPr>
-          <w:b w:val="0"/>
-          <w:i w:val="0"/>
-        </w:rPr>
-        <w:t>. The little girl vanishes first. Then the boy. Then she runs. And what remains? Three people in the same house, unable to belong to one another. A family, perhaps — but without faith, without warmth, without any place where happiness could take root.</w:t>
-      </w:r>
-    </w:p>
-    <w:p>
       <w:pPr>
         <w:pStyle w:val="Heading2"/>
       </w:pPr>
       <w:r>
-        <w:t>Part III of Act One — The Bargain</w:t>
+        <w:t>Part III of Act One — The Veil</w:t>
+      </w:r>
+    </w:p>
+    <w:p>
+      <w:r>
+        <w:rPr>
+          <w:b/>
+        </w:rPr>
+        <w:t xml:space="preserve">THE STEP-DAUGHTER.  </w:t>
+      </w:r>
+      <w:r>
+        <w:rPr>
+          <w:b w:val="0"/>
+          <w:i w:val="0"/>
+        </w:rPr>
+        <w:t xml:space="preserve"> </w:t>
+      </w:r>
+      <w:r>
+        <w:rPr>
+          <w:i/>
+        </w:rPr>
+        <w:t xml:space="preserve">[to Manager] </w:t>
+      </w:r>
+      <w:r>
+        <w:rPr>
+          <w:b w:val="0"/>
+          <w:i w:val="0"/>
+        </w:rPr>
+        <w:t xml:space="preserve">. Worse? Listen! Stage this drama now, sir! At a certain moment, when we lose this little darling, and this fool here </w:t>
+      </w:r>
+      <w:r>
+        <w:rPr>
+          <w:i/>
+        </w:rPr>
+        <w:t xml:space="preserve">[Seizing the coat off the chair and shaking it.] </w:t>
+      </w:r>
+      <w:r>
+        <w:rPr>
+          <w:b w:val="0"/>
+          <w:i w:val="0"/>
+        </w:rPr>
+        <w:t xml:space="preserve"> does the stupidest thing — you will see me run away. Yes, gentlemen, I'll be off. But the moment hasn't come yet. After what has taken place between him and me </w:t>
+      </w:r>
+      <w:r>
+        <w:rPr>
+          <w:i/>
+        </w:rPr>
+        <w:t xml:space="preserve">[Indicating the Father with a horrible wink.] </w:t>
+      </w:r>
+      <w:r>
+        <w:rPr>
+          <w:b w:val="0"/>
+          <w:i w:val="0"/>
+        </w:rPr>
+        <w:t xml:space="preserve">, I can't stay here, watching her anguish over that fool </w:t>
+      </w:r>
+      <w:r>
+        <w:rPr>
+          <w:i/>
+        </w:rPr>
+        <w:t xml:space="preserve">[Indicates the Son.] </w:t>
+      </w:r>
+      <w:r>
+        <w:rPr>
+          <w:b w:val="0"/>
+          <w:i w:val="0"/>
+        </w:rPr>
+        <w:t xml:space="preserve">. Look at him — frigid, indifferent, because he is the </w:t>
+      </w:r>
+      <w:r>
+        <w:rPr>
+          <w:b w:val="0"/>
+          <w:i/>
+        </w:rPr>
+        <w:t>legitimate</w:t>
+      </w:r>
+      <w:r>
+        <w:rPr>
+          <w:b w:val="0"/>
+          <w:i w:val="0"/>
+        </w:rPr>
+        <w:t xml:space="preserve"> son. He despises us all because we are bastards. </w:t>
+      </w:r>
+      <w:r>
+        <w:rPr>
+          <w:i/>
+        </w:rPr>
+        <w:t xml:space="preserve">[Goes to the Mother and embraces her.] </w:t>
+      </w:r>
+      <w:r>
+        <w:rPr>
+          <w:b w:val="0"/>
+          <w:i w:val="0"/>
+        </w:rPr>
+        <w:t xml:space="preserve"> And he won't even recognise her as his mother. </w:t>
+      </w:r>
+      <w:r>
+        <w:rPr>
+          <w:b w:val="0"/>
+          <w:i/>
+        </w:rPr>
+        <w:t>Wretch.</w:t>
+      </w:r>
+    </w:p>
+    <w:p>
+      <w:r>
+        <w:rPr>
+          <w:b/>
+        </w:rPr>
+        <w:t xml:space="preserve">THE MOTHER.  </w:t>
+      </w:r>
+      <w:r>
+        <w:rPr>
+          <w:b w:val="0"/>
+          <w:i w:val="0"/>
+        </w:rPr>
+        <w:t xml:space="preserve"> </w:t>
+      </w:r>
+      <w:r>
+        <w:rPr>
+          <w:i/>
+        </w:rPr>
+        <w:t xml:space="preserve">[to the Manager ; one arm tightens around the Child-bundle, the other goes toward the Boy-chair as if to keep both of them upright] </w:t>
+      </w:r>
+      <w:r>
+        <w:rPr>
+          <w:b w:val="0"/>
+          <w:i w:val="0"/>
+        </w:rPr>
+        <w:t xml:space="preserve">. In the name of these two little children, I beg you… </w:t>
+      </w:r>
+      <w:r>
+        <w:rPr>
+          <w:i/>
+        </w:rPr>
+        <w:t xml:space="preserve">[She grows faint and is about to fall.] </w:t>
+      </w:r>
+      <w:r>
+        <w:rPr>
+          <w:b w:val="0"/>
+          <w:i w:val="0"/>
+        </w:rPr>
+        <w:t xml:space="preserve"> Oh God!</w:t>
+      </w:r>
+    </w:p>
+    <w:p>
+      <w:r>
+        <w:rPr>
+          <w:b/>
+        </w:rPr>
+        <w:t xml:space="preserve">THE FATHER.  </w:t>
+      </w:r>
+      <w:r>
+        <w:rPr>
+          <w:b w:val="0"/>
+          <w:i w:val="0"/>
+        </w:rPr>
+        <w:t xml:space="preserve"> </w:t>
+      </w:r>
+      <w:r>
+        <w:rPr>
+          <w:i/>
+        </w:rPr>
+        <w:t xml:space="preserve">[coming forward to support her as do some of the Actors ] </w:t>
+      </w:r>
+      <w:r>
+        <w:rPr>
+          <w:b w:val="0"/>
+          <w:i w:val="0"/>
+        </w:rPr>
+        <w:t>. Quick, a chair, a chair for this poor widow!</w:t>
+      </w:r>
+    </w:p>
+    <w:p>
+      <w:r>
+        <w:rPr>
+          <w:b/>
+        </w:rPr>
+        <w:t xml:space="preserve">PLAYER 1, PLAYER 2 &amp; PLAYER 3.  </w:t>
+      </w:r>
+      <w:r>
+        <w:rPr>
+          <w:b w:val="0"/>
+          <w:i w:val="0"/>
+        </w:rPr>
+        <w:t>. Is it true? Has she really fainted?</w:t>
+      </w:r>
+    </w:p>
+    <w:p>
+      <w:r>
+        <w:rPr>
+          <w:b/>
+        </w:rPr>
+        <w:t xml:space="preserve">THE MANAGER.  </w:t>
+      </w:r>
+      <w:r>
+        <w:rPr>
+          <w:b w:val="0"/>
+          <w:i w:val="0"/>
+        </w:rPr>
+        <w:t xml:space="preserve">. Quick, a chair! Here! </w:t>
+      </w:r>
+      <w:r>
+        <w:rPr>
+          <w:i/>
+        </w:rPr>
+        <w:t xml:space="preserve">[One of the Actors brings a chair, the Others proffer assistance. The Mother tries to prevent the Father from lifting the veil which covers her face.] </w:t>
+      </w:r>
+    </w:p>
+    <w:p>
+      <w:r>
+        <w:rPr>
+          <w:b/>
+        </w:rPr>
+        <w:t xml:space="preserve">THE FATHER.  </w:t>
+      </w:r>
+      <w:r>
+        <w:rPr>
+          <w:b w:val="0"/>
+          <w:i w:val="0"/>
+        </w:rPr>
+        <w:t>. Look at her! Look at her!</w:t>
+      </w:r>
+    </w:p>
+    <w:p>
+      <w:r>
+        <w:rPr>
+          <w:b/>
+        </w:rPr>
+        <w:t xml:space="preserve">THE MOTHER.  </w:t>
+      </w:r>
+      <w:r>
+        <w:rPr>
+          <w:b w:val="0"/>
+          <w:i w:val="0"/>
+        </w:rPr>
+        <w:t>. No, no; stop it please!</w:t>
+      </w:r>
+    </w:p>
+    <w:p>
+      <w:r>
+        <w:rPr>
+          <w:b/>
+        </w:rPr>
+        <w:t xml:space="preserve">THE FATHER.  </w:t>
+      </w:r>
+      <w:r>
+        <w:rPr>
+          <w:b w:val="0"/>
+          <w:i w:val="0"/>
+        </w:rPr>
+        <w:t xml:space="preserve"> </w:t>
+      </w:r>
+      <w:r>
+        <w:rPr>
+          <w:i/>
+        </w:rPr>
+        <w:t xml:space="preserve">[raising her veil] </w:t>
+      </w:r>
+      <w:r>
+        <w:rPr>
+          <w:b w:val="0"/>
+          <w:i w:val="0"/>
+        </w:rPr>
+        <w:t>. Let them see you!</w:t>
+      </w:r>
+    </w:p>
+    <w:p>
+      <w:r>
+        <w:rPr>
+          <w:b/>
+        </w:rPr>
+        <w:t xml:space="preserve">THE MOTHER.  </w:t>
+      </w:r>
+      <w:r>
+        <w:rPr>
+          <w:b w:val="0"/>
+          <w:i w:val="0"/>
+        </w:rPr>
+        <w:t xml:space="preserve"> </w:t>
+      </w:r>
+      <w:r>
+        <w:rPr>
+          <w:i/>
+        </w:rPr>
+        <w:t xml:space="preserve">[rising and covering her face with her hands] </w:t>
+      </w:r>
+      <w:r>
+        <w:rPr>
+          <w:b w:val="0"/>
+          <w:i w:val="0"/>
+        </w:rPr>
+        <w:t>. I beg you, sir. Stop him. I cannot bear what he wants to do.</w:t>
+      </w:r>
+    </w:p>
+    <w:p>
+      <w:r>
+        <w:rPr>
+          <w:b/>
+        </w:rPr>
+        <w:t xml:space="preserve">THE MANAGER.  </w:t>
+      </w:r>
+      <w:r>
+        <w:rPr>
+          <w:b w:val="0"/>
+          <w:i w:val="0"/>
+        </w:rPr>
+        <w:t xml:space="preserve"> </w:t>
+      </w:r>
+      <w:r>
+        <w:rPr>
+          <w:i/>
+        </w:rPr>
+        <w:t xml:space="preserve">[dumbfounded] </w:t>
+      </w:r>
+      <w:r>
+        <w:rPr>
+          <w:b w:val="0"/>
+          <w:i w:val="0"/>
+        </w:rPr>
+        <w:t xml:space="preserve">. I don't understand at all. Is this lady your wife? </w:t>
+      </w:r>
+      <w:r>
+        <w:rPr>
+          <w:i/>
+        </w:rPr>
+        <w:t xml:space="preserve">[To the Father .] </w:t>
+      </w:r>
+    </w:p>
+    <w:p>
+      <w:r>
+        <w:rPr>
+          <w:b/>
+        </w:rPr>
+        <w:t xml:space="preserve">THE FATHER.  </w:t>
+      </w:r>
+      <w:r>
+        <w:rPr>
+          <w:b w:val="0"/>
+          <w:i w:val="0"/>
+        </w:rPr>
+        <w:t>. Yes, gentlemen: my wife!</w:t>
+      </w:r>
+    </w:p>
+    <w:p>
+      <w:r>
+        <w:rPr>
+          <w:b/>
+        </w:rPr>
+        <w:t xml:space="preserve">THE MANAGER.  </w:t>
+      </w:r>
+      <w:r>
+        <w:rPr>
+          <w:b w:val="0"/>
+          <w:i w:val="0"/>
+        </w:rPr>
+        <w:t xml:space="preserve">. But how can she be a widow if you are alive? </w:t>
+      </w:r>
+      <w:r>
+        <w:rPr>
+          <w:i/>
+        </w:rPr>
+        <w:t xml:space="preserve">[The Actors find relief for their astonishment in a loud laugh.] </w:t>
+      </w:r>
+    </w:p>
+    <w:p>
+      <w:r>
+        <w:rPr>
+          <w:b/>
+        </w:rPr>
+        <w:t xml:space="preserve">THE FATHER.  </w:t>
+      </w:r>
+      <w:r>
+        <w:rPr>
+          <w:b w:val="0"/>
+          <w:i w:val="0"/>
+        </w:rPr>
+        <w:t>. Don't laugh! Don't laugh like that, for Heaven's sake. Her drama lies just here in this: she has had a lover, a man who should be here.</w:t>
+      </w:r>
+    </w:p>
+    <w:p>
+      <w:r>
+        <w:rPr>
+          <w:b/>
+        </w:rPr>
+        <w:t xml:space="preserve">THE MOTHER.  </w:t>
+      </w:r>
+      <w:r>
+        <w:rPr>
+          <w:b w:val="0"/>
+          <w:i w:val="0"/>
+        </w:rPr>
+        <w:t xml:space="preserve"> </w:t>
+      </w:r>
+      <w:r>
+        <w:rPr>
+          <w:i/>
+        </w:rPr>
+        <w:t xml:space="preserve">[the cry surprising her — a hand goes to her own mouth, as if to catch it] </w:t>
+      </w:r>
+      <w:r>
+        <w:rPr>
+          <w:b w:val="0"/>
+          <w:i w:val="0"/>
+        </w:rPr>
+        <w:t>. No! No!</w:t>
+      </w:r>
+    </w:p>
+    <w:p>
+      <w:r>
+        <w:rPr>
+          <w:b/>
+        </w:rPr>
+        <w:t xml:space="preserve">THE STEP-DAUGHTER.  </w:t>
+      </w:r>
+      <w:r>
+        <w:rPr>
+          <w:b w:val="0"/>
+          <w:i w:val="0"/>
+        </w:rPr>
+        <w:t>. Fortunately for her, sir, he is dead. Two months ago, as I said. We are in mourning, as you see. Most respectable.</w:t>
+      </w:r>
+    </w:p>
+    <w:p>
+      <w:r>
+        <w:rPr>
+          <w:b/>
+        </w:rPr>
+        <w:t xml:space="preserve">THE FATHER.  </w:t>
+      </w:r>
+      <w:r>
+        <w:rPr>
+          <w:b w:val="0"/>
+          <w:i w:val="0"/>
+        </w:rPr>
+        <w:t>. He isn't here — but not because he is dead. He isn't here because her drama is not a drama of love at all. She felt nothing for either of us — perhaps a little gratitude, not for me, for the other. She isn't a woman, she is a mother. And her drama, sir, lies all in these four children she has had by two men.</w:t>
+      </w:r>
+    </w:p>
+    <w:p>
+      <w:r>
+        <w:rPr>
+          <w:b w:val="0"/>
+          <w:i/>
+        </w:rPr>
+        <w:t xml:space="preserve">At the word </w:t>
+      </w:r>
+      <w:r>
+        <w:rPr>
+          <w:b w:val="0"/>
+          <w:i/>
+        </w:rPr>
+        <w:t>children</w:t>
+      </w:r>
+      <w:r>
+        <w:rPr>
+          <w:b w:val="0"/>
+          <w:i/>
+        </w:rPr>
+        <w:t xml:space="preserve">, the </w:t>
+      </w:r>
+      <w:r>
+        <w:rPr>
+          <w:b/>
+          <w:i/>
+        </w:rPr>
+        <w:t>Mother's</w:t>
+      </w:r>
+      <w:r>
+        <w:rPr>
+          <w:b w:val="0"/>
+          <w:i/>
+        </w:rPr>
+        <w:t xml:space="preserve"> arm closes around the Child-bundle, before any word comes.</w:t>
+      </w:r>
+    </w:p>
+    <w:p>
+      <w:r>
+        <w:rPr>
+          <w:b/>
+        </w:rPr>
+        <w:t xml:space="preserve">THE MOTHER.  </w:t>
+      </w:r>
+      <w:r>
+        <w:rPr>
+          <w:b w:val="0"/>
+          <w:i w:val="0"/>
+        </w:rPr>
+        <w:t xml:space="preserve">. </w:t>
+      </w:r>
+      <w:r>
+        <w:rPr>
+          <w:b w:val="0"/>
+          <w:i/>
+        </w:rPr>
+        <w:t>I</w:t>
+      </w:r>
+      <w:r>
+        <w:rPr>
+          <w:b w:val="0"/>
+          <w:i w:val="0"/>
+        </w:rPr>
+        <w:t xml:space="preserve"> had them? Have you got the courage to say that I </w:t>
+      </w:r>
+      <w:r>
+        <w:rPr>
+          <w:b w:val="0"/>
+          <w:i/>
+        </w:rPr>
+        <w:t>wanted</w:t>
+      </w:r>
+      <w:r>
+        <w:rPr>
+          <w:b w:val="0"/>
+          <w:i w:val="0"/>
+        </w:rPr>
+        <w:t xml:space="preserve"> them? </w:t>
+      </w:r>
+      <w:r>
+        <w:rPr>
+          <w:i/>
+        </w:rPr>
+        <w:t xml:space="preserve">[To the Company .] </w:t>
+      </w:r>
+      <w:r>
+        <w:rPr>
+          <w:b w:val="0"/>
+          <w:i w:val="0"/>
+        </w:rPr>
+        <w:t xml:space="preserve"> It was him. He gave me to that other man. He made me go.</w:t>
+      </w:r>
+    </w:p>
+    <w:p>
+      <w:r>
+        <w:rPr>
+          <w:b/>
+        </w:rPr>
+        <w:t xml:space="preserve">THE STEP-DAUGHTER.  </w:t>
+      </w:r>
+      <w:r>
+        <w:rPr>
+          <w:b w:val="0"/>
+          <w:i w:val="0"/>
+        </w:rPr>
+        <w:t>. It isn't true.</w:t>
+      </w:r>
+    </w:p>
+    <w:p>
+      <w:r>
+        <w:rPr>
+          <w:b/>
+        </w:rPr>
+        <w:t xml:space="preserve">THE MOTHER.  </w:t>
+      </w:r>
+      <w:r>
+        <w:rPr>
+          <w:b w:val="0"/>
+          <w:i w:val="0"/>
+        </w:rPr>
+        <w:t xml:space="preserve"> </w:t>
+      </w:r>
+      <w:r>
+        <w:rPr>
+          <w:i/>
+        </w:rPr>
+        <w:t xml:space="preserve">[her hand tightens on the Child-bundle without her noticing] </w:t>
+      </w:r>
+      <w:r>
+        <w:rPr>
+          <w:b w:val="0"/>
+          <w:i w:val="0"/>
+        </w:rPr>
+        <w:t>. Not true? And what can you know about it?</w:t>
+      </w:r>
+    </w:p>
+    <w:p>
+      <w:r>
+        <w:rPr>
+          <w:b/>
+        </w:rPr>
+        <w:t xml:space="preserve">THE STEP-DAUGHTER.  </w:t>
+      </w:r>
+      <w:r>
+        <w:rPr>
+          <w:b w:val="0"/>
+          <w:i w:val="0"/>
+        </w:rPr>
+        <w:t xml:space="preserve">. It isn't true. Don't believe it. </w:t>
+      </w:r>
+      <w:r>
+        <w:rPr>
+          <w:i/>
+        </w:rPr>
+        <w:t xml:space="preserve">[To Manager .] </w:t>
+      </w:r>
+      <w:r>
+        <w:rPr>
+          <w:b w:val="0"/>
+          <w:i w:val="0"/>
+        </w:rPr>
+        <w:t xml:space="preserve"> Do you know why she says so? For that fellow there. </w:t>
+      </w:r>
+      <w:r>
+        <w:rPr>
+          <w:i/>
+        </w:rPr>
+        <w:t xml:space="preserve">[Indicates the Son .] </w:t>
+      </w:r>
+      <w:r>
+        <w:rPr>
+          <w:b w:val="0"/>
+          <w:i w:val="0"/>
+        </w:rPr>
+        <w:t xml:space="preserve"> She tortures herself, destroys herself on account of the neglect of that son there; and she wants him to believe that if she abandoned him when he was only two years old, it was because this man </w:t>
+      </w:r>
+      <w:r>
+        <w:rPr>
+          <w:i/>
+        </w:rPr>
+        <w:t xml:space="preserve">[Indicates the Father .] </w:t>
+      </w:r>
+      <w:r>
+        <w:rPr>
+          <w:b w:val="0"/>
+          <w:i w:val="0"/>
+        </w:rPr>
+        <w:t xml:space="preserve"> forced her to it.</w:t>
+      </w:r>
+    </w:p>
+    <w:p>
+      <w:r>
+        <w:rPr>
+          <w:b/>
+        </w:rPr>
+        <w:t xml:space="preserve">THE MOTHER.  </w:t>
+      </w:r>
+      <w:r>
+        <w:rPr>
+          <w:b w:val="0"/>
+          <w:i w:val="0"/>
+        </w:rPr>
+        <w:t xml:space="preserve"> </w:t>
+      </w:r>
+      <w:r>
+        <w:rPr>
+          <w:i/>
+        </w:rPr>
+        <w:t xml:space="preserve">[voice tight; eyes still on the floor] </w:t>
+      </w:r>
+      <w:r>
+        <w:rPr>
+          <w:b w:val="0"/>
+          <w:i w:val="0"/>
+        </w:rPr>
+        <w:t xml:space="preserve">. He forced me to it. </w:t>
+      </w:r>
+      <w:r>
+        <w:rPr>
+          <w:i/>
+        </w:rPr>
+        <w:t xml:space="preserve">[Silence. No one fills it. For the first time she raises her eyes — to the Son . He does not look back. She lowers them again.] </w:t>
+      </w:r>
+      <w:r>
+        <w:rPr>
+          <w:b w:val="0"/>
+          <w:i w:val="0"/>
+        </w:rPr>
+        <w:t xml:space="preserve"> And I call God to witness it. </w:t>
+      </w:r>
+      <w:r>
+        <w:rPr>
+          <w:i/>
+        </w:rPr>
+        <w:t xml:space="preserve">[To the Manager , still without lifting her head.] </w:t>
+      </w:r>
+      <w:r>
+        <w:rPr>
+          <w:b w:val="0"/>
+          <w:i w:val="0"/>
+        </w:rPr>
+        <w:t xml:space="preserve"> Ask him </w:t>
+      </w:r>
+      <w:r>
+        <w:rPr>
+          <w:i/>
+        </w:rPr>
+        <w:t xml:space="preserve">[Indicates the Father .] </w:t>
+      </w:r>
+      <w:r>
+        <w:rPr>
+          <w:b w:val="0"/>
+          <w:i w:val="0"/>
+        </w:rPr>
+        <w:t xml:space="preserve"> if it isn't true. </w:t>
+      </w:r>
+      <w:r>
+        <w:rPr>
+          <w:b w:val="0"/>
+          <w:i/>
+        </w:rPr>
+        <w:t>Let him speak.</w:t>
+      </w:r>
+      <w:r>
+        <w:rPr>
+          <w:b w:val="0"/>
+          <w:i w:val="0"/>
+        </w:rPr>
+        <w:t xml:space="preserve"> You </w:t>
+      </w:r>
+      <w:r>
+        <w:rPr>
+          <w:i/>
+        </w:rPr>
+        <w:t xml:space="preserve">[To the Step-Daughter .] </w:t>
+      </w:r>
+      <w:r>
+        <w:rPr>
+          <w:b w:val="0"/>
+          <w:i w:val="0"/>
+        </w:rPr>
+        <w:t xml:space="preserve"> are not in a position to know anything about it.</w:t>
+      </w:r>
+    </w:p>
+    <w:p>
+      <w:r>
+        <w:rPr>
+          <w:b/>
+        </w:rPr>
+        <w:t xml:space="preserve">THE STEP-DAUGHTER.  </w:t>
+      </w:r>
+      <w:r>
+        <w:rPr>
+          <w:b w:val="0"/>
+          <w:i w:val="0"/>
+        </w:rPr>
+        <w:t>. I know you lived in peace and happiness with my father while he lived. Can you deny it?</w:t>
+      </w:r>
+    </w:p>
+    <w:p>
+      <w:r>
+        <w:rPr>
+          <w:b/>
+        </w:rPr>
+        <w:t xml:space="preserve">THE MOTHER.  </w:t>
+      </w:r>
+      <w:r>
+        <w:rPr>
+          <w:b w:val="0"/>
+          <w:i w:val="0"/>
+        </w:rPr>
+        <w:t>. No, I don't deny it…</w:t>
+      </w:r>
+    </w:p>
+    <w:p>
+      <w:r>
+        <w:rPr>
+          <w:b/>
+        </w:rPr>
+        <w:t xml:space="preserve">THE STEP-DAUGHTER.  </w:t>
+      </w:r>
+      <w:r>
+        <w:rPr>
+          <w:b w:val="0"/>
+          <w:i w:val="0"/>
+        </w:rPr>
+        <w:t xml:space="preserve">. He was always full of affection and kindness for you. </w:t>
+      </w:r>
+      <w:r>
+        <w:rPr>
+          <w:i/>
+        </w:rPr>
+        <w:t xml:space="preserve">[Turning on the Boy-chair, gripping the lapel of the coat as if shaking him by it.] </w:t>
+      </w:r>
+      <w:r>
+        <w:rPr>
+          <w:b w:val="0"/>
+          <w:i w:val="0"/>
+        </w:rPr>
+        <w:t xml:space="preserve"> It's true, isn't it? Tell them! Why don't you speak, you little fool?</w:t>
+      </w:r>
+    </w:p>
+    <w:p>
+      <w:r>
+        <w:rPr>
+          <w:b/>
+        </w:rPr>
+        <w:t xml:space="preserve">THE MOTHER.  </w:t>
+      </w:r>
+      <w:r>
+        <w:rPr>
+          <w:b w:val="0"/>
+          <w:i w:val="0"/>
+        </w:rPr>
+        <w:t>. Leave him alone. Why do you want to make me appear ungrateful, daughter? I don't want to offend your father. I have told him: I did not leave my house and my son through any fault of mine. Not from any wilful passion.</w:t>
+      </w:r>
+    </w:p>
+    <w:p>
+      <w:r>
+        <w:rPr>
+          <w:b/>
+        </w:rPr>
+        <w:t xml:space="preserve">THE FATHER.  </w:t>
+      </w:r>
+      <w:r>
+        <w:rPr>
+          <w:b w:val="0"/>
+          <w:i w:val="0"/>
+        </w:rPr>
+        <w:t>. It's true. It was my doing.</w:t>
+      </w:r>
+    </w:p>
+    <w:p>
+      <w:r>
+        <w:rPr>
+          <w:b/>
+        </w:rPr>
+        <w:t xml:space="preserve">PLAYER 1.  </w:t>
+      </w:r>
+      <w:r>
+        <w:rPr>
+          <w:b w:val="0"/>
+          <w:i w:val="0"/>
+        </w:rPr>
+        <w:t xml:space="preserve"> </w:t>
+      </w:r>
+      <w:r>
+        <w:rPr>
+          <w:i/>
+        </w:rPr>
+        <w:t xml:space="preserve">[to the Company , beginning to relish it — then his eyes reach the Mother , and the end of the sentence does not arrive] </w:t>
+      </w:r>
+      <w:r>
+        <w:rPr>
+          <w:b w:val="0"/>
+          <w:i w:val="0"/>
+        </w:rPr>
+        <w:t xml:space="preserve">. What a spectacle. What an absolute… </w:t>
+      </w:r>
+      <w:r>
+        <w:rPr>
+          <w:i/>
+        </w:rPr>
+        <w:t xml:space="preserve">[He stops. The treat has gone out of it.] </w:t>
+      </w:r>
+    </w:p>
+    <w:p>
+      <w:r>
+        <w:rPr>
+          <w:b/>
+        </w:rPr>
+        <w:t xml:space="preserve">PLAYER 2.  </w:t>
+      </w:r>
+      <w:r>
+        <w:rPr>
+          <w:b w:val="0"/>
+          <w:i w:val="0"/>
+        </w:rPr>
+        <w:t xml:space="preserve"> </w:t>
+      </w:r>
+      <w:r>
+        <w:rPr>
+          <w:i/>
+        </w:rPr>
+        <w:t xml:space="preserve">[lower now] </w:t>
+      </w:r>
+      <w:r>
+        <w:rPr>
+          <w:b w:val="0"/>
+          <w:i w:val="0"/>
+        </w:rPr>
+        <w:t>. We are the audience this time.</w:t>
+      </w:r>
+    </w:p>
+    <w:p>
+      <w:r>
+        <w:rPr>
+          <w:b/>
+        </w:rPr>
+        <w:t xml:space="preserve">PLAYER 3.  </w:t>
+      </w:r>
+      <w:r>
+        <w:rPr>
+          <w:b w:val="0"/>
+          <w:i w:val="0"/>
+        </w:rPr>
+        <w:t xml:space="preserve"> </w:t>
+      </w:r>
+      <w:r>
+        <w:rPr>
+          <w:i/>
+        </w:rPr>
+        <w:t xml:space="preserve">[quietly, the pencil not moving] </w:t>
+      </w:r>
+      <w:r>
+        <w:rPr>
+          <w:b w:val="0"/>
+          <w:i w:val="0"/>
+        </w:rPr>
+        <w:t xml:space="preserve">. For once. </w:t>
+      </w:r>
+      <w:r>
+        <w:rPr>
+          <w:i/>
+        </w:rPr>
+        <w:t xml:space="preserve">[Nobody laughs.] </w:t>
+      </w:r>
+    </w:p>
+    <w:p>
+      <w:r>
+        <w:rPr>
+          <w:b/>
+        </w:rPr>
+        <w:t xml:space="preserve">THE MANAGER.  </w:t>
+      </w:r>
+      <w:r>
+        <w:rPr>
+          <w:b w:val="0"/>
+          <w:i w:val="0"/>
+        </w:rPr>
+        <w:t xml:space="preserve"> </w:t>
+      </w:r>
+      <w:r>
+        <w:rPr>
+          <w:i/>
+        </w:rPr>
+        <w:t xml:space="preserve">[beginning to get really interested — leaning slightly forward] </w:t>
+      </w:r>
+      <w:r>
+        <w:rPr>
+          <w:b w:val="0"/>
+          <w:i w:val="0"/>
+        </w:rPr>
+        <w:t>. Let's hear them out. Listen!</w:t>
+      </w:r>
+    </w:p>
+    <w:p>
+      <w:r>
+        <w:rPr>
+          <w:b/>
+        </w:rPr>
+        <w:t xml:space="preserve">THE SON.  </w:t>
+      </w:r>
+      <w:r>
+        <w:rPr>
+          <w:b w:val="0"/>
+          <w:i w:val="0"/>
+        </w:rPr>
+        <w:t>. Oh yes, you're going to hear a fine bit now. He will talk to you of the Demon of Experiment.</w:t>
+      </w:r>
+    </w:p>
+    <w:p>
+      <w:r>
+        <w:rPr>
+          <w:b/>
+        </w:rPr>
+        <w:t xml:space="preserve">THE FATHER.  </w:t>
+      </w:r>
+      <w:r>
+        <w:rPr>
+          <w:b w:val="0"/>
+          <w:i w:val="0"/>
+        </w:rPr>
+        <w:t xml:space="preserve">. You are a cynical imbecile. </w:t>
+      </w:r>
+      <w:r>
+        <w:rPr>
+          <w:i/>
+        </w:rPr>
+        <w:t xml:space="preserve">[To the Manager .] </w:t>
+      </w:r>
+      <w:r>
+        <w:rPr>
+          <w:b w:val="0"/>
+          <w:i w:val="0"/>
+        </w:rPr>
+        <w:t xml:space="preserve"> He mocks me for the phrase I've found to excuse myself with.</w:t>
+      </w:r>
+    </w:p>
+    <w:p>
+      <w:r>
+        <w:rPr>
+          <w:b/>
+        </w:rPr>
+        <w:t xml:space="preserve">THE SON.  </w:t>
+      </w:r>
+      <w:r>
+        <w:rPr>
+          <w:b w:val="0"/>
+          <w:i w:val="0"/>
+        </w:rPr>
+        <w:t xml:space="preserve"> </w:t>
+      </w:r>
+      <w:r>
+        <w:rPr>
+          <w:i/>
+        </w:rPr>
+        <w:t xml:space="preserve">[without looking up] </w:t>
+      </w:r>
+      <w:r>
+        <w:rPr>
+          <w:b w:val="0"/>
+          <w:i w:val="0"/>
+        </w:rPr>
+        <w:t>. Yes. Phrases. Phrases.</w:t>
+      </w:r>
+    </w:p>
+    <w:p>
+      <w:r>
+        <w:rPr>
+          <w:b/>
+        </w:rPr>
+        <w:t xml:space="preserve">THE FATHER.  </w:t>
+      </w:r>
+      <w:r>
+        <w:rPr>
+          <w:b w:val="0"/>
+          <w:i w:val="0"/>
+        </w:rPr>
+        <w:t>. Phrases! And isn't everyone consoled by a word — some simple word that means nothing, and yet calms us?</w:t>
+      </w:r>
+    </w:p>
+    <w:p>
+      <w:r>
+        <w:rPr>
+          <w:b/>
+        </w:rPr>
+        <w:t xml:space="preserve">THE STEP-DAUGHTER.  </w:t>
+      </w:r>
+      <w:r>
+        <w:rPr>
+          <w:b w:val="0"/>
+          <w:i w:val="0"/>
+        </w:rPr>
+        <w:t>. Even remorse. Especially remorse.</w:t>
+      </w:r>
+    </w:p>
+    <w:p>
+      <w:r>
+        <w:rPr>
+          <w:b/>
+        </w:rPr>
+        <w:t xml:space="preserve">THE FATHER.  </w:t>
+      </w:r>
+      <w:r>
+        <w:rPr>
+          <w:b w:val="0"/>
+          <w:i w:val="0"/>
+        </w:rPr>
+        <w:t>. Remorse? No. It took more than words to quiet the remorse in me.</w:t>
+      </w:r>
+    </w:p>
+    <w:p>
+      <w:r>
+        <w:rPr>
+          <w:b/>
+        </w:rPr>
+        <w:t xml:space="preserve">THE STEP-DAUGHTER.  </w:t>
+      </w:r>
+      <w:r>
+        <w:rPr>
+          <w:b w:val="0"/>
+          <w:i w:val="0"/>
+        </w:rPr>
+        <w:t xml:space="preserve">. Yes, there was money. A nice little bit. The hundred francs he was about to lay down for me, gentlemen — and I two months an orphan. </w:t>
+      </w:r>
+      <w:r>
+        <w:rPr>
+          <w:i/>
+        </w:rPr>
+        <w:t xml:space="preserve">[A ripple of unease among the Actors .] </w:t>
+      </w:r>
+    </w:p>
+    <w:p>
+      <w:r>
+        <w:rPr>
+          <w:b/>
+        </w:rPr>
+        <w:t xml:space="preserve">THE SON.  </w:t>
+      </w:r>
+      <w:r>
+        <w:rPr>
+          <w:b w:val="0"/>
+          <w:i w:val="0"/>
+        </w:rPr>
+        <w:t xml:space="preserve"> </w:t>
+      </w:r>
+      <w:r>
+        <w:rPr>
+          <w:i/>
+        </w:rPr>
+        <w:t xml:space="preserve">[to the Step-Daughter ] </w:t>
+      </w:r>
+      <w:r>
+        <w:rPr>
+          <w:b w:val="0"/>
+          <w:i w:val="0"/>
+        </w:rPr>
+        <w:t>. This is vile.</w:t>
+      </w:r>
+    </w:p>
+    <w:p>
+      <w:r>
+        <w:rPr>
+          <w:b/>
+        </w:rPr>
+        <w:t xml:space="preserve">THE STEP-DAUGHTER.  </w:t>
+      </w:r>
+      <w:r>
+        <w:rPr>
+          <w:b w:val="0"/>
+          <w:i w:val="0"/>
+        </w:rPr>
+        <w:t xml:space="preserve">. Vile? There they were in a pale blue envelope on a little mahogany table in the back of Madame Pace's shop. You know Madame Pace, sir — one of those </w:t>
+      </w:r>
+      <w:r>
+        <w:rPr>
+          <w:b w:val="0"/>
+          <w:i/>
+        </w:rPr>
+        <w:t>ladies</w:t>
+      </w:r>
+      <w:r>
+        <w:rPr>
+          <w:b w:val="0"/>
+          <w:i w:val="0"/>
+        </w:rPr>
+        <w:t xml:space="preserve"> who take in poor girls of good family on the pretext of selling </w:t>
+      </w:r>
+      <w:r>
+        <w:rPr>
+          <w:b w:val="0"/>
+          <w:i/>
+        </w:rPr>
+        <w:t>robes et manteaux</w:t>
+      </w:r>
+      <w:r>
+        <w:rPr>
+          <w:b w:val="0"/>
+          <w:i w:val="0"/>
+        </w:rPr>
+        <w:t xml:space="preserve">. The pretext is always </w:t>
+      </w:r>
+      <w:r>
+        <w:rPr>
+          <w:b w:val="0"/>
+          <w:i/>
+        </w:rPr>
+        <w:t>robes</w:t>
+      </w:r>
+      <w:r>
+        <w:rPr>
+          <w:b w:val="0"/>
+          <w:i w:val="0"/>
+        </w:rPr>
+        <w:t>. The arrangement is always something else.</w:t>
+      </w:r>
+    </w:p>
+    <w:p>
+      <w:r>
+        <w:rPr>
+          <w:b w:val="0"/>
+          <w:i/>
+        </w:rPr>
+        <w:t xml:space="preserve">As the shop is named, the </w:t>
+      </w:r>
+      <w:r>
+        <w:rPr>
+          <w:b/>
+          <w:i/>
+        </w:rPr>
+        <w:t>Mother</w:t>
+      </w:r>
+      <w:r>
+        <w:rPr>
+          <w:b w:val="0"/>
+          <w:i/>
+        </w:rPr>
+        <w:t xml:space="preserve"> draws the Child-bundle up against her and covers its ears with her hand.</w:t>
+      </w:r>
+    </w:p>
+    <w:p>
+      <w:r>
+        <w:rPr>
+          <w:b/>
+        </w:rPr>
+        <w:t xml:space="preserve">THE SON.  </w:t>
+      </w:r>
+      <w:r>
+        <w:rPr>
+          <w:b w:val="0"/>
+          <w:i w:val="0"/>
+        </w:rPr>
+        <w:t>. And he thinks he bought the right to tyrannize over us with that hundred francs. Which — note this, gentlemen — he never got the chance to pay.</w:t>
+      </w:r>
+    </w:p>
+    <w:p>
+      <w:r>
+        <w:rPr>
+          <w:b/>
+        </w:rPr>
+        <w:t xml:space="preserve">THE STEP-DAUGHTER.  </w:t>
+      </w:r>
+      <w:r>
+        <w:rPr>
+          <w:b w:val="0"/>
+          <w:i w:val="0"/>
+        </w:rPr>
+        <w:t xml:space="preserve">. It was a near thing, though, you know! </w:t>
+      </w:r>
+      <w:r>
+        <w:rPr>
+          <w:i/>
+        </w:rPr>
+        <w:t xml:space="preserve">[the laugh she means to be ironic does not quite come] </w:t>
+      </w:r>
+    </w:p>
+    <w:p>
+      <w:r>
+        <w:rPr>
+          <w:b/>
+        </w:rPr>
+        <w:t xml:space="preserve">THE MOTHER.  </w:t>
+      </w:r>
+      <w:r>
+        <w:rPr>
+          <w:b w:val="0"/>
+          <w:i w:val="0"/>
+        </w:rPr>
+        <w:t xml:space="preserve"> </w:t>
+      </w:r>
+      <w:r>
+        <w:rPr>
+          <w:i/>
+        </w:rPr>
+        <w:t xml:space="preserve">[low, not raised; she turns the Child-bundle's face into her shoulder before she speaks — the words are for the bundle, not the room] </w:t>
+      </w:r>
+      <w:r>
+        <w:rPr>
+          <w:b w:val="0"/>
+          <w:i w:val="0"/>
+        </w:rPr>
+        <w:t xml:space="preserve">. Shame, my daughter. </w:t>
+      </w:r>
+      <w:r>
+        <w:rPr>
+          <w:i/>
+        </w:rPr>
+        <w:t xml:space="preserve">[A breath. The Step-Daughter's laugh is still in the air.] </w:t>
+      </w:r>
+      <w:r>
+        <w:rPr>
+          <w:b w:val="0"/>
+          <w:i w:val="0"/>
+        </w:rPr>
+        <w:t xml:space="preserve"> Not in front of her.</w:t>
+      </w:r>
+    </w:p>
+    <w:p>
+      <w:r>
+        <w:rPr>
+          <w:b/>
+        </w:rPr>
+        <w:t xml:space="preserve">THE STEP-DAUGHTER.  </w:t>
+      </w:r>
+      <w:r>
+        <w:rPr>
+          <w:b w:val="0"/>
+          <w:i w:val="0"/>
+        </w:rPr>
+        <w:t xml:space="preserve">. Shame? Oh, the shame is mine — and the </w:t>
+      </w:r>
+      <w:r>
+        <w:rPr>
+          <w:b w:val="0"/>
+          <w:i/>
+        </w:rPr>
+        <w:t>revenge</w:t>
+      </w:r>
+      <w:r>
+        <w:rPr>
+          <w:b w:val="0"/>
+          <w:i w:val="0"/>
+        </w:rPr>
+        <w:t xml:space="preserve">. I am dying to live that scene. The room — I see it. Here is the window with the mantles in display, there the divan, a screen, and in front of the window the little mahogany table with the blue envelope and its hundred francs. I see it. I can almost take hold of it. But you, gentlemen, might look elsewhere for this part of it. I do not blush, however. </w:t>
+      </w:r>
+      <w:r>
+        <w:rPr>
+          <w:b w:val="0"/>
+          <w:i/>
+        </w:rPr>
+        <w:t>He</w:t>
+      </w:r>
+      <w:r>
+        <w:rPr>
+          <w:b w:val="0"/>
+          <w:i w:val="0"/>
+        </w:rPr>
+        <w:t xml:space="preserve"> does. </w:t>
+      </w:r>
+      <w:r>
+        <w:rPr>
+          <w:i/>
+        </w:rPr>
+        <w:t xml:space="preserve">[Indicating Father .] </w:t>
+      </w:r>
+    </w:p>
+    <w:p>
+      <w:r>
+        <w:rPr>
+          <w:b/>
+        </w:rPr>
+        <w:t xml:space="preserve">THE MANAGER.  </w:t>
+      </w:r>
+      <w:r>
+        <w:rPr>
+          <w:b w:val="0"/>
+          <w:i w:val="0"/>
+        </w:rPr>
+        <w:t>. I don't understand this at all.</w:t>
+      </w:r>
+    </w:p>
+    <w:p>
+      <w:pPr>
+        <w:pStyle w:val="Heading2"/>
+      </w:pPr>
+      <w:r>
+        <w:t>Part IV of Act One — His Version</w:t>
+      </w:r>
+    </w:p>
+    <w:p>
+      <w:r>
+        <w:rPr>
+          <w:b/>
+        </w:rPr>
+        <w:t xml:space="preserve">THE FATHER.  </w:t>
+      </w:r>
+      <w:r>
+        <w:rPr>
+          <w:b w:val="0"/>
+          <w:i w:val="0"/>
+        </w:rPr>
+        <w:t xml:space="preserve"> </w:t>
+      </w:r>
+      <w:r>
+        <w:rPr>
+          <w:i/>
+        </w:rPr>
+        <w:t xml:space="preserve">[he is sweating, very slightly, and trying to keep it from being read] </w:t>
+      </w:r>
+      <w:r>
+        <w:rPr>
+          <w:b w:val="0"/>
+          <w:i w:val="0"/>
+        </w:rPr>
+        <w:t>. Of course. — Sir. Before you decide what she has just put on me, you must let me explain.</w:t>
+      </w:r>
+    </w:p>
+    <w:p>
+      <w:r>
+        <w:rPr>
+          <w:b/>
+        </w:rPr>
+        <w:t xml:space="preserve">THE STEP-DAUGHTER.  </w:t>
+      </w:r>
+      <w:r>
+        <w:rPr>
+          <w:b w:val="0"/>
+          <w:i w:val="0"/>
+        </w:rPr>
+        <w:t>. Ah yes, explain it in your own way.</w:t>
+      </w:r>
+    </w:p>
+    <w:p>
+      <w:r>
+        <w:rPr>
+          <w:b/>
+        </w:rPr>
+        <w:t xml:space="preserve">THE FATHER.  </w:t>
+      </w:r>
+      <w:r>
+        <w:rPr>
+          <w:b w:val="0"/>
+          <w:i w:val="0"/>
+        </w:rPr>
+        <w:t xml:space="preserve">. Words are the whole trouble. Each of us carries a whole world inside him, sir; and when I speak, I put my world into the words — and she, listening, fills them with hers. We think we understand each other. We never do. </w:t>
+      </w:r>
+      <w:r>
+        <w:rPr>
+          <w:i/>
+        </w:rPr>
+        <w:t xml:space="preserve">[A beat. For a moment nobody has an answer to that.] </w:t>
+      </w:r>
+      <w:r>
+        <w:rPr>
+          <w:b w:val="0"/>
+          <w:i w:val="0"/>
+        </w:rPr>
+        <w:t xml:space="preserve"> I say one thing, she hears another — and the explanation becomes another crime.</w:t>
+      </w:r>
+    </w:p>
+    <w:p>
+      <w:r>
+        <w:rPr>
+          <w:b/>
+        </w:rPr>
+        <w:t xml:space="preserve">THE MOTHER.  </w:t>
+      </w:r>
+      <w:r>
+        <w:rPr>
+          <w:b w:val="0"/>
+          <w:i w:val="0"/>
+        </w:rPr>
+        <w:t xml:space="preserve"> </w:t>
+      </w:r>
+      <w:r>
+        <w:rPr>
+          <w:i/>
+        </w:rPr>
+        <w:t xml:space="preserve">[not loud, not an accusation — the plain fact, set down in the middle of the room] </w:t>
+      </w:r>
+      <w:r>
+        <w:rPr>
+          <w:b w:val="0"/>
+          <w:i w:val="0"/>
+        </w:rPr>
+        <w:t xml:space="preserve">. But you drove me away. </w:t>
+      </w:r>
+      <w:r>
+        <w:rPr>
+          <w:i/>
+        </w:rPr>
+        <w:t xml:space="preserve">[A beat. It lands before he can talk over it.] </w:t>
+      </w:r>
+    </w:p>
+    <w:p>
+      <w:r>
+        <w:rPr>
+          <w:b/>
+        </w:rPr>
+        <w:t xml:space="preserve">THE FATHER.  </w:t>
+      </w:r>
+      <w:r>
+        <w:rPr>
+          <w:b w:val="0"/>
+          <w:i w:val="0"/>
+        </w:rPr>
+        <w:t>. Do you hear her? I drove her away! She truly believes it.</w:t>
+      </w:r>
+    </w:p>
+    <w:p>
+      <w:r>
+        <w:rPr>
+          <w:b/>
+        </w:rPr>
+        <w:t xml:space="preserve">THE MOTHER.  </w:t>
+      </w:r>
+      <w:r>
+        <w:rPr>
+          <w:b w:val="0"/>
+          <w:i w:val="0"/>
+        </w:rPr>
+        <w:t xml:space="preserve"> </w:t>
+      </w:r>
+      <w:r>
+        <w:rPr>
+          <w:i/>
+        </w:rPr>
+        <w:t xml:space="preserve">[looking at the floor between them] </w:t>
+      </w:r>
+      <w:r>
+        <w:rPr>
+          <w:b w:val="0"/>
+          <w:i w:val="0"/>
+        </w:rPr>
+        <w:t xml:space="preserve">. You know how to talk, and I don't. But believe me, sir </w:t>
+      </w:r>
+      <w:r>
+        <w:rPr>
+          <w:i/>
+        </w:rPr>
+        <w:t xml:space="preserve">[To Manager .] </w:t>
+      </w:r>
+      <w:r>
+        <w:rPr>
+          <w:b w:val="0"/>
+          <w:i w:val="0"/>
+        </w:rPr>
+        <w:t xml:space="preserve"> — after he had married me… who knows why?… I was a poor woman. Nothing.</w:t>
+      </w:r>
+    </w:p>
+    <w:p>
+      <w:r>
+        <w:rPr>
+          <w:b/>
+        </w:rPr>
+        <w:t xml:space="preserve">THE FATHER.  </w:t>
+      </w:r>
+      <w:r>
+        <w:rPr>
+          <w:b w:val="0"/>
+          <w:i w:val="0"/>
+        </w:rPr>
+        <w:t xml:space="preserve">. — it was for your humility that I married you. I loved this simplicity in you. </w:t>
+      </w:r>
+      <w:r>
+        <w:rPr>
+          <w:i/>
+        </w:rPr>
+        <w:t xml:space="preserve">[He stops when he sees she makes signs to contradict him, opens his arms wide — the gesture of a man who has, for twenty years, been unable to be heard inside his own house.] </w:t>
+      </w:r>
+      <w:r>
+        <w:rPr>
+          <w:b w:val="0"/>
+          <w:i w:val="0"/>
+        </w:rPr>
+        <w:t xml:space="preserve"> You see — she denies it. She cannot hear me. </w:t>
+      </w:r>
+      <w:r>
+        <w:rPr>
+          <w:i/>
+        </w:rPr>
+        <w:t xml:space="preserve">[Touches his forehead. A short silence; nobody comes to his aid.] </w:t>
+      </w:r>
+      <w:r>
+        <w:rPr>
+          <w:b w:val="0"/>
+          <w:i w:val="0"/>
+        </w:rPr>
+        <w:t xml:space="preserve"> She has never been able to hear me. She has a heart for the children. When I speak — nothing.</w:t>
+      </w:r>
+    </w:p>
+    <w:p>
+      <w:r>
+        <w:rPr>
+          <w:b/>
+        </w:rPr>
+        <w:t xml:space="preserve">THE STEP-DAUGHTER.  </w:t>
+      </w:r>
+      <w:r>
+        <w:rPr>
+          <w:b w:val="0"/>
+          <w:i w:val="0"/>
+        </w:rPr>
+        <w:t>. Yes, but ask him how his intelligence has helped us.</w:t>
+      </w:r>
+    </w:p>
+    <w:p>
+      <w:r>
+        <w:rPr>
+          <w:b/>
+        </w:rPr>
+        <w:t xml:space="preserve">THE FATHER.  </w:t>
+      </w:r>
+      <w:r>
+        <w:rPr>
+          <w:b w:val="0"/>
+          <w:i w:val="0"/>
+        </w:rPr>
+        <w:t xml:space="preserve">. If we could see all the evil that can come from good, what would we do? </w:t>
+      </w:r>
+      <w:r>
+        <w:rPr>
+          <w:i/>
+        </w:rPr>
+        <w:t xml:space="preserve">[At this point the Leading Lady who is biting her lips with rage at seeing the Leading Man flirting with the Step-Daughter , comes forward and says to the Manager .] </w:t>
+      </w:r>
+    </w:p>
+    <w:p>
+      <w:r>
+        <w:rPr>
+          <w:b/>
+        </w:rPr>
+        <w:t xml:space="preserve">PLAYER 2.  </w:t>
+      </w:r>
+      <w:r>
+        <w:rPr>
+          <w:b w:val="0"/>
+          <w:i w:val="0"/>
+        </w:rPr>
+        <w:t xml:space="preserve">. Excuse me — </w:t>
+      </w:r>
+      <w:r>
+        <w:rPr>
+          <w:b w:val="0"/>
+          <w:i/>
+        </w:rPr>
+        <w:t>mais sérieusement</w:t>
+      </w:r>
+      <w:r>
+        <w:rPr>
+          <w:b w:val="0"/>
+          <w:i w:val="0"/>
+        </w:rPr>
+        <w:t xml:space="preserve"> — are we going to rehearse today, or not?</w:t>
+      </w:r>
+    </w:p>
+    <w:p>
+      <w:r>
+        <w:rPr>
+          <w:b/>
+        </w:rPr>
+        <w:t xml:space="preserve">THE MANAGER.  </w:t>
+      </w:r>
+      <w:r>
+        <w:rPr>
+          <w:b w:val="0"/>
+          <w:i w:val="0"/>
+        </w:rPr>
+        <w:t>. Of course, of course; but let's hear them out.</w:t>
+      </w:r>
+    </w:p>
+    <w:p>
+      <w:r>
+        <w:rPr>
+          <w:b/>
+        </w:rPr>
+        <w:t xml:space="preserve">PLAYER 1.  </w:t>
+      </w:r>
+      <w:r>
+        <w:rPr>
+          <w:b w:val="0"/>
+          <w:i w:val="0"/>
+        </w:rPr>
+        <w:t xml:space="preserve"> </w:t>
+      </w:r>
+      <w:r>
+        <w:rPr>
+          <w:i/>
+        </w:rPr>
+        <w:t xml:space="preserve">[the falsetto is half a beat too low; Player 1's voice is showing] </w:t>
+      </w:r>
+      <w:r>
+        <w:rPr>
+          <w:b w:val="0"/>
+          <w:i w:val="0"/>
+        </w:rPr>
+        <w:t>. Most interesting.</w:t>
+      </w:r>
+    </w:p>
+    <w:p>
+      <w:r>
+        <w:rPr>
+          <w:b/>
+        </w:rPr>
+        <w:t xml:space="preserve">PLAYER 2.  </w:t>
+      </w:r>
+      <w:r>
+        <w:rPr>
+          <w:b w:val="0"/>
+          <w:i w:val="0"/>
+        </w:rPr>
+        <w:t xml:space="preserve">. Yes — for the kind of audience that goes in for that kind of evening. The rest of us are working actors. We have rent to pay. </w:t>
+      </w:r>
+      <w:r>
+        <w:rPr>
+          <w:i/>
+        </w:rPr>
+        <w:t xml:space="preserve">[Casts a glance at Leading Man .] </w:t>
+      </w:r>
+    </w:p>
+    <w:p>
+      <w:r>
+        <w:rPr>
+          <w:b/>
+        </w:rPr>
+        <w:t xml:space="preserve">THE MANAGER.  </w:t>
+      </w:r>
+      <w:r>
+        <w:rPr>
+          <w:b w:val="0"/>
+          <w:i w:val="0"/>
+        </w:rPr>
+        <w:t xml:space="preserve"> </w:t>
+      </w:r>
+      <w:r>
+        <w:rPr>
+          <w:i/>
+        </w:rPr>
+        <w:t xml:space="preserve">[to Father ] </w:t>
+      </w:r>
+      <w:r>
+        <w:rPr>
+          <w:b w:val="0"/>
+          <w:i w:val="0"/>
+        </w:rPr>
+        <w:t xml:space="preserve">. You must please explain yourself quite clearly. </w:t>
+      </w:r>
+      <w:r>
+        <w:rPr>
+          <w:i/>
+        </w:rPr>
+        <w:t xml:space="preserve">[Sits down.] </w:t>
+      </w:r>
+    </w:p>
+    <w:p>
+      <w:r>
+        <w:rPr>
+          <w:b/>
+        </w:rPr>
+        <w:t xml:space="preserve">THE FATHER.  </w:t>
+      </w:r>
+      <w:r>
+        <w:rPr>
+          <w:b w:val="0"/>
+          <w:i w:val="0"/>
+        </w:rPr>
+        <w:t xml:space="preserve">. Very well then: listen! I had in my service a poor clerk, a secretary, full of devotion, who became friends with her. </w:t>
+      </w:r>
+      <w:r>
+        <w:rPr>
+          <w:i/>
+        </w:rPr>
+        <w:t xml:space="preserve">[Indicating the Mother .] </w:t>
+      </w:r>
+      <w:r>
+        <w:rPr>
+          <w:b w:val="0"/>
+          <w:i w:val="0"/>
+        </w:rPr>
+        <w:t xml:space="preserve"> Kindred souls — without the slightest suspicion of evil between them.</w:t>
+      </w:r>
+    </w:p>
+    <w:p>
+      <w:r>
+        <w:rPr>
+          <w:b/>
+        </w:rPr>
+        <w:t xml:space="preserve">THE STEP-DAUGHTER.  </w:t>
+      </w:r>
+      <w:r>
+        <w:rPr>
+          <w:b w:val="0"/>
+          <w:i w:val="0"/>
+        </w:rPr>
+        <w:t>. So he thought of it — for them!</w:t>
+      </w:r>
+    </w:p>
+    <w:p>
+      <w:r>
+        <w:rPr>
+          <w:b/>
+        </w:rPr>
+        <w:t xml:space="preserve">THE FATHER.  </w:t>
+      </w:r>
+      <w:r>
+        <w:rPr>
+          <w:b w:val="0"/>
+          <w:i w:val="0"/>
+        </w:rPr>
+        <w:t>. That's not true. I meant to do good to them — and to myself, I confess, at the same time. It reached the point where I couldn't say a word to either of them without their making a silent appeal to each other with their eyes — how to keep me calm, how to keep me quiet. And that alone kept me in a constant rage.</w:t>
+      </w:r>
+    </w:p>
+    <w:p>
+      <w:r>
+        <w:rPr>
+          <w:b/>
+        </w:rPr>
+        <w:t xml:space="preserve">THE MANAGER.  </w:t>
+      </w:r>
+      <w:r>
+        <w:rPr>
+          <w:b w:val="0"/>
+          <w:i w:val="0"/>
+        </w:rPr>
+        <w:t>. And why didn't you send him away then — this secretary of yours?</w:t>
+      </w:r>
+    </w:p>
+    <w:p>
+      <w:r>
+        <w:rPr>
+          <w:b/>
+        </w:rPr>
+        <w:t xml:space="preserve">THE FATHER.  </w:t>
+      </w:r>
+      <w:r>
+        <w:rPr>
+          <w:b w:val="0"/>
+          <w:i w:val="0"/>
+        </w:rPr>
+        <w:t>. Precisely what I did, sir. And then I had to watch this poor woman wandering the house like an animal without a master. Like an animal one has taken in out of pity.</w:t>
+      </w:r>
+    </w:p>
+    <w:p>
+      <w:r>
+        <w:rPr>
+          <w:b/>
+        </w:rPr>
+        <w:t xml:space="preserve">THE MOTHER.  </w:t>
+      </w:r>
+      <w:r>
+        <w:rPr>
+          <w:b w:val="0"/>
+          <w:i w:val="0"/>
+        </w:rPr>
+        <w:t>. Ah yes…</w:t>
+      </w:r>
+    </w:p>
+    <w:p>
+      <w:r>
+        <w:rPr>
+          <w:b/>
+        </w:rPr>
+        <w:t xml:space="preserve">THE FATHER.  </w:t>
+      </w:r>
+      <w:r>
+        <w:rPr>
+          <w:b w:val="0"/>
+          <w:i w:val="0"/>
+        </w:rPr>
+        <w:t xml:space="preserve"> </w:t>
+      </w:r>
+      <w:r>
+        <w:rPr>
+          <w:i/>
+        </w:rPr>
+        <w:t xml:space="preserve">[suddenly turning to the Mother ] </w:t>
+      </w:r>
+      <w:r>
+        <w:rPr>
+          <w:b w:val="0"/>
+          <w:i w:val="0"/>
+        </w:rPr>
+        <w:t>. It's true about the son anyway, isn't it?</w:t>
+      </w:r>
+    </w:p>
+    <w:p>
+      <w:r>
+        <w:rPr>
+          <w:b/>
+        </w:rPr>
+        <w:t xml:space="preserve">THE MOTHER.  </w:t>
+      </w:r>
+      <w:r>
+        <w:rPr>
+          <w:b w:val="0"/>
+          <w:i w:val="0"/>
+        </w:rPr>
+        <w:t>. He took my son away from me first of all.</w:t>
+      </w:r>
+    </w:p>
+    <w:p>
+      <w:r>
+        <w:rPr>
+          <w:b/>
+        </w:rPr>
+        <w:t xml:space="preserve">THE FATHER.  </w:t>
+      </w:r>
+      <w:r>
+        <w:rPr>
+          <w:b w:val="0"/>
+          <w:i w:val="0"/>
+        </w:rPr>
+        <w:t>. But not from cruelty. I sent him to a wet nurse in the country, a peasant, so that he should grow up healthy and strong — his mother did not seem strong enough.</w:t>
+      </w:r>
+    </w:p>
+    <w:p>
+      <w:r>
+        <w:rPr>
+          <w:b/>
+        </w:rPr>
+        <w:t xml:space="preserve">THE STEP-DAUGHTER.  </w:t>
+      </w:r>
+      <w:r>
+        <w:rPr>
+          <w:b w:val="0"/>
+          <w:i w:val="0"/>
+        </w:rPr>
+        <w:t xml:space="preserve"> </w:t>
+      </w:r>
+      <w:r>
+        <w:rPr>
+          <w:i/>
+        </w:rPr>
+        <w:t xml:space="preserve">[pointing at him, no smile] </w:t>
+      </w:r>
+      <w:r>
+        <w:rPr>
+          <w:b w:val="0"/>
+          <w:i w:val="0"/>
+        </w:rPr>
+        <w:t>. As one can see.</w:t>
+      </w:r>
+    </w:p>
+    <w:p>
+      <w:r>
+        <w:rPr>
+          <w:b/>
+        </w:rPr>
+        <w:t xml:space="preserve">THE FATHER.  </w:t>
+      </w:r>
+      <w:r>
+        <w:rPr>
+          <w:b w:val="0"/>
+          <w:i w:val="0"/>
+        </w:rPr>
+        <w:t xml:space="preserve"> </w:t>
+      </w:r>
+      <w:r>
+        <w:rPr>
+          <w:i/>
+        </w:rPr>
+        <w:t xml:space="preserve">[quickly] </w:t>
+      </w:r>
+      <w:r>
+        <w:rPr>
+          <w:b w:val="0"/>
+          <w:i w:val="0"/>
+        </w:rPr>
+        <w:t xml:space="preserve">. Is it my fault if he has grown up like this? All my life I have had these damned aspirations toward a moral sanity I never quite reach. </w:t>
+      </w:r>
+      <w:r>
+        <w:rPr>
+          <w:i/>
+        </w:rPr>
+        <w:t xml:space="preserve">[The Step-Daughter breaks into a laugh at "moral sanity" — sharp, without gaiety. The Father's hand lifts toward the Manager: make her stop.] </w:t>
+      </w:r>
+    </w:p>
+    <w:p>
+      <w:r>
+        <w:rPr>
+          <w:b/>
+        </w:rPr>
+        <w:t xml:space="preserve">THE MANAGER.  </w:t>
+      </w:r>
+      <w:r>
+        <w:rPr>
+          <w:b w:val="0"/>
+          <w:i w:val="0"/>
+        </w:rPr>
+        <w:t>. Yes, please stop it, for Heaven's sake.</w:t>
+      </w:r>
+    </w:p>
+    <w:p>
+      <w:r>
+        <w:rPr>
+          <w:b/>
+        </w:rPr>
+        <w:t xml:space="preserve">THE STEP-DAUGHTER.  </w:t>
+      </w:r>
+      <w:r>
+        <w:rPr>
+          <w:b w:val="0"/>
+          <w:i w:val="0"/>
+        </w:rPr>
+        <w:t xml:space="preserve">. But imagine moral sanity from </w:t>
+      </w:r>
+      <w:r>
+        <w:rPr>
+          <w:b w:val="0"/>
+          <w:i/>
+        </w:rPr>
+        <w:t>him</w:t>
+      </w:r>
+      <w:r>
+        <w:rPr>
+          <w:b w:val="0"/>
+          <w:i w:val="0"/>
+        </w:rPr>
+        <w:t>, if you please — a regular customer of Madame Pace's shop. A very regular customer.</w:t>
+      </w:r>
+    </w:p>
+    <w:p>
+      <w:r>
+        <w:rPr>
+          <w:b/>
+        </w:rPr>
+        <w:t xml:space="preserve">PLAYER 1.  </w:t>
+      </w:r>
+      <w:r>
+        <w:rPr>
+          <w:b w:val="0"/>
+          <w:i w:val="0"/>
+        </w:rPr>
+        <w:t xml:space="preserve"> </w:t>
+      </w:r>
+      <w:r>
+        <w:rPr>
+          <w:i/>
+        </w:rPr>
+        <w:t xml:space="preserve">[shifting in his seat, eyes down — quiet now, almost ashamed; not a punchline] </w:t>
+      </w:r>
+      <w:r>
+        <w:rPr>
+          <w:b w:val="0"/>
+          <w:i w:val="0"/>
+        </w:rPr>
+        <w:t>. — These are not the lines of a play I auditioned for.</w:t>
+      </w:r>
+    </w:p>
+    <w:p>
+      <w:r>
+        <w:rPr>
+          <w:b/>
+        </w:rPr>
+        <w:t xml:space="preserve">THE FATHER.  </w:t>
+      </w:r>
+      <w:r>
+        <w:rPr>
+          <w:b w:val="0"/>
+          <w:i w:val="0"/>
+        </w:rPr>
+        <w:t xml:space="preserve"> </w:t>
+      </w:r>
+      <w:r>
+        <w:rPr>
+          <w:i/>
+        </w:rPr>
+        <w:t xml:space="preserve">[a hand goes to his brow, almost despite himself] </w:t>
+      </w:r>
+      <w:r>
+        <w:rPr>
+          <w:b w:val="0"/>
+          <w:i w:val="0"/>
+        </w:rPr>
+        <w:t xml:space="preserve">. Fool! That contradiction, gentlemen, is the proof that I stand here a </w:t>
+      </w:r>
+      <w:r>
+        <w:rPr>
+          <w:b w:val="0"/>
+          <w:i/>
+        </w:rPr>
+        <w:t>live</w:t>
+      </w:r>
+      <w:r>
+        <w:rPr>
+          <w:b w:val="0"/>
+          <w:i w:val="0"/>
+        </w:rPr>
+        <w:t xml:space="preserve"> man before you — exactly this incongruity in my nature has made me suffer what I have suffered. I couldn't live beside that woman </w:t>
+      </w:r>
+      <w:r>
+        <w:rPr>
+          <w:i/>
+        </w:rPr>
+        <w:t xml:space="preserve">[Indicating the Mother .] </w:t>
+      </w:r>
+      <w:r>
+        <w:rPr>
+          <w:b w:val="0"/>
+          <w:i w:val="0"/>
+        </w:rPr>
+        <w:t xml:space="preserve"> any longer; not for the boredom she inspired in me — for the pity I felt for her.</w:t>
+      </w:r>
+    </w:p>
+    <w:p>
+      <w:r>
+        <w:rPr>
+          <w:b/>
+        </w:rPr>
+        <w:t xml:space="preserve">THE STEP-DAUGHTER.  </w:t>
+      </w:r>
+      <w:r>
+        <w:rPr>
+          <w:b w:val="0"/>
+          <w:i w:val="0"/>
+        </w:rPr>
+        <w:t xml:space="preserve"> </w:t>
+      </w:r>
+      <w:r>
+        <w:rPr>
+          <w:i/>
+        </w:rPr>
+        <w:t xml:space="preserve">[flat, into the room] </w:t>
+      </w:r>
+      <w:r>
+        <w:rPr>
+          <w:b w:val="0"/>
+          <w:i w:val="0"/>
+        </w:rPr>
+        <w:t xml:space="preserve">. He calls it pity. He was caught buying his stepdaughter in the back of a dressmaker's shop. He calls it </w:t>
+      </w:r>
+      <w:r>
+        <w:rPr>
+          <w:b w:val="0"/>
+          <w:i/>
+        </w:rPr>
+        <w:t>pity</w:t>
+      </w:r>
+      <w:r>
+        <w:rPr>
+          <w:b w:val="0"/>
+          <w:i w:val="0"/>
+        </w:rPr>
+        <w:t>.</w:t>
+      </w:r>
+    </w:p>
+    <w:p>
+      <w:r>
+        <w:rPr>
+          <w:b/>
+        </w:rPr>
+        <w:t xml:space="preserve">THE MOTHER.  </w:t>
+      </w:r>
+      <w:r>
+        <w:rPr>
+          <w:b w:val="0"/>
+          <w:i w:val="0"/>
+        </w:rPr>
+        <w:t>. And so he turned me out —.</w:t>
+      </w:r>
+    </w:p>
+    <w:p>
+      <w:r>
+        <w:rPr>
+          <w:b/>
+        </w:rPr>
+        <w:t xml:space="preserve">THE FATHER.  </w:t>
+      </w:r>
+      <w:r>
+        <w:rPr>
+          <w:b w:val="0"/>
+          <w:i w:val="0"/>
+        </w:rPr>
+        <w:t>. — well provided for! Yes, I sent her to that man, gentlemen… to let her go free of me.</w:t>
+      </w:r>
+    </w:p>
+    <w:p>
+      <w:r>
+        <w:rPr>
+          <w:b/>
+        </w:rPr>
+        <w:t xml:space="preserve">THE MOTHER.  </w:t>
+      </w:r>
+      <w:r>
+        <w:rPr>
+          <w:b w:val="0"/>
+          <w:i w:val="0"/>
+        </w:rPr>
+        <w:t>. And to free himself.</w:t>
+      </w:r>
+    </w:p>
+    <w:p>
+      <w:r>
+        <w:rPr>
+          <w:b/>
+        </w:rPr>
+        <w:t xml:space="preserve">THE FATHER.  </w:t>
+      </w:r>
+      <w:r>
+        <w:rPr>
+          <w:b w:val="0"/>
+          <w:i w:val="0"/>
+        </w:rPr>
+        <w:t xml:space="preserve">. Yes. I admit it. It was a liberation, also, for me. </w:t>
+      </w:r>
+      <w:r>
+        <w:rPr>
+          <w:i/>
+        </w:rPr>
+        <w:t xml:space="preserve">[Beat.] </w:t>
+      </w:r>
+      <w:r>
+        <w:rPr>
+          <w:b w:val="0"/>
+          <w:i w:val="0"/>
+        </w:rPr>
+        <w:t xml:space="preserve"> But great evil has come of it. I meant well, sir. I did it for her sake more than for mine. </w:t>
+      </w:r>
+      <w:r>
+        <w:rPr>
+          <w:i/>
+        </w:rPr>
+        <w:t xml:space="preserve">[Crosses his arms; then turns to the Mother.] </w:t>
+      </w:r>
+      <w:r>
+        <w:rPr>
+          <w:b w:val="0"/>
+          <w:i w:val="0"/>
+        </w:rPr>
+        <w:t xml:space="preserve"> Did I ever lose sight of you, until that other man carried you off to another town? I watched — from a long way off — the new family that grew up around her. </w:t>
+      </w:r>
+      <w:r>
+        <w:rPr>
+          <w:i/>
+        </w:rPr>
+        <w:t xml:space="preserve">[Points to the Step-Daughter.] </w:t>
+      </w:r>
+    </w:p>
+    <w:p>
+      <w:r>
+        <w:rPr>
+          <w:b/>
+        </w:rPr>
+        <w:t xml:space="preserve">THE STEP-DAUGHTER.  </w:t>
+      </w:r>
+      <w:r>
+        <w:rPr>
+          <w:b w:val="0"/>
+          <w:i w:val="0"/>
+        </w:rPr>
+        <w:t xml:space="preserve"> </w:t>
+      </w:r>
+      <w:r>
+        <w:rPr>
+          <w:i/>
+        </w:rPr>
+        <w:t xml:space="preserve">[the cleverness drops — just the child she was] </w:t>
+      </w:r>
+      <w:r>
+        <w:rPr>
+          <w:b w:val="0"/>
+          <w:i w:val="0"/>
+        </w:rPr>
+        <w:t xml:space="preserve">. Oh yes, that's true enough. When I was little, so high, you know, with plaits over my shoulders and my skirt down past my knees, I used to see him waiting outside the school for me to come out. He came, sir, to see how I was </w:t>
+      </w:r>
+      <w:r>
+        <w:rPr>
+          <w:b w:val="0"/>
+          <w:i/>
+        </w:rPr>
+        <w:t>growing up</w:t>
+      </w:r>
+      <w:r>
+        <w:rPr>
+          <w:b w:val="0"/>
+          <w:i w:val="0"/>
+        </w:rPr>
+        <w:t>.</w:t>
+      </w:r>
+    </w:p>
+    <w:p>
+      <w:r>
+        <w:rPr>
+          <w:b/>
+        </w:rPr>
+        <w:t xml:space="preserve">THE FATHER.  </w:t>
+      </w:r>
+      <w:r>
+        <w:rPr>
+          <w:b w:val="0"/>
+          <w:i w:val="0"/>
+        </w:rPr>
+        <w:t>. This is infamous, shameful!</w:t>
+      </w:r>
+    </w:p>
+    <w:p>
+      <w:r>
+        <w:rPr>
+          <w:b/>
+        </w:rPr>
+        <w:t xml:space="preserve">THE STEP-DAUGHTER.  </w:t>
+      </w:r>
+      <w:r>
+        <w:rPr>
+          <w:b w:val="0"/>
+          <w:i w:val="0"/>
+        </w:rPr>
+        <w:t>. No. Why?</w:t>
+      </w:r>
+    </w:p>
+    <w:p>
+      <w:r>
+        <w:rPr>
+          <w:b/>
+        </w:rPr>
+        <w:t xml:space="preserve">THE FATHER.  </w:t>
+      </w:r>
+      <w:r>
+        <w:rPr>
+          <w:b w:val="0"/>
+          <w:i w:val="0"/>
+        </w:rPr>
+        <w:t xml:space="preserve">. Infamous! infamous! After she </w:t>
+      </w:r>
+      <w:r>
+        <w:rPr>
+          <w:i/>
+        </w:rPr>
+        <w:t xml:space="preserve">[Indicating the Mother.] </w:t>
+      </w:r>
+      <w:r>
+        <w:rPr>
+          <w:b w:val="0"/>
+          <w:i w:val="0"/>
+        </w:rPr>
+        <w:t xml:space="preserve"> went away, my house seemed suddenly empty. She had been my nightmare, but she filled my house. I was like a dazed fly alone in the empty rooms. And then — strange but true — I was driven, by curiosity at first and then by some tender sentiment, toward her family, which had come into being through my will.</w:t>
+      </w:r>
+    </w:p>
+    <w:p>
+      <w:r>
+        <w:rPr>
+          <w:b/>
+        </w:rPr>
+        <w:t xml:space="preserve">PLAYER 2.  </w:t>
+      </w:r>
+      <w:r>
+        <w:rPr>
+          <w:b w:val="0"/>
+          <w:i w:val="0"/>
+        </w:rPr>
+        <w:t xml:space="preserve"> </w:t>
+      </w:r>
+      <w:r>
+        <w:rPr>
+          <w:i/>
+        </w:rPr>
+        <w:t xml:space="preserve">[the back of a script suddenly being used as a notepad] </w:t>
+      </w:r>
+      <w:r>
+        <w:rPr>
+          <w:b w:val="0"/>
+          <w:i w:val="0"/>
+        </w:rPr>
+        <w:t>. Should we be writing this down? Some of it sounds important.</w:t>
+      </w:r>
+    </w:p>
+    <w:p>
+      <w:r>
+        <w:rPr>
+          <w:b/>
+        </w:rPr>
+        <w:t xml:space="preserve">THE STEP-DAUGHTER.  </w:t>
+      </w:r>
+      <w:r>
+        <w:rPr>
+          <w:b w:val="0"/>
+          <w:i w:val="0"/>
+        </w:rPr>
+        <w:t xml:space="preserve">. Yes, yes. True. He used to follow me in the street. I told my mother, who guessed at once. </w:t>
+      </w:r>
+      <w:r>
+        <w:rPr>
+          <w:i/>
+        </w:rPr>
+        <w:t xml:space="preserve">[The Mother agrees with a nod.] </w:t>
+      </w:r>
+      <w:r>
+        <w:rPr>
+          <w:b w:val="0"/>
+          <w:i w:val="0"/>
+        </w:rPr>
+        <w:t xml:space="preserve"> She wouldn't send me to school for some days. When I went back, there he was again, with a paper parcel: a fine straw hat, a bouquet of flowers. For me.</w:t>
+      </w:r>
+    </w:p>
+    <w:p>
+      <w:r>
+        <w:rPr>
+          <w:b/>
+        </w:rPr>
+        <w:t xml:space="preserve">THE MANAGER.  </w:t>
+      </w:r>
+      <w:r>
+        <w:rPr>
+          <w:b w:val="0"/>
+          <w:i w:val="0"/>
+        </w:rPr>
+        <w:t>. A bit discursive this, you know!</w:t>
+      </w:r>
+    </w:p>
+    <w:p>
+      <w:r>
+        <w:rPr>
+          <w:b/>
+        </w:rPr>
+        <w:t xml:space="preserve">THE SON.  </w:t>
+      </w:r>
+      <w:r>
+        <w:rPr>
+          <w:b w:val="0"/>
+          <w:i w:val="0"/>
+        </w:rPr>
+        <w:t xml:space="preserve"> </w:t>
+      </w:r>
+      <w:r>
+        <w:rPr>
+          <w:i/>
+        </w:rPr>
+        <w:t xml:space="preserve">[turning his face away from the Father ] </w:t>
+      </w:r>
+      <w:r>
+        <w:rPr>
+          <w:b w:val="0"/>
+          <w:i w:val="0"/>
+        </w:rPr>
+        <w:t>. Literature. Literature.</w:t>
+      </w:r>
+    </w:p>
+    <w:p>
+      <w:r>
+        <w:rPr>
+          <w:b/>
+        </w:rPr>
+        <w:t xml:space="preserve">THE FATHER.  </w:t>
+      </w:r>
+      <w:r>
+        <w:rPr>
+          <w:b w:val="0"/>
+          <w:i w:val="0"/>
+        </w:rPr>
+        <w:t>. Literature indeed! This is life, this is passion!</w:t>
+      </w:r>
+    </w:p>
+    <w:p>
+      <w:r>
+        <w:rPr>
+          <w:b/>
+        </w:rPr>
+        <w:t xml:space="preserve">THE MANAGER.  </w:t>
+      </w:r>
+      <w:r>
+        <w:rPr>
+          <w:b w:val="0"/>
+          <w:i w:val="0"/>
+        </w:rPr>
+        <w:t>. It may be, but it won't act.</w:t>
+      </w:r>
+    </w:p>
+    <w:p>
+      <w:r>
+        <w:rPr>
+          <w:b/>
+        </w:rPr>
+        <w:t xml:space="preserve">THE FATHER.  </w:t>
+      </w:r>
+      <w:r>
+        <w:rPr>
+          <w:b w:val="0"/>
+          <w:i w:val="0"/>
+        </w:rPr>
+        <w:t xml:space="preserve">. I agree. This is only the part leading up. I don't suggest this should be staged. She </w:t>
+      </w:r>
+      <w:r>
+        <w:rPr>
+          <w:i/>
+        </w:rPr>
+        <w:t xml:space="preserve">[Pointing to the Step-Daughter .] </w:t>
+      </w:r>
+      <w:r>
+        <w:rPr>
+          <w:b w:val="0"/>
+          <w:i w:val="0"/>
+        </w:rPr>
+        <w:t>, as you see, is no longer the schoolgirl with plaits down her back —.</w:t>
+      </w:r>
+    </w:p>
+    <w:p>
+      <w:r>
+        <w:rPr>
+          <w:b/>
+        </w:rPr>
+        <w:t xml:space="preserve">THE STEP-DAUGHTER.  </w:t>
+      </w:r>
+      <w:r>
+        <w:rPr>
+          <w:b w:val="0"/>
+          <w:i w:val="0"/>
+        </w:rPr>
+        <w:t>. — and the skirt down past the knee!</w:t>
+      </w:r>
+    </w:p>
+    <w:p>
+      <w:r>
+        <w:rPr>
+          <w:b/>
+        </w:rPr>
+        <w:t xml:space="preserve">THE FATHER.  </w:t>
+      </w:r>
+      <w:r>
+        <w:rPr>
+          <w:b w:val="0"/>
+          <w:i w:val="0"/>
+        </w:rPr>
+        <w:t>. The drama is coming now, sir; something new, complex, most interesting.</w:t>
+      </w:r>
+    </w:p>
+    <w:p>
+      <w:r>
+        <w:rPr>
+          <w:b/>
+        </w:rPr>
+        <w:t xml:space="preserve">THE STEP-DAUGHTER.  </w:t>
+      </w:r>
+      <w:r>
+        <w:rPr>
+          <w:b w:val="0"/>
+          <w:i w:val="0"/>
+        </w:rPr>
+        <w:t>. As soon as my father died…</w:t>
+      </w:r>
+    </w:p>
+    <w:p>
+      <w:r>
+        <w:rPr>
+          <w:b/>
+        </w:rPr>
+        <w:t xml:space="preserve">THE FATHER.  </w:t>
+      </w:r>
+      <w:r>
+        <w:rPr>
+          <w:b w:val="0"/>
+          <w:i w:val="0"/>
+        </w:rPr>
+        <w:t xml:space="preserve">. — there was absolute misery for them. They came back here, without my knowing. </w:t>
+      </w:r>
+      <w:r>
+        <w:rPr>
+          <w:i/>
+        </w:rPr>
+        <w:t xml:space="preserve">[A small pointing gesture toward the Mother , immediately regretted.] </w:t>
+      </w:r>
+      <w:r>
+        <w:rPr>
+          <w:b w:val="0"/>
+          <w:i w:val="0"/>
+        </w:rPr>
+        <w:t xml:space="preserve"> She can barely write her own name; but she could at least have had her daughter write — to tell me that they were in need.</w:t>
+      </w:r>
+    </w:p>
+    <w:p>
+      <w:r>
+        <w:rPr>
+          <w:b/>
+        </w:rPr>
+        <w:t xml:space="preserve">THE MOTHER.  </w:t>
+      </w:r>
+      <w:r>
+        <w:rPr>
+          <w:b w:val="0"/>
+          <w:i w:val="0"/>
+        </w:rPr>
+        <w:t>. And how was I to divine all this sentiment in him — after so many years apart, and all that had happened…</w:t>
+      </w:r>
+    </w:p>
+    <w:p>
+      <w:r>
+        <w:rPr>
+          <w:b/>
+        </w:rPr>
+        <w:t xml:space="preserve">THE FATHER.  </w:t>
+      </w:r>
+      <w:r>
+        <w:rPr>
+          <w:b w:val="0"/>
+          <w:i w:val="0"/>
+        </w:rPr>
+        <w:t xml:space="preserve">. Was it my fault if that fellow carried you away? After he had found some job, I could find no trace of them — and, naturally, my interest dwindled. </w:t>
+      </w:r>
+      <w:r>
+        <w:rPr>
+          <w:i/>
+        </w:rPr>
+        <w:t xml:space="preserve">[He does not look up.] </w:t>
+      </w:r>
+      <w:r>
+        <w:rPr>
+          <w:b w:val="0"/>
+          <w:i w:val="0"/>
+        </w:rPr>
+        <w:t xml:space="preserve"> Then they came back — and the loneliness still had its grip on me. Ah, what wretchedness is in the man alone — too proud for the shabby comforts, not old enough to do without company, not young enough to seek it without shame. Every man carries things in the secrecy of his own heart that he would never say aloud. </w:t>
+      </w:r>
+      <w:r>
+        <w:rPr>
+          <w:i/>
+        </w:rPr>
+        <w:t xml:space="preserve">[A beat. He has to swallow.] </w:t>
+      </w:r>
+      <w:r>
+        <w:rPr>
+          <w:b w:val="0"/>
+          <w:i w:val="0"/>
+        </w:rPr>
+        <w:t xml:space="preserve"> One gives way to a moment's weakness, and then rises from it, and is himself again — and the moment is not the man. Most men simply haven't the courage to admit the moment was ever there at all. That is the only difference between us.</w:t>
+      </w:r>
+    </w:p>
+    <w:p>
+      <w:r>
+        <w:rPr>
+          <w:b/>
+        </w:rPr>
+        <w:t xml:space="preserve">THE STEP-DAUGHTER.  </w:t>
+      </w:r>
+      <w:r>
+        <w:rPr>
+          <w:b w:val="0"/>
+          <w:i w:val="0"/>
+        </w:rPr>
+        <w:t>. All appear to have the courage to do them though.</w:t>
+      </w:r>
+    </w:p>
+    <w:p>
+      <w:r>
+        <w:rPr>
+          <w:b/>
+        </w:rPr>
+        <w:t xml:space="preserve">THE FATHER.  </w:t>
+      </w:r>
+      <w:r>
+        <w:rPr>
+          <w:b w:val="0"/>
+          <w:i w:val="0"/>
+        </w:rPr>
+        <w:t xml:space="preserve">. Yes, but in secret. Let a man only speak them out, and folks at once label him a cynic. Two people drift toward a thing neither will name; the moment they are caught at it, they both look away. It is the way we tell each other: </w:t>
+      </w:r>
+      <w:r>
+        <w:rPr>
+          <w:b w:val="0"/>
+          <w:i/>
+        </w:rPr>
+        <w:t>blind yourself, because I have.</w:t>
+      </w:r>
+    </w:p>
+    <w:p>
+      <w:r>
+        <w:rPr>
+          <w:b/>
+        </w:rPr>
+        <w:t xml:space="preserve">THE STEP-DAUGHTER.  </w:t>
+      </w:r>
+      <w:r>
+        <w:rPr>
+          <w:b w:val="0"/>
+          <w:i w:val="0"/>
+        </w:rPr>
+        <w:t>. Sometimes one of the two cannot look away any more — when she no longer feels the need of hiding her shame from herself, but dry-eyed and dispassionately sees only the shame of the man who has blinded himself without love. Oh, all this philosophy that uncovers the worst in a man and then seeks to excuse him — I can't stand it, sir. When a man simplifies life down to appetite, throwing aside every finer aspiration, every sense of duty, modesty, shame — then nothing is more revolting than the remorse that follows. Crocodile's tears, that's what it is.</w:t>
+      </w:r>
+    </w:p>
+    <w:p>
+      <w:r>
+        <w:rPr>
+          <w:b/>
+        </w:rPr>
+        <w:t xml:space="preserve">THE FATHER.  </w:t>
+      </w:r>
+      <w:r>
+        <w:rPr>
+          <w:b w:val="0"/>
+          <w:i w:val="0"/>
+        </w:rPr>
+        <w:t xml:space="preserve"> </w:t>
+      </w:r>
+      <w:r>
+        <w:rPr>
+          <w:i/>
+        </w:rPr>
+        <w:t xml:space="preserve">[quietly — for once not defending but attacking, and it is the most dangerous thing he has said all morning] </w:t>
+      </w:r>
+      <w:r>
+        <w:rPr>
+          <w:b w:val="0"/>
+          <w:i w:val="0"/>
+        </w:rPr>
+        <w:t>. Crocodile's tears. How easily she says it. Then ask yourselves, gentlemen, why she guards that one moment of mine so jealously. Because if I am more than that moment — she has to forgive me. And she would rather burn than forgive.</w:t>
+      </w:r>
+    </w:p>
+    <w:p>
+      <w:r>
+        <w:rPr>
+          <w:b w:val="0"/>
+          <w:i/>
+        </w:rPr>
+        <w:t>For a moment — the first — she does not answer. The room waits. Nobody laughs now.</w:t>
+      </w:r>
+    </w:p>
+    <w:p>
+      <w:r>
+        <w:rPr>
+          <w:b/>
+        </w:rPr>
+        <w:t xml:space="preserve">THE MANAGER.  </w:t>
+      </w:r>
+      <w:r>
+        <w:rPr>
+          <w:b w:val="0"/>
+          <w:i w:val="0"/>
+        </w:rPr>
+        <w:t xml:space="preserve"> </w:t>
+      </w:r>
+      <w:r>
+        <w:rPr>
+          <w:i/>
+        </w:rPr>
+        <w:t xml:space="preserve">[a little too quickly] </w:t>
+      </w:r>
+      <w:r>
+        <w:rPr>
+          <w:b w:val="0"/>
+          <w:i w:val="0"/>
+        </w:rPr>
+        <w:t>. Let's come to the point. This is only discussion.</w:t>
+      </w:r>
+    </w:p>
+    <w:p>
+      <w:r>
+        <w:rPr>
+          <w:b/>
+        </w:rPr>
+        <w:t xml:space="preserve">THE FATHER.  </w:t>
+      </w:r>
+      <w:r>
+        <w:rPr>
+          <w:b w:val="0"/>
+          <w:i w:val="0"/>
+        </w:rPr>
+        <w:t xml:space="preserve">. Very good, sir! A fact is like a sack — it won't stand up when it's empty. For it to stand up, you must put into it the reason and sentiment that caused it. I couldn't know that after his death they had come back here, in misery — and that she </w:t>
+      </w:r>
+      <w:r>
+        <w:rPr>
+          <w:i/>
+        </w:rPr>
+        <w:t xml:space="preserve">[Pointing to the Mother .] </w:t>
+      </w:r>
+      <w:r>
+        <w:rPr>
+          <w:b w:val="0"/>
+          <w:i w:val="0"/>
+        </w:rPr>
+        <w:t xml:space="preserve"> had gone to work as a seamstress — in the shop of a certain Madame Pace.</w:t>
+      </w:r>
+    </w:p>
+    <w:p>
+      <w:r>
+        <w:rPr>
+          <w:b/>
+        </w:rPr>
+        <w:t xml:space="preserve">THE STEP-DAUGHTER.  </w:t>
+      </w:r>
+      <w:r>
+        <w:rPr>
+          <w:b w:val="0"/>
+          <w:i w:val="0"/>
+        </w:rPr>
+        <w:t>. A real high-class modiste, gentlemen. In appearance she dresses the leaders of the best society — but she arranges matters so those elegant ladies serve her purpose, and the rest of us — well, the rest of us serve a rather different purpose.</w:t>
+      </w:r>
+    </w:p>
+    <w:p>
+      <w:r>
+        <w:rPr>
+          <w:b/>
+        </w:rPr>
+        <w:t xml:space="preserve">THE MOTHER.  </w:t>
+      </w:r>
+      <w:r>
+        <w:rPr>
+          <w:b w:val="0"/>
+          <w:i w:val="0"/>
+        </w:rPr>
+        <w:t>. You will believe me, gentlemen, that it never entered my mind that the old hag offered me work because she had her eye on my daughter.</w:t>
+      </w:r>
+    </w:p>
+    <w:p>
+      <w:r>
+        <w:rPr>
+          <w:b/>
+        </w:rPr>
+        <w:t xml:space="preserve">THE STEP-DAUGHTER.  </w:t>
+      </w:r>
+      <w:r>
+        <w:rPr>
+          <w:b w:val="0"/>
+          <w:i w:val="0"/>
+        </w:rPr>
+        <w:t>. Poor Mother! Do you know, sir, what that woman did when I brought her back the work my mother had finished? She would point out to me that I had torn one of my dresses, and she would give it back to my mother to mend. It was I who paid for it, always I; while this poor creature here believed she was sacrificing herself for me and these two children here, sitting up at night sewing Madame Pace's dresses.</w:t>
+      </w:r>
+    </w:p>
+    <w:p>
+      <w:r>
+        <w:rPr>
+          <w:b/>
+        </w:rPr>
+        <w:t xml:space="preserve">THE MANAGER.  </w:t>
+      </w:r>
+      <w:r>
+        <w:rPr>
+          <w:b w:val="0"/>
+          <w:i w:val="0"/>
+        </w:rPr>
+        <w:t>. And one day you met there…</w:t>
+      </w:r>
+    </w:p>
+    <w:p>
+      <w:r>
+        <w:rPr>
+          <w:b/>
+        </w:rPr>
+        <w:t xml:space="preserve">THE STEP-DAUGHTER.  </w:t>
+      </w:r>
+      <w:r>
+        <w:rPr>
+          <w:b w:val="0"/>
+          <w:i w:val="0"/>
+        </w:rPr>
+        <w:t>. Him, him. Yes sir, an old client. There's a scene for you to play! Superb!</w:t>
+      </w:r>
+    </w:p>
+    <w:p>
+      <w:r>
+        <w:rPr>
+          <w:b/>
+        </w:rPr>
+        <w:t xml:space="preserve">THE FATHER.  </w:t>
+      </w:r>
+      <w:r>
+        <w:rPr>
+          <w:b w:val="0"/>
+          <w:i w:val="0"/>
+        </w:rPr>
+        <w:t>. She, the Mother arrived just then…</w:t>
+      </w:r>
+    </w:p>
+    <w:p>
+      <w:r>
+        <w:rPr>
+          <w:b/>
+        </w:rPr>
+        <w:t xml:space="preserve">THE STEP-DAUGHTER.  </w:t>
+      </w:r>
+      <w:r>
+        <w:rPr>
+          <w:b w:val="0"/>
+          <w:i w:val="0"/>
+        </w:rPr>
+        <w:t>. Almost in time.</w:t>
+      </w:r>
+    </w:p>
+    <w:p>
+      <w:r>
+        <w:rPr>
+          <w:b/>
+        </w:rPr>
+        <w:t xml:space="preserve">THE FATHER.  </w:t>
+      </w:r>
+      <w:r>
+        <w:rPr>
+          <w:b w:val="0"/>
+          <w:i w:val="0"/>
+        </w:rPr>
+        <w:t xml:space="preserve"> </w:t>
+      </w:r>
+      <w:r>
+        <w:rPr>
+          <w:i/>
+        </w:rPr>
+        <w:t xml:space="preserve">[crying out] </w:t>
+      </w:r>
+      <w:r>
+        <w:rPr>
+          <w:b w:val="0"/>
+          <w:i w:val="0"/>
+        </w:rPr>
+        <w:t xml:space="preserve">. No — in time. </w:t>
+      </w:r>
+      <w:r>
+        <w:rPr>
+          <w:b w:val="0"/>
+          <w:i/>
+        </w:rPr>
+        <w:t>In time.</w:t>
+      </w:r>
+      <w:r>
+        <w:rPr>
+          <w:b w:val="0"/>
+          <w:i w:val="0"/>
+        </w:rPr>
+        <w:t xml:space="preserve"> Fortunately I recognized her… in time. And I took them back home with me to my house. You can imagine now her position and mine; she, as you see her, and I who cannot look her in the face.</w:t>
+      </w:r>
+    </w:p>
+    <w:p>
+      <w:r>
+        <w:rPr>
+          <w:b/>
+        </w:rPr>
+        <w:t xml:space="preserve">THE STEP-DAUGHTER.  </w:t>
+      </w:r>
+      <w:r>
+        <w:rPr>
+          <w:b w:val="0"/>
+          <w:i w:val="0"/>
+        </w:rPr>
+        <w:t xml:space="preserve">. Absurd! How can I possibly be expected — after </w:t>
+      </w:r>
+      <w:r>
+        <w:rPr>
+          <w:b w:val="0"/>
+          <w:i/>
+        </w:rPr>
+        <w:t>that</w:t>
+      </w:r>
+      <w:r>
+        <w:rPr>
+          <w:b w:val="0"/>
+          <w:i w:val="0"/>
+        </w:rPr>
+        <w:t xml:space="preserve"> — to play the modest young miss, fit company for his damned aspirations of "a solid moral sanity"?</w:t>
+      </w:r>
+    </w:p>
+    <w:p>
+      <w:r>
+        <w:rPr>
+          <w:b/>
+        </w:rPr>
+        <w:t xml:space="preserve">THE FATHER.  </w:t>
+      </w:r>
+      <w:r>
+        <w:rPr>
+          <w:b w:val="0"/>
+          <w:i w:val="0"/>
+        </w:rPr>
+        <w:t>. She wants to nail me forever to that one room, that one table, that one envelope.</w:t>
+      </w:r>
+    </w:p>
+    <w:p>
+      <w:r>
+        <w:rPr>
+          <w:b/>
+        </w:rPr>
+        <w:t xml:space="preserve">THE STEP-DAUGHTER.  </w:t>
+      </w:r>
+      <w:r>
+        <w:rPr>
+          <w:b w:val="0"/>
+          <w:i w:val="0"/>
+        </w:rPr>
+        <w:t xml:space="preserve"> </w:t>
+      </w:r>
+      <w:r>
+        <w:rPr>
+          <w:i/>
+        </w:rPr>
+        <w:t xml:space="preserve">[flat] </w:t>
+      </w:r>
+      <w:r>
+        <w:rPr>
+          <w:b w:val="0"/>
+          <w:i w:val="0"/>
+        </w:rPr>
+        <w:t>. You walked into that room by yourself.</w:t>
+      </w:r>
+    </w:p>
+    <w:p>
+      <w:r>
+        <w:rPr>
+          <w:b/>
+        </w:rPr>
+        <w:t xml:space="preserve">PLAYER 2.  </w:t>
+      </w:r>
+      <w:r>
+        <w:rPr>
+          <w:b w:val="0"/>
+          <w:i w:val="0"/>
+        </w:rPr>
+        <w:t xml:space="preserve">. Pardon — did we just witness a </w:t>
+      </w:r>
+      <w:r>
+        <w:rPr>
+          <w:b w:val="0"/>
+          <w:i/>
+        </w:rPr>
+        <w:t>confession?</w:t>
+      </w:r>
+    </w:p>
+    <w:p>
+      <w:pPr>
+        <w:pStyle w:val="Heading2"/>
+      </w:pPr>
+      <w:r>
+        <w:t>Part V of Act One — The Son</w:t>
+      </w:r>
+    </w:p>
+    <w:p>
+      <w:r>
+        <w:rPr>
+          <w:b/>
+        </w:rPr>
+        <w:t xml:space="preserve">THE SON.  </w:t>
+      </w:r>
+      <w:r>
+        <w:rPr>
+          <w:b w:val="0"/>
+          <w:i w:val="0"/>
+        </w:rPr>
+        <w:t xml:space="preserve"> </w:t>
+      </w:r>
+      <w:r>
+        <w:rPr>
+          <w:i/>
+        </w:rPr>
+        <w:t xml:space="preserve">[the Father, cornered, has turned to his son — and the room's eyes follow. The Son keeps his hands in his pockets, body not moving] </w:t>
+      </w:r>
+      <w:r>
+        <w:rPr>
+          <w:b w:val="0"/>
+          <w:i w:val="0"/>
+        </w:rPr>
+        <w:t>. Don't look at me. I don't come into this.</w:t>
+      </w:r>
+    </w:p>
+    <w:p>
+      <w:r>
+        <w:rPr>
+          <w:b/>
+        </w:rPr>
+        <w:t xml:space="preserve">THE FATHER.  </w:t>
+      </w:r>
+      <w:r>
+        <w:rPr>
+          <w:b w:val="0"/>
+          <w:i w:val="0"/>
+        </w:rPr>
+        <w:t>. What? You don't come into this?</w:t>
+      </w:r>
+    </w:p>
+    <w:p>
+      <w:r>
+        <w:rPr>
+          <w:b/>
+        </w:rPr>
+        <w:t xml:space="preserve">THE SON.  </w:t>
+      </w:r>
+      <w:r>
+        <w:rPr>
+          <w:b w:val="0"/>
+          <w:i w:val="0"/>
+        </w:rPr>
+        <w:t>. I've got nothing to do with it. And I don't want to have. You know perfectly well I wasn't made to be mixed up in all this with the rest of you.</w:t>
+      </w:r>
+    </w:p>
+    <w:p>
+      <w:r>
+        <w:rPr>
+          <w:b/>
+        </w:rPr>
+        <w:t xml:space="preserve">THE STEP-DAUGHTER.  </w:t>
+      </w:r>
+      <w:r>
+        <w:rPr>
+          <w:b w:val="0"/>
+          <w:i w:val="0"/>
+        </w:rPr>
+        <w:t xml:space="preserve">. We are vulgar folk, sir. </w:t>
+      </w:r>
+      <w:r>
+        <w:rPr>
+          <w:b w:val="0"/>
+          <w:i/>
+        </w:rPr>
+        <w:t>He</w:t>
+      </w:r>
+      <w:r>
+        <w:rPr>
+          <w:b w:val="0"/>
+          <w:i w:val="0"/>
+        </w:rPr>
+        <w:t xml:space="preserve"> is the fine gentleman. You may have noticed, Mr. Manager, that I fix him now and again with a look that makes him lower his eyes — because he knows what he did to me.</w:t>
+      </w:r>
+    </w:p>
+    <w:p>
+      <w:r>
+        <w:rPr>
+          <w:b/>
+        </w:rPr>
+        <w:t xml:space="preserve">THE SON.  </w:t>
+      </w:r>
+      <w:r>
+        <w:rPr>
+          <w:b w:val="0"/>
+          <w:i w:val="0"/>
+        </w:rPr>
+        <w:t xml:space="preserve"> </w:t>
+      </w:r>
+      <w:r>
+        <w:rPr>
+          <w:i/>
+        </w:rPr>
+        <w:t xml:space="preserve">[scarcely looking at her] </w:t>
+      </w:r>
+      <w:r>
+        <w:rPr>
+          <w:b w:val="0"/>
+          <w:i w:val="0"/>
+        </w:rPr>
+        <w:t>. I?</w:t>
+      </w:r>
+    </w:p>
+    <w:p>
+      <w:r>
+        <w:rPr>
+          <w:b/>
+        </w:rPr>
+        <w:t xml:space="preserve">THE STEP-DAUGHTER.  </w:t>
+      </w:r>
+      <w:r>
+        <w:rPr>
+          <w:b w:val="0"/>
+          <w:i w:val="0"/>
+        </w:rPr>
+        <w:t xml:space="preserve">. You — </w:t>
+      </w:r>
+      <w:r>
+        <w:rPr>
+          <w:b w:val="0"/>
+          <w:i/>
+        </w:rPr>
+        <w:t>you</w:t>
+      </w:r>
+      <w:r>
+        <w:rPr>
+          <w:b w:val="0"/>
+          <w:i w:val="0"/>
+        </w:rPr>
+        <w:t xml:space="preserve">! I owe my life on the streets to you. Did you, or did you not, deny us — I won't say the warmth of home, but even the bare hospitality that makes a guest feel at ease? We were intruders, come to disturb the kingdom of your </w:t>
+      </w:r>
+      <w:r>
+        <w:rPr>
+          <w:b w:val="0"/>
+          <w:i/>
+        </w:rPr>
+        <w:t>legitimacy</w:t>
+      </w:r>
+      <w:r>
+        <w:rPr>
+          <w:b w:val="0"/>
+          <w:i w:val="0"/>
+        </w:rPr>
+        <w:t xml:space="preserve">. It was </w:t>
+      </w:r>
+      <w:r>
+        <w:rPr>
+          <w:b w:val="0"/>
+          <w:i/>
+        </w:rPr>
+        <w:t>his</w:t>
+      </w:r>
+      <w:r>
+        <w:rPr>
+          <w:b w:val="0"/>
+          <w:i w:val="0"/>
+        </w:rPr>
+        <w:t xml:space="preserve"> behaviour that made me insist on the reason I had come — with my mother, who is his mother too. </w:t>
+      </w:r>
+      <w:r>
+        <w:rPr>
+          <w:b w:val="0"/>
+          <w:i/>
+        </w:rPr>
+        <w:t>And I came as mistress of the house.</w:t>
+      </w:r>
+    </w:p>
+    <w:p>
+      <w:r>
+        <w:rPr>
+          <w:b/>
+        </w:rPr>
+        <w:t xml:space="preserve">THE SON.  </w:t>
+      </w:r>
+      <w:r>
+        <w:rPr>
+          <w:b w:val="0"/>
+          <w:i w:val="0"/>
+        </w:rPr>
+        <w:t xml:space="preserve">. It's easy for them to put me always in the wrong. One day, gentlemen, a young woman of impudent bearing arrives at my home, asking for my father. Then she returns, bolder, with that child there — and asks him for money, in a way that lets one suppose he </w:t>
+      </w:r>
+      <w:r>
+        <w:rPr>
+          <w:b w:val="0"/>
+          <w:i/>
+        </w:rPr>
+        <w:t>must</w:t>
+      </w:r>
+      <w:r>
+        <w:rPr>
+          <w:b w:val="0"/>
+          <w:i w:val="0"/>
+        </w:rPr>
+        <w:t xml:space="preserve"> give it. Must. Because he has every obligation.</w:t>
+      </w:r>
+    </w:p>
+    <w:p>
+      <w:r>
+        <w:rPr>
+          <w:b/>
+        </w:rPr>
+        <w:t xml:space="preserve">THE FATHER.  </w:t>
+      </w:r>
+      <w:r>
+        <w:rPr>
+          <w:b w:val="0"/>
+          <w:i w:val="0"/>
+        </w:rPr>
+        <w:t>. But I have, in fact, this obligation. I owe it to your mother.</w:t>
+      </w:r>
+    </w:p>
+    <w:p>
+      <w:r>
+        <w:rPr>
+          <w:b/>
+        </w:rPr>
+        <w:t xml:space="preserve">THE SON.  </w:t>
+      </w:r>
+      <w:r>
+        <w:rPr>
+          <w:b w:val="0"/>
+          <w:i w:val="0"/>
+        </w:rPr>
+        <w:t xml:space="preserve">. How should I know? When had I ever seen or heard of her? One day there arrive with her </w:t>
+      </w:r>
+      <w:r>
+        <w:rPr>
+          <w:i/>
+        </w:rPr>
+        <w:t xml:space="preserve">[Indicating Step-Daughter.] </w:t>
+      </w:r>
+      <w:r>
+        <w:rPr>
+          <w:b w:val="0"/>
+          <w:i w:val="0"/>
+        </w:rPr>
+        <w:t xml:space="preserve"> that lad and this baby here. I am told: "This is your mother. Also." I divine from her manner why they have come home. I had rather not say what I feel about it. I shouldn't even care to confess it to myself. No action can therefore be hoped for from me in this affair. Believe me, sir — I am an "unrealised" character. Leave me out of it, I beg you.</w:t>
+      </w:r>
+    </w:p>
+    <w:p>
+      <w:r>
+        <w:rPr>
+          <w:b/>
+        </w:rPr>
+        <w:t xml:space="preserve">THE FATHER.  </w:t>
+      </w:r>
+      <w:r>
+        <w:rPr>
+          <w:b w:val="0"/>
+          <w:i w:val="0"/>
+        </w:rPr>
+        <w:t>. What? It is just because you are so that…</w:t>
+      </w:r>
+    </w:p>
+    <w:p>
+      <w:r>
+        <w:rPr>
+          <w:b/>
+        </w:rPr>
+        <w:t xml:space="preserve">THE SON.  </w:t>
+      </w:r>
+      <w:r>
+        <w:rPr>
+          <w:b w:val="0"/>
+          <w:i w:val="0"/>
+        </w:rPr>
+        <w:t xml:space="preserve">. How do you know what I am like? When did you ever </w:t>
+      </w:r>
+      <w:r>
+        <w:rPr>
+          <w:b w:val="0"/>
+          <w:i/>
+        </w:rPr>
+        <w:t>bother your head</w:t>
+      </w:r>
+      <w:r>
+        <w:rPr>
+          <w:b w:val="0"/>
+          <w:i w:val="0"/>
+        </w:rPr>
+        <w:t xml:space="preserve"> about me? </w:t>
+      </w:r>
+      <w:r>
+        <w:rPr>
+          <w:i/>
+        </w:rPr>
+        <w:t xml:space="preserve">[the one time the cold cracks] </w:t>
+      </w:r>
+      <w:r>
+        <w:rPr>
+          <w:b w:val="0"/>
+          <w:i w:val="0"/>
+        </w:rPr>
+        <w:t xml:space="preserve"> You all need me because somebody must be guilty who did nothing.</w:t>
+      </w:r>
+    </w:p>
+    <w:p>
+      <w:r>
+        <w:rPr>
+          <w:b/>
+        </w:rPr>
+        <w:t xml:space="preserve">THE FATHER.  </w:t>
+      </w:r>
+      <w:r>
+        <w:rPr>
+          <w:b w:val="0"/>
+          <w:i w:val="0"/>
+        </w:rPr>
+        <w:t xml:space="preserve">. I admit it. I admit it. But isn't that a situation in itself? This aloofness of yours, so cruel to me and to your mother, who comes home and sees you almost for the first time as a grown man, who doesn't recognise you but knows you are her son… </w:t>
+      </w:r>
+      <w:r>
+        <w:rPr>
+          <w:i/>
+        </w:rPr>
+        <w:t xml:space="preserve">[Pointing out the Mother to the Manager .] </w:t>
+      </w:r>
+      <w:r>
+        <w:rPr>
+          <w:b w:val="0"/>
+          <w:i w:val="0"/>
+        </w:rPr>
+        <w:t xml:space="preserve"> See, she's crying!</w:t>
+      </w:r>
+    </w:p>
+    <w:p>
+      <w:r>
+        <w:rPr>
+          <w:b/>
+        </w:rPr>
+        <w:t xml:space="preserve">THE STEP-DAUGHTER.  </w:t>
+      </w:r>
+      <w:r>
+        <w:rPr>
+          <w:b w:val="0"/>
+          <w:i w:val="0"/>
+        </w:rPr>
+        <w:t xml:space="preserve"> </w:t>
+      </w:r>
+      <w:r>
+        <w:rPr>
+          <w:i/>
+        </w:rPr>
+        <w:t xml:space="preserve">[without looking at the Mother ] </w:t>
+      </w:r>
+      <w:r>
+        <w:rPr>
+          <w:b w:val="0"/>
+          <w:i w:val="0"/>
+        </w:rPr>
+        <w:t>. Like a fool.</w:t>
+      </w:r>
+    </w:p>
+    <w:p>
+      <w:r>
+        <w:rPr>
+          <w:b/>
+        </w:rPr>
+        <w:t xml:space="preserve">THE FATHER.  </w:t>
+      </w:r>
+      <w:r>
+        <w:rPr>
+          <w:b w:val="0"/>
+          <w:i w:val="0"/>
+        </w:rPr>
+        <w:t xml:space="preserve"> </w:t>
+      </w:r>
+      <w:r>
+        <w:rPr>
+          <w:i/>
+        </w:rPr>
+        <w:t xml:space="preserve">[indicating Step-Daughter] </w:t>
+      </w:r>
+      <w:r>
+        <w:rPr>
+          <w:b w:val="0"/>
+          <w:i w:val="0"/>
+        </w:rPr>
+        <w:t xml:space="preserve">. She can't stand him, you know. </w:t>
+      </w:r>
+      <w:r>
+        <w:rPr>
+          <w:i/>
+        </w:rPr>
+        <w:t xml:space="preserve">[Then referring again to the Son.] </w:t>
+      </w:r>
+      <w:r>
+        <w:rPr>
+          <w:b w:val="0"/>
+          <w:i w:val="0"/>
+        </w:rPr>
+        <w:t xml:space="preserve"> He says he doesn't come into the affair, whereas he is really the hinge of the whole action. Look at that lad who is always clinging to his mother, frightened and humiliated. It is on account of this fellow here. He feels himself more a stranger than the others — mortified at being brought into a home out of charity, as it were. </w:t>
+      </w:r>
+      <w:r>
+        <w:rPr>
+          <w:i/>
+        </w:rPr>
+        <w:t xml:space="preserve">[In confidence.] </w:t>
+      </w:r>
+      <w:r>
+        <w:rPr>
+          <w:b w:val="0"/>
+          <w:i w:val="0"/>
+        </w:rPr>
+        <w:t xml:space="preserve"> The image of his father. Hardly talks at all.</w:t>
+      </w:r>
+    </w:p>
+    <w:p>
+      <w:r>
+        <w:rPr>
+          <w:b/>
+        </w:rPr>
+        <w:t xml:space="preserve">THE MANAGER.  </w:t>
+      </w:r>
+      <w:r>
+        <w:rPr>
+          <w:b w:val="0"/>
+          <w:i w:val="0"/>
+        </w:rPr>
+        <w:t>. Oh, we'll cut him out. You've no notion what a nuisance boys are on the stage…</w:t>
+      </w:r>
+    </w:p>
+    <w:p>
+      <w:r>
+        <w:rPr>
+          <w:b/>
+        </w:rPr>
+        <w:t xml:space="preserve">THE FATHER.  </w:t>
+      </w:r>
+      <w:r>
+        <w:rPr>
+          <w:b w:val="0"/>
+          <w:i w:val="0"/>
+        </w:rPr>
+        <w:t>. The little girl vanishes first. Then the boy. Then she runs. And what remains? Three people in the same house, unable to belong to one another. A family, perhaps — but without faith, without warmth, without any place where happiness could take root.</w:t>
+      </w:r>
+    </w:p>
+    <w:p>
+      <w:pPr>
+        <w:pStyle w:val="Heading2"/>
+      </w:pPr>
+      <w:r>
+        <w:t>Part VI of Act One — The Bargain</w:t>
       </w:r>
     </w:p>
     <w:p>

--- a/outputs/actor_script.docx
+++ b/outputs/actor_script.docx
@@ -4342,7 +4342,7 @@
         <w:pStyle w:val="Heading2"/>
       </w:pPr>
       <w:r>
-        <w:t>Part IV of Act One — His Version</w:t>
+        <w:t>Part IV of Act One — The Defence</w:t>
       </w:r>
     </w:p>
     <w:p>
@@ -5971,7 +5971,7 @@
         <w:pStyle w:val="Heading2"/>
       </w:pPr>
       <w:r>
-        <w:t>Part V of Act One — The Son</w:t>
+        <w:t>Part V of Act One — The Hinge</w:t>
       </w:r>
     </w:p>
     <w:p>

--- a/outputs/actor_script.docx
+++ b/outputs/actor_script.docx
@@ -4667,7 +4667,7 @@
           <w:b w:val="0"/>
           <w:i w:val="0"/>
         </w:rPr>
-        <w:t xml:space="preserve">. Yes — for the kind of audience that goes in for that kind of evening. The rest of us are working actors. We have rent to pay. </w:t>
+        <w:t xml:space="preserve">. Yes. The rest of us are working actors. We have rent to pay. </w:t>
       </w:r>
       <w:r>
         <w:rPr>
@@ -4765,7 +4765,7 @@
           <w:b w:val="0"/>
           <w:i w:val="0"/>
         </w:rPr>
-        <w:t>. That's not true. I meant to do good to them — and to myself, I confess, at the same time. It reached the point where I couldn't say a word to either of them without their making a silent appeal to each other with their eyes — how to keep me calm, how to keep me quiet. And that alone kept me in a constant rage.</w:t>
+        <w:t>. That's not true. I meant to do good to them — and to myself, I confess. It reached the point where I couldn't say a word to either of them without their making a silent appeal to each other with their eyes — how to keep me calm, how to keep me quiet. And that alone kept me in a constant rage.</w:t>
       </w:r>
     </w:p>
     <w:p>
@@ -5172,7 +5172,7 @@
           <w:b w:val="0"/>
           <w:i w:val="0"/>
         </w:rPr>
-        <w:t xml:space="preserve"> But great evil has come of it. I meant well, sir. I did it for her sake more than for mine. </w:t>
+        <w:t xml:space="preserve"> But great evil has come of it. I did it for her sake more than for mine. </w:t>
       </w:r>
       <w:r>
         <w:rPr>
@@ -5233,7 +5233,20 @@
           <w:b w:val="0"/>
           <w:i w:val="0"/>
         </w:rPr>
-        <w:t>.</w:t>
+        <w:t xml:space="preserve">. He used to follow me in the street. I told my mother, who guessed at once </w:t>
+      </w:r>
+      <w:r>
+        <w:rPr>
+          <w:i/>
+        </w:rPr>
+        <w:t xml:space="preserve">[The Mother agrees with a nod.] </w:t>
+      </w:r>
+      <w:r>
+        <w:rPr>
+          <w:b w:val="0"/>
+          <w:i w:val="0"/>
+        </w:rPr>
+        <w:t xml:space="preserve"> and wouldn't send me to school for some days. When I went back, there he was again, with a paper parcel: a fine straw hat, a bouquet of flowers. For me.</w:t>
       </w:r>
     </w:p>
     <w:p>
@@ -5327,6 +5340,107 @@
         <w:rPr>
           <w:b/>
         </w:rPr>
+        <w:t xml:space="preserve">THE MANAGER.  </w:t>
+      </w:r>
+      <w:r>
+        <w:rPr>
+          <w:b w:val="0"/>
+          <w:i w:val="0"/>
+        </w:rPr>
+        <w:t>. A bit discursive this, you know!</w:t>
+      </w:r>
+    </w:p>
+    <w:p>
+      <w:r>
+        <w:rPr>
+          <w:b/>
+        </w:rPr>
+        <w:t xml:space="preserve">THE SON.  </w:t>
+      </w:r>
+      <w:r>
+        <w:rPr>
+          <w:b w:val="0"/>
+          <w:i w:val="0"/>
+        </w:rPr>
+        <w:t xml:space="preserve"> </w:t>
+      </w:r>
+      <w:r>
+        <w:rPr>
+          <w:i/>
+        </w:rPr>
+        <w:t xml:space="preserve">[turning his face away from the Father ] </w:t>
+      </w:r>
+      <w:r>
+        <w:rPr>
+          <w:b w:val="0"/>
+          <w:i w:val="0"/>
+        </w:rPr>
+        <w:t>. Literature. Literature.</w:t>
+      </w:r>
+    </w:p>
+    <w:p>
+      <w:r>
+        <w:rPr>
+          <w:b/>
+        </w:rPr>
+        <w:t xml:space="preserve">THE FATHER.  </w:t>
+      </w:r>
+      <w:r>
+        <w:rPr>
+          <w:b w:val="0"/>
+          <w:i w:val="0"/>
+        </w:rPr>
+        <w:t>. Literature indeed! This is life, this is passion!</w:t>
+      </w:r>
+    </w:p>
+    <w:p>
+      <w:r>
+        <w:rPr>
+          <w:b/>
+        </w:rPr>
+        <w:t xml:space="preserve">THE MANAGER.  </w:t>
+      </w:r>
+      <w:r>
+        <w:rPr>
+          <w:b w:val="0"/>
+          <w:i w:val="0"/>
+        </w:rPr>
+        <w:t>. It may be, but it won't act.</w:t>
+      </w:r>
+    </w:p>
+    <w:p>
+      <w:r>
+        <w:rPr>
+          <w:b/>
+        </w:rPr>
+        <w:t xml:space="preserve">THE FATHER.  </w:t>
+      </w:r>
+      <w:r>
+        <w:rPr>
+          <w:b w:val="0"/>
+          <w:i w:val="0"/>
+        </w:rPr>
+        <w:t xml:space="preserve">. I agree. This is only the part leading up. I don't suggest this should be staged. She </w:t>
+      </w:r>
+      <w:r>
+        <w:rPr>
+          <w:i/>
+        </w:rPr>
+        <w:t xml:space="preserve">[Pointing to the Step-Daughter .] </w:t>
+      </w:r>
+      <w:r>
+        <w:rPr>
+          <w:b w:val="0"/>
+          <w:i w:val="0"/>
+        </w:rPr>
+        <w:t>, as you see, is no longer the schoolgirl with plaits down her back —.</w:t>
+      </w:r>
+    </w:p>
+    <w:p>
+      <w:r>
+        <w:rPr>
+          <w:b/>
+        </w:rPr>
         <w:t xml:space="preserve">THE STEP-DAUGHTER.  </w:t>
       </w:r>
       <w:r>
@@ -5334,20 +5448,210 @@
           <w:b w:val="0"/>
           <w:i w:val="0"/>
         </w:rPr>
-        <w:t xml:space="preserve">. Yes, yes. True. He used to follow me in the street. I told my mother, who guessed at once. </w:t>
-      </w:r>
-      <w:r>
-        <w:rPr>
-          <w:i/>
-        </w:rPr>
-        <w:t xml:space="preserve">[The Mother agrees with a nod.] </w:t>
-      </w:r>
-      <w:r>
-        <w:rPr>
-          <w:b w:val="0"/>
-          <w:i w:val="0"/>
-        </w:rPr>
-        <w:t xml:space="preserve"> She wouldn't send me to school for some days. When I went back, there he was again, with a paper parcel: a fine straw hat, a bouquet of flowers. For me.</w:t>
+        <w:t>. — and the skirt down past the knee!</w:t>
+      </w:r>
+    </w:p>
+    <w:p>
+      <w:r>
+        <w:rPr>
+          <w:b/>
+        </w:rPr>
+        <w:t xml:space="preserve">THE FATHER.  </w:t>
+      </w:r>
+      <w:r>
+        <w:rPr>
+          <w:b w:val="0"/>
+          <w:i w:val="0"/>
+        </w:rPr>
+        <w:t>. The drama is coming now, sir; something new, and complex.</w:t>
+      </w:r>
+    </w:p>
+    <w:p>
+      <w:r>
+        <w:rPr>
+          <w:b/>
+        </w:rPr>
+        <w:t xml:space="preserve">THE STEP-DAUGHTER.  </w:t>
+      </w:r>
+      <w:r>
+        <w:rPr>
+          <w:b w:val="0"/>
+          <w:i w:val="0"/>
+        </w:rPr>
+        <w:t>. As soon as my father died…</w:t>
+      </w:r>
+    </w:p>
+    <w:p>
+      <w:r>
+        <w:rPr>
+          <w:b/>
+        </w:rPr>
+        <w:t xml:space="preserve">THE FATHER.  </w:t>
+      </w:r>
+      <w:r>
+        <w:rPr>
+          <w:b w:val="0"/>
+          <w:i w:val="0"/>
+        </w:rPr>
+        <w:t xml:space="preserve">. — there was absolute misery for them. They came back here, without my knowing. </w:t>
+      </w:r>
+      <w:r>
+        <w:rPr>
+          <w:i/>
+        </w:rPr>
+        <w:t xml:space="preserve">[A small pointing gesture toward the Mother , immediately regretted.] </w:t>
+      </w:r>
+      <w:r>
+        <w:rPr>
+          <w:b w:val="0"/>
+          <w:i w:val="0"/>
+        </w:rPr>
+        <w:t xml:space="preserve"> She can barely write her own name; but she could at least have had her daughter write — to tell me that they were in need.</w:t>
+      </w:r>
+    </w:p>
+    <w:p>
+      <w:r>
+        <w:rPr>
+          <w:b/>
+        </w:rPr>
+        <w:t xml:space="preserve">THE MOTHER.  </w:t>
+      </w:r>
+      <w:r>
+        <w:rPr>
+          <w:b w:val="0"/>
+          <w:i w:val="0"/>
+        </w:rPr>
+        <w:t>. And how was I to divine all this sentiment in him — after so many years apart, and all that had happened…</w:t>
+      </w:r>
+    </w:p>
+    <w:p>
+      <w:r>
+        <w:rPr>
+          <w:b/>
+        </w:rPr>
+        <w:t xml:space="preserve">THE FATHER.  </w:t>
+      </w:r>
+      <w:r>
+        <w:rPr>
+          <w:b w:val="0"/>
+          <w:i w:val="0"/>
+        </w:rPr>
+        <w:t xml:space="preserve">. Was it my fault if that fellow carried you away? After he had found some job, I could find no trace of them — and, naturally, my interest dwindled. </w:t>
+      </w:r>
+      <w:r>
+        <w:rPr>
+          <w:i/>
+        </w:rPr>
+        <w:t xml:space="preserve">[He does not look up.] </w:t>
+      </w:r>
+      <w:r>
+        <w:rPr>
+          <w:b w:val="0"/>
+          <w:i w:val="0"/>
+        </w:rPr>
+        <w:t xml:space="preserve"> Then they came back — and the loneliness still had its grip on me. Ah, what wretchedness is in the man alone — too proud for the shabby comforts, not old enough to do without company, not young enough to seek it without shame. Every man carries things in the secrecy of his own heart that he would never say aloud. </w:t>
+      </w:r>
+      <w:r>
+        <w:rPr>
+          <w:i/>
+        </w:rPr>
+        <w:t xml:space="preserve">[A beat. He has to swallow.] </w:t>
+      </w:r>
+      <w:r>
+        <w:rPr>
+          <w:b w:val="0"/>
+          <w:i w:val="0"/>
+        </w:rPr>
+        <w:t xml:space="preserve"> One gives way to a moment's weakness, and then rises from it, and is himself again — and the moment is not the man. Most men simply haven't the courage to admit the moment was ever there at all. That is the only difference between us.</w:t>
+      </w:r>
+    </w:p>
+    <w:p>
+      <w:r>
+        <w:rPr>
+          <w:b/>
+        </w:rPr>
+        <w:t xml:space="preserve">THE STEP-DAUGHTER.  </w:t>
+      </w:r>
+      <w:r>
+        <w:rPr>
+          <w:b w:val="0"/>
+          <w:i w:val="0"/>
+        </w:rPr>
+        <w:t>. All appear to have the courage to do them though.</w:t>
+      </w:r>
+    </w:p>
+    <w:p>
+      <w:r>
+        <w:rPr>
+          <w:b/>
+        </w:rPr>
+        <w:t xml:space="preserve">THE FATHER.  </w:t>
+      </w:r>
+      <w:r>
+        <w:rPr>
+          <w:b w:val="0"/>
+          <w:i w:val="0"/>
+        </w:rPr>
+        <w:t xml:space="preserve">. Yes, but in secret. Let a man only speak them out, and folks at once label him a cynic. Two people drift toward a thing neither will name; the moment they are caught at it, they both look away. It is the way we tell each other: </w:t>
+      </w:r>
+      <w:r>
+        <w:rPr>
+          <w:b w:val="0"/>
+          <w:i/>
+        </w:rPr>
+        <w:t>blind yourself, because I have.</w:t>
+      </w:r>
+    </w:p>
+    <w:p>
+      <w:r>
+        <w:rPr>
+          <w:b/>
+        </w:rPr>
+        <w:t xml:space="preserve">THE STEP-DAUGHTER.  </w:t>
+      </w:r>
+      <w:r>
+        <w:rPr>
+          <w:b w:val="0"/>
+          <w:i w:val="0"/>
+        </w:rPr>
+        <w:t>. Sometimes one of the two cannot look away any more — when she no longer feels the need of hiding her shame from herself, but dry-eyed and dispassionately sees only the shame of the man who has blinded himself without love. Oh, all this philosophy that uncovers the worst in a man and then seeks to excuse him — I can't stand it, sir. When a man simplifies life down to appetite, throwing aside every finer aspiration, every sense of duty, modesty, shame — then nothing is more revolting than the remorse that follows. Crocodile's tears, that's what it is.</w:t>
+      </w:r>
+    </w:p>
+    <w:p>
+      <w:r>
+        <w:rPr>
+          <w:b/>
+        </w:rPr>
+        <w:t xml:space="preserve">THE FATHER.  </w:t>
+      </w:r>
+      <w:r>
+        <w:rPr>
+          <w:b w:val="0"/>
+          <w:i w:val="0"/>
+        </w:rPr>
+        <w:t xml:space="preserve"> </w:t>
+      </w:r>
+      <w:r>
+        <w:rPr>
+          <w:i/>
+        </w:rPr>
+        <w:t xml:space="preserve">[quietly — for once not defending but attacking, and it is the most dangerous thing he has said all morning] </w:t>
+      </w:r>
+      <w:r>
+        <w:rPr>
+          <w:b w:val="0"/>
+          <w:i w:val="0"/>
+        </w:rPr>
+        <w:t>. Crocodile's tears. How easily she says it. Then ask yourselves, gentlemen, why she guards that one moment of mine so jealously. Because if I am more than that moment — she has to forgive me. And she would rather burn than forgive.</w:t>
+      </w:r>
+    </w:p>
+    <w:p>
+      <w:r>
+        <w:rPr>
+          <w:b w:val="0"/>
+          <w:i/>
+        </w:rPr>
+        <w:t>For a moment — the first — she does not answer. The room waits. Nobody laughs now.</w:t>
       </w:r>
     </w:p>
     <w:p>
@@ -5362,35 +5666,20 @@
           <w:b w:val="0"/>
           <w:i w:val="0"/>
         </w:rPr>
-        <w:t>. A bit discursive this, you know!</w:t>
-      </w:r>
-    </w:p>
-    <w:p>
-      <w:r>
-        <w:rPr>
-          <w:b/>
-        </w:rPr>
-        <w:t xml:space="preserve">THE SON.  </w:t>
-      </w:r>
-      <w:r>
-        <w:rPr>
-          <w:b w:val="0"/>
-          <w:i w:val="0"/>
-        </w:rPr>
         <w:t xml:space="preserve"> </w:t>
       </w:r>
       <w:r>
         <w:rPr>
           <w:i/>
         </w:rPr>
-        <w:t xml:space="preserve">[turning his face away from the Father ] </w:t>
-      </w:r>
-      <w:r>
-        <w:rPr>
-          <w:b w:val="0"/>
-          <w:i w:val="0"/>
-        </w:rPr>
-        <w:t>. Literature. Literature.</w:t>
+        <w:t xml:space="preserve">[a little too quickly] </w:t>
+      </w:r>
+      <w:r>
+        <w:rPr>
+          <w:b w:val="0"/>
+          <w:i w:val="0"/>
+        </w:rPr>
+        <w:t>. Let's come to the point. This is only discussion.</w:t>
       </w:r>
     </w:p>
     <w:p>
@@ -5405,7 +5694,65 @@
           <w:b w:val="0"/>
           <w:i w:val="0"/>
         </w:rPr>
-        <w:t>. Literature indeed! This is life, this is passion!</w:t>
+        <w:t xml:space="preserve">. Very good, sir! A fact is like a sack — it won't stand up when it's empty. For it to stand up, you must put into it the reason and sentiment that caused it. I couldn't know that after his death they had come back here, in misery — and that she </w:t>
+      </w:r>
+      <w:r>
+        <w:rPr>
+          <w:i/>
+        </w:rPr>
+        <w:t xml:space="preserve">[Pointing to the Mother .] </w:t>
+      </w:r>
+      <w:r>
+        <w:rPr>
+          <w:b w:val="0"/>
+          <w:i w:val="0"/>
+        </w:rPr>
+        <w:t xml:space="preserve"> had gone to work as a seamstress — in the shop of a certain Madame Pace.</w:t>
+      </w:r>
+    </w:p>
+    <w:p>
+      <w:r>
+        <w:rPr>
+          <w:b/>
+        </w:rPr>
+        <w:t xml:space="preserve">THE STEP-DAUGHTER.  </w:t>
+      </w:r>
+      <w:r>
+        <w:rPr>
+          <w:b w:val="0"/>
+          <w:i w:val="0"/>
+        </w:rPr>
+        <w:t>. A real high-class modiste, gentlemen. In appearance she dresses the leaders of the best society — but she arranges matters so those elegant ladies serve her purpose — and the rest of us serve a rather different one.</w:t>
+      </w:r>
+    </w:p>
+    <w:p>
+      <w:r>
+        <w:rPr>
+          <w:b/>
+        </w:rPr>
+        <w:t xml:space="preserve">THE MOTHER.  </w:t>
+      </w:r>
+      <w:r>
+        <w:rPr>
+          <w:b w:val="0"/>
+          <w:i w:val="0"/>
+        </w:rPr>
+        <w:t>. You will believe me, gentlemen, that it never entered my mind that the old hag offered me work because she had her eye on my daughter.</w:t>
+      </w:r>
+    </w:p>
+    <w:p>
+      <w:r>
+        <w:rPr>
+          <w:b/>
+        </w:rPr>
+        <w:t xml:space="preserve">THE STEP-DAUGHTER.  </w:t>
+      </w:r>
+      <w:r>
+        <w:rPr>
+          <w:b w:val="0"/>
+          <w:i w:val="0"/>
+        </w:rPr>
+        <w:t>. Poor Mother! Do you know what that woman did, sir? When I brought back the work my mother had finished, she would point out a dress of mine I had torn — and give it back to my mother to mend. It was I who paid, always I — while this poor creature believed she was sacrificing herself for me and these two children, sitting up at night sewing Madame Pace's dresses.</w:t>
       </w:r>
     </w:p>
     <w:p>
@@ -5420,7 +5767,22 @@
           <w:b w:val="0"/>
           <w:i w:val="0"/>
         </w:rPr>
-        <w:t>. It may be, but it won't act.</w:t>
+        <w:t>. And one day you met there…</w:t>
+      </w:r>
+    </w:p>
+    <w:p>
+      <w:r>
+        <w:rPr>
+          <w:b/>
+        </w:rPr>
+        <w:t xml:space="preserve">THE STEP-DAUGHTER.  </w:t>
+      </w:r>
+      <w:r>
+        <w:rPr>
+          <w:b w:val="0"/>
+          <w:i w:val="0"/>
+        </w:rPr>
+        <w:t>. Him, him. Yes sir, an old client. There's a scene for you to play! Superb!</w:t>
       </w:r>
     </w:p>
     <w:p>
@@ -5435,20 +5797,7 @@
           <w:b w:val="0"/>
           <w:i w:val="0"/>
         </w:rPr>
-        <w:t xml:space="preserve">. I agree. This is only the part leading up. I don't suggest this should be staged. She </w:t>
-      </w:r>
-      <w:r>
-        <w:rPr>
-          <w:i/>
-        </w:rPr>
-        <w:t xml:space="preserve">[Pointing to the Step-Daughter .] </w:t>
-      </w:r>
-      <w:r>
-        <w:rPr>
-          <w:b w:val="0"/>
-          <w:i w:val="0"/>
-        </w:rPr>
-        <w:t>, as you see, is no longer the schoolgirl with plaits down her back —.</w:t>
+        <w:t>. She, the Mother arrived just then…</w:t>
       </w:r>
     </w:p>
     <w:p>
@@ -5463,7 +5812,7 @@
           <w:b w:val="0"/>
           <w:i w:val="0"/>
         </w:rPr>
-        <w:t>. — and the skirt down past the knee!</w:t>
+        <w:t>. Almost in time.</w:t>
       </w:r>
     </w:p>
     <w:p>
@@ -5478,376 +5827,12 @@
           <w:b w:val="0"/>
           <w:i w:val="0"/>
         </w:rPr>
-        <w:t>. The drama is coming now, sir; something new, complex, most interesting.</w:t>
-      </w:r>
-    </w:p>
-    <w:p>
-      <w:r>
-        <w:rPr>
-          <w:b/>
-        </w:rPr>
-        <w:t xml:space="preserve">THE STEP-DAUGHTER.  </w:t>
-      </w:r>
-      <w:r>
-        <w:rPr>
-          <w:b w:val="0"/>
-          <w:i w:val="0"/>
-        </w:rPr>
-        <w:t>. As soon as my father died…</w:t>
-      </w:r>
-    </w:p>
-    <w:p>
-      <w:r>
-        <w:rPr>
-          <w:b/>
-        </w:rPr>
-        <w:t xml:space="preserve">THE FATHER.  </w:t>
-      </w:r>
-      <w:r>
-        <w:rPr>
-          <w:b w:val="0"/>
-          <w:i w:val="0"/>
-        </w:rPr>
-        <w:t xml:space="preserve">. — there was absolute misery for them. They came back here, without my knowing. </w:t>
-      </w:r>
-      <w:r>
-        <w:rPr>
-          <w:i/>
-        </w:rPr>
-        <w:t xml:space="preserve">[A small pointing gesture toward the Mother , immediately regretted.] </w:t>
-      </w:r>
-      <w:r>
-        <w:rPr>
-          <w:b w:val="0"/>
-          <w:i w:val="0"/>
-        </w:rPr>
-        <w:t xml:space="preserve"> She can barely write her own name; but she could at least have had her daughter write — to tell me that they were in need.</w:t>
-      </w:r>
-    </w:p>
-    <w:p>
-      <w:r>
-        <w:rPr>
-          <w:b/>
-        </w:rPr>
-        <w:t xml:space="preserve">THE MOTHER.  </w:t>
-      </w:r>
-      <w:r>
-        <w:rPr>
-          <w:b w:val="0"/>
-          <w:i w:val="0"/>
-        </w:rPr>
-        <w:t>. And how was I to divine all this sentiment in him — after so many years apart, and all that had happened…</w:t>
-      </w:r>
-    </w:p>
-    <w:p>
-      <w:r>
-        <w:rPr>
-          <w:b/>
-        </w:rPr>
-        <w:t xml:space="preserve">THE FATHER.  </w:t>
-      </w:r>
-      <w:r>
-        <w:rPr>
-          <w:b w:val="0"/>
-          <w:i w:val="0"/>
-        </w:rPr>
-        <w:t xml:space="preserve">. Was it my fault if that fellow carried you away? After he had found some job, I could find no trace of them — and, naturally, my interest dwindled. </w:t>
-      </w:r>
-      <w:r>
-        <w:rPr>
-          <w:i/>
-        </w:rPr>
-        <w:t xml:space="preserve">[He does not look up.] </w:t>
-      </w:r>
-      <w:r>
-        <w:rPr>
-          <w:b w:val="0"/>
-          <w:i w:val="0"/>
-        </w:rPr>
-        <w:t xml:space="preserve"> Then they came back — and the loneliness still had its grip on me. Ah, what wretchedness is in the man alone — too proud for the shabby comforts, not old enough to do without company, not young enough to seek it without shame. Every man carries things in the secrecy of his own heart that he would never say aloud. </w:t>
-      </w:r>
-      <w:r>
-        <w:rPr>
-          <w:i/>
-        </w:rPr>
-        <w:t xml:space="preserve">[A beat. He has to swallow.] </w:t>
-      </w:r>
-      <w:r>
-        <w:rPr>
-          <w:b w:val="0"/>
-          <w:i w:val="0"/>
-        </w:rPr>
-        <w:t xml:space="preserve"> One gives way to a moment's weakness, and then rises from it, and is himself again — and the moment is not the man. Most men simply haven't the courage to admit the moment was ever there at all. That is the only difference between us.</w:t>
-      </w:r>
-    </w:p>
-    <w:p>
-      <w:r>
-        <w:rPr>
-          <w:b/>
-        </w:rPr>
-        <w:t xml:space="preserve">THE STEP-DAUGHTER.  </w:t>
-      </w:r>
-      <w:r>
-        <w:rPr>
-          <w:b w:val="0"/>
-          <w:i w:val="0"/>
-        </w:rPr>
-        <w:t>. All appear to have the courage to do them though.</w:t>
-      </w:r>
-    </w:p>
-    <w:p>
-      <w:r>
-        <w:rPr>
-          <w:b/>
-        </w:rPr>
-        <w:t xml:space="preserve">THE FATHER.  </w:t>
-      </w:r>
-      <w:r>
-        <w:rPr>
-          <w:b w:val="0"/>
-          <w:i w:val="0"/>
-        </w:rPr>
-        <w:t xml:space="preserve">. Yes, but in secret. Let a man only speak them out, and folks at once label him a cynic. Two people drift toward a thing neither will name; the moment they are caught at it, they both look away. It is the way we tell each other: </w:t>
-      </w:r>
-      <w:r>
-        <w:rPr>
-          <w:b w:val="0"/>
-          <w:i/>
-        </w:rPr>
-        <w:t>blind yourself, because I have.</w:t>
-      </w:r>
-    </w:p>
-    <w:p>
-      <w:r>
-        <w:rPr>
-          <w:b/>
-        </w:rPr>
-        <w:t xml:space="preserve">THE STEP-DAUGHTER.  </w:t>
-      </w:r>
-      <w:r>
-        <w:rPr>
-          <w:b w:val="0"/>
-          <w:i w:val="0"/>
-        </w:rPr>
-        <w:t>. Sometimes one of the two cannot look away any more — when she no longer feels the need of hiding her shame from herself, but dry-eyed and dispassionately sees only the shame of the man who has blinded himself without love. Oh, all this philosophy that uncovers the worst in a man and then seeks to excuse him — I can't stand it, sir. When a man simplifies life down to appetite, throwing aside every finer aspiration, every sense of duty, modesty, shame — then nothing is more revolting than the remorse that follows. Crocodile's tears, that's what it is.</w:t>
-      </w:r>
-    </w:p>
-    <w:p>
-      <w:r>
-        <w:rPr>
-          <w:b/>
-        </w:rPr>
-        <w:t xml:space="preserve">THE FATHER.  </w:t>
-      </w:r>
-      <w:r>
-        <w:rPr>
-          <w:b w:val="0"/>
-          <w:i w:val="0"/>
-        </w:rPr>
         <w:t xml:space="preserve"> </w:t>
       </w:r>
       <w:r>
         <w:rPr>
           <w:i/>
         </w:rPr>
-        <w:t xml:space="preserve">[quietly — for once not defending but attacking, and it is the most dangerous thing he has said all morning] </w:t>
-      </w:r>
-      <w:r>
-        <w:rPr>
-          <w:b w:val="0"/>
-          <w:i w:val="0"/>
-        </w:rPr>
-        <w:t>. Crocodile's tears. How easily she says it. Then ask yourselves, gentlemen, why she guards that one moment of mine so jealously. Because if I am more than that moment — she has to forgive me. And she would rather burn than forgive.</w:t>
-      </w:r>
-    </w:p>
-    <w:p>
-      <w:r>
-        <w:rPr>
-          <w:b w:val="0"/>
-          <w:i/>
-        </w:rPr>
-        <w:t>For a moment — the first — she does not answer. The room waits. Nobody laughs now.</w:t>
-      </w:r>
-    </w:p>
-    <w:p>
-      <w:r>
-        <w:rPr>
-          <w:b/>
-        </w:rPr>
-        <w:t xml:space="preserve">THE MANAGER.  </w:t>
-      </w:r>
-      <w:r>
-        <w:rPr>
-          <w:b w:val="0"/>
-          <w:i w:val="0"/>
-        </w:rPr>
-        <w:t xml:space="preserve"> </w:t>
-      </w:r>
-      <w:r>
-        <w:rPr>
-          <w:i/>
-        </w:rPr>
-        <w:t xml:space="preserve">[a little too quickly] </w:t>
-      </w:r>
-      <w:r>
-        <w:rPr>
-          <w:b w:val="0"/>
-          <w:i w:val="0"/>
-        </w:rPr>
-        <w:t>. Let's come to the point. This is only discussion.</w:t>
-      </w:r>
-    </w:p>
-    <w:p>
-      <w:r>
-        <w:rPr>
-          <w:b/>
-        </w:rPr>
-        <w:t xml:space="preserve">THE FATHER.  </w:t>
-      </w:r>
-      <w:r>
-        <w:rPr>
-          <w:b w:val="0"/>
-          <w:i w:val="0"/>
-        </w:rPr>
-        <w:t xml:space="preserve">. Very good, sir! A fact is like a sack — it won't stand up when it's empty. For it to stand up, you must put into it the reason and sentiment that caused it. I couldn't know that after his death they had come back here, in misery — and that she </w:t>
-      </w:r>
-      <w:r>
-        <w:rPr>
-          <w:i/>
-        </w:rPr>
-        <w:t xml:space="preserve">[Pointing to the Mother .] </w:t>
-      </w:r>
-      <w:r>
-        <w:rPr>
-          <w:b w:val="0"/>
-          <w:i w:val="0"/>
-        </w:rPr>
-        <w:t xml:space="preserve"> had gone to work as a seamstress — in the shop of a certain Madame Pace.</w:t>
-      </w:r>
-    </w:p>
-    <w:p>
-      <w:r>
-        <w:rPr>
-          <w:b/>
-        </w:rPr>
-        <w:t xml:space="preserve">THE STEP-DAUGHTER.  </w:t>
-      </w:r>
-      <w:r>
-        <w:rPr>
-          <w:b w:val="0"/>
-          <w:i w:val="0"/>
-        </w:rPr>
-        <w:t>. A real high-class modiste, gentlemen. In appearance she dresses the leaders of the best society — but she arranges matters so those elegant ladies serve her purpose, and the rest of us — well, the rest of us serve a rather different purpose.</w:t>
-      </w:r>
-    </w:p>
-    <w:p>
-      <w:r>
-        <w:rPr>
-          <w:b/>
-        </w:rPr>
-        <w:t xml:space="preserve">THE MOTHER.  </w:t>
-      </w:r>
-      <w:r>
-        <w:rPr>
-          <w:b w:val="0"/>
-          <w:i w:val="0"/>
-        </w:rPr>
-        <w:t>. You will believe me, gentlemen, that it never entered my mind that the old hag offered me work because she had her eye on my daughter.</w:t>
-      </w:r>
-    </w:p>
-    <w:p>
-      <w:r>
-        <w:rPr>
-          <w:b/>
-        </w:rPr>
-        <w:t xml:space="preserve">THE STEP-DAUGHTER.  </w:t>
-      </w:r>
-      <w:r>
-        <w:rPr>
-          <w:b w:val="0"/>
-          <w:i w:val="0"/>
-        </w:rPr>
-        <w:t>. Poor Mother! Do you know, sir, what that woman did when I brought her back the work my mother had finished? She would point out to me that I had torn one of my dresses, and she would give it back to my mother to mend. It was I who paid for it, always I; while this poor creature here believed she was sacrificing herself for me and these two children here, sitting up at night sewing Madame Pace's dresses.</w:t>
-      </w:r>
-    </w:p>
-    <w:p>
-      <w:r>
-        <w:rPr>
-          <w:b/>
-        </w:rPr>
-        <w:t xml:space="preserve">THE MANAGER.  </w:t>
-      </w:r>
-      <w:r>
-        <w:rPr>
-          <w:b w:val="0"/>
-          <w:i w:val="0"/>
-        </w:rPr>
-        <w:t>. And one day you met there…</w:t>
-      </w:r>
-    </w:p>
-    <w:p>
-      <w:r>
-        <w:rPr>
-          <w:b/>
-        </w:rPr>
-        <w:t xml:space="preserve">THE STEP-DAUGHTER.  </w:t>
-      </w:r>
-      <w:r>
-        <w:rPr>
-          <w:b w:val="0"/>
-          <w:i w:val="0"/>
-        </w:rPr>
-        <w:t>. Him, him. Yes sir, an old client. There's a scene for you to play! Superb!</w:t>
-      </w:r>
-    </w:p>
-    <w:p>
-      <w:r>
-        <w:rPr>
-          <w:b/>
-        </w:rPr>
-        <w:t xml:space="preserve">THE FATHER.  </w:t>
-      </w:r>
-      <w:r>
-        <w:rPr>
-          <w:b w:val="0"/>
-          <w:i w:val="0"/>
-        </w:rPr>
-        <w:t>. She, the Mother arrived just then…</w:t>
-      </w:r>
-    </w:p>
-    <w:p>
-      <w:r>
-        <w:rPr>
-          <w:b/>
-        </w:rPr>
-        <w:t xml:space="preserve">THE STEP-DAUGHTER.  </w:t>
-      </w:r>
-      <w:r>
-        <w:rPr>
-          <w:b w:val="0"/>
-          <w:i w:val="0"/>
-        </w:rPr>
-        <w:t>. Almost in time.</w:t>
-      </w:r>
-    </w:p>
-    <w:p>
-      <w:r>
-        <w:rPr>
-          <w:b/>
-        </w:rPr>
-        <w:t xml:space="preserve">THE FATHER.  </w:t>
-      </w:r>
-      <w:r>
-        <w:rPr>
-          <w:b w:val="0"/>
-          <w:i w:val="0"/>
-        </w:rPr>
-        <w:t xml:space="preserve"> </w:t>
-      </w:r>
-      <w:r>
-        <w:rPr>
-          <w:i/>
-        </w:rPr>
         <w:t xml:space="preserve">[crying out] </w:t>
       </w:r>
       <w:r>
@@ -5869,7 +5854,7 @@
           <w:b w:val="0"/>
           <w:i w:val="0"/>
         </w:rPr>
-        <w:t xml:space="preserve"> Fortunately I recognized her… in time. And I took them back home with me to my house. You can imagine now her position and mine; she, as you see her, and I who cannot look her in the face.</w:t>
+        <w:t xml:space="preserve"> Fortunately I recognized her… in time. And I took them back home with me. You can imagine now her position and mine; she, as you see her, and I who cannot look her in the face.</w:t>
       </w:r>
     </w:p>
     <w:p>

--- a/outputs/actor_script.docx
+++ b/outputs/actor_script.docx
@@ -4531,7 +4531,7 @@
           <w:b w:val="0"/>
           <w:i w:val="0"/>
         </w:rPr>
-        <w:t xml:space="preserve"> You see — she denies it. She cannot hear me. </w:t>
+        <w:t xml:space="preserve"> You see — she denies it. </w:t>
       </w:r>
       <w:r>
         <w:rPr>
@@ -4567,6 +4567,146 @@
         <w:rPr>
           <w:b/>
         </w:rPr>
+        <w:t xml:space="preserve">PLAYER 2.  </w:t>
+      </w:r>
+      <w:r>
+        <w:rPr>
+          <w:b w:val="0"/>
+          <w:i w:val="0"/>
+        </w:rPr>
+        <w:t xml:space="preserve"> </w:t>
+      </w:r>
+      <w:r>
+        <w:rPr>
+          <w:i/>
+        </w:rPr>
+        <w:t xml:space="preserve">[who has been biting her lips with rage at seeing the Leading Man flirting with the Step-Daughter, coming forward to the Manager] </w:t>
+      </w:r>
+      <w:r>
+        <w:rPr>
+          <w:b w:val="0"/>
+          <w:i w:val="0"/>
+        </w:rPr>
+        <w:t xml:space="preserve">. Excuse me — </w:t>
+      </w:r>
+      <w:r>
+        <w:rPr>
+          <w:b w:val="0"/>
+          <w:i/>
+        </w:rPr>
+        <w:t>mais sérieusement</w:t>
+      </w:r>
+      <w:r>
+        <w:rPr>
+          <w:b w:val="0"/>
+          <w:i w:val="0"/>
+        </w:rPr>
+        <w:t xml:space="preserve"> — are we going to rehearse today, or not?</w:t>
+      </w:r>
+    </w:p>
+    <w:p>
+      <w:r>
+        <w:rPr>
+          <w:b/>
+        </w:rPr>
+        <w:t xml:space="preserve">THE MANAGER.  </w:t>
+      </w:r>
+      <w:r>
+        <w:rPr>
+          <w:b w:val="0"/>
+          <w:i w:val="0"/>
+        </w:rPr>
+        <w:t>. Of course, of course; but let's hear them out.</w:t>
+      </w:r>
+    </w:p>
+    <w:p>
+      <w:r>
+        <w:rPr>
+          <w:b/>
+        </w:rPr>
+        <w:t xml:space="preserve">PLAYER 1.  </w:t>
+      </w:r>
+      <w:r>
+        <w:rPr>
+          <w:b w:val="0"/>
+          <w:i w:val="0"/>
+        </w:rPr>
+        <w:t xml:space="preserve"> </w:t>
+      </w:r>
+      <w:r>
+        <w:rPr>
+          <w:i/>
+        </w:rPr>
+        <w:t xml:space="preserve">[the falsetto is half a beat too low; Player 1's voice is showing] </w:t>
+      </w:r>
+      <w:r>
+        <w:rPr>
+          <w:b w:val="0"/>
+          <w:i w:val="0"/>
+        </w:rPr>
+        <w:t>. Most interesting.</w:t>
+      </w:r>
+    </w:p>
+    <w:p>
+      <w:r>
+        <w:rPr>
+          <w:b/>
+        </w:rPr>
+        <w:t xml:space="preserve">PLAYER 2.  </w:t>
+      </w:r>
+      <w:r>
+        <w:rPr>
+          <w:b w:val="0"/>
+          <w:i w:val="0"/>
+        </w:rPr>
+        <w:t xml:space="preserve">. Yes. The rest of us are working actors. We have rent to pay. </w:t>
+      </w:r>
+      <w:r>
+        <w:rPr>
+          <w:i/>
+        </w:rPr>
+        <w:t xml:space="preserve">[Casts a glance at Leading Man .] </w:t>
+      </w:r>
+    </w:p>
+    <w:p>
+      <w:r>
+        <w:rPr>
+          <w:b/>
+        </w:rPr>
+        <w:t xml:space="preserve">THE MANAGER.  </w:t>
+      </w:r>
+      <w:r>
+        <w:rPr>
+          <w:b w:val="0"/>
+          <w:i w:val="0"/>
+        </w:rPr>
+        <w:t xml:space="preserve"> </w:t>
+      </w:r>
+      <w:r>
+        <w:rPr>
+          <w:i/>
+        </w:rPr>
+        <w:t xml:space="preserve">[to Father ] </w:t>
+      </w:r>
+      <w:r>
+        <w:rPr>
+          <w:b w:val="0"/>
+          <w:i w:val="0"/>
+        </w:rPr>
+        <w:t xml:space="preserve">. You must please explain yourself quite clearly. </w:t>
+      </w:r>
+      <w:r>
+        <w:rPr>
+          <w:i/>
+        </w:rPr>
+        <w:t xml:space="preserve">[Sits down.] </w:t>
+      </w:r>
+    </w:p>
+    <w:p>
+      <w:r>
+        <w:rPr>
+          <w:b/>
+        </w:rPr>
         <w:t xml:space="preserve">THE FATHER.  </w:t>
       </w:r>
       <w:r>
@@ -4574,13 +4714,589 @@
           <w:b w:val="0"/>
           <w:i w:val="0"/>
         </w:rPr>
-        <w:t xml:space="preserve">. If we could see all the evil that can come from good, what would we do? </w:t>
-      </w:r>
-      <w:r>
-        <w:rPr>
-          <w:i/>
-        </w:rPr>
-        <w:t xml:space="preserve">[At this point the Leading Lady who is biting her lips with rage at seeing the Leading Man flirting with the Step-Daughter , comes forward and says to the Manager .] </w:t>
+        <w:t xml:space="preserve">. Very well then: listen! I had in my service a poor clerk, a secretary, full of devotion, who became friends with her. </w:t>
+      </w:r>
+      <w:r>
+        <w:rPr>
+          <w:i/>
+        </w:rPr>
+        <w:t xml:space="preserve">[Indicating the Mother .] </w:t>
+      </w:r>
+      <w:r>
+        <w:rPr>
+          <w:b w:val="0"/>
+          <w:i w:val="0"/>
+        </w:rPr>
+        <w:t xml:space="preserve"> Kindred souls — without the slightest suspicion of evil between them.</w:t>
+      </w:r>
+    </w:p>
+    <w:p>
+      <w:r>
+        <w:rPr>
+          <w:b/>
+        </w:rPr>
+        <w:t xml:space="preserve">THE STEP-DAUGHTER.  </w:t>
+      </w:r>
+      <w:r>
+        <w:rPr>
+          <w:b w:val="0"/>
+          <w:i w:val="0"/>
+        </w:rPr>
+        <w:t>. So he thought of it — for them!</w:t>
+      </w:r>
+    </w:p>
+    <w:p>
+      <w:r>
+        <w:rPr>
+          <w:b/>
+        </w:rPr>
+        <w:t xml:space="preserve">THE FATHER.  </w:t>
+      </w:r>
+      <w:r>
+        <w:rPr>
+          <w:b w:val="0"/>
+          <w:i w:val="0"/>
+        </w:rPr>
+        <w:t>. That's not true. I meant to do good to them — and to myself, I confess. It reached the point where I couldn't say a word to either of them without their exchanging a silent look — how to keep me calm, how to keep me quiet. And that alone kept me in a constant rage.</w:t>
+      </w:r>
+    </w:p>
+    <w:p>
+      <w:r>
+        <w:rPr>
+          <w:b/>
+        </w:rPr>
+        <w:t xml:space="preserve">THE MANAGER.  </w:t>
+      </w:r>
+      <w:r>
+        <w:rPr>
+          <w:b w:val="0"/>
+          <w:i w:val="0"/>
+        </w:rPr>
+        <w:t>. And why didn't you send him away then — this secretary of yours?</w:t>
+      </w:r>
+    </w:p>
+    <w:p>
+      <w:r>
+        <w:rPr>
+          <w:b/>
+        </w:rPr>
+        <w:t xml:space="preserve">THE FATHER.  </w:t>
+      </w:r>
+      <w:r>
+        <w:rPr>
+          <w:b w:val="0"/>
+          <w:i w:val="0"/>
+        </w:rPr>
+        <w:t>. Precisely what I did, sir. And then I had to watch this poor woman wandering the house like an animal without a master — an animal one has taken in out of pity.</w:t>
+      </w:r>
+    </w:p>
+    <w:p>
+      <w:r>
+        <w:rPr>
+          <w:b/>
+        </w:rPr>
+        <w:t xml:space="preserve">THE MOTHER.  </w:t>
+      </w:r>
+      <w:r>
+        <w:rPr>
+          <w:b w:val="0"/>
+          <w:i w:val="0"/>
+        </w:rPr>
+        <w:t>. Ah yes…</w:t>
+      </w:r>
+    </w:p>
+    <w:p>
+      <w:r>
+        <w:rPr>
+          <w:b/>
+        </w:rPr>
+        <w:t xml:space="preserve">THE FATHER.  </w:t>
+      </w:r>
+      <w:r>
+        <w:rPr>
+          <w:b w:val="0"/>
+          <w:i w:val="0"/>
+        </w:rPr>
+        <w:t xml:space="preserve"> </w:t>
+      </w:r>
+      <w:r>
+        <w:rPr>
+          <w:i/>
+        </w:rPr>
+        <w:t xml:space="preserve">[suddenly turning to the Mother ] </w:t>
+      </w:r>
+      <w:r>
+        <w:rPr>
+          <w:b w:val="0"/>
+          <w:i w:val="0"/>
+        </w:rPr>
+        <w:t>. It's true about the son anyway, isn't it?</w:t>
+      </w:r>
+    </w:p>
+    <w:p>
+      <w:r>
+        <w:rPr>
+          <w:b/>
+        </w:rPr>
+        <w:t xml:space="preserve">THE MOTHER.  </w:t>
+      </w:r>
+      <w:r>
+        <w:rPr>
+          <w:b w:val="0"/>
+          <w:i w:val="0"/>
+        </w:rPr>
+        <w:t>. He took my son away from me first of all.</w:t>
+      </w:r>
+    </w:p>
+    <w:p>
+      <w:r>
+        <w:rPr>
+          <w:b/>
+        </w:rPr>
+        <w:t xml:space="preserve">THE FATHER.  </w:t>
+      </w:r>
+      <w:r>
+        <w:rPr>
+          <w:b w:val="0"/>
+          <w:i w:val="0"/>
+        </w:rPr>
+        <w:t>. But not from cruelty. I sent him to a wet nurse in the country, a peasant, so that he should grow up healthy and strong — his mother did not seem strong enough.</w:t>
+      </w:r>
+    </w:p>
+    <w:p>
+      <w:r>
+        <w:rPr>
+          <w:b/>
+        </w:rPr>
+        <w:t xml:space="preserve">THE STEP-DAUGHTER.  </w:t>
+      </w:r>
+      <w:r>
+        <w:rPr>
+          <w:b w:val="0"/>
+          <w:i w:val="0"/>
+        </w:rPr>
+        <w:t xml:space="preserve"> </w:t>
+      </w:r>
+      <w:r>
+        <w:rPr>
+          <w:i/>
+        </w:rPr>
+        <w:t xml:space="preserve">[pointing at him, no smile] </w:t>
+      </w:r>
+      <w:r>
+        <w:rPr>
+          <w:b w:val="0"/>
+          <w:i w:val="0"/>
+        </w:rPr>
+        <w:t>. As one can see.</w:t>
+      </w:r>
+    </w:p>
+    <w:p>
+      <w:r>
+        <w:rPr>
+          <w:b/>
+        </w:rPr>
+        <w:t xml:space="preserve">THE FATHER.  </w:t>
+      </w:r>
+      <w:r>
+        <w:rPr>
+          <w:b w:val="0"/>
+          <w:i w:val="0"/>
+        </w:rPr>
+        <w:t xml:space="preserve"> </w:t>
+      </w:r>
+      <w:r>
+        <w:rPr>
+          <w:i/>
+        </w:rPr>
+        <w:t xml:space="preserve">[quickly] </w:t>
+      </w:r>
+      <w:r>
+        <w:rPr>
+          <w:b w:val="0"/>
+          <w:i w:val="0"/>
+        </w:rPr>
+        <w:t xml:space="preserve">. Is it my fault if he has grown up like this? All my life I have had these damned aspirations toward a moral sanity I never quite reach. </w:t>
+      </w:r>
+      <w:r>
+        <w:rPr>
+          <w:i/>
+        </w:rPr>
+        <w:t xml:space="preserve">[The Step-Daughter breaks into a laugh at "moral sanity" — sharp, without gaiety. The Father's hand lifts toward the Manager: make her stop.] </w:t>
+      </w:r>
+    </w:p>
+    <w:p>
+      <w:r>
+        <w:rPr>
+          <w:b/>
+        </w:rPr>
+        <w:t xml:space="preserve">THE MANAGER.  </w:t>
+      </w:r>
+      <w:r>
+        <w:rPr>
+          <w:b w:val="0"/>
+          <w:i w:val="0"/>
+        </w:rPr>
+        <w:t>. Yes, please stop it, for Heaven's sake.</w:t>
+      </w:r>
+    </w:p>
+    <w:p>
+      <w:r>
+        <w:rPr>
+          <w:b/>
+        </w:rPr>
+        <w:t xml:space="preserve">THE STEP-DAUGHTER.  </w:t>
+      </w:r>
+      <w:r>
+        <w:rPr>
+          <w:b w:val="0"/>
+          <w:i w:val="0"/>
+        </w:rPr>
+        <w:t xml:space="preserve">. But imagine moral sanity from </w:t>
+      </w:r>
+      <w:r>
+        <w:rPr>
+          <w:b w:val="0"/>
+          <w:i/>
+        </w:rPr>
+        <w:t>him</w:t>
+      </w:r>
+      <w:r>
+        <w:rPr>
+          <w:b w:val="0"/>
+          <w:i w:val="0"/>
+        </w:rPr>
+        <w:t>, if you please — a regular customer of Madame Pace's shop. A very regular customer.</w:t>
+      </w:r>
+    </w:p>
+    <w:p>
+      <w:r>
+        <w:rPr>
+          <w:b/>
+        </w:rPr>
+        <w:t xml:space="preserve">PLAYER 1.  </w:t>
+      </w:r>
+      <w:r>
+        <w:rPr>
+          <w:b w:val="0"/>
+          <w:i w:val="0"/>
+        </w:rPr>
+        <w:t xml:space="preserve"> </w:t>
+      </w:r>
+      <w:r>
+        <w:rPr>
+          <w:i/>
+        </w:rPr>
+        <w:t xml:space="preserve">[shifting in his seat, eyes down — quiet now, almost ashamed; not a punchline] </w:t>
+      </w:r>
+      <w:r>
+        <w:rPr>
+          <w:b w:val="0"/>
+          <w:i w:val="0"/>
+        </w:rPr>
+        <w:t>. — These are not the lines of a play I auditioned for.</w:t>
+      </w:r>
+    </w:p>
+    <w:p>
+      <w:r>
+        <w:rPr>
+          <w:b/>
+        </w:rPr>
+        <w:t xml:space="preserve">THE FATHER.  </w:t>
+      </w:r>
+      <w:r>
+        <w:rPr>
+          <w:b w:val="0"/>
+          <w:i w:val="0"/>
+        </w:rPr>
+        <w:t xml:space="preserve"> </w:t>
+      </w:r>
+      <w:r>
+        <w:rPr>
+          <w:i/>
+        </w:rPr>
+        <w:t xml:space="preserve">[a hand goes to his brow, almost despite himself] </w:t>
+      </w:r>
+      <w:r>
+        <w:rPr>
+          <w:b w:val="0"/>
+          <w:i w:val="0"/>
+        </w:rPr>
+        <w:t xml:space="preserve">. Fool! That contradiction, gentlemen, is the proof that I stand here a </w:t>
+      </w:r>
+      <w:r>
+        <w:rPr>
+          <w:b w:val="0"/>
+          <w:i/>
+        </w:rPr>
+        <w:t>live</w:t>
+      </w:r>
+      <w:r>
+        <w:rPr>
+          <w:b w:val="0"/>
+          <w:i w:val="0"/>
+        </w:rPr>
+        <w:t xml:space="preserve"> man before you — exactly this incongruity in my nature has made me suffer. I couldn't live beside that woman </w:t>
+      </w:r>
+      <w:r>
+        <w:rPr>
+          <w:i/>
+        </w:rPr>
+        <w:t xml:space="preserve">[Indicating the Mother .] </w:t>
+      </w:r>
+      <w:r>
+        <w:rPr>
+          <w:b w:val="0"/>
+          <w:i w:val="0"/>
+        </w:rPr>
+        <w:t xml:space="preserve"> any longer; not for the boredom she inspired in me — for the pity I felt for her.</w:t>
+      </w:r>
+    </w:p>
+    <w:p>
+      <w:r>
+        <w:rPr>
+          <w:b/>
+        </w:rPr>
+        <w:t xml:space="preserve">THE STEP-DAUGHTER.  </w:t>
+      </w:r>
+      <w:r>
+        <w:rPr>
+          <w:b w:val="0"/>
+          <w:i w:val="0"/>
+        </w:rPr>
+        <w:t xml:space="preserve"> </w:t>
+      </w:r>
+      <w:r>
+        <w:rPr>
+          <w:i/>
+        </w:rPr>
+        <w:t xml:space="preserve">[flat, into the room] </w:t>
+      </w:r>
+      <w:r>
+        <w:rPr>
+          <w:b w:val="0"/>
+          <w:i w:val="0"/>
+        </w:rPr>
+        <w:t xml:space="preserve">. He calls it pity. He was caught buying his stepdaughter in the back of a dressmaker's shop. He calls it </w:t>
+      </w:r>
+      <w:r>
+        <w:rPr>
+          <w:b w:val="0"/>
+          <w:i/>
+        </w:rPr>
+        <w:t>pity</w:t>
+      </w:r>
+      <w:r>
+        <w:rPr>
+          <w:b w:val="0"/>
+          <w:i w:val="0"/>
+        </w:rPr>
+        <w:t>.</w:t>
+      </w:r>
+    </w:p>
+    <w:p>
+      <w:r>
+        <w:rPr>
+          <w:b/>
+        </w:rPr>
+        <w:t xml:space="preserve">THE MOTHER.  </w:t>
+      </w:r>
+      <w:r>
+        <w:rPr>
+          <w:b w:val="0"/>
+          <w:i w:val="0"/>
+        </w:rPr>
+        <w:t>. And so he turned me out —.</w:t>
+      </w:r>
+    </w:p>
+    <w:p>
+      <w:r>
+        <w:rPr>
+          <w:b/>
+        </w:rPr>
+        <w:t xml:space="preserve">THE FATHER.  </w:t>
+      </w:r>
+      <w:r>
+        <w:rPr>
+          <w:b w:val="0"/>
+          <w:i w:val="0"/>
+        </w:rPr>
+        <w:t>. — well provided for! Yes, I sent her to that man, gentlemen… to let her go free of me.</w:t>
+      </w:r>
+    </w:p>
+    <w:p>
+      <w:r>
+        <w:rPr>
+          <w:b/>
+        </w:rPr>
+        <w:t xml:space="preserve">THE MOTHER.  </w:t>
+      </w:r>
+      <w:r>
+        <w:rPr>
+          <w:b w:val="0"/>
+          <w:i w:val="0"/>
+        </w:rPr>
+        <w:t>. And to free himself.</w:t>
+      </w:r>
+    </w:p>
+    <w:p>
+      <w:r>
+        <w:rPr>
+          <w:b/>
+        </w:rPr>
+        <w:t xml:space="preserve">THE FATHER.  </w:t>
+      </w:r>
+      <w:r>
+        <w:rPr>
+          <w:b w:val="0"/>
+          <w:i w:val="0"/>
+        </w:rPr>
+        <w:t xml:space="preserve">. Yes. I admit it. It was a liberation, also, for me. </w:t>
+      </w:r>
+      <w:r>
+        <w:rPr>
+          <w:i/>
+        </w:rPr>
+        <w:t xml:space="preserve">[Beat.] </w:t>
+      </w:r>
+      <w:r>
+        <w:rPr>
+          <w:b w:val="0"/>
+          <w:i w:val="0"/>
+        </w:rPr>
+        <w:t xml:space="preserve"> But great evil has come of it. I did it for her sake more than for mine. </w:t>
+      </w:r>
+      <w:r>
+        <w:rPr>
+          <w:i/>
+        </w:rPr>
+        <w:t xml:space="preserve">[Crosses his arms; then turns to the Mother.] </w:t>
+      </w:r>
+      <w:r>
+        <w:rPr>
+          <w:b w:val="0"/>
+          <w:i w:val="0"/>
+        </w:rPr>
+        <w:t xml:space="preserve"> And I never lost sight of you. I watched — from a long way off — the new family that grew up around her. </w:t>
+      </w:r>
+      <w:r>
+        <w:rPr>
+          <w:i/>
+        </w:rPr>
+        <w:t xml:space="preserve">[Points to the Step-Daughter.] </w:t>
+      </w:r>
+    </w:p>
+    <w:p>
+      <w:r>
+        <w:rPr>
+          <w:b/>
+        </w:rPr>
+        <w:t xml:space="preserve">THE STEP-DAUGHTER.  </w:t>
+      </w:r>
+      <w:r>
+        <w:rPr>
+          <w:b w:val="0"/>
+          <w:i w:val="0"/>
+        </w:rPr>
+        <w:t xml:space="preserve"> </w:t>
+      </w:r>
+      <w:r>
+        <w:rPr>
+          <w:i/>
+        </w:rPr>
+        <w:t xml:space="preserve">[the cleverness drops — just the child she was] </w:t>
+      </w:r>
+      <w:r>
+        <w:rPr>
+          <w:b w:val="0"/>
+          <w:i w:val="0"/>
+        </w:rPr>
+        <w:t xml:space="preserve">. Oh yes, that's true enough. When I was little, so high, you know, with plaits over my shoulders and my skirt down past my knees, I used to see him waiting outside the school for me to come out. He came, sir, to see how I was </w:t>
+      </w:r>
+      <w:r>
+        <w:rPr>
+          <w:b w:val="0"/>
+          <w:i/>
+        </w:rPr>
+        <w:t>growing up</w:t>
+      </w:r>
+      <w:r>
+        <w:rPr>
+          <w:b w:val="0"/>
+          <w:i w:val="0"/>
+        </w:rPr>
+        <w:t xml:space="preserve">. He used to follow me in the street. I told my mother, who guessed at once </w:t>
+      </w:r>
+      <w:r>
+        <w:rPr>
+          <w:i/>
+        </w:rPr>
+        <w:t xml:space="preserve">[The Mother agrees with a nod.] </w:t>
+      </w:r>
+      <w:r>
+        <w:rPr>
+          <w:b w:val="0"/>
+          <w:i w:val="0"/>
+        </w:rPr>
+        <w:t xml:space="preserve"> and wouldn't send me to school for some days. When I went back, there he was again, with a paper parcel: a fine straw hat, a bouquet of flowers. For me.</w:t>
+      </w:r>
+    </w:p>
+    <w:p>
+      <w:r>
+        <w:rPr>
+          <w:b/>
+        </w:rPr>
+        <w:t xml:space="preserve">THE FATHER.  </w:t>
+      </w:r>
+      <w:r>
+        <w:rPr>
+          <w:b w:val="0"/>
+          <w:i w:val="0"/>
+        </w:rPr>
+        <w:t>. This is infamous, shameful!</w:t>
+      </w:r>
+    </w:p>
+    <w:p>
+      <w:r>
+        <w:rPr>
+          <w:b/>
+        </w:rPr>
+        <w:t xml:space="preserve">THE STEP-DAUGHTER.  </w:t>
+      </w:r>
+      <w:r>
+        <w:rPr>
+          <w:b w:val="0"/>
+          <w:i w:val="0"/>
+        </w:rPr>
+        <w:t>. No. Why?</w:t>
+      </w:r>
+    </w:p>
+    <w:p>
+      <w:r>
+        <w:rPr>
+          <w:b/>
+        </w:rPr>
+        <w:t xml:space="preserve">THE FATHER.  </w:t>
+      </w:r>
+      <w:r>
+        <w:rPr>
+          <w:b w:val="0"/>
+          <w:i w:val="0"/>
+        </w:rPr>
+        <w:t xml:space="preserve">. Infamous! infamous! After she </w:t>
+      </w:r>
+      <w:r>
+        <w:rPr>
+          <w:i/>
+        </w:rPr>
+        <w:t xml:space="preserve">[Indicating the Mother.] </w:t>
+      </w:r>
+      <w:r>
+        <w:rPr>
+          <w:b w:val="0"/>
+          <w:i w:val="0"/>
+        </w:rPr>
+        <w:t xml:space="preserve"> went away, my house seemed suddenly empty. She had been my nightmare, but she filled my house. I was like a dazed fly alone in the empty rooms. Then, by curiosity at first and later by some tender sentiment, I was driven toward her family — the family that had come into being through my will.</w:t>
       </w:r>
     </w:p>
     <w:p>
@@ -4595,21 +5311,20 @@
           <w:b w:val="0"/>
           <w:i w:val="0"/>
         </w:rPr>
-        <w:t xml:space="preserve">. Excuse me — </w:t>
-      </w:r>
-      <w:r>
-        <w:rPr>
-          <w:b w:val="0"/>
-          <w:i/>
-        </w:rPr>
-        <w:t>mais sérieusement</w:t>
-      </w:r>
-      <w:r>
-        <w:rPr>
-          <w:b w:val="0"/>
-          <w:i w:val="0"/>
-        </w:rPr>
-        <w:t xml:space="preserve"> — are we going to rehearse today, or not?</w:t>
+        <w:t xml:space="preserve"> </w:t>
+      </w:r>
+      <w:r>
+        <w:rPr>
+          <w:i/>
+        </w:rPr>
+        <w:t xml:space="preserve">[the back of a script suddenly being used as a notepad] </w:t>
+      </w:r>
+      <w:r>
+        <w:rPr>
+          <w:b w:val="0"/>
+          <w:i w:val="0"/>
+        </w:rPr>
+        <w:t>. Should we be writing this down? Some of it sounds important.</w:t>
       </w:r>
     </w:p>
     <w:p>
@@ -4624,15 +5339,15 @@
           <w:b w:val="0"/>
           <w:i w:val="0"/>
         </w:rPr>
-        <w:t>. Of course, of course; but let's hear them out.</w:t>
-      </w:r>
-    </w:p>
-    <w:p>
-      <w:r>
-        <w:rPr>
-          <w:b/>
-        </w:rPr>
-        <w:t xml:space="preserve">PLAYER 1.  </w:t>
+        <w:t>. A bit discursive this, you know!</w:t>
+      </w:r>
+    </w:p>
+    <w:p>
+      <w:r>
+        <w:rPr>
+          <w:b/>
+        </w:rPr>
+        <w:t xml:space="preserve">THE SON.  </w:t>
       </w:r>
       <w:r>
         <w:rPr>
@@ -4645,35 +5360,29 @@
         <w:rPr>
           <w:i/>
         </w:rPr>
-        <w:t xml:space="preserve">[the falsetto is half a beat too low; Player 1's voice is showing] </w:t>
-      </w:r>
-      <w:r>
-        <w:rPr>
-          <w:b w:val="0"/>
-          <w:i w:val="0"/>
-        </w:rPr>
-        <w:t>. Most interesting.</w:t>
-      </w:r>
-    </w:p>
-    <w:p>
-      <w:r>
-        <w:rPr>
-          <w:b/>
-        </w:rPr>
-        <w:t xml:space="preserve">PLAYER 2.  </w:t>
-      </w:r>
-      <w:r>
-        <w:rPr>
-          <w:b w:val="0"/>
-          <w:i w:val="0"/>
-        </w:rPr>
-        <w:t xml:space="preserve">. Yes. The rest of us are working actors. We have rent to pay. </w:t>
-      </w:r>
-      <w:r>
-        <w:rPr>
-          <w:i/>
-        </w:rPr>
-        <w:t xml:space="preserve">[Casts a glance at Leading Man .] </w:t>
+        <w:t xml:space="preserve">[turning his face away from the Father ] </w:t>
+      </w:r>
+      <w:r>
+        <w:rPr>
+          <w:b w:val="0"/>
+          <w:i w:val="0"/>
+        </w:rPr>
+        <w:t>. Literature. Literature.</w:t>
+      </w:r>
+    </w:p>
+    <w:p>
+      <w:r>
+        <w:rPr>
+          <w:b/>
+        </w:rPr>
+        <w:t xml:space="preserve">THE FATHER.  </w:t>
+      </w:r>
+      <w:r>
+        <w:rPr>
+          <w:b w:val="0"/>
+          <w:i w:val="0"/>
+        </w:rPr>
+        <w:t>. Literature indeed! This is life, this is passion!</w:t>
       </w:r>
     </w:p>
     <w:p>
@@ -4688,26 +5397,7 @@
           <w:b w:val="0"/>
           <w:i w:val="0"/>
         </w:rPr>
-        <w:t xml:space="preserve"> </w:t>
-      </w:r>
-      <w:r>
-        <w:rPr>
-          <w:i/>
-        </w:rPr>
-        <w:t xml:space="preserve">[to Father ] </w:t>
-      </w:r>
-      <w:r>
-        <w:rPr>
-          <w:b w:val="0"/>
-          <w:i w:val="0"/>
-        </w:rPr>
-        <w:t xml:space="preserve">. You must please explain yourself quite clearly. </w:t>
-      </w:r>
-      <w:r>
-        <w:rPr>
-          <w:i/>
-        </w:rPr>
-        <w:t xml:space="preserve">[Sits down.] </w:t>
+        <w:t>. It may be, but it won't act.</w:t>
       </w:r>
     </w:p>
     <w:p>
@@ -4722,20 +5412,20 @@
           <w:b w:val="0"/>
           <w:i w:val="0"/>
         </w:rPr>
-        <w:t xml:space="preserve">. Very well then: listen! I had in my service a poor clerk, a secretary, full of devotion, who became friends with her. </w:t>
-      </w:r>
-      <w:r>
-        <w:rPr>
-          <w:i/>
-        </w:rPr>
-        <w:t xml:space="preserve">[Indicating the Mother .] </w:t>
-      </w:r>
-      <w:r>
-        <w:rPr>
-          <w:b w:val="0"/>
-          <w:i w:val="0"/>
-        </w:rPr>
-        <w:t xml:space="preserve"> Kindred souls — without the slightest suspicion of evil between them.</w:t>
+        <w:t xml:space="preserve">. I agree. This is only the part leading up. She </w:t>
+      </w:r>
+      <w:r>
+        <w:rPr>
+          <w:i/>
+        </w:rPr>
+        <w:t xml:space="preserve">[Pointing to the Step-Daughter .] </w:t>
+      </w:r>
+      <w:r>
+        <w:rPr>
+          <w:b w:val="0"/>
+          <w:i w:val="0"/>
+        </w:rPr>
+        <w:t>, as you see, is no longer the schoolgirl with plaits down her back —.</w:t>
       </w:r>
     </w:p>
     <w:p>
@@ -4750,7 +5440,7 @@
           <w:b w:val="0"/>
           <w:i w:val="0"/>
         </w:rPr>
-        <w:t>. So he thought of it — for them!</w:t>
+        <w:t>. — and the skirt down past the knee!</w:t>
       </w:r>
     </w:p>
     <w:p>
@@ -4765,22 +5455,22 @@
           <w:b w:val="0"/>
           <w:i w:val="0"/>
         </w:rPr>
-        <w:t>. That's not true. I meant to do good to them — and to myself, I confess. It reached the point where I couldn't say a word to either of them without their making a silent appeal to each other with their eyes — how to keep me calm, how to keep me quiet. And that alone kept me in a constant rage.</w:t>
-      </w:r>
-    </w:p>
-    <w:p>
-      <w:r>
-        <w:rPr>
-          <w:b/>
-        </w:rPr>
-        <w:t xml:space="preserve">THE MANAGER.  </w:t>
-      </w:r>
-      <w:r>
-        <w:rPr>
-          <w:b w:val="0"/>
-          <w:i w:val="0"/>
-        </w:rPr>
-        <w:t>. And why didn't you send him away then — this secretary of yours?</w:t>
+        <w:t>. The drama is coming now, sir; something new, and complex.</w:t>
+      </w:r>
+    </w:p>
+    <w:p>
+      <w:r>
+        <w:rPr>
+          <w:b/>
+        </w:rPr>
+        <w:t xml:space="preserve">THE STEP-DAUGHTER.  </w:t>
+      </w:r>
+      <w:r>
+        <w:rPr>
+          <w:b w:val="0"/>
+          <w:i w:val="0"/>
+        </w:rPr>
+        <w:t>. As soon as my father died…</w:t>
       </w:r>
     </w:p>
     <w:p>
@@ -4795,7 +5485,20 @@
           <w:b w:val="0"/>
           <w:i w:val="0"/>
         </w:rPr>
-        <w:t>. Precisely what I did, sir. And then I had to watch this poor woman wandering the house like an animal without a master. Like an animal one has taken in out of pity.</w:t>
+        <w:t xml:space="preserve">. — there was absolute misery for them. They came back here, without my knowing. </w:t>
+      </w:r>
+      <w:r>
+        <w:rPr>
+          <w:i/>
+        </w:rPr>
+        <w:t xml:space="preserve">[A small pointing gesture toward the Mother , immediately regretted.] </w:t>
+      </w:r>
+      <w:r>
+        <w:rPr>
+          <w:b w:val="0"/>
+          <w:i w:val="0"/>
+        </w:rPr>
+        <w:t xml:space="preserve"> She can barely write her own name — but her daughter could have written a line, to tell me they were in need.</w:t>
       </w:r>
     </w:p>
     <w:p>
@@ -4810,7 +5513,7 @@
           <w:b w:val="0"/>
           <w:i w:val="0"/>
         </w:rPr>
-        <w:t>. Ah yes…</w:t>
+        <w:t>. And how was I to divine all this sentiment in him — after so many years apart, and all that had happened…</w:t>
       </w:r>
     </w:p>
     <w:p>
@@ -4825,35 +5528,48 @@
           <w:b w:val="0"/>
           <w:i w:val="0"/>
         </w:rPr>
-        <w:t xml:space="preserve"> </w:t>
-      </w:r>
-      <w:r>
-        <w:rPr>
-          <w:i/>
-        </w:rPr>
-        <w:t xml:space="preserve">[suddenly turning to the Mother ] </w:t>
-      </w:r>
-      <w:r>
-        <w:rPr>
-          <w:b w:val="0"/>
-          <w:i w:val="0"/>
-        </w:rPr>
-        <w:t>. It's true about the son anyway, isn't it?</w:t>
-      </w:r>
-    </w:p>
-    <w:p>
-      <w:r>
-        <w:rPr>
-          <w:b/>
-        </w:rPr>
-        <w:t xml:space="preserve">THE MOTHER.  </w:t>
-      </w:r>
-      <w:r>
-        <w:rPr>
-          <w:b w:val="0"/>
-          <w:i w:val="0"/>
-        </w:rPr>
-        <w:t>. He took my son away from me first of all.</w:t>
+        <w:t xml:space="preserve">. Was it my fault if that fellow carried you away? I could find no trace of them — and, naturally, my interest dwindled. </w:t>
+      </w:r>
+      <w:r>
+        <w:rPr>
+          <w:i/>
+        </w:rPr>
+        <w:t xml:space="preserve">[He does not look up.] </w:t>
+      </w:r>
+      <w:r>
+        <w:rPr>
+          <w:b w:val="0"/>
+          <w:i w:val="0"/>
+        </w:rPr>
+        <w:t xml:space="preserve"> Then they came back — and the loneliness still had its grip on me. Every man carries things in the secrecy of his own heart that he would never say aloud. </w:t>
+      </w:r>
+      <w:r>
+        <w:rPr>
+          <w:i/>
+        </w:rPr>
+        <w:t xml:space="preserve">[A beat. He has to swallow.] </w:t>
+      </w:r>
+      <w:r>
+        <w:rPr>
+          <w:b w:val="0"/>
+          <w:i w:val="0"/>
+        </w:rPr>
+        <w:t xml:space="preserve"> One gives way to a moment's weakness, and then rises from it, and is himself again — and the moment is not the man. Most men simply haven't the courage to admit the moment was ever there at all. That is the only difference between us.</w:t>
+      </w:r>
+    </w:p>
+    <w:p>
+      <w:r>
+        <w:rPr>
+          <w:b/>
+        </w:rPr>
+        <w:t xml:space="preserve">THE STEP-DAUGHTER.  </w:t>
+      </w:r>
+      <w:r>
+        <w:rPr>
+          <w:b w:val="0"/>
+          <w:i w:val="0"/>
+        </w:rPr>
+        <w:t>. All appear to have the courage to do them though.</w:t>
       </w:r>
     </w:p>
     <w:p>
@@ -4868,7 +5584,14 @@
           <w:b w:val="0"/>
           <w:i w:val="0"/>
         </w:rPr>
-        <w:t>. But not from cruelty. I sent him to a wet nurse in the country, a peasant, so that he should grow up healthy and strong — his mother did not seem strong enough.</w:t>
+        <w:t xml:space="preserve">. Yes, but in secret. Let a man only speak them out, and folks at once label him a cynic. Two people drift toward a thing neither will name; the moment they are caught at it, they both look away. It is the way we tell each other: </w:t>
+      </w:r>
+      <w:r>
+        <w:rPr>
+          <w:b w:val="0"/>
+          <w:i/>
+        </w:rPr>
+        <w:t>blind yourself, because I have.</w:t>
       </w:r>
     </w:p>
     <w:p>
@@ -4883,738 +5606,7 @@
           <w:b w:val="0"/>
           <w:i w:val="0"/>
         </w:rPr>
-        <w:t xml:space="preserve"> </w:t>
-      </w:r>
-      <w:r>
-        <w:rPr>
-          <w:i/>
-        </w:rPr>
-        <w:t xml:space="preserve">[pointing at him, no smile] </w:t>
-      </w:r>
-      <w:r>
-        <w:rPr>
-          <w:b w:val="0"/>
-          <w:i w:val="0"/>
-        </w:rPr>
-        <w:t>. As one can see.</w:t>
-      </w:r>
-    </w:p>
-    <w:p>
-      <w:r>
-        <w:rPr>
-          <w:b/>
-        </w:rPr>
-        <w:t xml:space="preserve">THE FATHER.  </w:t>
-      </w:r>
-      <w:r>
-        <w:rPr>
-          <w:b w:val="0"/>
-          <w:i w:val="0"/>
-        </w:rPr>
-        <w:t xml:space="preserve"> </w:t>
-      </w:r>
-      <w:r>
-        <w:rPr>
-          <w:i/>
-        </w:rPr>
-        <w:t xml:space="preserve">[quickly] </w:t>
-      </w:r>
-      <w:r>
-        <w:rPr>
-          <w:b w:val="0"/>
-          <w:i w:val="0"/>
-        </w:rPr>
-        <w:t xml:space="preserve">. Is it my fault if he has grown up like this? All my life I have had these damned aspirations toward a moral sanity I never quite reach. </w:t>
-      </w:r>
-      <w:r>
-        <w:rPr>
-          <w:i/>
-        </w:rPr>
-        <w:t xml:space="preserve">[The Step-Daughter breaks into a laugh at "moral sanity" — sharp, without gaiety. The Father's hand lifts toward the Manager: make her stop.] </w:t>
-      </w:r>
-    </w:p>
-    <w:p>
-      <w:r>
-        <w:rPr>
-          <w:b/>
-        </w:rPr>
-        <w:t xml:space="preserve">THE MANAGER.  </w:t>
-      </w:r>
-      <w:r>
-        <w:rPr>
-          <w:b w:val="0"/>
-          <w:i w:val="0"/>
-        </w:rPr>
-        <w:t>. Yes, please stop it, for Heaven's sake.</w:t>
-      </w:r>
-    </w:p>
-    <w:p>
-      <w:r>
-        <w:rPr>
-          <w:b/>
-        </w:rPr>
-        <w:t xml:space="preserve">THE STEP-DAUGHTER.  </w:t>
-      </w:r>
-      <w:r>
-        <w:rPr>
-          <w:b w:val="0"/>
-          <w:i w:val="0"/>
-        </w:rPr>
-        <w:t xml:space="preserve">. But imagine moral sanity from </w:t>
-      </w:r>
-      <w:r>
-        <w:rPr>
-          <w:b w:val="0"/>
-          <w:i/>
-        </w:rPr>
-        <w:t>him</w:t>
-      </w:r>
-      <w:r>
-        <w:rPr>
-          <w:b w:val="0"/>
-          <w:i w:val="0"/>
-        </w:rPr>
-        <w:t>, if you please — a regular customer of Madame Pace's shop. A very regular customer.</w:t>
-      </w:r>
-    </w:p>
-    <w:p>
-      <w:r>
-        <w:rPr>
-          <w:b/>
-        </w:rPr>
-        <w:t xml:space="preserve">PLAYER 1.  </w:t>
-      </w:r>
-      <w:r>
-        <w:rPr>
-          <w:b w:val="0"/>
-          <w:i w:val="0"/>
-        </w:rPr>
-        <w:t xml:space="preserve"> </w:t>
-      </w:r>
-      <w:r>
-        <w:rPr>
-          <w:i/>
-        </w:rPr>
-        <w:t xml:space="preserve">[shifting in his seat, eyes down — quiet now, almost ashamed; not a punchline] </w:t>
-      </w:r>
-      <w:r>
-        <w:rPr>
-          <w:b w:val="0"/>
-          <w:i w:val="0"/>
-        </w:rPr>
-        <w:t>. — These are not the lines of a play I auditioned for.</w:t>
-      </w:r>
-    </w:p>
-    <w:p>
-      <w:r>
-        <w:rPr>
-          <w:b/>
-        </w:rPr>
-        <w:t xml:space="preserve">THE FATHER.  </w:t>
-      </w:r>
-      <w:r>
-        <w:rPr>
-          <w:b w:val="0"/>
-          <w:i w:val="0"/>
-        </w:rPr>
-        <w:t xml:space="preserve"> </w:t>
-      </w:r>
-      <w:r>
-        <w:rPr>
-          <w:i/>
-        </w:rPr>
-        <w:t xml:space="preserve">[a hand goes to his brow, almost despite himself] </w:t>
-      </w:r>
-      <w:r>
-        <w:rPr>
-          <w:b w:val="0"/>
-          <w:i w:val="0"/>
-        </w:rPr>
-        <w:t xml:space="preserve">. Fool! That contradiction, gentlemen, is the proof that I stand here a </w:t>
-      </w:r>
-      <w:r>
-        <w:rPr>
-          <w:b w:val="0"/>
-          <w:i/>
-        </w:rPr>
-        <w:t>live</w:t>
-      </w:r>
-      <w:r>
-        <w:rPr>
-          <w:b w:val="0"/>
-          <w:i w:val="0"/>
-        </w:rPr>
-        <w:t xml:space="preserve"> man before you — exactly this incongruity in my nature has made me suffer what I have suffered. I couldn't live beside that woman </w:t>
-      </w:r>
-      <w:r>
-        <w:rPr>
-          <w:i/>
-        </w:rPr>
-        <w:t xml:space="preserve">[Indicating the Mother .] </w:t>
-      </w:r>
-      <w:r>
-        <w:rPr>
-          <w:b w:val="0"/>
-          <w:i w:val="0"/>
-        </w:rPr>
-        <w:t xml:space="preserve"> any longer; not for the boredom she inspired in me — for the pity I felt for her.</w:t>
-      </w:r>
-    </w:p>
-    <w:p>
-      <w:r>
-        <w:rPr>
-          <w:b/>
-        </w:rPr>
-        <w:t xml:space="preserve">THE STEP-DAUGHTER.  </w:t>
-      </w:r>
-      <w:r>
-        <w:rPr>
-          <w:b w:val="0"/>
-          <w:i w:val="0"/>
-        </w:rPr>
-        <w:t xml:space="preserve"> </w:t>
-      </w:r>
-      <w:r>
-        <w:rPr>
-          <w:i/>
-        </w:rPr>
-        <w:t xml:space="preserve">[flat, into the room] </w:t>
-      </w:r>
-      <w:r>
-        <w:rPr>
-          <w:b w:val="0"/>
-          <w:i w:val="0"/>
-        </w:rPr>
-        <w:t xml:space="preserve">. He calls it pity. He was caught buying his stepdaughter in the back of a dressmaker's shop. He calls it </w:t>
-      </w:r>
-      <w:r>
-        <w:rPr>
-          <w:b w:val="0"/>
-          <w:i/>
-        </w:rPr>
-        <w:t>pity</w:t>
-      </w:r>
-      <w:r>
-        <w:rPr>
-          <w:b w:val="0"/>
-          <w:i w:val="0"/>
-        </w:rPr>
-        <w:t>.</w:t>
-      </w:r>
-    </w:p>
-    <w:p>
-      <w:r>
-        <w:rPr>
-          <w:b/>
-        </w:rPr>
-        <w:t xml:space="preserve">THE MOTHER.  </w:t>
-      </w:r>
-      <w:r>
-        <w:rPr>
-          <w:b w:val="0"/>
-          <w:i w:val="0"/>
-        </w:rPr>
-        <w:t>. And so he turned me out —.</w:t>
-      </w:r>
-    </w:p>
-    <w:p>
-      <w:r>
-        <w:rPr>
-          <w:b/>
-        </w:rPr>
-        <w:t xml:space="preserve">THE FATHER.  </w:t>
-      </w:r>
-      <w:r>
-        <w:rPr>
-          <w:b w:val="0"/>
-          <w:i w:val="0"/>
-        </w:rPr>
-        <w:t>. — well provided for! Yes, I sent her to that man, gentlemen… to let her go free of me.</w:t>
-      </w:r>
-    </w:p>
-    <w:p>
-      <w:r>
-        <w:rPr>
-          <w:b/>
-        </w:rPr>
-        <w:t xml:space="preserve">THE MOTHER.  </w:t>
-      </w:r>
-      <w:r>
-        <w:rPr>
-          <w:b w:val="0"/>
-          <w:i w:val="0"/>
-        </w:rPr>
-        <w:t>. And to free himself.</w:t>
-      </w:r>
-    </w:p>
-    <w:p>
-      <w:r>
-        <w:rPr>
-          <w:b/>
-        </w:rPr>
-        <w:t xml:space="preserve">THE FATHER.  </w:t>
-      </w:r>
-      <w:r>
-        <w:rPr>
-          <w:b w:val="0"/>
-          <w:i w:val="0"/>
-        </w:rPr>
-        <w:t xml:space="preserve">. Yes. I admit it. It was a liberation, also, for me. </w:t>
-      </w:r>
-      <w:r>
-        <w:rPr>
-          <w:i/>
-        </w:rPr>
-        <w:t xml:space="preserve">[Beat.] </w:t>
-      </w:r>
-      <w:r>
-        <w:rPr>
-          <w:b w:val="0"/>
-          <w:i w:val="0"/>
-        </w:rPr>
-        <w:t xml:space="preserve"> But great evil has come of it. I did it for her sake more than for mine. </w:t>
-      </w:r>
-      <w:r>
-        <w:rPr>
-          <w:i/>
-        </w:rPr>
-        <w:t xml:space="preserve">[Crosses his arms; then turns to the Mother.] </w:t>
-      </w:r>
-      <w:r>
-        <w:rPr>
-          <w:b w:val="0"/>
-          <w:i w:val="0"/>
-        </w:rPr>
-        <w:t xml:space="preserve"> Did I ever lose sight of you, until that other man carried you off to another town? I watched — from a long way off — the new family that grew up around her. </w:t>
-      </w:r>
-      <w:r>
-        <w:rPr>
-          <w:i/>
-        </w:rPr>
-        <w:t xml:space="preserve">[Points to the Step-Daughter.] </w:t>
-      </w:r>
-    </w:p>
-    <w:p>
-      <w:r>
-        <w:rPr>
-          <w:b/>
-        </w:rPr>
-        <w:t xml:space="preserve">THE STEP-DAUGHTER.  </w:t>
-      </w:r>
-      <w:r>
-        <w:rPr>
-          <w:b w:val="0"/>
-          <w:i w:val="0"/>
-        </w:rPr>
-        <w:t xml:space="preserve"> </w:t>
-      </w:r>
-      <w:r>
-        <w:rPr>
-          <w:i/>
-        </w:rPr>
-        <w:t xml:space="preserve">[the cleverness drops — just the child she was] </w:t>
-      </w:r>
-      <w:r>
-        <w:rPr>
-          <w:b w:val="0"/>
-          <w:i w:val="0"/>
-        </w:rPr>
-        <w:t xml:space="preserve">. Oh yes, that's true enough. When I was little, so high, you know, with plaits over my shoulders and my skirt down past my knees, I used to see him waiting outside the school for me to come out. He came, sir, to see how I was </w:t>
-      </w:r>
-      <w:r>
-        <w:rPr>
-          <w:b w:val="0"/>
-          <w:i/>
-        </w:rPr>
-        <w:t>growing up</w:t>
-      </w:r>
-      <w:r>
-        <w:rPr>
-          <w:b w:val="0"/>
-          <w:i w:val="0"/>
-        </w:rPr>
-        <w:t xml:space="preserve">. He used to follow me in the street. I told my mother, who guessed at once </w:t>
-      </w:r>
-      <w:r>
-        <w:rPr>
-          <w:i/>
-        </w:rPr>
-        <w:t xml:space="preserve">[The Mother agrees with a nod.] </w:t>
-      </w:r>
-      <w:r>
-        <w:rPr>
-          <w:b w:val="0"/>
-          <w:i w:val="0"/>
-        </w:rPr>
-        <w:t xml:space="preserve"> and wouldn't send me to school for some days. When I went back, there he was again, with a paper parcel: a fine straw hat, a bouquet of flowers. For me.</w:t>
-      </w:r>
-    </w:p>
-    <w:p>
-      <w:r>
-        <w:rPr>
-          <w:b/>
-        </w:rPr>
-        <w:t xml:space="preserve">THE FATHER.  </w:t>
-      </w:r>
-      <w:r>
-        <w:rPr>
-          <w:b w:val="0"/>
-          <w:i w:val="0"/>
-        </w:rPr>
-        <w:t>. This is infamous, shameful!</w:t>
-      </w:r>
-    </w:p>
-    <w:p>
-      <w:r>
-        <w:rPr>
-          <w:b/>
-        </w:rPr>
-        <w:t xml:space="preserve">THE STEP-DAUGHTER.  </w:t>
-      </w:r>
-      <w:r>
-        <w:rPr>
-          <w:b w:val="0"/>
-          <w:i w:val="0"/>
-        </w:rPr>
-        <w:t>. No. Why?</w:t>
-      </w:r>
-    </w:p>
-    <w:p>
-      <w:r>
-        <w:rPr>
-          <w:b/>
-        </w:rPr>
-        <w:t xml:space="preserve">THE FATHER.  </w:t>
-      </w:r>
-      <w:r>
-        <w:rPr>
-          <w:b w:val="0"/>
-          <w:i w:val="0"/>
-        </w:rPr>
-        <w:t xml:space="preserve">. Infamous! infamous! After she </w:t>
-      </w:r>
-      <w:r>
-        <w:rPr>
-          <w:i/>
-        </w:rPr>
-        <w:t xml:space="preserve">[Indicating the Mother.] </w:t>
-      </w:r>
-      <w:r>
-        <w:rPr>
-          <w:b w:val="0"/>
-          <w:i w:val="0"/>
-        </w:rPr>
-        <w:t xml:space="preserve"> went away, my house seemed suddenly empty. She had been my nightmare, but she filled my house. I was like a dazed fly alone in the empty rooms. And then — strange but true — I was driven, by curiosity at first and then by some tender sentiment, toward her family, which had come into being through my will.</w:t>
-      </w:r>
-    </w:p>
-    <w:p>
-      <w:r>
-        <w:rPr>
-          <w:b/>
-        </w:rPr>
-        <w:t xml:space="preserve">PLAYER 2.  </w:t>
-      </w:r>
-      <w:r>
-        <w:rPr>
-          <w:b w:val="0"/>
-          <w:i w:val="0"/>
-        </w:rPr>
-        <w:t xml:space="preserve"> </w:t>
-      </w:r>
-      <w:r>
-        <w:rPr>
-          <w:i/>
-        </w:rPr>
-        <w:t xml:space="preserve">[the back of a script suddenly being used as a notepad] </w:t>
-      </w:r>
-      <w:r>
-        <w:rPr>
-          <w:b w:val="0"/>
-          <w:i w:val="0"/>
-        </w:rPr>
-        <w:t>. Should we be writing this down? Some of it sounds important.</w:t>
-      </w:r>
-    </w:p>
-    <w:p>
-      <w:r>
-        <w:rPr>
-          <w:b/>
-        </w:rPr>
-        <w:t xml:space="preserve">THE MANAGER.  </w:t>
-      </w:r>
-      <w:r>
-        <w:rPr>
-          <w:b w:val="0"/>
-          <w:i w:val="0"/>
-        </w:rPr>
-        <w:t>. A bit discursive this, you know!</w:t>
-      </w:r>
-    </w:p>
-    <w:p>
-      <w:r>
-        <w:rPr>
-          <w:b/>
-        </w:rPr>
-        <w:t xml:space="preserve">THE SON.  </w:t>
-      </w:r>
-      <w:r>
-        <w:rPr>
-          <w:b w:val="0"/>
-          <w:i w:val="0"/>
-        </w:rPr>
-        <w:t xml:space="preserve"> </w:t>
-      </w:r>
-      <w:r>
-        <w:rPr>
-          <w:i/>
-        </w:rPr>
-        <w:t xml:space="preserve">[turning his face away from the Father ] </w:t>
-      </w:r>
-      <w:r>
-        <w:rPr>
-          <w:b w:val="0"/>
-          <w:i w:val="0"/>
-        </w:rPr>
-        <w:t>. Literature. Literature.</w:t>
-      </w:r>
-    </w:p>
-    <w:p>
-      <w:r>
-        <w:rPr>
-          <w:b/>
-        </w:rPr>
-        <w:t xml:space="preserve">THE FATHER.  </w:t>
-      </w:r>
-      <w:r>
-        <w:rPr>
-          <w:b w:val="0"/>
-          <w:i w:val="0"/>
-        </w:rPr>
-        <w:t>. Literature indeed! This is life, this is passion!</w:t>
-      </w:r>
-    </w:p>
-    <w:p>
-      <w:r>
-        <w:rPr>
-          <w:b/>
-        </w:rPr>
-        <w:t xml:space="preserve">THE MANAGER.  </w:t>
-      </w:r>
-      <w:r>
-        <w:rPr>
-          <w:b w:val="0"/>
-          <w:i w:val="0"/>
-        </w:rPr>
-        <w:t>. It may be, but it won't act.</w:t>
-      </w:r>
-    </w:p>
-    <w:p>
-      <w:r>
-        <w:rPr>
-          <w:b/>
-        </w:rPr>
-        <w:t xml:space="preserve">THE FATHER.  </w:t>
-      </w:r>
-      <w:r>
-        <w:rPr>
-          <w:b w:val="0"/>
-          <w:i w:val="0"/>
-        </w:rPr>
-        <w:t xml:space="preserve">. I agree. This is only the part leading up. I don't suggest this should be staged. She </w:t>
-      </w:r>
-      <w:r>
-        <w:rPr>
-          <w:i/>
-        </w:rPr>
-        <w:t xml:space="preserve">[Pointing to the Step-Daughter .] </w:t>
-      </w:r>
-      <w:r>
-        <w:rPr>
-          <w:b w:val="0"/>
-          <w:i w:val="0"/>
-        </w:rPr>
-        <w:t>, as you see, is no longer the schoolgirl with plaits down her back —.</w:t>
-      </w:r>
-    </w:p>
-    <w:p>
-      <w:r>
-        <w:rPr>
-          <w:b/>
-        </w:rPr>
-        <w:t xml:space="preserve">THE STEP-DAUGHTER.  </w:t>
-      </w:r>
-      <w:r>
-        <w:rPr>
-          <w:b w:val="0"/>
-          <w:i w:val="0"/>
-        </w:rPr>
-        <w:t>. — and the skirt down past the knee!</w:t>
-      </w:r>
-    </w:p>
-    <w:p>
-      <w:r>
-        <w:rPr>
-          <w:b/>
-        </w:rPr>
-        <w:t xml:space="preserve">THE FATHER.  </w:t>
-      </w:r>
-      <w:r>
-        <w:rPr>
-          <w:b w:val="0"/>
-          <w:i w:val="0"/>
-        </w:rPr>
-        <w:t>. The drama is coming now, sir; something new, and complex.</w:t>
-      </w:r>
-    </w:p>
-    <w:p>
-      <w:r>
-        <w:rPr>
-          <w:b/>
-        </w:rPr>
-        <w:t xml:space="preserve">THE STEP-DAUGHTER.  </w:t>
-      </w:r>
-      <w:r>
-        <w:rPr>
-          <w:b w:val="0"/>
-          <w:i w:val="0"/>
-        </w:rPr>
-        <w:t>. As soon as my father died…</w:t>
-      </w:r>
-    </w:p>
-    <w:p>
-      <w:r>
-        <w:rPr>
-          <w:b/>
-        </w:rPr>
-        <w:t xml:space="preserve">THE FATHER.  </w:t>
-      </w:r>
-      <w:r>
-        <w:rPr>
-          <w:b w:val="0"/>
-          <w:i w:val="0"/>
-        </w:rPr>
-        <w:t xml:space="preserve">. — there was absolute misery for them. They came back here, without my knowing. </w:t>
-      </w:r>
-      <w:r>
-        <w:rPr>
-          <w:i/>
-        </w:rPr>
-        <w:t xml:space="preserve">[A small pointing gesture toward the Mother , immediately regretted.] </w:t>
-      </w:r>
-      <w:r>
-        <w:rPr>
-          <w:b w:val="0"/>
-          <w:i w:val="0"/>
-        </w:rPr>
-        <w:t xml:space="preserve"> She can barely write her own name; but she could at least have had her daughter write — to tell me that they were in need.</w:t>
-      </w:r>
-    </w:p>
-    <w:p>
-      <w:r>
-        <w:rPr>
-          <w:b/>
-        </w:rPr>
-        <w:t xml:space="preserve">THE MOTHER.  </w:t>
-      </w:r>
-      <w:r>
-        <w:rPr>
-          <w:b w:val="0"/>
-          <w:i w:val="0"/>
-        </w:rPr>
-        <w:t>. And how was I to divine all this sentiment in him — after so many years apart, and all that had happened…</w:t>
-      </w:r>
-    </w:p>
-    <w:p>
-      <w:r>
-        <w:rPr>
-          <w:b/>
-        </w:rPr>
-        <w:t xml:space="preserve">THE FATHER.  </w:t>
-      </w:r>
-      <w:r>
-        <w:rPr>
-          <w:b w:val="0"/>
-          <w:i w:val="0"/>
-        </w:rPr>
-        <w:t xml:space="preserve">. Was it my fault if that fellow carried you away? After he had found some job, I could find no trace of them — and, naturally, my interest dwindled. </w:t>
-      </w:r>
-      <w:r>
-        <w:rPr>
-          <w:i/>
-        </w:rPr>
-        <w:t xml:space="preserve">[He does not look up.] </w:t>
-      </w:r>
-      <w:r>
-        <w:rPr>
-          <w:b w:val="0"/>
-          <w:i w:val="0"/>
-        </w:rPr>
-        <w:t xml:space="preserve"> Then they came back — and the loneliness still had its grip on me. Ah, what wretchedness is in the man alone — too proud for the shabby comforts, not old enough to do without company, not young enough to seek it without shame. Every man carries things in the secrecy of his own heart that he would never say aloud. </w:t>
-      </w:r>
-      <w:r>
-        <w:rPr>
-          <w:i/>
-        </w:rPr>
-        <w:t xml:space="preserve">[A beat. He has to swallow.] </w:t>
-      </w:r>
-      <w:r>
-        <w:rPr>
-          <w:b w:val="0"/>
-          <w:i w:val="0"/>
-        </w:rPr>
-        <w:t xml:space="preserve"> One gives way to a moment's weakness, and then rises from it, and is himself again — and the moment is not the man. Most men simply haven't the courage to admit the moment was ever there at all. That is the only difference between us.</w:t>
-      </w:r>
-    </w:p>
-    <w:p>
-      <w:r>
-        <w:rPr>
-          <w:b/>
-        </w:rPr>
-        <w:t xml:space="preserve">THE STEP-DAUGHTER.  </w:t>
-      </w:r>
-      <w:r>
-        <w:rPr>
-          <w:b w:val="0"/>
-          <w:i w:val="0"/>
-        </w:rPr>
-        <w:t>. All appear to have the courage to do them though.</w:t>
-      </w:r>
-    </w:p>
-    <w:p>
-      <w:r>
-        <w:rPr>
-          <w:b/>
-        </w:rPr>
-        <w:t xml:space="preserve">THE FATHER.  </w:t>
-      </w:r>
-      <w:r>
-        <w:rPr>
-          <w:b w:val="0"/>
-          <w:i w:val="0"/>
-        </w:rPr>
-        <w:t xml:space="preserve">. Yes, but in secret. Let a man only speak them out, and folks at once label him a cynic. Two people drift toward a thing neither will name; the moment they are caught at it, they both look away. It is the way we tell each other: </w:t>
-      </w:r>
-      <w:r>
-        <w:rPr>
-          <w:b w:val="0"/>
-          <w:i/>
-        </w:rPr>
-        <w:t>blind yourself, because I have.</w:t>
-      </w:r>
-    </w:p>
-    <w:p>
-      <w:r>
-        <w:rPr>
-          <w:b/>
-        </w:rPr>
-        <w:t xml:space="preserve">THE STEP-DAUGHTER.  </w:t>
-      </w:r>
-      <w:r>
-        <w:rPr>
-          <w:b w:val="0"/>
-          <w:i w:val="0"/>
-        </w:rPr>
-        <w:t>. Sometimes one of the two cannot look away any more — when she no longer feels the need of hiding her shame from herself, but dry-eyed and dispassionately sees only the shame of the man who has blinded himself without love. Oh, all this philosophy that uncovers the worst in a man and then seeks to excuse him — I can't stand it, sir. When a man simplifies life down to appetite, throwing aside every finer aspiration, every sense of duty, modesty, shame — then nothing is more revolting than the remorse that follows. Crocodile's tears, that's what it is.</w:t>
+        <w:t>. Sometimes one of the two cannot look away any more — when she no longer feels the need of hiding her shame from herself, but dry-eyed and dispassionately sees only the shame of the man who has blinded himself without love. Oh, all this philosophy that uncovers the worst in a man and then seeks to excuse him — I can't stand it, sir. When a man simplifies life down to appetite, throwing aside every finer thing — duty, modesty, shame — nothing is more revolting than the remorse that follows. Crocodile's tears, that's what it is.</w:t>
       </w:r>
     </w:p>
     <w:p>

--- a/outputs/actor_script.docx
+++ b/outputs/actor_script.docx
@@ -4518,7 +4518,7 @@
           <w:b w:val="0"/>
           <w:i w:val="0"/>
         </w:rPr>
-        <w:t xml:space="preserve">. — it was for your humility that I married you. I loved this simplicity in you. </w:t>
+        <w:t xml:space="preserve">. — it was for your humility that I married you. </w:t>
       </w:r>
       <w:r>
         <w:rPr>
@@ -4757,7 +4757,142 @@
           <w:b w:val="0"/>
           <w:i w:val="0"/>
         </w:rPr>
-        <w:t>. That's not true. I meant to do good to them — and to myself, I confess. It reached the point where I couldn't say a word to either of them without their exchanging a silent look — how to keep me calm, how to keep me quiet. And that alone kept me in a constant rage.</w:t>
+        <w:t>. That's not true. I meant to do good to them — and to myself, I confess. It reached the point where I couldn't say a word to either of them without their exchanging a silent look — how to keep me calm, how to keep me quiet. And that alone kept me in a constant rage. So I sent him away — and then had to watch this poor woman wandering the house like an animal without a master — an animal one has taken in out of pity.</w:t>
+      </w:r>
+    </w:p>
+    <w:p>
+      <w:r>
+        <w:rPr>
+          <w:b/>
+        </w:rPr>
+        <w:t xml:space="preserve">THE MOTHER.  </w:t>
+      </w:r>
+      <w:r>
+        <w:rPr>
+          <w:b w:val="0"/>
+          <w:i w:val="0"/>
+        </w:rPr>
+        <w:t>. Ah yes…</w:t>
+      </w:r>
+    </w:p>
+    <w:p>
+      <w:r>
+        <w:rPr>
+          <w:b/>
+        </w:rPr>
+        <w:t xml:space="preserve">THE FATHER.  </w:t>
+      </w:r>
+      <w:r>
+        <w:rPr>
+          <w:b w:val="0"/>
+          <w:i w:val="0"/>
+        </w:rPr>
+        <w:t xml:space="preserve"> </w:t>
+      </w:r>
+      <w:r>
+        <w:rPr>
+          <w:i/>
+        </w:rPr>
+        <w:t xml:space="preserve">[suddenly turning to the Mother ] </w:t>
+      </w:r>
+      <w:r>
+        <w:rPr>
+          <w:b w:val="0"/>
+          <w:i w:val="0"/>
+        </w:rPr>
+        <w:t>. It's true about the son anyway, isn't it?</w:t>
+      </w:r>
+    </w:p>
+    <w:p>
+      <w:r>
+        <w:rPr>
+          <w:b/>
+        </w:rPr>
+        <w:t xml:space="preserve">THE MOTHER.  </w:t>
+      </w:r>
+      <w:r>
+        <w:rPr>
+          <w:b w:val="0"/>
+          <w:i w:val="0"/>
+        </w:rPr>
+        <w:t>. He took my son away from me first of all.</w:t>
+      </w:r>
+    </w:p>
+    <w:p>
+      <w:r>
+        <w:rPr>
+          <w:b/>
+        </w:rPr>
+        <w:t xml:space="preserve">THE FATHER.  </w:t>
+      </w:r>
+      <w:r>
+        <w:rPr>
+          <w:b w:val="0"/>
+          <w:i w:val="0"/>
+        </w:rPr>
+        <w:t>. But not from cruelty. I sent him to a wet nurse in the country, a peasant, so that he should grow up healthy and strong — his mother did not seem strong enough.</w:t>
+      </w:r>
+    </w:p>
+    <w:p>
+      <w:r>
+        <w:rPr>
+          <w:b/>
+        </w:rPr>
+        <w:t xml:space="preserve">THE STEP-DAUGHTER.  </w:t>
+      </w:r>
+      <w:r>
+        <w:rPr>
+          <w:b w:val="0"/>
+          <w:i w:val="0"/>
+        </w:rPr>
+        <w:t xml:space="preserve"> </w:t>
+      </w:r>
+      <w:r>
+        <w:rPr>
+          <w:i/>
+        </w:rPr>
+        <w:t xml:space="preserve">[pointing at him, no smile] </w:t>
+      </w:r>
+      <w:r>
+        <w:rPr>
+          <w:b w:val="0"/>
+          <w:i w:val="0"/>
+        </w:rPr>
+        <w:t>. As one can see.</w:t>
+      </w:r>
+    </w:p>
+    <w:p>
+      <w:r>
+        <w:rPr>
+          <w:b/>
+        </w:rPr>
+        <w:t xml:space="preserve">THE FATHER.  </w:t>
+      </w:r>
+      <w:r>
+        <w:rPr>
+          <w:b w:val="0"/>
+          <w:i w:val="0"/>
+        </w:rPr>
+        <w:t xml:space="preserve"> </w:t>
+      </w:r>
+      <w:r>
+        <w:rPr>
+          <w:i/>
+        </w:rPr>
+        <w:t xml:space="preserve">[quickly] </w:t>
+      </w:r>
+      <w:r>
+        <w:rPr>
+          <w:b w:val="0"/>
+          <w:i w:val="0"/>
+        </w:rPr>
+        <w:t xml:space="preserve">. Is it my fault if he has grown up like this? All my life I have had these damned aspirations toward a moral sanity I never quite reach. </w:t>
+      </w:r>
+      <w:r>
+        <w:rPr>
+          <w:i/>
+        </w:rPr>
+        <w:t xml:space="preserve">[The Step-Daughter breaks into a laugh at "moral sanity" — sharp, without gaiety. The Father's hand lifts toward the Manager: make her stop.] </w:t>
       </w:r>
     </w:p>
     <w:p>
@@ -4772,7 +4907,64 @@
           <w:b w:val="0"/>
           <w:i w:val="0"/>
         </w:rPr>
-        <w:t>. And why didn't you send him away then — this secretary of yours?</w:t>
+        <w:t>. Yes, please stop it, for Heaven's sake.</w:t>
+      </w:r>
+    </w:p>
+    <w:p>
+      <w:r>
+        <w:rPr>
+          <w:b/>
+        </w:rPr>
+        <w:t xml:space="preserve">THE STEP-DAUGHTER.  </w:t>
+      </w:r>
+      <w:r>
+        <w:rPr>
+          <w:b w:val="0"/>
+          <w:i w:val="0"/>
+        </w:rPr>
+        <w:t xml:space="preserve">. But imagine moral sanity from </w:t>
+      </w:r>
+      <w:r>
+        <w:rPr>
+          <w:b w:val="0"/>
+          <w:i/>
+        </w:rPr>
+        <w:t>him</w:t>
+      </w:r>
+      <w:r>
+        <w:rPr>
+          <w:b w:val="0"/>
+          <w:i w:val="0"/>
+        </w:rPr>
+        <w:t>, if you please — a regular customer of Madame Pace's shop. A very regular customer.</w:t>
+      </w:r>
+    </w:p>
+    <w:p>
+      <w:r>
+        <w:rPr>
+          <w:b/>
+        </w:rPr>
+        <w:t xml:space="preserve">PLAYER 1.  </w:t>
+      </w:r>
+      <w:r>
+        <w:rPr>
+          <w:b w:val="0"/>
+          <w:i w:val="0"/>
+        </w:rPr>
+        <w:t xml:space="preserve"> </w:t>
+      </w:r>
+      <w:r>
+        <w:rPr>
+          <w:i/>
+        </w:rPr>
+        <w:t xml:space="preserve">[shifting in his seat, eyes down — quiet now, almost ashamed; not a punchline] </w:t>
+      </w:r>
+      <w:r>
+        <w:rPr>
+          <w:b w:val="0"/>
+          <w:i w:val="0"/>
+        </w:rPr>
+        <w:t>. — These are not the lines of a play I auditioned for.</w:t>
       </w:r>
     </w:p>
     <w:p>
@@ -4787,7 +4979,89 @@
           <w:b w:val="0"/>
           <w:i w:val="0"/>
         </w:rPr>
-        <w:t>. Precisely what I did, sir. And then I had to watch this poor woman wandering the house like an animal without a master — an animal one has taken in out of pity.</w:t>
+        <w:t xml:space="preserve"> </w:t>
+      </w:r>
+      <w:r>
+        <w:rPr>
+          <w:i/>
+        </w:rPr>
+        <w:t xml:space="preserve">[a hand goes to his brow, almost despite himself] </w:t>
+      </w:r>
+      <w:r>
+        <w:rPr>
+          <w:b w:val="0"/>
+          <w:i w:val="0"/>
+        </w:rPr>
+        <w:t xml:space="preserve">. Fool! That contradiction, gentlemen, is the proof that I stand here a </w:t>
+      </w:r>
+      <w:r>
+        <w:rPr>
+          <w:b w:val="0"/>
+          <w:i/>
+        </w:rPr>
+        <w:t>live</w:t>
+      </w:r>
+      <w:r>
+        <w:rPr>
+          <w:b w:val="0"/>
+          <w:i w:val="0"/>
+        </w:rPr>
+        <w:t xml:space="preserve"> man before you — exactly this incongruity in my nature has made me suffer. I couldn't live beside that woman </w:t>
+      </w:r>
+      <w:r>
+        <w:rPr>
+          <w:i/>
+        </w:rPr>
+        <w:t xml:space="preserve">[Indicating the Mother .] </w:t>
+      </w:r>
+      <w:r>
+        <w:rPr>
+          <w:b w:val="0"/>
+          <w:i w:val="0"/>
+        </w:rPr>
+        <w:t xml:space="preserve"> any longer; not for the boredom she inspired in me — for the pity I felt for her.</w:t>
+      </w:r>
+    </w:p>
+    <w:p>
+      <w:r>
+        <w:rPr>
+          <w:b/>
+        </w:rPr>
+        <w:t xml:space="preserve">THE STEP-DAUGHTER.  </w:t>
+      </w:r>
+      <w:r>
+        <w:rPr>
+          <w:b w:val="0"/>
+          <w:i w:val="0"/>
+        </w:rPr>
+        <w:t xml:space="preserve"> </w:t>
+      </w:r>
+      <w:r>
+        <w:rPr>
+          <w:i/>
+        </w:rPr>
+        <w:t xml:space="preserve">[flat, into the room] </w:t>
+      </w:r>
+      <w:r>
+        <w:rPr>
+          <w:b w:val="0"/>
+          <w:i w:val="0"/>
+        </w:rPr>
+        <w:t xml:space="preserve">. He calls it pity. He was caught buying his stepdaughter in the back of a dressmaker's shop. He calls it </w:t>
+      </w:r>
+      <w:r>
+        <w:rPr>
+          <w:b w:val="0"/>
+          <w:i/>
+        </w:rPr>
+        <w:t>pity</w:t>
+      </w:r>
+      <w:r>
+        <w:rPr>
+          <w:b w:val="0"/>
+          <w:i w:val="0"/>
+        </w:rPr>
+        <w:t>.</w:t>
       </w:r>
     </w:p>
     <w:p>
@@ -4802,7 +5076,7 @@
           <w:b w:val="0"/>
           <w:i w:val="0"/>
         </w:rPr>
-        <w:t>. Ah yes…</w:t>
+        <w:t>. And so he turned me out —.</w:t>
       </w:r>
     </w:p>
     <w:p>
@@ -4817,20 +5091,369 @@
           <w:b w:val="0"/>
           <w:i w:val="0"/>
         </w:rPr>
+        <w:t>. — well provided for! Yes, I sent her to that man, gentlemen… to let her go free of me.</w:t>
+      </w:r>
+    </w:p>
+    <w:p>
+      <w:r>
+        <w:rPr>
+          <w:b/>
+        </w:rPr>
+        <w:t xml:space="preserve">THE MOTHER.  </w:t>
+      </w:r>
+      <w:r>
+        <w:rPr>
+          <w:b w:val="0"/>
+          <w:i w:val="0"/>
+        </w:rPr>
+        <w:t>. And to free himself.</w:t>
+      </w:r>
+    </w:p>
+    <w:p>
+      <w:r>
+        <w:rPr>
+          <w:b/>
+        </w:rPr>
+        <w:t xml:space="preserve">THE FATHER.  </w:t>
+      </w:r>
+      <w:r>
+        <w:rPr>
+          <w:b w:val="0"/>
+          <w:i w:val="0"/>
+        </w:rPr>
+        <w:t xml:space="preserve">. Yes. I admit it. It was a liberation, also, for me. </w:t>
+      </w:r>
+      <w:r>
+        <w:rPr>
+          <w:i/>
+        </w:rPr>
+        <w:t xml:space="preserve">[Beat.] </w:t>
+      </w:r>
+      <w:r>
+        <w:rPr>
+          <w:b w:val="0"/>
+          <w:i w:val="0"/>
+        </w:rPr>
+        <w:t xml:space="preserve"> But great evil has come of it. I did it for her sake more than for mine. </w:t>
+      </w:r>
+      <w:r>
+        <w:rPr>
+          <w:i/>
+        </w:rPr>
+        <w:t xml:space="preserve">[Crosses his arms; then turns to the Mother.] </w:t>
+      </w:r>
+      <w:r>
+        <w:rPr>
+          <w:b w:val="0"/>
+          <w:i w:val="0"/>
+        </w:rPr>
+        <w:t xml:space="preserve"> And I never lost sight of you. I watched — from a long way off — the new family that grew up around her. </w:t>
+      </w:r>
+      <w:r>
+        <w:rPr>
+          <w:i/>
+        </w:rPr>
+        <w:t xml:space="preserve">[Points to the Step-Daughter.] </w:t>
+      </w:r>
+    </w:p>
+    <w:p>
+      <w:r>
+        <w:rPr>
+          <w:b/>
+        </w:rPr>
+        <w:t xml:space="preserve">THE STEP-DAUGHTER.  </w:t>
+      </w:r>
+      <w:r>
+        <w:rPr>
+          <w:b w:val="0"/>
+          <w:i w:val="0"/>
+        </w:rPr>
         <w:t xml:space="preserve"> </w:t>
       </w:r>
       <w:r>
         <w:rPr>
           <w:i/>
         </w:rPr>
-        <w:t xml:space="preserve">[suddenly turning to the Mother ] </w:t>
-      </w:r>
-      <w:r>
-        <w:rPr>
-          <w:b w:val="0"/>
-          <w:i w:val="0"/>
-        </w:rPr>
-        <w:t>. It's true about the son anyway, isn't it?</w:t>
+        <w:t xml:space="preserve">[the cleverness drops — just the child she was] </w:t>
+      </w:r>
+      <w:r>
+        <w:rPr>
+          <w:b w:val="0"/>
+          <w:i w:val="0"/>
+        </w:rPr>
+        <w:t xml:space="preserve">. Oh yes, that's true enough. When I was little, so high, you know, with plaits over my shoulders and my skirt down past my knees, I used to see him waiting outside the school for me to come out. He came, sir, to see how I was </w:t>
+      </w:r>
+      <w:r>
+        <w:rPr>
+          <w:b w:val="0"/>
+          <w:i/>
+        </w:rPr>
+        <w:t>growing up</w:t>
+      </w:r>
+      <w:r>
+        <w:rPr>
+          <w:b w:val="0"/>
+          <w:i w:val="0"/>
+        </w:rPr>
+        <w:t xml:space="preserve">. He used to follow me in the street. I told my mother, who guessed at once </w:t>
+      </w:r>
+      <w:r>
+        <w:rPr>
+          <w:i/>
+        </w:rPr>
+        <w:t xml:space="preserve">[The Mother agrees with a nod.] </w:t>
+      </w:r>
+      <w:r>
+        <w:rPr>
+          <w:b w:val="0"/>
+          <w:i w:val="0"/>
+        </w:rPr>
+        <w:t xml:space="preserve"> and wouldn't send me to school for some days. When I went back, there he was again, with a paper parcel: a fine straw hat, a bouquet of flowers. For me.</w:t>
+      </w:r>
+    </w:p>
+    <w:p>
+      <w:r>
+        <w:rPr>
+          <w:b/>
+        </w:rPr>
+        <w:t xml:space="preserve">THE FATHER.  </w:t>
+      </w:r>
+      <w:r>
+        <w:rPr>
+          <w:b w:val="0"/>
+          <w:i w:val="0"/>
+        </w:rPr>
+        <w:t>. This is infamous, shameful!</w:t>
+      </w:r>
+    </w:p>
+    <w:p>
+      <w:r>
+        <w:rPr>
+          <w:b/>
+        </w:rPr>
+        <w:t xml:space="preserve">THE STEP-DAUGHTER.  </w:t>
+      </w:r>
+      <w:r>
+        <w:rPr>
+          <w:b w:val="0"/>
+          <w:i w:val="0"/>
+        </w:rPr>
+        <w:t>. No. Why?</w:t>
+      </w:r>
+    </w:p>
+    <w:p>
+      <w:r>
+        <w:rPr>
+          <w:b/>
+        </w:rPr>
+        <w:t xml:space="preserve">THE FATHER.  </w:t>
+      </w:r>
+      <w:r>
+        <w:rPr>
+          <w:b w:val="0"/>
+          <w:i w:val="0"/>
+        </w:rPr>
+        <w:t xml:space="preserve">. Infamous! infamous! After she </w:t>
+      </w:r>
+      <w:r>
+        <w:rPr>
+          <w:i/>
+        </w:rPr>
+        <w:t xml:space="preserve">[Indicating the Mother.] </w:t>
+      </w:r>
+      <w:r>
+        <w:rPr>
+          <w:b w:val="0"/>
+          <w:i w:val="0"/>
+        </w:rPr>
+        <w:t xml:space="preserve"> went away, my house seemed suddenly empty. She had been my nightmare, but she filled my house. I was like a dazed fly alone in the empty rooms. Then, by curiosity at first and later by some tender sentiment, I was driven toward her family — the family that had come into being through my will.</w:t>
+      </w:r>
+    </w:p>
+    <w:p>
+      <w:r>
+        <w:rPr>
+          <w:b/>
+        </w:rPr>
+        <w:t xml:space="preserve">PLAYER 2.  </w:t>
+      </w:r>
+      <w:r>
+        <w:rPr>
+          <w:b w:val="0"/>
+          <w:i w:val="0"/>
+        </w:rPr>
+        <w:t xml:space="preserve"> </w:t>
+      </w:r>
+      <w:r>
+        <w:rPr>
+          <w:i/>
+        </w:rPr>
+        <w:t xml:space="preserve">[the back of a script suddenly being used as a notepad] </w:t>
+      </w:r>
+      <w:r>
+        <w:rPr>
+          <w:b w:val="0"/>
+          <w:i w:val="0"/>
+        </w:rPr>
+        <w:t>. Should we be writing this down? Some of it sounds important.</w:t>
+      </w:r>
+    </w:p>
+    <w:p>
+      <w:r>
+        <w:rPr>
+          <w:b/>
+        </w:rPr>
+        <w:t xml:space="preserve">THE MANAGER.  </w:t>
+      </w:r>
+      <w:r>
+        <w:rPr>
+          <w:b w:val="0"/>
+          <w:i w:val="0"/>
+        </w:rPr>
+        <w:t>. A bit discursive this, you know!</w:t>
+      </w:r>
+    </w:p>
+    <w:p>
+      <w:r>
+        <w:rPr>
+          <w:b/>
+        </w:rPr>
+        <w:t xml:space="preserve">THE SON.  </w:t>
+      </w:r>
+      <w:r>
+        <w:rPr>
+          <w:b w:val="0"/>
+          <w:i w:val="0"/>
+        </w:rPr>
+        <w:t xml:space="preserve"> </w:t>
+      </w:r>
+      <w:r>
+        <w:rPr>
+          <w:i/>
+        </w:rPr>
+        <w:t xml:space="preserve">[turning his face away from the Father ] </w:t>
+      </w:r>
+      <w:r>
+        <w:rPr>
+          <w:b w:val="0"/>
+          <w:i w:val="0"/>
+        </w:rPr>
+        <w:t>. Literature. Literature.</w:t>
+      </w:r>
+    </w:p>
+    <w:p>
+      <w:r>
+        <w:rPr>
+          <w:b/>
+        </w:rPr>
+        <w:t xml:space="preserve">THE FATHER.  </w:t>
+      </w:r>
+      <w:r>
+        <w:rPr>
+          <w:b w:val="0"/>
+          <w:i w:val="0"/>
+        </w:rPr>
+        <w:t>. Literature indeed! This is life, this is passion!</w:t>
+      </w:r>
+    </w:p>
+    <w:p>
+      <w:r>
+        <w:rPr>
+          <w:b/>
+        </w:rPr>
+        <w:t xml:space="preserve">THE MANAGER.  </w:t>
+      </w:r>
+      <w:r>
+        <w:rPr>
+          <w:b w:val="0"/>
+          <w:i w:val="0"/>
+        </w:rPr>
+        <w:t>. It may be, but it won't act.</w:t>
+      </w:r>
+    </w:p>
+    <w:p>
+      <w:r>
+        <w:rPr>
+          <w:b/>
+        </w:rPr>
+        <w:t xml:space="preserve">THE FATHER.  </w:t>
+      </w:r>
+      <w:r>
+        <w:rPr>
+          <w:b w:val="0"/>
+          <w:i w:val="0"/>
+        </w:rPr>
+        <w:t xml:space="preserve">. I agree. This is only the part leading up. She </w:t>
+      </w:r>
+      <w:r>
+        <w:rPr>
+          <w:i/>
+        </w:rPr>
+        <w:t xml:space="preserve">[Pointing to the Step-Daughter .] </w:t>
+      </w:r>
+      <w:r>
+        <w:rPr>
+          <w:b w:val="0"/>
+          <w:i w:val="0"/>
+        </w:rPr>
+        <w:t>, as you see, is no longer the schoolgirl with plaits down her back —.</w:t>
+      </w:r>
+    </w:p>
+    <w:p>
+      <w:r>
+        <w:rPr>
+          <w:b/>
+        </w:rPr>
+        <w:t xml:space="preserve">THE STEP-DAUGHTER.  </w:t>
+      </w:r>
+      <w:r>
+        <w:rPr>
+          <w:b w:val="0"/>
+          <w:i w:val="0"/>
+        </w:rPr>
+        <w:t>. — and the skirt down past the knee!</w:t>
+      </w:r>
+    </w:p>
+    <w:p>
+      <w:r>
+        <w:rPr>
+          <w:b/>
+        </w:rPr>
+        <w:t xml:space="preserve">THE STEP-DAUGHTER.  </w:t>
+      </w:r>
+      <w:r>
+        <w:rPr>
+          <w:b w:val="0"/>
+          <w:i w:val="0"/>
+        </w:rPr>
+        <w:t>. As soon as my father died…</w:t>
+      </w:r>
+    </w:p>
+    <w:p>
+      <w:r>
+        <w:rPr>
+          <w:b/>
+        </w:rPr>
+        <w:t xml:space="preserve">THE FATHER.  </w:t>
+      </w:r>
+      <w:r>
+        <w:rPr>
+          <w:b w:val="0"/>
+          <w:i w:val="0"/>
+        </w:rPr>
+        <w:t xml:space="preserve">. — there was absolute misery for them. They came back here, without my knowing. </w:t>
+      </w:r>
+      <w:r>
+        <w:rPr>
+          <w:i/>
+        </w:rPr>
+        <w:t xml:space="preserve">[A small pointing gesture toward the Mother , immediately regretted.] </w:t>
+      </w:r>
+      <w:r>
+        <w:rPr>
+          <w:b w:val="0"/>
+          <w:i w:val="0"/>
+        </w:rPr>
+        <w:t xml:space="preserve"> She can barely write her own name — but her daughter could have written a line.</w:t>
       </w:r>
     </w:p>
     <w:p>
@@ -4845,7 +5468,7 @@
           <w:b w:val="0"/>
           <w:i w:val="0"/>
         </w:rPr>
-        <w:t>. He took my son away from me first of all.</w:t>
+        <w:t>. And how was I to divine all this sentiment in him — after so many years apart, and all that had happened…</w:t>
       </w:r>
     </w:p>
     <w:p>
@@ -4860,7 +5483,33 @@
           <w:b w:val="0"/>
           <w:i w:val="0"/>
         </w:rPr>
-        <w:t>. But not from cruelty. I sent him to a wet nurse in the country, a peasant, so that he should grow up healthy and strong — his mother did not seem strong enough.</w:t>
+        <w:t xml:space="preserve">. Was it my fault if that fellow carried you away? I could find no trace of them — and, naturally, my interest dwindled. </w:t>
+      </w:r>
+      <w:r>
+        <w:rPr>
+          <w:i/>
+        </w:rPr>
+        <w:t xml:space="preserve">[He does not look up.] </w:t>
+      </w:r>
+      <w:r>
+        <w:rPr>
+          <w:b w:val="0"/>
+          <w:i w:val="0"/>
+        </w:rPr>
+        <w:t xml:space="preserve"> Then they came back — and the loneliness still had its grip on me. Every man carries things in the secrecy of his own heart that he would never say aloud. </w:t>
+      </w:r>
+      <w:r>
+        <w:rPr>
+          <w:i/>
+        </w:rPr>
+        <w:t xml:space="preserve">[A beat. He has to swallow.] </w:t>
+      </w:r>
+      <w:r>
+        <w:rPr>
+          <w:b w:val="0"/>
+          <w:i w:val="0"/>
+        </w:rPr>
+        <w:t xml:space="preserve"> One gives way to a moment's weakness, and then rises from it, and is himself again — and the moment is not the man. Most men simply haven't the courage to admit the moment was ever there at all. That is the only difference between us.</w:t>
       </w:r>
     </w:p>
     <w:p>
@@ -4875,20 +5524,109 @@
           <w:b w:val="0"/>
           <w:i w:val="0"/>
         </w:rPr>
+        <w:t>. All appear to have the courage to do them though.</w:t>
+      </w:r>
+    </w:p>
+    <w:p>
+      <w:r>
+        <w:rPr>
+          <w:b/>
+        </w:rPr>
+        <w:t xml:space="preserve">THE FATHER.  </w:t>
+      </w:r>
+      <w:r>
+        <w:rPr>
+          <w:b w:val="0"/>
+          <w:i w:val="0"/>
+        </w:rPr>
+        <w:t xml:space="preserve">. Yes, but in secret. Let a man only speak them out, and folks at once label him a cynic. Two people drift toward a thing neither will name; the moment they are caught at it, they both look away. It is the way we tell each other: </w:t>
+      </w:r>
+      <w:r>
+        <w:rPr>
+          <w:b w:val="0"/>
+          <w:i/>
+        </w:rPr>
+        <w:t>blind yourself, because I have.</w:t>
+      </w:r>
+    </w:p>
+    <w:p>
+      <w:r>
+        <w:rPr>
+          <w:b/>
+        </w:rPr>
+        <w:t xml:space="preserve">THE STEP-DAUGHTER.  </w:t>
+      </w:r>
+      <w:r>
+        <w:rPr>
+          <w:b w:val="0"/>
+          <w:i w:val="0"/>
+        </w:rPr>
+        <w:t>. Sometimes one of the two cannot look away any more — when she no longer feels the need of hiding her shame from herself, but dry-eyed and dispassionately sees only the shame of the man who has blinded himself without love. Oh, this philosophy that uncovers the worst in a man and then excuses him — I can't stand it, sir. When a man simplifies life down to appetite, throwing aside every finer thing — duty, modesty, shame — nothing is more revolting than the remorse that follows. Crocodile's tears, that's what it is.</w:t>
+      </w:r>
+    </w:p>
+    <w:p>
+      <w:r>
+        <w:rPr>
+          <w:b/>
+        </w:rPr>
+        <w:t xml:space="preserve">THE FATHER.  </w:t>
+      </w:r>
+      <w:r>
+        <w:rPr>
+          <w:b w:val="0"/>
+          <w:i w:val="0"/>
+        </w:rPr>
         <w:t xml:space="preserve"> </w:t>
       </w:r>
       <w:r>
         <w:rPr>
           <w:i/>
         </w:rPr>
-        <w:t xml:space="preserve">[pointing at him, no smile] </w:t>
-      </w:r>
-      <w:r>
-        <w:rPr>
-          <w:b w:val="0"/>
-          <w:i w:val="0"/>
-        </w:rPr>
-        <w:t>. As one can see.</w:t>
+        <w:t xml:space="preserve">[quietly — for once not defending but attacking, and it is the most dangerous thing he has said all morning] </w:t>
+      </w:r>
+      <w:r>
+        <w:rPr>
+          <w:b w:val="0"/>
+          <w:i w:val="0"/>
+        </w:rPr>
+        <w:t>. Crocodile's tears. How easily she says it. Then ask yourselves, gentlemen, why she guards that one moment of mine so jealously. Because if I am more than that moment — she has to forgive me. And she would rather burn than forgive.</w:t>
+      </w:r>
+    </w:p>
+    <w:p>
+      <w:r>
+        <w:rPr>
+          <w:b w:val="0"/>
+          <w:i/>
+        </w:rPr>
+        <w:t>For a moment — the first — she does not answer. The room waits. Nobody laughs now.</w:t>
+      </w:r>
+    </w:p>
+    <w:p>
+      <w:r>
+        <w:rPr>
+          <w:b/>
+        </w:rPr>
+        <w:t xml:space="preserve">THE MANAGER.  </w:t>
+      </w:r>
+      <w:r>
+        <w:rPr>
+          <w:b w:val="0"/>
+          <w:i w:val="0"/>
+        </w:rPr>
+        <w:t xml:space="preserve"> </w:t>
+      </w:r>
+      <w:r>
+        <w:rPr>
+          <w:i/>
+        </w:rPr>
+        <w:t xml:space="preserve">[a little too quickly] </w:t>
+      </w:r>
+      <w:r>
+        <w:rPr>
+          <w:b w:val="0"/>
+          <w:i w:val="0"/>
+        </w:rPr>
+        <w:t>. Let's come to the point. This is only discussion.</w:t>
       </w:r>
     </w:p>
     <w:p>
@@ -4903,928 +5641,130 @@
           <w:b w:val="0"/>
           <w:i w:val="0"/>
         </w:rPr>
+        <w:t xml:space="preserve">. Very good, sir! A fact is like a sack — it won't stand up when it's empty. For it to stand up, you must put into it the reason and sentiment that caused it. I couldn't know that after his death they had come back here, in misery — and that she </w:t>
+      </w:r>
+      <w:r>
+        <w:rPr>
+          <w:i/>
+        </w:rPr>
+        <w:t xml:space="preserve">[Pointing to the Mother .] </w:t>
+      </w:r>
+      <w:r>
+        <w:rPr>
+          <w:b w:val="0"/>
+          <w:i w:val="0"/>
+        </w:rPr>
+        <w:t xml:space="preserve"> had gone to work as a seamstress — in the shop of a certain Madame Pace.</w:t>
+      </w:r>
+    </w:p>
+    <w:p>
+      <w:r>
+        <w:rPr>
+          <w:b/>
+        </w:rPr>
+        <w:t xml:space="preserve">THE MOTHER.  </w:t>
+      </w:r>
+      <w:r>
+        <w:rPr>
+          <w:b w:val="0"/>
+          <w:i w:val="0"/>
+        </w:rPr>
+        <w:t>. You will believe me, gentlemen, that it never entered my mind that the old hag offered me work because she had her eye on my daughter.</w:t>
+      </w:r>
+    </w:p>
+    <w:p>
+      <w:r>
+        <w:rPr>
+          <w:b/>
+        </w:rPr>
+        <w:t xml:space="preserve">THE STEP-DAUGHTER.  </w:t>
+      </w:r>
+      <w:r>
+        <w:rPr>
+          <w:b w:val="0"/>
+          <w:i w:val="0"/>
+        </w:rPr>
+        <w:t>. Poor Mother! Do you know what that woman did, sir? When I brought back the work my mother had finished, she would point out a dress of mine I had torn — and give it back to my mother to mend. It was I who paid, always I — while this poor creature believed she was sacrificing herself for me and these two children, sitting up at night sewing Madame Pace's dresses.</w:t>
+      </w:r>
+    </w:p>
+    <w:p>
+      <w:r>
+        <w:rPr>
+          <w:b/>
+        </w:rPr>
+        <w:t xml:space="preserve">THE MANAGER.  </w:t>
+      </w:r>
+      <w:r>
+        <w:rPr>
+          <w:b w:val="0"/>
+          <w:i w:val="0"/>
+        </w:rPr>
+        <w:t>. And one day you met there…</w:t>
+      </w:r>
+    </w:p>
+    <w:p>
+      <w:r>
+        <w:rPr>
+          <w:b/>
+        </w:rPr>
+        <w:t xml:space="preserve">THE STEP-DAUGHTER.  </w:t>
+      </w:r>
+      <w:r>
+        <w:rPr>
+          <w:b w:val="0"/>
+          <w:i w:val="0"/>
+        </w:rPr>
+        <w:t>. Him, him. Yes sir, an old client. There's a scene for you to play! Superb!</w:t>
+      </w:r>
+    </w:p>
+    <w:p>
+      <w:r>
+        <w:rPr>
+          <w:b/>
+        </w:rPr>
+        <w:t xml:space="preserve">THE FATHER.  </w:t>
+      </w:r>
+      <w:r>
+        <w:rPr>
+          <w:b w:val="0"/>
+          <w:i w:val="0"/>
+        </w:rPr>
+        <w:t>. She, the Mother arrived just then…</w:t>
+      </w:r>
+    </w:p>
+    <w:p>
+      <w:r>
+        <w:rPr>
+          <w:b/>
+        </w:rPr>
+        <w:t xml:space="preserve">THE STEP-DAUGHTER.  </w:t>
+      </w:r>
+      <w:r>
+        <w:rPr>
+          <w:b w:val="0"/>
+          <w:i w:val="0"/>
+        </w:rPr>
+        <w:t>. Almost in time.</w:t>
+      </w:r>
+    </w:p>
+    <w:p>
+      <w:r>
+        <w:rPr>
+          <w:b/>
+        </w:rPr>
+        <w:t xml:space="preserve">THE FATHER.  </w:t>
+      </w:r>
+      <w:r>
+        <w:rPr>
+          <w:b w:val="0"/>
+          <w:i w:val="0"/>
+        </w:rPr>
         <w:t xml:space="preserve"> </w:t>
       </w:r>
       <w:r>
         <w:rPr>
           <w:i/>
         </w:rPr>
-        <w:t xml:space="preserve">[quickly] </w:t>
-      </w:r>
-      <w:r>
-        <w:rPr>
-          <w:b w:val="0"/>
-          <w:i w:val="0"/>
-        </w:rPr>
-        <w:t xml:space="preserve">. Is it my fault if he has grown up like this? All my life I have had these damned aspirations toward a moral sanity I never quite reach. </w:t>
-      </w:r>
-      <w:r>
-        <w:rPr>
-          <w:i/>
-        </w:rPr>
-        <w:t xml:space="preserve">[The Step-Daughter breaks into a laugh at "moral sanity" — sharp, without gaiety. The Father's hand lifts toward the Manager: make her stop.] </w:t>
-      </w:r>
-    </w:p>
-    <w:p>
-      <w:r>
-        <w:rPr>
-          <w:b/>
-        </w:rPr>
-        <w:t xml:space="preserve">THE MANAGER.  </w:t>
-      </w:r>
-      <w:r>
-        <w:rPr>
-          <w:b w:val="0"/>
-          <w:i w:val="0"/>
-        </w:rPr>
-        <w:t>. Yes, please stop it, for Heaven's sake.</w:t>
-      </w:r>
-    </w:p>
-    <w:p>
-      <w:r>
-        <w:rPr>
-          <w:b/>
-        </w:rPr>
-        <w:t xml:space="preserve">THE STEP-DAUGHTER.  </w:t>
-      </w:r>
-      <w:r>
-        <w:rPr>
-          <w:b w:val="0"/>
-          <w:i w:val="0"/>
-        </w:rPr>
-        <w:t xml:space="preserve">. But imagine moral sanity from </w:t>
-      </w:r>
-      <w:r>
-        <w:rPr>
-          <w:b w:val="0"/>
-          <w:i/>
-        </w:rPr>
-        <w:t>him</w:t>
-      </w:r>
-      <w:r>
-        <w:rPr>
-          <w:b w:val="0"/>
-          <w:i w:val="0"/>
-        </w:rPr>
-        <w:t>, if you please — a regular customer of Madame Pace's shop. A very regular customer.</w:t>
-      </w:r>
-    </w:p>
-    <w:p>
-      <w:r>
-        <w:rPr>
-          <w:b/>
-        </w:rPr>
-        <w:t xml:space="preserve">PLAYER 1.  </w:t>
-      </w:r>
-      <w:r>
-        <w:rPr>
-          <w:b w:val="0"/>
-          <w:i w:val="0"/>
-        </w:rPr>
-        <w:t xml:space="preserve"> </w:t>
-      </w:r>
-      <w:r>
-        <w:rPr>
-          <w:i/>
-        </w:rPr>
-        <w:t xml:space="preserve">[shifting in his seat, eyes down — quiet now, almost ashamed; not a punchline] </w:t>
-      </w:r>
-      <w:r>
-        <w:rPr>
-          <w:b w:val="0"/>
-          <w:i w:val="0"/>
-        </w:rPr>
-        <w:t>. — These are not the lines of a play I auditioned for.</w:t>
-      </w:r>
-    </w:p>
-    <w:p>
-      <w:r>
-        <w:rPr>
-          <w:b/>
-        </w:rPr>
-        <w:t xml:space="preserve">THE FATHER.  </w:t>
-      </w:r>
-      <w:r>
-        <w:rPr>
-          <w:b w:val="0"/>
-          <w:i w:val="0"/>
-        </w:rPr>
-        <w:t xml:space="preserve"> </w:t>
-      </w:r>
-      <w:r>
-        <w:rPr>
-          <w:i/>
-        </w:rPr>
-        <w:t xml:space="preserve">[a hand goes to his brow, almost despite himself] </w:t>
-      </w:r>
-      <w:r>
-        <w:rPr>
-          <w:b w:val="0"/>
-          <w:i w:val="0"/>
-        </w:rPr>
-        <w:t xml:space="preserve">. Fool! That contradiction, gentlemen, is the proof that I stand here a </w:t>
-      </w:r>
-      <w:r>
-        <w:rPr>
-          <w:b w:val="0"/>
-          <w:i/>
-        </w:rPr>
-        <w:t>live</w:t>
-      </w:r>
-      <w:r>
-        <w:rPr>
-          <w:b w:val="0"/>
-          <w:i w:val="0"/>
-        </w:rPr>
-        <w:t xml:space="preserve"> man before you — exactly this incongruity in my nature has made me suffer. I couldn't live beside that woman </w:t>
-      </w:r>
-      <w:r>
-        <w:rPr>
-          <w:i/>
-        </w:rPr>
-        <w:t xml:space="preserve">[Indicating the Mother .] </w:t>
-      </w:r>
-      <w:r>
-        <w:rPr>
-          <w:b w:val="0"/>
-          <w:i w:val="0"/>
-        </w:rPr>
-        <w:t xml:space="preserve"> any longer; not for the boredom she inspired in me — for the pity I felt for her.</w:t>
-      </w:r>
-    </w:p>
-    <w:p>
-      <w:r>
-        <w:rPr>
-          <w:b/>
-        </w:rPr>
-        <w:t xml:space="preserve">THE STEP-DAUGHTER.  </w:t>
-      </w:r>
-      <w:r>
-        <w:rPr>
-          <w:b w:val="0"/>
-          <w:i w:val="0"/>
-        </w:rPr>
-        <w:t xml:space="preserve"> </w:t>
-      </w:r>
-      <w:r>
-        <w:rPr>
-          <w:i/>
-        </w:rPr>
-        <w:t xml:space="preserve">[flat, into the room] </w:t>
-      </w:r>
-      <w:r>
-        <w:rPr>
-          <w:b w:val="0"/>
-          <w:i w:val="0"/>
-        </w:rPr>
-        <w:t xml:space="preserve">. He calls it pity. He was caught buying his stepdaughter in the back of a dressmaker's shop. He calls it </w:t>
-      </w:r>
-      <w:r>
-        <w:rPr>
-          <w:b w:val="0"/>
-          <w:i/>
-        </w:rPr>
-        <w:t>pity</w:t>
-      </w:r>
-      <w:r>
-        <w:rPr>
-          <w:b w:val="0"/>
-          <w:i w:val="0"/>
-        </w:rPr>
-        <w:t>.</w:t>
-      </w:r>
-    </w:p>
-    <w:p>
-      <w:r>
-        <w:rPr>
-          <w:b/>
-        </w:rPr>
-        <w:t xml:space="preserve">THE MOTHER.  </w:t>
-      </w:r>
-      <w:r>
-        <w:rPr>
-          <w:b w:val="0"/>
-          <w:i w:val="0"/>
-        </w:rPr>
-        <w:t>. And so he turned me out —.</w:t>
-      </w:r>
-    </w:p>
-    <w:p>
-      <w:r>
-        <w:rPr>
-          <w:b/>
-        </w:rPr>
-        <w:t xml:space="preserve">THE FATHER.  </w:t>
-      </w:r>
-      <w:r>
-        <w:rPr>
-          <w:b w:val="0"/>
-          <w:i w:val="0"/>
-        </w:rPr>
-        <w:t>. — well provided for! Yes, I sent her to that man, gentlemen… to let her go free of me.</w:t>
-      </w:r>
-    </w:p>
-    <w:p>
-      <w:r>
-        <w:rPr>
-          <w:b/>
-        </w:rPr>
-        <w:t xml:space="preserve">THE MOTHER.  </w:t>
-      </w:r>
-      <w:r>
-        <w:rPr>
-          <w:b w:val="0"/>
-          <w:i w:val="0"/>
-        </w:rPr>
-        <w:t>. And to free himself.</w:t>
-      </w:r>
-    </w:p>
-    <w:p>
-      <w:r>
-        <w:rPr>
-          <w:b/>
-        </w:rPr>
-        <w:t xml:space="preserve">THE FATHER.  </w:t>
-      </w:r>
-      <w:r>
-        <w:rPr>
-          <w:b w:val="0"/>
-          <w:i w:val="0"/>
-        </w:rPr>
-        <w:t xml:space="preserve">. Yes. I admit it. It was a liberation, also, for me. </w:t>
-      </w:r>
-      <w:r>
-        <w:rPr>
-          <w:i/>
-        </w:rPr>
-        <w:t xml:space="preserve">[Beat.] </w:t>
-      </w:r>
-      <w:r>
-        <w:rPr>
-          <w:b w:val="0"/>
-          <w:i w:val="0"/>
-        </w:rPr>
-        <w:t xml:space="preserve"> But great evil has come of it. I did it for her sake more than for mine. </w:t>
-      </w:r>
-      <w:r>
-        <w:rPr>
-          <w:i/>
-        </w:rPr>
-        <w:t xml:space="preserve">[Crosses his arms; then turns to the Mother.] </w:t>
-      </w:r>
-      <w:r>
-        <w:rPr>
-          <w:b w:val="0"/>
-          <w:i w:val="0"/>
-        </w:rPr>
-        <w:t xml:space="preserve"> And I never lost sight of you. I watched — from a long way off — the new family that grew up around her. </w:t>
-      </w:r>
-      <w:r>
-        <w:rPr>
-          <w:i/>
-        </w:rPr>
-        <w:t xml:space="preserve">[Points to the Step-Daughter.] </w:t>
-      </w:r>
-    </w:p>
-    <w:p>
-      <w:r>
-        <w:rPr>
-          <w:b/>
-        </w:rPr>
-        <w:t xml:space="preserve">THE STEP-DAUGHTER.  </w:t>
-      </w:r>
-      <w:r>
-        <w:rPr>
-          <w:b w:val="0"/>
-          <w:i w:val="0"/>
-        </w:rPr>
-        <w:t xml:space="preserve"> </w:t>
-      </w:r>
-      <w:r>
-        <w:rPr>
-          <w:i/>
-        </w:rPr>
-        <w:t xml:space="preserve">[the cleverness drops — just the child she was] </w:t>
-      </w:r>
-      <w:r>
-        <w:rPr>
-          <w:b w:val="0"/>
-          <w:i w:val="0"/>
-        </w:rPr>
-        <w:t xml:space="preserve">. Oh yes, that's true enough. When I was little, so high, you know, with plaits over my shoulders and my skirt down past my knees, I used to see him waiting outside the school for me to come out. He came, sir, to see how I was </w:t>
-      </w:r>
-      <w:r>
-        <w:rPr>
-          <w:b w:val="0"/>
-          <w:i/>
-        </w:rPr>
-        <w:t>growing up</w:t>
-      </w:r>
-      <w:r>
-        <w:rPr>
-          <w:b w:val="0"/>
-          <w:i w:val="0"/>
-        </w:rPr>
-        <w:t xml:space="preserve">. He used to follow me in the street. I told my mother, who guessed at once </w:t>
-      </w:r>
-      <w:r>
-        <w:rPr>
-          <w:i/>
-        </w:rPr>
-        <w:t xml:space="preserve">[The Mother agrees with a nod.] </w:t>
-      </w:r>
-      <w:r>
-        <w:rPr>
-          <w:b w:val="0"/>
-          <w:i w:val="0"/>
-        </w:rPr>
-        <w:t xml:space="preserve"> and wouldn't send me to school for some days. When I went back, there he was again, with a paper parcel: a fine straw hat, a bouquet of flowers. For me.</w:t>
-      </w:r>
-    </w:p>
-    <w:p>
-      <w:r>
-        <w:rPr>
-          <w:b/>
-        </w:rPr>
-        <w:t xml:space="preserve">THE FATHER.  </w:t>
-      </w:r>
-      <w:r>
-        <w:rPr>
-          <w:b w:val="0"/>
-          <w:i w:val="0"/>
-        </w:rPr>
-        <w:t>. This is infamous, shameful!</w:t>
-      </w:r>
-    </w:p>
-    <w:p>
-      <w:r>
-        <w:rPr>
-          <w:b/>
-        </w:rPr>
-        <w:t xml:space="preserve">THE STEP-DAUGHTER.  </w:t>
-      </w:r>
-      <w:r>
-        <w:rPr>
-          <w:b w:val="0"/>
-          <w:i w:val="0"/>
-        </w:rPr>
-        <w:t>. No. Why?</w:t>
-      </w:r>
-    </w:p>
-    <w:p>
-      <w:r>
-        <w:rPr>
-          <w:b/>
-        </w:rPr>
-        <w:t xml:space="preserve">THE FATHER.  </w:t>
-      </w:r>
-      <w:r>
-        <w:rPr>
-          <w:b w:val="0"/>
-          <w:i w:val="0"/>
-        </w:rPr>
-        <w:t xml:space="preserve">. Infamous! infamous! After she </w:t>
-      </w:r>
-      <w:r>
-        <w:rPr>
-          <w:i/>
-        </w:rPr>
-        <w:t xml:space="preserve">[Indicating the Mother.] </w:t>
-      </w:r>
-      <w:r>
-        <w:rPr>
-          <w:b w:val="0"/>
-          <w:i w:val="0"/>
-        </w:rPr>
-        <w:t xml:space="preserve"> went away, my house seemed suddenly empty. She had been my nightmare, but she filled my house. I was like a dazed fly alone in the empty rooms. Then, by curiosity at first and later by some tender sentiment, I was driven toward her family — the family that had come into being through my will.</w:t>
-      </w:r>
-    </w:p>
-    <w:p>
-      <w:r>
-        <w:rPr>
-          <w:b/>
-        </w:rPr>
-        <w:t xml:space="preserve">PLAYER 2.  </w:t>
-      </w:r>
-      <w:r>
-        <w:rPr>
-          <w:b w:val="0"/>
-          <w:i w:val="0"/>
-        </w:rPr>
-        <w:t xml:space="preserve"> </w:t>
-      </w:r>
-      <w:r>
-        <w:rPr>
-          <w:i/>
-        </w:rPr>
-        <w:t xml:space="preserve">[the back of a script suddenly being used as a notepad] </w:t>
-      </w:r>
-      <w:r>
-        <w:rPr>
-          <w:b w:val="0"/>
-          <w:i w:val="0"/>
-        </w:rPr>
-        <w:t>. Should we be writing this down? Some of it sounds important.</w:t>
-      </w:r>
-    </w:p>
-    <w:p>
-      <w:r>
-        <w:rPr>
-          <w:b/>
-        </w:rPr>
-        <w:t xml:space="preserve">THE MANAGER.  </w:t>
-      </w:r>
-      <w:r>
-        <w:rPr>
-          <w:b w:val="0"/>
-          <w:i w:val="0"/>
-        </w:rPr>
-        <w:t>. A bit discursive this, you know!</w:t>
-      </w:r>
-    </w:p>
-    <w:p>
-      <w:r>
-        <w:rPr>
-          <w:b/>
-        </w:rPr>
-        <w:t xml:space="preserve">THE SON.  </w:t>
-      </w:r>
-      <w:r>
-        <w:rPr>
-          <w:b w:val="0"/>
-          <w:i w:val="0"/>
-        </w:rPr>
-        <w:t xml:space="preserve"> </w:t>
-      </w:r>
-      <w:r>
-        <w:rPr>
-          <w:i/>
-        </w:rPr>
-        <w:t xml:space="preserve">[turning his face away from the Father ] </w:t>
-      </w:r>
-      <w:r>
-        <w:rPr>
-          <w:b w:val="0"/>
-          <w:i w:val="0"/>
-        </w:rPr>
-        <w:t>. Literature. Literature.</w:t>
-      </w:r>
-    </w:p>
-    <w:p>
-      <w:r>
-        <w:rPr>
-          <w:b/>
-        </w:rPr>
-        <w:t xml:space="preserve">THE FATHER.  </w:t>
-      </w:r>
-      <w:r>
-        <w:rPr>
-          <w:b w:val="0"/>
-          <w:i w:val="0"/>
-        </w:rPr>
-        <w:t>. Literature indeed! This is life, this is passion!</w:t>
-      </w:r>
-    </w:p>
-    <w:p>
-      <w:r>
-        <w:rPr>
-          <w:b/>
-        </w:rPr>
-        <w:t xml:space="preserve">THE MANAGER.  </w:t>
-      </w:r>
-      <w:r>
-        <w:rPr>
-          <w:b w:val="0"/>
-          <w:i w:val="0"/>
-        </w:rPr>
-        <w:t>. It may be, but it won't act.</w:t>
-      </w:r>
-    </w:p>
-    <w:p>
-      <w:r>
-        <w:rPr>
-          <w:b/>
-        </w:rPr>
-        <w:t xml:space="preserve">THE FATHER.  </w:t>
-      </w:r>
-      <w:r>
-        <w:rPr>
-          <w:b w:val="0"/>
-          <w:i w:val="0"/>
-        </w:rPr>
-        <w:t xml:space="preserve">. I agree. This is only the part leading up. She </w:t>
-      </w:r>
-      <w:r>
-        <w:rPr>
-          <w:i/>
-        </w:rPr>
-        <w:t xml:space="preserve">[Pointing to the Step-Daughter .] </w:t>
-      </w:r>
-      <w:r>
-        <w:rPr>
-          <w:b w:val="0"/>
-          <w:i w:val="0"/>
-        </w:rPr>
-        <w:t>, as you see, is no longer the schoolgirl with plaits down her back —.</w:t>
-      </w:r>
-    </w:p>
-    <w:p>
-      <w:r>
-        <w:rPr>
-          <w:b/>
-        </w:rPr>
-        <w:t xml:space="preserve">THE STEP-DAUGHTER.  </w:t>
-      </w:r>
-      <w:r>
-        <w:rPr>
-          <w:b w:val="0"/>
-          <w:i w:val="0"/>
-        </w:rPr>
-        <w:t>. — and the skirt down past the knee!</w:t>
-      </w:r>
-    </w:p>
-    <w:p>
-      <w:r>
-        <w:rPr>
-          <w:b/>
-        </w:rPr>
-        <w:t xml:space="preserve">THE FATHER.  </w:t>
-      </w:r>
-      <w:r>
-        <w:rPr>
-          <w:b w:val="0"/>
-          <w:i w:val="0"/>
-        </w:rPr>
-        <w:t>. The drama is coming now, sir; something new, and complex.</w:t>
-      </w:r>
-    </w:p>
-    <w:p>
-      <w:r>
-        <w:rPr>
-          <w:b/>
-        </w:rPr>
-        <w:t xml:space="preserve">THE STEP-DAUGHTER.  </w:t>
-      </w:r>
-      <w:r>
-        <w:rPr>
-          <w:b w:val="0"/>
-          <w:i w:val="0"/>
-        </w:rPr>
-        <w:t>. As soon as my father died…</w:t>
-      </w:r>
-    </w:p>
-    <w:p>
-      <w:r>
-        <w:rPr>
-          <w:b/>
-        </w:rPr>
-        <w:t xml:space="preserve">THE FATHER.  </w:t>
-      </w:r>
-      <w:r>
-        <w:rPr>
-          <w:b w:val="0"/>
-          <w:i w:val="0"/>
-        </w:rPr>
-        <w:t xml:space="preserve">. — there was absolute misery for them. They came back here, without my knowing. </w:t>
-      </w:r>
-      <w:r>
-        <w:rPr>
-          <w:i/>
-        </w:rPr>
-        <w:t xml:space="preserve">[A small pointing gesture toward the Mother , immediately regretted.] </w:t>
-      </w:r>
-      <w:r>
-        <w:rPr>
-          <w:b w:val="0"/>
-          <w:i w:val="0"/>
-        </w:rPr>
-        <w:t xml:space="preserve"> She can barely write her own name — but her daughter could have written a line, to tell me they were in need.</w:t>
-      </w:r>
-    </w:p>
-    <w:p>
-      <w:r>
-        <w:rPr>
-          <w:b/>
-        </w:rPr>
-        <w:t xml:space="preserve">THE MOTHER.  </w:t>
-      </w:r>
-      <w:r>
-        <w:rPr>
-          <w:b w:val="0"/>
-          <w:i w:val="0"/>
-        </w:rPr>
-        <w:t>. And how was I to divine all this sentiment in him — after so many years apart, and all that had happened…</w:t>
-      </w:r>
-    </w:p>
-    <w:p>
-      <w:r>
-        <w:rPr>
-          <w:b/>
-        </w:rPr>
-        <w:t xml:space="preserve">THE FATHER.  </w:t>
-      </w:r>
-      <w:r>
-        <w:rPr>
-          <w:b w:val="0"/>
-          <w:i w:val="0"/>
-        </w:rPr>
-        <w:t xml:space="preserve">. Was it my fault if that fellow carried you away? I could find no trace of them — and, naturally, my interest dwindled. </w:t>
-      </w:r>
-      <w:r>
-        <w:rPr>
-          <w:i/>
-        </w:rPr>
-        <w:t xml:space="preserve">[He does not look up.] </w:t>
-      </w:r>
-      <w:r>
-        <w:rPr>
-          <w:b w:val="0"/>
-          <w:i w:val="0"/>
-        </w:rPr>
-        <w:t xml:space="preserve"> Then they came back — and the loneliness still had its grip on me. Every man carries things in the secrecy of his own heart that he would never say aloud. </w:t>
-      </w:r>
-      <w:r>
-        <w:rPr>
-          <w:i/>
-        </w:rPr>
-        <w:t xml:space="preserve">[A beat. He has to swallow.] </w:t>
-      </w:r>
-      <w:r>
-        <w:rPr>
-          <w:b w:val="0"/>
-          <w:i w:val="0"/>
-        </w:rPr>
-        <w:t xml:space="preserve"> One gives way to a moment's weakness, and then rises from it, and is himself again — and the moment is not the man. Most men simply haven't the courage to admit the moment was ever there at all. That is the only difference between us.</w:t>
-      </w:r>
-    </w:p>
-    <w:p>
-      <w:r>
-        <w:rPr>
-          <w:b/>
-        </w:rPr>
-        <w:t xml:space="preserve">THE STEP-DAUGHTER.  </w:t>
-      </w:r>
-      <w:r>
-        <w:rPr>
-          <w:b w:val="0"/>
-          <w:i w:val="0"/>
-        </w:rPr>
-        <w:t>. All appear to have the courage to do them though.</w:t>
-      </w:r>
-    </w:p>
-    <w:p>
-      <w:r>
-        <w:rPr>
-          <w:b/>
-        </w:rPr>
-        <w:t xml:space="preserve">THE FATHER.  </w:t>
-      </w:r>
-      <w:r>
-        <w:rPr>
-          <w:b w:val="0"/>
-          <w:i w:val="0"/>
-        </w:rPr>
-        <w:t xml:space="preserve">. Yes, but in secret. Let a man only speak them out, and folks at once label him a cynic. Two people drift toward a thing neither will name; the moment they are caught at it, they both look away. It is the way we tell each other: </w:t>
-      </w:r>
-      <w:r>
-        <w:rPr>
-          <w:b w:val="0"/>
-          <w:i/>
-        </w:rPr>
-        <w:t>blind yourself, because I have.</w:t>
-      </w:r>
-    </w:p>
-    <w:p>
-      <w:r>
-        <w:rPr>
-          <w:b/>
-        </w:rPr>
-        <w:t xml:space="preserve">THE STEP-DAUGHTER.  </w:t>
-      </w:r>
-      <w:r>
-        <w:rPr>
-          <w:b w:val="0"/>
-          <w:i w:val="0"/>
-        </w:rPr>
-        <w:t>. Sometimes one of the two cannot look away any more — when she no longer feels the need of hiding her shame from herself, but dry-eyed and dispassionately sees only the shame of the man who has blinded himself without love. Oh, all this philosophy that uncovers the worst in a man and then seeks to excuse him — I can't stand it, sir. When a man simplifies life down to appetite, throwing aside every finer thing — duty, modesty, shame — nothing is more revolting than the remorse that follows. Crocodile's tears, that's what it is.</w:t>
-      </w:r>
-    </w:p>
-    <w:p>
-      <w:r>
-        <w:rPr>
-          <w:b/>
-        </w:rPr>
-        <w:t xml:space="preserve">THE FATHER.  </w:t>
-      </w:r>
-      <w:r>
-        <w:rPr>
-          <w:b w:val="0"/>
-          <w:i w:val="0"/>
-        </w:rPr>
-        <w:t xml:space="preserve"> </w:t>
-      </w:r>
-      <w:r>
-        <w:rPr>
-          <w:i/>
-        </w:rPr>
-        <w:t xml:space="preserve">[quietly — for once not defending but attacking, and it is the most dangerous thing he has said all morning] </w:t>
-      </w:r>
-      <w:r>
-        <w:rPr>
-          <w:b w:val="0"/>
-          <w:i w:val="0"/>
-        </w:rPr>
-        <w:t>. Crocodile's tears. How easily she says it. Then ask yourselves, gentlemen, why she guards that one moment of mine so jealously. Because if I am more than that moment — she has to forgive me. And she would rather burn than forgive.</w:t>
-      </w:r>
-    </w:p>
-    <w:p>
-      <w:r>
-        <w:rPr>
-          <w:b w:val="0"/>
-          <w:i/>
-        </w:rPr>
-        <w:t>For a moment — the first — she does not answer. The room waits. Nobody laughs now.</w:t>
-      </w:r>
-    </w:p>
-    <w:p>
-      <w:r>
-        <w:rPr>
-          <w:b/>
-        </w:rPr>
-        <w:t xml:space="preserve">THE MANAGER.  </w:t>
-      </w:r>
-      <w:r>
-        <w:rPr>
-          <w:b w:val="0"/>
-          <w:i w:val="0"/>
-        </w:rPr>
-        <w:t xml:space="preserve"> </w:t>
-      </w:r>
-      <w:r>
-        <w:rPr>
-          <w:i/>
-        </w:rPr>
-        <w:t xml:space="preserve">[a little too quickly] </w:t>
-      </w:r>
-      <w:r>
-        <w:rPr>
-          <w:b w:val="0"/>
-          <w:i w:val="0"/>
-        </w:rPr>
-        <w:t>. Let's come to the point. This is only discussion.</w:t>
-      </w:r>
-    </w:p>
-    <w:p>
-      <w:r>
-        <w:rPr>
-          <w:b/>
-        </w:rPr>
-        <w:t xml:space="preserve">THE FATHER.  </w:t>
-      </w:r>
-      <w:r>
-        <w:rPr>
-          <w:b w:val="0"/>
-          <w:i w:val="0"/>
-        </w:rPr>
-        <w:t xml:space="preserve">. Very good, sir! A fact is like a sack — it won't stand up when it's empty. For it to stand up, you must put into it the reason and sentiment that caused it. I couldn't know that after his death they had come back here, in misery — and that she </w:t>
-      </w:r>
-      <w:r>
-        <w:rPr>
-          <w:i/>
-        </w:rPr>
-        <w:t xml:space="preserve">[Pointing to the Mother .] </w:t>
-      </w:r>
-      <w:r>
-        <w:rPr>
-          <w:b w:val="0"/>
-          <w:i w:val="0"/>
-        </w:rPr>
-        <w:t xml:space="preserve"> had gone to work as a seamstress — in the shop of a certain Madame Pace.</w:t>
-      </w:r>
-    </w:p>
-    <w:p>
-      <w:r>
-        <w:rPr>
-          <w:b/>
-        </w:rPr>
-        <w:t xml:space="preserve">THE STEP-DAUGHTER.  </w:t>
-      </w:r>
-      <w:r>
-        <w:rPr>
-          <w:b w:val="0"/>
-          <w:i w:val="0"/>
-        </w:rPr>
-        <w:t>. A real high-class modiste, gentlemen. In appearance she dresses the leaders of the best society — but she arranges matters so those elegant ladies serve her purpose — and the rest of us serve a rather different one.</w:t>
-      </w:r>
-    </w:p>
-    <w:p>
-      <w:r>
-        <w:rPr>
-          <w:b/>
-        </w:rPr>
-        <w:t xml:space="preserve">THE MOTHER.  </w:t>
-      </w:r>
-      <w:r>
-        <w:rPr>
-          <w:b w:val="0"/>
-          <w:i w:val="0"/>
-        </w:rPr>
-        <w:t>. You will believe me, gentlemen, that it never entered my mind that the old hag offered me work because she had her eye on my daughter.</w:t>
-      </w:r>
-    </w:p>
-    <w:p>
-      <w:r>
-        <w:rPr>
-          <w:b/>
-        </w:rPr>
-        <w:t xml:space="preserve">THE STEP-DAUGHTER.  </w:t>
-      </w:r>
-      <w:r>
-        <w:rPr>
-          <w:b w:val="0"/>
-          <w:i w:val="0"/>
-        </w:rPr>
-        <w:t>. Poor Mother! Do you know what that woman did, sir? When I brought back the work my mother had finished, she would point out a dress of mine I had torn — and give it back to my mother to mend. It was I who paid, always I — while this poor creature believed she was sacrificing herself for me and these two children, sitting up at night sewing Madame Pace's dresses.</w:t>
-      </w:r>
-    </w:p>
-    <w:p>
-      <w:r>
-        <w:rPr>
-          <w:b/>
-        </w:rPr>
-        <w:t xml:space="preserve">THE MANAGER.  </w:t>
-      </w:r>
-      <w:r>
-        <w:rPr>
-          <w:b w:val="0"/>
-          <w:i w:val="0"/>
-        </w:rPr>
-        <w:t>. And one day you met there…</w:t>
-      </w:r>
-    </w:p>
-    <w:p>
-      <w:r>
-        <w:rPr>
-          <w:b/>
-        </w:rPr>
-        <w:t xml:space="preserve">THE STEP-DAUGHTER.  </w:t>
-      </w:r>
-      <w:r>
-        <w:rPr>
-          <w:b w:val="0"/>
-          <w:i w:val="0"/>
-        </w:rPr>
-        <w:t>. Him, him. Yes sir, an old client. There's a scene for you to play! Superb!</w:t>
-      </w:r>
-    </w:p>
-    <w:p>
-      <w:r>
-        <w:rPr>
-          <w:b/>
-        </w:rPr>
-        <w:t xml:space="preserve">THE FATHER.  </w:t>
-      </w:r>
-      <w:r>
-        <w:rPr>
-          <w:b w:val="0"/>
-          <w:i w:val="0"/>
-        </w:rPr>
-        <w:t>. She, the Mother arrived just then…</w:t>
-      </w:r>
-    </w:p>
-    <w:p>
-      <w:r>
-        <w:rPr>
-          <w:b/>
-        </w:rPr>
-        <w:t xml:space="preserve">THE STEP-DAUGHTER.  </w:t>
-      </w:r>
-      <w:r>
-        <w:rPr>
-          <w:b w:val="0"/>
-          <w:i w:val="0"/>
-        </w:rPr>
-        <w:t>. Almost in time.</w:t>
-      </w:r>
-    </w:p>
-    <w:p>
-      <w:r>
-        <w:rPr>
-          <w:b/>
-        </w:rPr>
-        <w:t xml:space="preserve">THE FATHER.  </w:t>
-      </w:r>
-      <w:r>
-        <w:rPr>
-          <w:b w:val="0"/>
-          <w:i w:val="0"/>
-        </w:rPr>
-        <w:t xml:space="preserve"> </w:t>
-      </w:r>
-      <w:r>
-        <w:rPr>
-          <w:i/>
-        </w:rPr>
         <w:t xml:space="preserve">[crying out] </w:t>
       </w:r>
       <w:r>
@@ -5846,7 +5786,7 @@
           <w:b w:val="0"/>
           <w:i w:val="0"/>
         </w:rPr>
-        <w:t xml:space="preserve"> Fortunately I recognized her… in time. And I took them back home with me. You can imagine now her position and mine; she, as you see her, and I who cannot look her in the face.</w:t>
+        <w:t xml:space="preserve"> And I took them back home with me. You can imagine now her position and mine; she, as you see her, and I who cannot look her in the face.</w:t>
       </w:r>
     </w:p>
     <w:p>

--- a/outputs/actor_script.docx
+++ b/outputs/actor_script.docx
@@ -4616,7 +4616,263 @@
           <w:b w:val="0"/>
           <w:i w:val="0"/>
         </w:rPr>
-        <w:t>. Of course, of course; but let's hear them out.</w:t>
+        <w:t xml:space="preserve">. Of course, of course — but let's hear them out. </w:t>
+      </w:r>
+      <w:r>
+        <w:rPr>
+          <w:i/>
+        </w:rPr>
+        <w:t xml:space="preserve">[To the Father .] </w:t>
+      </w:r>
+      <w:r>
+        <w:rPr>
+          <w:b w:val="0"/>
+          <w:i w:val="0"/>
+        </w:rPr>
+        <w:t xml:space="preserve"> You must please explain yourself quite clearly. </w:t>
+      </w:r>
+      <w:r>
+        <w:rPr>
+          <w:i/>
+        </w:rPr>
+        <w:t xml:space="preserve">[Sits down.] </w:t>
+      </w:r>
+    </w:p>
+    <w:p>
+      <w:r>
+        <w:rPr>
+          <w:b/>
+        </w:rPr>
+        <w:t xml:space="preserve">THE FATHER.  </w:t>
+      </w:r>
+      <w:r>
+        <w:rPr>
+          <w:b w:val="0"/>
+          <w:i w:val="0"/>
+        </w:rPr>
+        <w:t xml:space="preserve">. Very well then: listen! I had in my service a poor clerk, a secretary, full of devotion, who became friends with her. </w:t>
+      </w:r>
+      <w:r>
+        <w:rPr>
+          <w:i/>
+        </w:rPr>
+        <w:t xml:space="preserve">[Indicating the Mother .] </w:t>
+      </w:r>
+      <w:r>
+        <w:rPr>
+          <w:b w:val="0"/>
+          <w:i w:val="0"/>
+        </w:rPr>
+        <w:t xml:space="preserve"> Kindred souls — without the slightest suspicion of evil between them.</w:t>
+      </w:r>
+    </w:p>
+    <w:p>
+      <w:r>
+        <w:rPr>
+          <w:b/>
+        </w:rPr>
+        <w:t xml:space="preserve">THE STEP-DAUGHTER.  </w:t>
+      </w:r>
+      <w:r>
+        <w:rPr>
+          <w:b w:val="0"/>
+          <w:i w:val="0"/>
+        </w:rPr>
+        <w:t>. So he thought of it — for them!</w:t>
+      </w:r>
+    </w:p>
+    <w:p>
+      <w:r>
+        <w:rPr>
+          <w:b/>
+        </w:rPr>
+        <w:t xml:space="preserve">THE FATHER.  </w:t>
+      </w:r>
+      <w:r>
+        <w:rPr>
+          <w:b w:val="0"/>
+          <w:i w:val="0"/>
+        </w:rPr>
+        <w:t>. That's not true. I meant to do good to them — and to myself, I confess. It reached the point where I couldn't say a word to either of them without their exchanging a silent look — how to keep me calm, how to keep me quiet. And that alone kept me in a constant rage. So I sent him away — and then had to watch this poor woman wandering the house like an animal without a master — an animal one has taken in out of pity.</w:t>
+      </w:r>
+    </w:p>
+    <w:p>
+      <w:r>
+        <w:rPr>
+          <w:b/>
+        </w:rPr>
+        <w:t xml:space="preserve">THE MOTHER.  </w:t>
+      </w:r>
+      <w:r>
+        <w:rPr>
+          <w:b w:val="0"/>
+          <w:i w:val="0"/>
+        </w:rPr>
+        <w:t>. Ah yes…</w:t>
+      </w:r>
+    </w:p>
+    <w:p>
+      <w:r>
+        <w:rPr>
+          <w:b/>
+        </w:rPr>
+        <w:t xml:space="preserve">THE FATHER.  </w:t>
+      </w:r>
+      <w:r>
+        <w:rPr>
+          <w:b w:val="0"/>
+          <w:i w:val="0"/>
+        </w:rPr>
+        <w:t xml:space="preserve"> </w:t>
+      </w:r>
+      <w:r>
+        <w:rPr>
+          <w:i/>
+        </w:rPr>
+        <w:t xml:space="preserve">[suddenly turning to the Mother ] </w:t>
+      </w:r>
+      <w:r>
+        <w:rPr>
+          <w:b w:val="0"/>
+          <w:i w:val="0"/>
+        </w:rPr>
+        <w:t>. It's true about the son anyway, isn't it?</w:t>
+      </w:r>
+    </w:p>
+    <w:p>
+      <w:r>
+        <w:rPr>
+          <w:b/>
+        </w:rPr>
+        <w:t xml:space="preserve">THE MOTHER.  </w:t>
+      </w:r>
+      <w:r>
+        <w:rPr>
+          <w:b w:val="0"/>
+          <w:i w:val="0"/>
+        </w:rPr>
+        <w:t>. He took my son away from me first of all.</w:t>
+      </w:r>
+    </w:p>
+    <w:p>
+      <w:r>
+        <w:rPr>
+          <w:b/>
+        </w:rPr>
+        <w:t xml:space="preserve">THE FATHER.  </w:t>
+      </w:r>
+      <w:r>
+        <w:rPr>
+          <w:b w:val="0"/>
+          <w:i w:val="0"/>
+        </w:rPr>
+        <w:t>. But not from cruelty. I sent him to a wet nurse in the country, a peasant.</w:t>
+      </w:r>
+    </w:p>
+    <w:p>
+      <w:r>
+        <w:rPr>
+          <w:b/>
+        </w:rPr>
+        <w:t xml:space="preserve">THE STEP-DAUGHTER.  </w:t>
+      </w:r>
+      <w:r>
+        <w:rPr>
+          <w:b w:val="0"/>
+          <w:i w:val="0"/>
+        </w:rPr>
+        <w:t xml:space="preserve"> </w:t>
+      </w:r>
+      <w:r>
+        <w:rPr>
+          <w:i/>
+        </w:rPr>
+        <w:t xml:space="preserve">[pointing at him, no smile] </w:t>
+      </w:r>
+      <w:r>
+        <w:rPr>
+          <w:b w:val="0"/>
+          <w:i w:val="0"/>
+        </w:rPr>
+        <w:t>. As one can see.</w:t>
+      </w:r>
+    </w:p>
+    <w:p>
+      <w:r>
+        <w:rPr>
+          <w:b/>
+        </w:rPr>
+        <w:t xml:space="preserve">THE FATHER.  </w:t>
+      </w:r>
+      <w:r>
+        <w:rPr>
+          <w:b w:val="0"/>
+          <w:i w:val="0"/>
+        </w:rPr>
+        <w:t xml:space="preserve"> </w:t>
+      </w:r>
+      <w:r>
+        <w:rPr>
+          <w:i/>
+        </w:rPr>
+        <w:t xml:space="preserve">[quickly] </w:t>
+      </w:r>
+      <w:r>
+        <w:rPr>
+          <w:b w:val="0"/>
+          <w:i w:val="0"/>
+        </w:rPr>
+        <w:t xml:space="preserve">. Is it my fault if he has grown up like this? All my life I have had these damned aspirations toward a moral sanity I never quite reach. </w:t>
+      </w:r>
+      <w:r>
+        <w:rPr>
+          <w:i/>
+        </w:rPr>
+        <w:t xml:space="preserve">[The Step-Daughter breaks into a laugh at "moral sanity" — sharp, without gaiety. The Father's hand lifts toward the Manager: make her stop.] </w:t>
+      </w:r>
+    </w:p>
+    <w:p>
+      <w:r>
+        <w:rPr>
+          <w:b/>
+        </w:rPr>
+        <w:t xml:space="preserve">THE MANAGER.  </w:t>
+      </w:r>
+      <w:r>
+        <w:rPr>
+          <w:b w:val="0"/>
+          <w:i w:val="0"/>
+        </w:rPr>
+        <w:t>. Yes, please stop it, for Heaven's sake.</w:t>
+      </w:r>
+    </w:p>
+    <w:p>
+      <w:r>
+        <w:rPr>
+          <w:b/>
+        </w:rPr>
+        <w:t xml:space="preserve">THE STEP-DAUGHTER.  </w:t>
+      </w:r>
+      <w:r>
+        <w:rPr>
+          <w:b w:val="0"/>
+          <w:i w:val="0"/>
+        </w:rPr>
+        <w:t xml:space="preserve">. But imagine moral sanity from </w:t>
+      </w:r>
+      <w:r>
+        <w:rPr>
+          <w:b w:val="0"/>
+          <w:i/>
+        </w:rPr>
+        <w:t>him</w:t>
+      </w:r>
+      <w:r>
+        <w:rPr>
+          <w:b w:val="0"/>
+          <w:i w:val="0"/>
+        </w:rPr>
+        <w:t>, if you please — a regular customer of Madame Pace's shop. A very regular customer.</w:t>
       </w:r>
     </w:p>
     <w:p>
@@ -4637,14 +4893,286 @@
         <w:rPr>
           <w:i/>
         </w:rPr>
-        <w:t xml:space="preserve">[the falsetto is half a beat too low; Player 1's voice is showing] </w:t>
-      </w:r>
-      <w:r>
-        <w:rPr>
-          <w:b w:val="0"/>
-          <w:i w:val="0"/>
-        </w:rPr>
-        <w:t>. Most interesting.</w:t>
+        <w:t xml:space="preserve">[shifting in his seat, eyes down — quiet now, almost ashamed; not a punchline] </w:t>
+      </w:r>
+      <w:r>
+        <w:rPr>
+          <w:b w:val="0"/>
+          <w:i w:val="0"/>
+        </w:rPr>
+        <w:t>. — These are not the lines of a play I auditioned for.</w:t>
+      </w:r>
+    </w:p>
+    <w:p>
+      <w:r>
+        <w:rPr>
+          <w:b/>
+        </w:rPr>
+        <w:t xml:space="preserve">THE FATHER.  </w:t>
+      </w:r>
+      <w:r>
+        <w:rPr>
+          <w:b w:val="0"/>
+          <w:i w:val="0"/>
+        </w:rPr>
+        <w:t xml:space="preserve"> </w:t>
+      </w:r>
+      <w:r>
+        <w:rPr>
+          <w:i/>
+        </w:rPr>
+        <w:t xml:space="preserve">[a hand goes to his brow, almost despite himself] </w:t>
+      </w:r>
+      <w:r>
+        <w:rPr>
+          <w:b w:val="0"/>
+          <w:i w:val="0"/>
+        </w:rPr>
+        <w:t xml:space="preserve">. Fool! That contradiction, gentlemen, is the proof that I stand here a </w:t>
+      </w:r>
+      <w:r>
+        <w:rPr>
+          <w:b w:val="0"/>
+          <w:i/>
+        </w:rPr>
+        <w:t>live</w:t>
+      </w:r>
+      <w:r>
+        <w:rPr>
+          <w:b w:val="0"/>
+          <w:i w:val="0"/>
+        </w:rPr>
+        <w:t xml:space="preserve"> man before you — exactly this incongruity in my nature has made me suffer. I couldn't live beside that woman </w:t>
+      </w:r>
+      <w:r>
+        <w:rPr>
+          <w:i/>
+        </w:rPr>
+        <w:t xml:space="preserve">[Indicating the Mother .] </w:t>
+      </w:r>
+      <w:r>
+        <w:rPr>
+          <w:b w:val="0"/>
+          <w:i w:val="0"/>
+        </w:rPr>
+        <w:t xml:space="preserve"> any longer; not for the boredom she inspired in me — for the pity I felt for her.</w:t>
+      </w:r>
+    </w:p>
+    <w:p>
+      <w:r>
+        <w:rPr>
+          <w:b/>
+        </w:rPr>
+        <w:t xml:space="preserve">THE STEP-DAUGHTER.  </w:t>
+      </w:r>
+      <w:r>
+        <w:rPr>
+          <w:b w:val="0"/>
+          <w:i w:val="0"/>
+        </w:rPr>
+        <w:t xml:space="preserve"> </w:t>
+      </w:r>
+      <w:r>
+        <w:rPr>
+          <w:i/>
+        </w:rPr>
+        <w:t xml:space="preserve">[flat, into the room] </w:t>
+      </w:r>
+      <w:r>
+        <w:rPr>
+          <w:b w:val="0"/>
+          <w:i w:val="0"/>
+        </w:rPr>
+        <w:t xml:space="preserve">. He calls it pity. He was caught buying his stepdaughter in the back of a dressmaker's shop. He calls it </w:t>
+      </w:r>
+      <w:r>
+        <w:rPr>
+          <w:b w:val="0"/>
+          <w:i/>
+        </w:rPr>
+        <w:t>pity</w:t>
+      </w:r>
+      <w:r>
+        <w:rPr>
+          <w:b w:val="0"/>
+          <w:i w:val="0"/>
+        </w:rPr>
+        <w:t>.</w:t>
+      </w:r>
+    </w:p>
+    <w:p>
+      <w:r>
+        <w:rPr>
+          <w:b/>
+        </w:rPr>
+        <w:t xml:space="preserve">THE MOTHER.  </w:t>
+      </w:r>
+      <w:r>
+        <w:rPr>
+          <w:b w:val="0"/>
+          <w:i w:val="0"/>
+        </w:rPr>
+        <w:t>. And so he turned me out —.</w:t>
+      </w:r>
+    </w:p>
+    <w:p>
+      <w:r>
+        <w:rPr>
+          <w:b/>
+        </w:rPr>
+        <w:t xml:space="preserve">THE FATHER.  </w:t>
+      </w:r>
+      <w:r>
+        <w:rPr>
+          <w:b w:val="0"/>
+          <w:i w:val="0"/>
+        </w:rPr>
+        <w:t>. — well provided for! Yes, I sent her to that man, gentlemen… to let her go free of me.</w:t>
+      </w:r>
+    </w:p>
+    <w:p>
+      <w:r>
+        <w:rPr>
+          <w:b/>
+        </w:rPr>
+        <w:t xml:space="preserve">THE MOTHER.  </w:t>
+      </w:r>
+      <w:r>
+        <w:rPr>
+          <w:b w:val="0"/>
+          <w:i w:val="0"/>
+        </w:rPr>
+        <w:t>. And to free himself.</w:t>
+      </w:r>
+    </w:p>
+    <w:p>
+      <w:r>
+        <w:rPr>
+          <w:b/>
+        </w:rPr>
+        <w:t xml:space="preserve">THE FATHER.  </w:t>
+      </w:r>
+      <w:r>
+        <w:rPr>
+          <w:b w:val="0"/>
+          <w:i w:val="0"/>
+        </w:rPr>
+        <w:t xml:space="preserve">. Yes. I admit it. It was a liberation, also, for me. </w:t>
+      </w:r>
+      <w:r>
+        <w:rPr>
+          <w:i/>
+        </w:rPr>
+        <w:t xml:space="preserve">[Beat.] </w:t>
+      </w:r>
+      <w:r>
+        <w:rPr>
+          <w:b w:val="0"/>
+          <w:i w:val="0"/>
+        </w:rPr>
+        <w:t xml:space="preserve"> I did it for her sake more than for mine. </w:t>
+      </w:r>
+      <w:r>
+        <w:rPr>
+          <w:i/>
+        </w:rPr>
+        <w:t xml:space="preserve">[Crosses his arms; then turns to the Mother.] </w:t>
+      </w:r>
+      <w:r>
+        <w:rPr>
+          <w:b w:val="0"/>
+          <w:i w:val="0"/>
+        </w:rPr>
+        <w:t xml:space="preserve"> And I never lost sight of you. I watched — from a long way off — the new family that grew up around her. </w:t>
+      </w:r>
+      <w:r>
+        <w:rPr>
+          <w:i/>
+        </w:rPr>
+        <w:t xml:space="preserve">[Points to the Step-Daughter.] </w:t>
+      </w:r>
+    </w:p>
+    <w:p>
+      <w:r>
+        <w:rPr>
+          <w:b/>
+        </w:rPr>
+        <w:t xml:space="preserve">THE STEP-DAUGHTER.  </w:t>
+      </w:r>
+      <w:r>
+        <w:rPr>
+          <w:b w:val="0"/>
+          <w:i w:val="0"/>
+        </w:rPr>
+        <w:t xml:space="preserve"> </w:t>
+      </w:r>
+      <w:r>
+        <w:rPr>
+          <w:i/>
+        </w:rPr>
+        <w:t xml:space="preserve">[the cleverness drops — just the child she was] </w:t>
+      </w:r>
+      <w:r>
+        <w:rPr>
+          <w:b w:val="0"/>
+          <w:i w:val="0"/>
+        </w:rPr>
+        <w:t xml:space="preserve">. Oh yes, that's true enough. When I was little, so high, you know, with plaits over my shoulders and my skirt down past my knees, I used to see him waiting outside the school for me to come out. He came, sir, to see how I was </w:t>
+      </w:r>
+      <w:r>
+        <w:rPr>
+          <w:b w:val="0"/>
+          <w:i/>
+        </w:rPr>
+        <w:t>growing up</w:t>
+      </w:r>
+      <w:r>
+        <w:rPr>
+          <w:b w:val="0"/>
+          <w:i w:val="0"/>
+        </w:rPr>
+        <w:t xml:space="preserve">. He used to follow me in the street. I told my mother, who guessed at once </w:t>
+      </w:r>
+      <w:r>
+        <w:rPr>
+          <w:i/>
+        </w:rPr>
+        <w:t xml:space="preserve">[The Mother agrees with a nod.] </w:t>
+      </w:r>
+      <w:r>
+        <w:rPr>
+          <w:b w:val="0"/>
+          <w:i w:val="0"/>
+        </w:rPr>
+        <w:t xml:space="preserve"> and wouldn't send me to school for some days. When I went back, there he was again, with a paper parcel: a fine straw hat, a bouquet of flowers. For me.</w:t>
+      </w:r>
+    </w:p>
+    <w:p>
+      <w:r>
+        <w:rPr>
+          <w:b/>
+        </w:rPr>
+        <w:t xml:space="preserve">THE FATHER.  </w:t>
+      </w:r>
+      <w:r>
+        <w:rPr>
+          <w:b w:val="0"/>
+          <w:i w:val="0"/>
+        </w:rPr>
+        <w:t xml:space="preserve">. Infamous! infamous! After she </w:t>
+      </w:r>
+      <w:r>
+        <w:rPr>
+          <w:i/>
+        </w:rPr>
+        <w:t xml:space="preserve">[Indicating the Mother.] </w:t>
+      </w:r>
+      <w:r>
+        <w:rPr>
+          <w:b w:val="0"/>
+          <w:i w:val="0"/>
+        </w:rPr>
+        <w:t xml:space="preserve"> went away, my house seemed suddenly empty. She had been my nightmare, but she filled my house. I was like a dazed fly alone in the empty rooms. Then I was driven — curiosity at first, later something tenderer — toward the family that had come into being through my will.</w:t>
       </w:r>
     </w:p>
     <w:p>
@@ -4659,13 +5187,20 @@
           <w:b w:val="0"/>
           <w:i w:val="0"/>
         </w:rPr>
-        <w:t xml:space="preserve">. Yes. The rest of us are working actors. We have rent to pay. </w:t>
-      </w:r>
-      <w:r>
-        <w:rPr>
-          <w:i/>
-        </w:rPr>
-        <w:t xml:space="preserve">[Casts a glance at Leading Man .] </w:t>
+        <w:t xml:space="preserve"> </w:t>
+      </w:r>
+      <w:r>
+        <w:rPr>
+          <w:i/>
+        </w:rPr>
+        <w:t xml:space="preserve">[the back of a script suddenly being used as a notepad] </w:t>
+      </w:r>
+      <w:r>
+        <w:rPr>
+          <w:b w:val="0"/>
+          <w:i w:val="0"/>
+        </w:rPr>
+        <w:t>. Should we be writing this down? Some of it sounds important.</w:t>
       </w:r>
     </w:p>
     <w:p>
@@ -4680,26 +5215,35 @@
           <w:b w:val="0"/>
           <w:i w:val="0"/>
         </w:rPr>
+        <w:t>. A bit discursive this, you know!</w:t>
+      </w:r>
+    </w:p>
+    <w:p>
+      <w:r>
+        <w:rPr>
+          <w:b/>
+        </w:rPr>
+        <w:t xml:space="preserve">THE SON.  </w:t>
+      </w:r>
+      <w:r>
+        <w:rPr>
+          <w:b w:val="0"/>
+          <w:i w:val="0"/>
+        </w:rPr>
         <w:t xml:space="preserve"> </w:t>
       </w:r>
       <w:r>
         <w:rPr>
           <w:i/>
         </w:rPr>
-        <w:t xml:space="preserve">[to Father ] </w:t>
-      </w:r>
-      <w:r>
-        <w:rPr>
-          <w:b w:val="0"/>
-          <w:i w:val="0"/>
-        </w:rPr>
-        <w:t xml:space="preserve">. You must please explain yourself quite clearly. </w:t>
-      </w:r>
-      <w:r>
-        <w:rPr>
-          <w:i/>
-        </w:rPr>
-        <w:t xml:space="preserve">[Sits down.] </w:t>
+        <w:t xml:space="preserve">[turning his face away from the Father ] </w:t>
+      </w:r>
+      <w:r>
+        <w:rPr>
+          <w:b w:val="0"/>
+          <w:i w:val="0"/>
+        </w:rPr>
+        <w:t>. Literature. Literature.</w:t>
       </w:r>
     </w:p>
     <w:p>
@@ -4714,20 +5258,20 @@
           <w:b w:val="0"/>
           <w:i w:val="0"/>
         </w:rPr>
-        <w:t xml:space="preserve">. Very well then: listen! I had in my service a poor clerk, a secretary, full of devotion, who became friends with her. </w:t>
-      </w:r>
-      <w:r>
-        <w:rPr>
-          <w:i/>
-        </w:rPr>
-        <w:t xml:space="preserve">[Indicating the Mother .] </w:t>
-      </w:r>
-      <w:r>
-        <w:rPr>
-          <w:b w:val="0"/>
-          <w:i w:val="0"/>
-        </w:rPr>
-        <w:t xml:space="preserve"> Kindred souls — without the slightest suspicion of evil between them.</w:t>
+        <w:t xml:space="preserve">. This is life, this is passion, sir — but I agree: it is only the part leading up. She </w:t>
+      </w:r>
+      <w:r>
+        <w:rPr>
+          <w:i/>
+        </w:rPr>
+        <w:t xml:space="preserve">[Pointing to the Step-Daughter .] </w:t>
+      </w:r>
+      <w:r>
+        <w:rPr>
+          <w:b w:val="0"/>
+          <w:i w:val="0"/>
+        </w:rPr>
+        <w:t>, as you see, is no longer the schoolgirl with plaits down her back —.</w:t>
       </w:r>
     </w:p>
     <w:p>
@@ -4742,7 +5286,20 @@
           <w:b w:val="0"/>
           <w:i w:val="0"/>
         </w:rPr>
-        <w:t>. So he thought of it — for them!</w:t>
+        <w:t xml:space="preserve">. — and the skirt down past the knee! </w:t>
+      </w:r>
+      <w:r>
+        <w:rPr>
+          <w:i/>
+        </w:rPr>
+        <w:t xml:space="preserve">[A beat; she takes the story from him.] </w:t>
+      </w:r>
+      <w:r>
+        <w:rPr>
+          <w:b w:val="0"/>
+          <w:i w:val="0"/>
+        </w:rPr>
+        <w:t xml:space="preserve"> As soon as my father died…</w:t>
       </w:r>
     </w:p>
     <w:p>
@@ -4757,7 +5314,20 @@
           <w:b w:val="0"/>
           <w:i w:val="0"/>
         </w:rPr>
-        <w:t>. That's not true. I meant to do good to them — and to myself, I confess. It reached the point where I couldn't say a word to either of them without their exchanging a silent look — how to keep me calm, how to keep me quiet. And that alone kept me in a constant rage. So I sent him away — and then had to watch this poor woman wandering the house like an animal without a master — an animal one has taken in out of pity.</w:t>
+        <w:t xml:space="preserve">. — there was absolute misery for them. They came back here, without my knowing. </w:t>
+      </w:r>
+      <w:r>
+        <w:rPr>
+          <w:i/>
+        </w:rPr>
+        <w:t xml:space="preserve">[A small pointing gesture toward the Mother , immediately regretted.] </w:t>
+      </w:r>
+      <w:r>
+        <w:rPr>
+          <w:b w:val="0"/>
+          <w:i w:val="0"/>
+        </w:rPr>
+        <w:t xml:space="preserve"> She can barely write her own name — but her daughter could have written a line.</w:t>
       </w:r>
     </w:p>
     <w:p>
@@ -4772,7 +5342,7 @@
           <w:b w:val="0"/>
           <w:i w:val="0"/>
         </w:rPr>
-        <w:t>. Ah yes…</w:t>
+        <w:t>. And how was I to divine all this sentiment in him — after so many years apart, and all that had happened…</w:t>
       </w:r>
     </w:p>
     <w:p>
@@ -4787,20 +5357,178 @@
           <w:b w:val="0"/>
           <w:i w:val="0"/>
         </w:rPr>
+        <w:t xml:space="preserve">. Was it my fault if that fellow carried you away? I could find no trace of them — and, naturally, my interest dwindled. </w:t>
+      </w:r>
+      <w:r>
+        <w:rPr>
+          <w:i/>
+        </w:rPr>
+        <w:t xml:space="preserve">[He does not look up.] </w:t>
+      </w:r>
+      <w:r>
+        <w:rPr>
+          <w:b w:val="0"/>
+          <w:i w:val="0"/>
+        </w:rPr>
+        <w:t xml:space="preserve"> Then they came back — and the loneliness still had its grip on me. Every man carries things in the secrecy of his own heart that he would never say aloud. </w:t>
+      </w:r>
+      <w:r>
+        <w:rPr>
+          <w:i/>
+        </w:rPr>
+        <w:t xml:space="preserve">[A beat. He has to swallow.] </w:t>
+      </w:r>
+      <w:r>
+        <w:rPr>
+          <w:b w:val="0"/>
+          <w:i w:val="0"/>
+        </w:rPr>
+        <w:t xml:space="preserve"> One gives way to a moment's weakness, and then rises from it, and is himself again — and the moment is not the man. Most men simply haven't the courage to admit the moment was ever there at all. That is the only difference between us.</w:t>
+      </w:r>
+    </w:p>
+    <w:p>
+      <w:r>
+        <w:rPr>
+          <w:b/>
+        </w:rPr>
+        <w:t xml:space="preserve">THE STEP-DAUGHTER.  </w:t>
+      </w:r>
+      <w:r>
+        <w:rPr>
+          <w:b w:val="0"/>
+          <w:i w:val="0"/>
+        </w:rPr>
+        <w:t>. All appear to have the courage to do them though.</w:t>
+      </w:r>
+    </w:p>
+    <w:p>
+      <w:r>
+        <w:rPr>
+          <w:b/>
+        </w:rPr>
+        <w:t xml:space="preserve">THE FATHER.  </w:t>
+      </w:r>
+      <w:r>
+        <w:rPr>
+          <w:b w:val="0"/>
+          <w:i w:val="0"/>
+        </w:rPr>
+        <w:t xml:space="preserve">. Yes, but in secret. Two people drift toward a thing neither will name; the moment they are caught at it, they both look away. It is the way we tell each other: </w:t>
+      </w:r>
+      <w:r>
+        <w:rPr>
+          <w:b w:val="0"/>
+          <w:i/>
+        </w:rPr>
+        <w:t>blind yourself, because I have.</w:t>
+      </w:r>
+    </w:p>
+    <w:p>
+      <w:r>
+        <w:rPr>
+          <w:b/>
+        </w:rPr>
+        <w:t xml:space="preserve">THE STEP-DAUGHTER.  </w:t>
+      </w:r>
+      <w:r>
+        <w:rPr>
+          <w:b w:val="0"/>
+          <w:i w:val="0"/>
+        </w:rPr>
+        <w:t>. Sometimes one of the two cannot look away any more — when she no longer feels the need of hiding her shame from herself, but dry-eyed and dispassionately sees only the shame of the man who has blinded himself without love. Oh, this philosophy that uncovers the worst in a man and then excuses him — I can't stand it, sir. When a man simplifies life down to appetite, throwing aside every finer thing — duty, modesty, shame — nothing is more revolting than the remorse that follows. Crocodile's tears, that's what it is.</w:t>
+      </w:r>
+    </w:p>
+    <w:p>
+      <w:r>
+        <w:rPr>
+          <w:b/>
+        </w:rPr>
+        <w:t xml:space="preserve">THE FATHER.  </w:t>
+      </w:r>
+      <w:r>
+        <w:rPr>
+          <w:b w:val="0"/>
+          <w:i w:val="0"/>
+        </w:rPr>
         <w:t xml:space="preserve"> </w:t>
       </w:r>
       <w:r>
         <w:rPr>
           <w:i/>
         </w:rPr>
-        <w:t xml:space="preserve">[suddenly turning to the Mother ] </w:t>
-      </w:r>
-      <w:r>
-        <w:rPr>
-          <w:b w:val="0"/>
-          <w:i w:val="0"/>
-        </w:rPr>
-        <w:t>. It's true about the son anyway, isn't it?</w:t>
+        <w:t xml:space="preserve">[quietly — for once not defending but attacking, and it is the most dangerous thing he has said all morning] </w:t>
+      </w:r>
+      <w:r>
+        <w:rPr>
+          <w:b w:val="0"/>
+          <w:i w:val="0"/>
+        </w:rPr>
+        <w:t>. Crocodile's tears. How easily she says it. Then ask yourselves, gentlemen, why she guards that one moment of mine so jealously. Because if I am more than that moment — she has to forgive me. And she would rather burn than forgive.</w:t>
+      </w:r>
+    </w:p>
+    <w:p>
+      <w:r>
+        <w:rPr>
+          <w:b w:val="0"/>
+          <w:i/>
+        </w:rPr>
+        <w:t>For a moment — the first — she does not answer. The room waits. Nobody laughs now.</w:t>
+      </w:r>
+    </w:p>
+    <w:p>
+      <w:r>
+        <w:rPr>
+          <w:b/>
+        </w:rPr>
+        <w:t xml:space="preserve">THE MANAGER.  </w:t>
+      </w:r>
+      <w:r>
+        <w:rPr>
+          <w:b w:val="0"/>
+          <w:i w:val="0"/>
+        </w:rPr>
+        <w:t xml:space="preserve"> </w:t>
+      </w:r>
+      <w:r>
+        <w:rPr>
+          <w:i/>
+        </w:rPr>
+        <w:t xml:space="preserve">[a little too quickly] </w:t>
+      </w:r>
+      <w:r>
+        <w:rPr>
+          <w:b w:val="0"/>
+          <w:i w:val="0"/>
+        </w:rPr>
+        <w:t>. Let's come to the point. This is only discussion.</w:t>
+      </w:r>
+    </w:p>
+    <w:p>
+      <w:r>
+        <w:rPr>
+          <w:b/>
+        </w:rPr>
+        <w:t xml:space="preserve">THE FATHER.  </w:t>
+      </w:r>
+      <w:r>
+        <w:rPr>
+          <w:b w:val="0"/>
+          <w:i w:val="0"/>
+        </w:rPr>
+        <w:t xml:space="preserve">. Very good, sir! A fact is like a sack — it won't stand up when it's empty. For it to stand up, you must put into it the reason and sentiment that caused it. I couldn't know that after his death they had come back here, in misery — and that she </w:t>
+      </w:r>
+      <w:r>
+        <w:rPr>
+          <w:i/>
+        </w:rPr>
+        <w:t xml:space="preserve">[Pointing to the Mother .] </w:t>
+      </w:r>
+      <w:r>
+        <w:rPr>
+          <w:b w:val="0"/>
+          <w:i w:val="0"/>
+        </w:rPr>
+        <w:t xml:space="preserve"> had gone to work as a seamstress — in the shop of a certain Madame Pace.</w:t>
       </w:r>
     </w:p>
     <w:p>
@@ -4815,22 +5543,7 @@
           <w:b w:val="0"/>
           <w:i w:val="0"/>
         </w:rPr>
-        <w:t>. He took my son away from me first of all.</w:t>
-      </w:r>
-    </w:p>
-    <w:p>
-      <w:r>
-        <w:rPr>
-          <w:b/>
-        </w:rPr>
-        <w:t xml:space="preserve">THE FATHER.  </w:t>
-      </w:r>
-      <w:r>
-        <w:rPr>
-          <w:b w:val="0"/>
-          <w:i w:val="0"/>
-        </w:rPr>
-        <w:t>. But not from cruelty. I sent him to a wet nurse in the country, a peasant, so that he should grow up healthy and strong — his mother did not seem strong enough.</w:t>
+        <w:t>. You will believe me, gentlemen, that it never entered my mind that the old hag offered me work because she had her eye on my daughter.</w:t>
       </w:r>
     </w:p>
     <w:p>
@@ -4845,846 +5558,7 @@
           <w:b w:val="0"/>
           <w:i w:val="0"/>
         </w:rPr>
-        <w:t xml:space="preserve"> </w:t>
-      </w:r>
-      <w:r>
-        <w:rPr>
-          <w:i/>
-        </w:rPr>
-        <w:t xml:space="preserve">[pointing at him, no smile] </w:t>
-      </w:r>
-      <w:r>
-        <w:rPr>
-          <w:b w:val="0"/>
-          <w:i w:val="0"/>
-        </w:rPr>
-        <w:t>. As one can see.</w:t>
-      </w:r>
-    </w:p>
-    <w:p>
-      <w:r>
-        <w:rPr>
-          <w:b/>
-        </w:rPr>
-        <w:t xml:space="preserve">THE FATHER.  </w:t>
-      </w:r>
-      <w:r>
-        <w:rPr>
-          <w:b w:val="0"/>
-          <w:i w:val="0"/>
-        </w:rPr>
-        <w:t xml:space="preserve"> </w:t>
-      </w:r>
-      <w:r>
-        <w:rPr>
-          <w:i/>
-        </w:rPr>
-        <w:t xml:space="preserve">[quickly] </w:t>
-      </w:r>
-      <w:r>
-        <w:rPr>
-          <w:b w:val="0"/>
-          <w:i w:val="0"/>
-        </w:rPr>
-        <w:t xml:space="preserve">. Is it my fault if he has grown up like this? All my life I have had these damned aspirations toward a moral sanity I never quite reach. </w:t>
-      </w:r>
-      <w:r>
-        <w:rPr>
-          <w:i/>
-        </w:rPr>
-        <w:t xml:space="preserve">[The Step-Daughter breaks into a laugh at "moral sanity" — sharp, without gaiety. The Father's hand lifts toward the Manager: make her stop.] </w:t>
-      </w:r>
-    </w:p>
-    <w:p>
-      <w:r>
-        <w:rPr>
-          <w:b/>
-        </w:rPr>
-        <w:t xml:space="preserve">THE MANAGER.  </w:t>
-      </w:r>
-      <w:r>
-        <w:rPr>
-          <w:b w:val="0"/>
-          <w:i w:val="0"/>
-        </w:rPr>
-        <w:t>. Yes, please stop it, for Heaven's sake.</w:t>
-      </w:r>
-    </w:p>
-    <w:p>
-      <w:r>
-        <w:rPr>
-          <w:b/>
-        </w:rPr>
-        <w:t xml:space="preserve">THE STEP-DAUGHTER.  </w:t>
-      </w:r>
-      <w:r>
-        <w:rPr>
-          <w:b w:val="0"/>
-          <w:i w:val="0"/>
-        </w:rPr>
-        <w:t xml:space="preserve">. But imagine moral sanity from </w:t>
-      </w:r>
-      <w:r>
-        <w:rPr>
-          <w:b w:val="0"/>
-          <w:i/>
-        </w:rPr>
-        <w:t>him</w:t>
-      </w:r>
-      <w:r>
-        <w:rPr>
-          <w:b w:val="0"/>
-          <w:i w:val="0"/>
-        </w:rPr>
-        <w:t>, if you please — a regular customer of Madame Pace's shop. A very regular customer.</w:t>
-      </w:r>
-    </w:p>
-    <w:p>
-      <w:r>
-        <w:rPr>
-          <w:b/>
-        </w:rPr>
-        <w:t xml:space="preserve">PLAYER 1.  </w:t>
-      </w:r>
-      <w:r>
-        <w:rPr>
-          <w:b w:val="0"/>
-          <w:i w:val="0"/>
-        </w:rPr>
-        <w:t xml:space="preserve"> </w:t>
-      </w:r>
-      <w:r>
-        <w:rPr>
-          <w:i/>
-        </w:rPr>
-        <w:t xml:space="preserve">[shifting in his seat, eyes down — quiet now, almost ashamed; not a punchline] </w:t>
-      </w:r>
-      <w:r>
-        <w:rPr>
-          <w:b w:val="0"/>
-          <w:i w:val="0"/>
-        </w:rPr>
-        <w:t>. — These are not the lines of a play I auditioned for.</w:t>
-      </w:r>
-    </w:p>
-    <w:p>
-      <w:r>
-        <w:rPr>
-          <w:b/>
-        </w:rPr>
-        <w:t xml:space="preserve">THE FATHER.  </w:t>
-      </w:r>
-      <w:r>
-        <w:rPr>
-          <w:b w:val="0"/>
-          <w:i w:val="0"/>
-        </w:rPr>
-        <w:t xml:space="preserve"> </w:t>
-      </w:r>
-      <w:r>
-        <w:rPr>
-          <w:i/>
-        </w:rPr>
-        <w:t xml:space="preserve">[a hand goes to his brow, almost despite himself] </w:t>
-      </w:r>
-      <w:r>
-        <w:rPr>
-          <w:b w:val="0"/>
-          <w:i w:val="0"/>
-        </w:rPr>
-        <w:t xml:space="preserve">. Fool! That contradiction, gentlemen, is the proof that I stand here a </w:t>
-      </w:r>
-      <w:r>
-        <w:rPr>
-          <w:b w:val="0"/>
-          <w:i/>
-        </w:rPr>
-        <w:t>live</w:t>
-      </w:r>
-      <w:r>
-        <w:rPr>
-          <w:b w:val="0"/>
-          <w:i w:val="0"/>
-        </w:rPr>
-        <w:t xml:space="preserve"> man before you — exactly this incongruity in my nature has made me suffer. I couldn't live beside that woman </w:t>
-      </w:r>
-      <w:r>
-        <w:rPr>
-          <w:i/>
-        </w:rPr>
-        <w:t xml:space="preserve">[Indicating the Mother .] </w:t>
-      </w:r>
-      <w:r>
-        <w:rPr>
-          <w:b w:val="0"/>
-          <w:i w:val="0"/>
-        </w:rPr>
-        <w:t xml:space="preserve"> any longer; not for the boredom she inspired in me — for the pity I felt for her.</w:t>
-      </w:r>
-    </w:p>
-    <w:p>
-      <w:r>
-        <w:rPr>
-          <w:b/>
-        </w:rPr>
-        <w:t xml:space="preserve">THE STEP-DAUGHTER.  </w:t>
-      </w:r>
-      <w:r>
-        <w:rPr>
-          <w:b w:val="0"/>
-          <w:i w:val="0"/>
-        </w:rPr>
-        <w:t xml:space="preserve"> </w:t>
-      </w:r>
-      <w:r>
-        <w:rPr>
-          <w:i/>
-        </w:rPr>
-        <w:t xml:space="preserve">[flat, into the room] </w:t>
-      </w:r>
-      <w:r>
-        <w:rPr>
-          <w:b w:val="0"/>
-          <w:i w:val="0"/>
-        </w:rPr>
-        <w:t xml:space="preserve">. He calls it pity. He was caught buying his stepdaughter in the back of a dressmaker's shop. He calls it </w:t>
-      </w:r>
-      <w:r>
-        <w:rPr>
-          <w:b w:val="0"/>
-          <w:i/>
-        </w:rPr>
-        <w:t>pity</w:t>
-      </w:r>
-      <w:r>
-        <w:rPr>
-          <w:b w:val="0"/>
-          <w:i w:val="0"/>
-        </w:rPr>
-        <w:t>.</w:t>
-      </w:r>
-    </w:p>
-    <w:p>
-      <w:r>
-        <w:rPr>
-          <w:b/>
-        </w:rPr>
-        <w:t xml:space="preserve">THE MOTHER.  </w:t>
-      </w:r>
-      <w:r>
-        <w:rPr>
-          <w:b w:val="0"/>
-          <w:i w:val="0"/>
-        </w:rPr>
-        <w:t>. And so he turned me out —.</w:t>
-      </w:r>
-    </w:p>
-    <w:p>
-      <w:r>
-        <w:rPr>
-          <w:b/>
-        </w:rPr>
-        <w:t xml:space="preserve">THE FATHER.  </w:t>
-      </w:r>
-      <w:r>
-        <w:rPr>
-          <w:b w:val="0"/>
-          <w:i w:val="0"/>
-        </w:rPr>
-        <w:t>. — well provided for! Yes, I sent her to that man, gentlemen… to let her go free of me.</w:t>
-      </w:r>
-    </w:p>
-    <w:p>
-      <w:r>
-        <w:rPr>
-          <w:b/>
-        </w:rPr>
-        <w:t xml:space="preserve">THE MOTHER.  </w:t>
-      </w:r>
-      <w:r>
-        <w:rPr>
-          <w:b w:val="0"/>
-          <w:i w:val="0"/>
-        </w:rPr>
-        <w:t>. And to free himself.</w:t>
-      </w:r>
-    </w:p>
-    <w:p>
-      <w:r>
-        <w:rPr>
-          <w:b/>
-        </w:rPr>
-        <w:t xml:space="preserve">THE FATHER.  </w:t>
-      </w:r>
-      <w:r>
-        <w:rPr>
-          <w:b w:val="0"/>
-          <w:i w:val="0"/>
-        </w:rPr>
-        <w:t xml:space="preserve">. Yes. I admit it. It was a liberation, also, for me. </w:t>
-      </w:r>
-      <w:r>
-        <w:rPr>
-          <w:i/>
-        </w:rPr>
-        <w:t xml:space="preserve">[Beat.] </w:t>
-      </w:r>
-      <w:r>
-        <w:rPr>
-          <w:b w:val="0"/>
-          <w:i w:val="0"/>
-        </w:rPr>
-        <w:t xml:space="preserve"> But great evil has come of it. I did it for her sake more than for mine. </w:t>
-      </w:r>
-      <w:r>
-        <w:rPr>
-          <w:i/>
-        </w:rPr>
-        <w:t xml:space="preserve">[Crosses his arms; then turns to the Mother.] </w:t>
-      </w:r>
-      <w:r>
-        <w:rPr>
-          <w:b w:val="0"/>
-          <w:i w:val="0"/>
-        </w:rPr>
-        <w:t xml:space="preserve"> And I never lost sight of you. I watched — from a long way off — the new family that grew up around her. </w:t>
-      </w:r>
-      <w:r>
-        <w:rPr>
-          <w:i/>
-        </w:rPr>
-        <w:t xml:space="preserve">[Points to the Step-Daughter.] </w:t>
-      </w:r>
-    </w:p>
-    <w:p>
-      <w:r>
-        <w:rPr>
-          <w:b/>
-        </w:rPr>
-        <w:t xml:space="preserve">THE STEP-DAUGHTER.  </w:t>
-      </w:r>
-      <w:r>
-        <w:rPr>
-          <w:b w:val="0"/>
-          <w:i w:val="0"/>
-        </w:rPr>
-        <w:t xml:space="preserve"> </w:t>
-      </w:r>
-      <w:r>
-        <w:rPr>
-          <w:i/>
-        </w:rPr>
-        <w:t xml:space="preserve">[the cleverness drops — just the child she was] </w:t>
-      </w:r>
-      <w:r>
-        <w:rPr>
-          <w:b w:val="0"/>
-          <w:i w:val="0"/>
-        </w:rPr>
-        <w:t xml:space="preserve">. Oh yes, that's true enough. When I was little, so high, you know, with plaits over my shoulders and my skirt down past my knees, I used to see him waiting outside the school for me to come out. He came, sir, to see how I was </w:t>
-      </w:r>
-      <w:r>
-        <w:rPr>
-          <w:b w:val="0"/>
-          <w:i/>
-        </w:rPr>
-        <w:t>growing up</w:t>
-      </w:r>
-      <w:r>
-        <w:rPr>
-          <w:b w:val="0"/>
-          <w:i w:val="0"/>
-        </w:rPr>
-        <w:t xml:space="preserve">. He used to follow me in the street. I told my mother, who guessed at once </w:t>
-      </w:r>
-      <w:r>
-        <w:rPr>
-          <w:i/>
-        </w:rPr>
-        <w:t xml:space="preserve">[The Mother agrees with a nod.] </w:t>
-      </w:r>
-      <w:r>
-        <w:rPr>
-          <w:b w:val="0"/>
-          <w:i w:val="0"/>
-        </w:rPr>
-        <w:t xml:space="preserve"> and wouldn't send me to school for some days. When I went back, there he was again, with a paper parcel: a fine straw hat, a bouquet of flowers. For me.</w:t>
-      </w:r>
-    </w:p>
-    <w:p>
-      <w:r>
-        <w:rPr>
-          <w:b/>
-        </w:rPr>
-        <w:t xml:space="preserve">THE FATHER.  </w:t>
-      </w:r>
-      <w:r>
-        <w:rPr>
-          <w:b w:val="0"/>
-          <w:i w:val="0"/>
-        </w:rPr>
-        <w:t>. This is infamous, shameful!</w:t>
-      </w:r>
-    </w:p>
-    <w:p>
-      <w:r>
-        <w:rPr>
-          <w:b/>
-        </w:rPr>
-        <w:t xml:space="preserve">THE STEP-DAUGHTER.  </w:t>
-      </w:r>
-      <w:r>
-        <w:rPr>
-          <w:b w:val="0"/>
-          <w:i w:val="0"/>
-        </w:rPr>
-        <w:t>. No. Why?</w:t>
-      </w:r>
-    </w:p>
-    <w:p>
-      <w:r>
-        <w:rPr>
-          <w:b/>
-        </w:rPr>
-        <w:t xml:space="preserve">THE FATHER.  </w:t>
-      </w:r>
-      <w:r>
-        <w:rPr>
-          <w:b w:val="0"/>
-          <w:i w:val="0"/>
-        </w:rPr>
-        <w:t xml:space="preserve">. Infamous! infamous! After she </w:t>
-      </w:r>
-      <w:r>
-        <w:rPr>
-          <w:i/>
-        </w:rPr>
-        <w:t xml:space="preserve">[Indicating the Mother.] </w:t>
-      </w:r>
-      <w:r>
-        <w:rPr>
-          <w:b w:val="0"/>
-          <w:i w:val="0"/>
-        </w:rPr>
-        <w:t xml:space="preserve"> went away, my house seemed suddenly empty. She had been my nightmare, but she filled my house. I was like a dazed fly alone in the empty rooms. Then, by curiosity at first and later by some tender sentiment, I was driven toward her family — the family that had come into being through my will.</w:t>
-      </w:r>
-    </w:p>
-    <w:p>
-      <w:r>
-        <w:rPr>
-          <w:b/>
-        </w:rPr>
-        <w:t xml:space="preserve">PLAYER 2.  </w:t>
-      </w:r>
-      <w:r>
-        <w:rPr>
-          <w:b w:val="0"/>
-          <w:i w:val="0"/>
-        </w:rPr>
-        <w:t xml:space="preserve"> </w:t>
-      </w:r>
-      <w:r>
-        <w:rPr>
-          <w:i/>
-        </w:rPr>
-        <w:t xml:space="preserve">[the back of a script suddenly being used as a notepad] </w:t>
-      </w:r>
-      <w:r>
-        <w:rPr>
-          <w:b w:val="0"/>
-          <w:i w:val="0"/>
-        </w:rPr>
-        <w:t>. Should we be writing this down? Some of it sounds important.</w:t>
-      </w:r>
-    </w:p>
-    <w:p>
-      <w:r>
-        <w:rPr>
-          <w:b/>
-        </w:rPr>
-        <w:t xml:space="preserve">THE MANAGER.  </w:t>
-      </w:r>
-      <w:r>
-        <w:rPr>
-          <w:b w:val="0"/>
-          <w:i w:val="0"/>
-        </w:rPr>
-        <w:t>. A bit discursive this, you know!</w:t>
-      </w:r>
-    </w:p>
-    <w:p>
-      <w:r>
-        <w:rPr>
-          <w:b/>
-        </w:rPr>
-        <w:t xml:space="preserve">THE SON.  </w:t>
-      </w:r>
-      <w:r>
-        <w:rPr>
-          <w:b w:val="0"/>
-          <w:i w:val="0"/>
-        </w:rPr>
-        <w:t xml:space="preserve"> </w:t>
-      </w:r>
-      <w:r>
-        <w:rPr>
-          <w:i/>
-        </w:rPr>
-        <w:t xml:space="preserve">[turning his face away from the Father ] </w:t>
-      </w:r>
-      <w:r>
-        <w:rPr>
-          <w:b w:val="0"/>
-          <w:i w:val="0"/>
-        </w:rPr>
-        <w:t>. Literature. Literature.</w:t>
-      </w:r>
-    </w:p>
-    <w:p>
-      <w:r>
-        <w:rPr>
-          <w:b/>
-        </w:rPr>
-        <w:t xml:space="preserve">THE FATHER.  </w:t>
-      </w:r>
-      <w:r>
-        <w:rPr>
-          <w:b w:val="0"/>
-          <w:i w:val="0"/>
-        </w:rPr>
-        <w:t>. Literature indeed! This is life, this is passion!</w:t>
-      </w:r>
-    </w:p>
-    <w:p>
-      <w:r>
-        <w:rPr>
-          <w:b/>
-        </w:rPr>
-        <w:t xml:space="preserve">THE MANAGER.  </w:t>
-      </w:r>
-      <w:r>
-        <w:rPr>
-          <w:b w:val="0"/>
-          <w:i w:val="0"/>
-        </w:rPr>
-        <w:t>. It may be, but it won't act.</w:t>
-      </w:r>
-    </w:p>
-    <w:p>
-      <w:r>
-        <w:rPr>
-          <w:b/>
-        </w:rPr>
-        <w:t xml:space="preserve">THE FATHER.  </w:t>
-      </w:r>
-      <w:r>
-        <w:rPr>
-          <w:b w:val="0"/>
-          <w:i w:val="0"/>
-        </w:rPr>
-        <w:t xml:space="preserve">. I agree. This is only the part leading up. She </w:t>
-      </w:r>
-      <w:r>
-        <w:rPr>
-          <w:i/>
-        </w:rPr>
-        <w:t xml:space="preserve">[Pointing to the Step-Daughter .] </w:t>
-      </w:r>
-      <w:r>
-        <w:rPr>
-          <w:b w:val="0"/>
-          <w:i w:val="0"/>
-        </w:rPr>
-        <w:t>, as you see, is no longer the schoolgirl with plaits down her back —.</w:t>
-      </w:r>
-    </w:p>
-    <w:p>
-      <w:r>
-        <w:rPr>
-          <w:b/>
-        </w:rPr>
-        <w:t xml:space="preserve">THE STEP-DAUGHTER.  </w:t>
-      </w:r>
-      <w:r>
-        <w:rPr>
-          <w:b w:val="0"/>
-          <w:i w:val="0"/>
-        </w:rPr>
-        <w:t>. — and the skirt down past the knee!</w:t>
-      </w:r>
-    </w:p>
-    <w:p>
-      <w:r>
-        <w:rPr>
-          <w:b/>
-        </w:rPr>
-        <w:t xml:space="preserve">THE STEP-DAUGHTER.  </w:t>
-      </w:r>
-      <w:r>
-        <w:rPr>
-          <w:b w:val="0"/>
-          <w:i w:val="0"/>
-        </w:rPr>
-        <w:t>. As soon as my father died…</w:t>
-      </w:r>
-    </w:p>
-    <w:p>
-      <w:r>
-        <w:rPr>
-          <w:b/>
-        </w:rPr>
-        <w:t xml:space="preserve">THE FATHER.  </w:t>
-      </w:r>
-      <w:r>
-        <w:rPr>
-          <w:b w:val="0"/>
-          <w:i w:val="0"/>
-        </w:rPr>
-        <w:t xml:space="preserve">. — there was absolute misery for them. They came back here, without my knowing. </w:t>
-      </w:r>
-      <w:r>
-        <w:rPr>
-          <w:i/>
-        </w:rPr>
-        <w:t xml:space="preserve">[A small pointing gesture toward the Mother , immediately regretted.] </w:t>
-      </w:r>
-      <w:r>
-        <w:rPr>
-          <w:b w:val="0"/>
-          <w:i w:val="0"/>
-        </w:rPr>
-        <w:t xml:space="preserve"> She can barely write her own name — but her daughter could have written a line.</w:t>
-      </w:r>
-    </w:p>
-    <w:p>
-      <w:r>
-        <w:rPr>
-          <w:b/>
-        </w:rPr>
-        <w:t xml:space="preserve">THE MOTHER.  </w:t>
-      </w:r>
-      <w:r>
-        <w:rPr>
-          <w:b w:val="0"/>
-          <w:i w:val="0"/>
-        </w:rPr>
-        <w:t>. And how was I to divine all this sentiment in him — after so many years apart, and all that had happened…</w:t>
-      </w:r>
-    </w:p>
-    <w:p>
-      <w:r>
-        <w:rPr>
-          <w:b/>
-        </w:rPr>
-        <w:t xml:space="preserve">THE FATHER.  </w:t>
-      </w:r>
-      <w:r>
-        <w:rPr>
-          <w:b w:val="0"/>
-          <w:i w:val="0"/>
-        </w:rPr>
-        <w:t xml:space="preserve">. Was it my fault if that fellow carried you away? I could find no trace of them — and, naturally, my interest dwindled. </w:t>
-      </w:r>
-      <w:r>
-        <w:rPr>
-          <w:i/>
-        </w:rPr>
-        <w:t xml:space="preserve">[He does not look up.] </w:t>
-      </w:r>
-      <w:r>
-        <w:rPr>
-          <w:b w:val="0"/>
-          <w:i w:val="0"/>
-        </w:rPr>
-        <w:t xml:space="preserve"> Then they came back — and the loneliness still had its grip on me. Every man carries things in the secrecy of his own heart that he would never say aloud. </w:t>
-      </w:r>
-      <w:r>
-        <w:rPr>
-          <w:i/>
-        </w:rPr>
-        <w:t xml:space="preserve">[A beat. He has to swallow.] </w:t>
-      </w:r>
-      <w:r>
-        <w:rPr>
-          <w:b w:val="0"/>
-          <w:i w:val="0"/>
-        </w:rPr>
-        <w:t xml:space="preserve"> One gives way to a moment's weakness, and then rises from it, and is himself again — and the moment is not the man. Most men simply haven't the courage to admit the moment was ever there at all. That is the only difference between us.</w:t>
-      </w:r>
-    </w:p>
-    <w:p>
-      <w:r>
-        <w:rPr>
-          <w:b/>
-        </w:rPr>
-        <w:t xml:space="preserve">THE STEP-DAUGHTER.  </w:t>
-      </w:r>
-      <w:r>
-        <w:rPr>
-          <w:b w:val="0"/>
-          <w:i w:val="0"/>
-        </w:rPr>
-        <w:t>. All appear to have the courage to do them though.</w:t>
-      </w:r>
-    </w:p>
-    <w:p>
-      <w:r>
-        <w:rPr>
-          <w:b/>
-        </w:rPr>
-        <w:t xml:space="preserve">THE FATHER.  </w:t>
-      </w:r>
-      <w:r>
-        <w:rPr>
-          <w:b w:val="0"/>
-          <w:i w:val="0"/>
-        </w:rPr>
-        <w:t xml:space="preserve">. Yes, but in secret. Let a man only speak them out, and folks at once label him a cynic. Two people drift toward a thing neither will name; the moment they are caught at it, they both look away. It is the way we tell each other: </w:t>
-      </w:r>
-      <w:r>
-        <w:rPr>
-          <w:b w:val="0"/>
-          <w:i/>
-        </w:rPr>
-        <w:t>blind yourself, because I have.</w:t>
-      </w:r>
-    </w:p>
-    <w:p>
-      <w:r>
-        <w:rPr>
-          <w:b/>
-        </w:rPr>
-        <w:t xml:space="preserve">THE STEP-DAUGHTER.  </w:t>
-      </w:r>
-      <w:r>
-        <w:rPr>
-          <w:b w:val="0"/>
-          <w:i w:val="0"/>
-        </w:rPr>
-        <w:t>. Sometimes one of the two cannot look away any more — when she no longer feels the need of hiding her shame from herself, but dry-eyed and dispassionately sees only the shame of the man who has blinded himself without love. Oh, this philosophy that uncovers the worst in a man and then excuses him — I can't stand it, sir. When a man simplifies life down to appetite, throwing aside every finer thing — duty, modesty, shame — nothing is more revolting than the remorse that follows. Crocodile's tears, that's what it is.</w:t>
-      </w:r>
-    </w:p>
-    <w:p>
-      <w:r>
-        <w:rPr>
-          <w:b/>
-        </w:rPr>
-        <w:t xml:space="preserve">THE FATHER.  </w:t>
-      </w:r>
-      <w:r>
-        <w:rPr>
-          <w:b w:val="0"/>
-          <w:i w:val="0"/>
-        </w:rPr>
-        <w:t xml:space="preserve"> </w:t>
-      </w:r>
-      <w:r>
-        <w:rPr>
-          <w:i/>
-        </w:rPr>
-        <w:t xml:space="preserve">[quietly — for once not defending but attacking, and it is the most dangerous thing he has said all morning] </w:t>
-      </w:r>
-      <w:r>
-        <w:rPr>
-          <w:b w:val="0"/>
-          <w:i w:val="0"/>
-        </w:rPr>
-        <w:t>. Crocodile's tears. How easily she says it. Then ask yourselves, gentlemen, why she guards that one moment of mine so jealously. Because if I am more than that moment — she has to forgive me. And she would rather burn than forgive.</w:t>
-      </w:r>
-    </w:p>
-    <w:p>
-      <w:r>
-        <w:rPr>
-          <w:b w:val="0"/>
-          <w:i/>
-        </w:rPr>
-        <w:t>For a moment — the first — she does not answer. The room waits. Nobody laughs now.</w:t>
-      </w:r>
-    </w:p>
-    <w:p>
-      <w:r>
-        <w:rPr>
-          <w:b/>
-        </w:rPr>
-        <w:t xml:space="preserve">THE MANAGER.  </w:t>
-      </w:r>
-      <w:r>
-        <w:rPr>
-          <w:b w:val="0"/>
-          <w:i w:val="0"/>
-        </w:rPr>
-        <w:t xml:space="preserve"> </w:t>
-      </w:r>
-      <w:r>
-        <w:rPr>
-          <w:i/>
-        </w:rPr>
-        <w:t xml:space="preserve">[a little too quickly] </w:t>
-      </w:r>
-      <w:r>
-        <w:rPr>
-          <w:b w:val="0"/>
-          <w:i w:val="0"/>
-        </w:rPr>
-        <w:t>. Let's come to the point. This is only discussion.</w:t>
-      </w:r>
-    </w:p>
-    <w:p>
-      <w:r>
-        <w:rPr>
-          <w:b/>
-        </w:rPr>
-        <w:t xml:space="preserve">THE FATHER.  </w:t>
-      </w:r>
-      <w:r>
-        <w:rPr>
-          <w:b w:val="0"/>
-          <w:i w:val="0"/>
-        </w:rPr>
-        <w:t xml:space="preserve">. Very good, sir! A fact is like a sack — it won't stand up when it's empty. For it to stand up, you must put into it the reason and sentiment that caused it. I couldn't know that after his death they had come back here, in misery — and that she </w:t>
-      </w:r>
-      <w:r>
-        <w:rPr>
-          <w:i/>
-        </w:rPr>
-        <w:t xml:space="preserve">[Pointing to the Mother .] </w:t>
-      </w:r>
-      <w:r>
-        <w:rPr>
-          <w:b w:val="0"/>
-          <w:i w:val="0"/>
-        </w:rPr>
-        <w:t xml:space="preserve"> had gone to work as a seamstress — in the shop of a certain Madame Pace.</w:t>
-      </w:r>
-    </w:p>
-    <w:p>
-      <w:r>
-        <w:rPr>
-          <w:b/>
-        </w:rPr>
-        <w:t xml:space="preserve">THE MOTHER.  </w:t>
-      </w:r>
-      <w:r>
-        <w:rPr>
-          <w:b w:val="0"/>
-          <w:i w:val="0"/>
-        </w:rPr>
-        <w:t>. You will believe me, gentlemen, that it never entered my mind that the old hag offered me work because she had her eye on my daughter.</w:t>
-      </w:r>
-    </w:p>
-    <w:p>
-      <w:r>
-        <w:rPr>
-          <w:b/>
-        </w:rPr>
-        <w:t xml:space="preserve">THE STEP-DAUGHTER.  </w:t>
-      </w:r>
-      <w:r>
-        <w:rPr>
-          <w:b w:val="0"/>
-          <w:i w:val="0"/>
-        </w:rPr>
-        <w:t>. Poor Mother! Do you know what that woman did, sir? When I brought back the work my mother had finished, she would point out a dress of mine I had torn — and give it back to my mother to mend. It was I who paid, always I — while this poor creature believed she was sacrificing herself for me and these two children, sitting up at night sewing Madame Pace's dresses.</w:t>
+        <w:t>. Poor Mother! Do you know what that woman did, sir? When I brought back the work my mother had finished, she would point out a dress of mine I had torn — and give it back to my mother to mend. It was I who paid, always I — while this poor creature believed she was sacrificing herself for us, sitting up at night sewing Madame Pace's dresses.</w:t>
       </w:r>
     </w:p>
     <w:p>

--- a/outputs/actor_script.docx
+++ b/outputs/actor_script.docx
@@ -2728,7 +2728,7 @@
           <w:b w:val="0"/>
           <w:i w:val="0"/>
         </w:rPr>
-        <w:t xml:space="preserve"> The drama is in us, and we are the drama. We are impatient to play it. Our inner passion drives us on to this.</w:t>
+        <w:t xml:space="preserve"> The drama is in us, and we are the drama. Our inner passion drives us on to this.</w:t>
       </w:r>
     </w:p>
     <w:p>
@@ -3058,7 +3058,7 @@
           <w:b w:val="0"/>
           <w:i w:val="0"/>
         </w:rPr>
-        <w:t xml:space="preserve"> does the stupidest thing — you will see me run away. Yes, gentlemen, I'll be off. But the moment hasn't come yet. After what has taken place between him and me </w:t>
+        <w:t xml:space="preserve"> does the stupidest thing — you will see me run away. But the moment hasn't come yet. After what has taken place between him and me </w:t>
       </w:r>
       <w:r>
         <w:rPr>
@@ -4299,7 +4299,7 @@
           <w:b w:val="0"/>
           <w:i w:val="0"/>
         </w:rPr>
-        <w:t xml:space="preserve">. I am dying to live that scene. The room — I see it. Here is the window with the mantles in display, there the divan, a screen, and in front of the window the little mahogany table with the blue envelope and its hundred francs. I see it. I can almost take hold of it. But you, gentlemen, might look elsewhere for this part of it. I do not blush, however. </w:t>
+        <w:t xml:space="preserve">. I am dying to live that scene. The room — I see it. Here is the window with the mantles in display, there the divan, a screen, and in front of the window the little mahogany table with the blue envelope and its hundred francs. I can almost take hold of it. But you, gentlemen, might look elsewhere for this part of it. I do not blush, however. </w:t>
       </w:r>
       <w:r>
         <w:rPr>
@@ -5849,7 +5849,7 @@
           <w:b w:val="0"/>
           <w:i w:val="0"/>
         </w:rPr>
-        <w:t xml:space="preserve"> is the fine gentleman. You may have noticed, Mr. Manager, that I fix him now and again with a look that makes him lower his eyes — because he knows what he did to me.</w:t>
+        <w:t xml:space="preserve"> is the fine gentleman. I fix him now and again with a look that makes him lower his eyes — because he knows what he did to me.</w:t>
       </w:r>
     </w:p>
     <w:p>
@@ -6362,7 +6362,7 @@
           <w:b w:val="0"/>
           <w:i w:val="0"/>
         </w:rPr>
-        <w:t>. No. I say born for the stage, because…</w:t>
+        <w:t>. No, sir. We do not act like amateurs. We live the roles life has cast us in.</w:t>
       </w:r>
     </w:p>
     <w:p>
@@ -6377,7 +6377,7 @@
           <w:b w:val="0"/>
           <w:i w:val="0"/>
         </w:rPr>
-        <w:t>. Oh, nonsense. You're an old hand, you know.</w:t>
+        <w:t>. Well, well, that will do. But you see, without an author… I could give you the address of an author if you like…</w:t>
       </w:r>
     </w:p>
     <w:p>
@@ -6392,7 +6392,7 @@
           <w:b w:val="0"/>
           <w:i w:val="0"/>
         </w:rPr>
-        <w:t>. No, sir. We do not act like amateurs. We live the roles life has cast us in.</w:t>
+        <w:t>. No, no. Look here! You must be the author. You need not invent us — only give us form.</w:t>
       </w:r>
     </w:p>
     <w:p>
@@ -6407,7 +6407,7 @@
           <w:b w:val="0"/>
           <w:i w:val="0"/>
         </w:rPr>
-        <w:t>. Well, well, that will do. But you see, without an author… I could give you the address of an author if you like…</w:t>
+        <w:t>. I? What are you talking about?</w:t>
       </w:r>
     </w:p>
     <w:p>
@@ -6422,7 +6422,7 @@
           <w:b w:val="0"/>
           <w:i w:val="0"/>
         </w:rPr>
-        <w:t>. No, no. Look here! You must be the author. You need not invent us — only give us form.</w:t>
+        <w:t>. Yes, you, you! Why not?</w:t>
       </w:r>
     </w:p>
     <w:p>
@@ -6437,7 +6437,7 @@
           <w:b w:val="0"/>
           <w:i w:val="0"/>
         </w:rPr>
-        <w:t>. I? What are you talking about?</w:t>
+        <w:t>. Because I have never been an author: that's why.</w:t>
       </w:r>
     </w:p>
     <w:p>
@@ -6452,7 +6452,7 @@
           <w:b w:val="0"/>
           <w:i w:val="0"/>
         </w:rPr>
-        <w:t>. Yes, you, you! Why not?</w:t>
+        <w:t>. Then become one now — not by inventing, sir, but by listening. We are already here. You need only take us down.</w:t>
       </w:r>
     </w:p>
     <w:p>
@@ -6467,7 +6467,7 @@
           <w:b w:val="0"/>
           <w:i w:val="0"/>
         </w:rPr>
-        <w:t>. Because I have never been an author: that's why.</w:t>
+        <w:t>. It won't do.</w:t>
       </w:r>
     </w:p>
     <w:p>
@@ -6482,7 +6482,7 @@
           <w:b w:val="0"/>
           <w:i w:val="0"/>
         </w:rPr>
-        <w:t>. Then become one now — not by inventing, sir, but by listening. We are already here. You need only take us down.</w:t>
+        <w:t>. What? When you see us live our drama…</w:t>
       </w:r>
     </w:p>
     <w:p>
@@ -6497,7 +6497,7 @@
           <w:b w:val="0"/>
           <w:i w:val="0"/>
         </w:rPr>
-        <w:t>. It won't do.</w:t>
+        <w:t>. Yes, that's all right. But you want someone to write it.</w:t>
       </w:r>
     </w:p>
     <w:p>
@@ -6512,7 +6512,7 @@
           <w:b w:val="0"/>
           <w:i w:val="0"/>
         </w:rPr>
-        <w:t>. What? When you see us live our drama…</w:t>
+        <w:t>. No, no. Someone to take it down, possibly, while we play it, scene by scene! It will be enough to sketch it out at first, and then try it over.</w:t>
       </w:r>
     </w:p>
     <w:p>
@@ -6527,7 +6527,7 @@
           <w:b w:val="0"/>
           <w:i w:val="0"/>
         </w:rPr>
-        <w:t>. Yes, that's all right. But you want someone to write it.</w:t>
+        <w:t>. Well… It's a bit of an idea. One might have a shot at it.</w:t>
       </w:r>
     </w:p>
     <w:p>
@@ -6542,7 +6542,7 @@
           <w:b w:val="0"/>
           <w:i w:val="0"/>
         </w:rPr>
-        <w:t>. No, no. Someone to take it down, possibly, while we play it, scene by scene! It will be enough to sketch it out at first, and then try it over.</w:t>
+        <w:t>. Of course. You'll see what scenes will come out of it. I can give you one, at once…</w:t>
       </w:r>
     </w:p>
     <w:p>
@@ -6557,7 +6557,48 @@
           <w:b w:val="0"/>
           <w:i w:val="0"/>
         </w:rPr>
-        <w:t>. Well… I am almost tempted. It's a bit of an idea. One might have a shot at it.</w:t>
+        <w:t xml:space="preserve"> </w:t>
+      </w:r>
+      <w:r>
+        <w:rPr>
+          <w:i/>
+        </w:rPr>
+        <w:t xml:space="preserve">[he is hooked, in spite of himself] </w:t>
+      </w:r>
+      <w:r>
+        <w:rPr>
+          <w:b w:val="0"/>
+          <w:i w:val="0"/>
+        </w:rPr>
+        <w:t>. God help me, it tempts me. I ought to throw you out — and instead I want to see the first scene. Come to my office. We'll see what can be done.</w:t>
+      </w:r>
+    </w:p>
+    <w:p>
+      <w:r>
+        <w:rPr>
+          <w:b/>
+        </w:rPr>
+        <w:t xml:space="preserve">THE STEP-DAUGHTER.  </w:t>
+      </w:r>
+      <w:r>
+        <w:rPr>
+          <w:b w:val="0"/>
+          <w:i w:val="0"/>
+        </w:rPr>
+        <w:t xml:space="preserve"> </w:t>
+      </w:r>
+      <w:r>
+        <w:rPr>
+          <w:i/>
+        </w:rPr>
+        <w:t xml:space="preserve">[level] </w:t>
+      </w:r>
+      <w:r>
+        <w:rPr>
+          <w:b w:val="0"/>
+          <w:i w:val="0"/>
+        </w:rPr>
+        <w:t>. Extraordinary, yes — if he does not get to tell it alone.</w:t>
       </w:r>
     </w:p>
     <w:p>
@@ -6572,78 +6613,7 @@
           <w:b w:val="0"/>
           <w:i w:val="0"/>
         </w:rPr>
-        <w:t>. Of course. You'll see what scenes will come out of it. I can give you one, at once…</w:t>
-      </w:r>
-    </w:p>
-    <w:p>
-      <w:r>
-        <w:rPr>
-          <w:b/>
-        </w:rPr>
-        <w:t xml:space="preserve">THE MANAGER.  </w:t>
-      </w:r>
-      <w:r>
-        <w:rPr>
-          <w:b w:val="0"/>
-          <w:i w:val="0"/>
-        </w:rPr>
-        <w:t xml:space="preserve"> </w:t>
-      </w:r>
-      <w:r>
-        <w:rPr>
-          <w:i/>
-        </w:rPr>
-        <w:t xml:space="preserve">[he is hooked, in spite of himself] </w:t>
-      </w:r>
-      <w:r>
-        <w:rPr>
-          <w:b w:val="0"/>
-          <w:i w:val="0"/>
-        </w:rPr>
-        <w:t>. God help me, it tempts me. I ought to throw you out — and instead I want to see the first scene. Come to my office. We'll see what can be done.</w:t>
-      </w:r>
-    </w:p>
-    <w:p>
-      <w:r>
-        <w:rPr>
-          <w:b/>
-        </w:rPr>
-        <w:t xml:space="preserve">THE STEP-DAUGHTER.  </w:t>
-      </w:r>
-      <w:r>
-        <w:rPr>
-          <w:b w:val="0"/>
-          <w:i w:val="0"/>
-        </w:rPr>
-        <w:t xml:space="preserve"> </w:t>
-      </w:r>
-      <w:r>
-        <w:rPr>
-          <w:i/>
-        </w:rPr>
-        <w:t xml:space="preserve">[level] </w:t>
-      </w:r>
-      <w:r>
-        <w:rPr>
-          <w:b w:val="0"/>
-          <w:i w:val="0"/>
-        </w:rPr>
-        <w:t>. Extraordinary, yes — if he does not get to tell it alone.</w:t>
-      </w:r>
-    </w:p>
-    <w:p>
-      <w:r>
-        <w:rPr>
-          <w:b/>
-        </w:rPr>
-        <w:t xml:space="preserve">THE FATHER.  </w:t>
-      </w:r>
-      <w:r>
-        <w:rPr>
-          <w:b w:val="0"/>
-          <w:i w:val="0"/>
-        </w:rPr>
-        <w:t xml:space="preserve">. There's no doubt about it. They </w:t>
+        <w:t xml:space="preserve">. They </w:t>
       </w:r>
       <w:r>
         <w:rPr>

--- a/outputs/actor_script.docx
+++ b/outputs/actor_script.docx
@@ -13585,7 +13585,7 @@
           <w:b w:val="0"/>
           <w:i w:val="0"/>
         </w:rPr>
-        <w:t xml:space="preserve"> come in sharp with "I understand, I understand"; and then you ask her…</w:t>
+        <w:t xml:space="preserve"> come in sharp with "I understand, I understand"; and then you ask her why she is in mourning.</w:t>
       </w:r>
     </w:p>
     <w:p>
@@ -13600,20 +13600,144 @@
           <w:b w:val="0"/>
           <w:i w:val="0"/>
         </w:rPr>
+        <w:t>. Not at all! See here, sir — when I told him it was useless for me to think about wearing mourning, do you know what he said? "Ah well," he said, "then let's take this little dress off."</w:t>
+      </w:r>
+    </w:p>
+    <w:p>
+      <w:r>
+        <w:rPr>
+          <w:b/>
+        </w:rPr>
+        <w:t xml:space="preserve">THE MANAGER.  </w:t>
+      </w:r>
+      <w:r>
+        <w:rPr>
+          <w:b w:val="0"/>
+          <w:i w:val="0"/>
+        </w:rPr>
+        <w:t>. Great! Just what we want, to make a riot in the theatre!</w:t>
+      </w:r>
+    </w:p>
+    <w:p>
+      <w:r>
+        <w:rPr>
+          <w:b/>
+        </w:rPr>
+        <w:t xml:space="preserve">THE STEP-DAUGHTER.  </w:t>
+      </w:r>
+      <w:r>
+        <w:rPr>
+          <w:b w:val="0"/>
+          <w:i w:val="0"/>
+        </w:rPr>
+        <w:t>. But it's the truth!</w:t>
+      </w:r>
+    </w:p>
+    <w:p>
+      <w:r>
+        <w:rPr>
+          <w:b/>
+        </w:rPr>
+        <w:t xml:space="preserve">THE MANAGER.  </w:t>
+      </w:r>
+      <w:r>
+        <w:rPr>
+          <w:b w:val="0"/>
+          <w:i w:val="0"/>
+        </w:rPr>
+        <w:t>. What does that matter? Acting is our business here. Truth up to a certain point, but no further.</w:t>
+      </w:r>
+    </w:p>
+    <w:p>
+      <w:r>
+        <w:rPr>
+          <w:b/>
+        </w:rPr>
+        <w:t xml:space="preserve">THE STEP-DAUGHTER.  </w:t>
+      </w:r>
+      <w:r>
+        <w:rPr>
+          <w:b w:val="0"/>
+          <w:i w:val="0"/>
+        </w:rPr>
+        <w:t xml:space="preserve">. No, sir. What you want is a little </w:t>
+      </w:r>
+      <w:r>
+        <w:rPr>
+          <w:b w:val="0"/>
+          <w:i/>
+        </w:rPr>
+        <w:t>romantic sentimental</w:t>
+      </w:r>
+      <w:r>
+        <w:rPr>
+          <w:b w:val="0"/>
+          <w:i w:val="0"/>
+        </w:rPr>
+        <w:t xml:space="preserve"> scene pieced together out of my disgust — out of every cruel and vile reason I am what I am. He is to ask me why I wear mourning; I am to answer, with tears in my eyes, that it is just two months since papa died. No, sir. No. He has to say to me — as he did say, the way one speaks to a child — </w:t>
+      </w:r>
+      <w:r>
+        <w:rPr>
+          <w:b w:val="0"/>
+          <w:i/>
+        </w:rPr>
+        <w:t>well, let's take this little dress off.</w:t>
+      </w:r>
+    </w:p>
+    <w:p>
+      <w:r>
+        <w:rPr>
+          <w:b/>
+        </w:rPr>
+        <w:t xml:space="preserve">THE MANAGER.  </w:t>
+      </w:r>
+      <w:r>
+        <w:rPr>
+          <w:b w:val="0"/>
+          <w:i w:val="0"/>
+        </w:rPr>
         <w:t xml:space="preserve"> </w:t>
       </w:r>
       <w:r>
         <w:rPr>
           <w:i/>
         </w:rPr>
-        <w:t xml:space="preserve">[interrupting] </w:t>
-      </w:r>
-      <w:r>
-        <w:rPr>
-          <w:b w:val="0"/>
-          <w:i w:val="0"/>
-        </w:rPr>
-        <w:t>. What?</w:t>
+        <w:t xml:space="preserve">[running his hands through his hair] </w:t>
+      </w:r>
+      <w:r>
+        <w:rPr>
+          <w:b w:val="0"/>
+          <w:i w:val="0"/>
+        </w:rPr>
+        <w:t>. For Heaven's sake! What are you saying?</w:t>
+      </w:r>
+    </w:p>
+    <w:p>
+      <w:r>
+        <w:rPr>
+          <w:b/>
+        </w:rPr>
+        <w:t xml:space="preserve">THE STEP-DAUGHTER.  </w:t>
+      </w:r>
+      <w:r>
+        <w:rPr>
+          <w:b w:val="0"/>
+          <w:i w:val="0"/>
+        </w:rPr>
+        <w:t xml:space="preserve"> </w:t>
+      </w:r>
+      <w:r>
+        <w:rPr>
+          <w:i/>
+        </w:rPr>
+        <w:t xml:space="preserve">[no longer playing] </w:t>
+      </w:r>
+      <w:r>
+        <w:rPr>
+          <w:b w:val="0"/>
+          <w:i w:val="0"/>
+        </w:rPr>
+        <w:t>. The truth. The truth.</w:t>
       </w:r>
     </w:p>
     <w:p>
@@ -13628,7 +13752,7 @@
           <w:b w:val="0"/>
           <w:i w:val="0"/>
         </w:rPr>
-        <w:t>. Why she is in mourning.</w:t>
+        <w:t>. It may be. I don't deny it, and I can understand all your horror; but you must surely see that you can't have this kind of thing on the stage. It won't go.</w:t>
       </w:r>
     </w:p>
     <w:p>
@@ -13643,234 +13767,7 @@
           <w:b w:val="0"/>
           <w:i w:val="0"/>
         </w:rPr>
-        <w:t>. Not at all! See here, sir — when I told him it was useless for me to think about wearing mourning, do you know what he said? "Ah well," he said, "then let's take this little dress off."</w:t>
-      </w:r>
-    </w:p>
-    <w:p>
-      <w:r>
-        <w:rPr>
-          <w:b/>
-        </w:rPr>
-        <w:t xml:space="preserve">THE MANAGER.  </w:t>
-      </w:r>
-      <w:r>
-        <w:rPr>
-          <w:b w:val="0"/>
-          <w:i w:val="0"/>
-        </w:rPr>
-        <w:t>. Great! Just what we want, to make a riot in the theatre!</w:t>
-      </w:r>
-    </w:p>
-    <w:p>
-      <w:r>
-        <w:rPr>
-          <w:b/>
-        </w:rPr>
-        <w:t xml:space="preserve">THE STEP-DAUGHTER.  </w:t>
-      </w:r>
-      <w:r>
-        <w:rPr>
-          <w:b w:val="0"/>
-          <w:i w:val="0"/>
-        </w:rPr>
-        <w:t>. But it's the truth!</w:t>
-      </w:r>
-    </w:p>
-    <w:p>
-      <w:r>
-        <w:rPr>
-          <w:b/>
-        </w:rPr>
-        <w:t xml:space="preserve">THE MANAGER.  </w:t>
-      </w:r>
-      <w:r>
-        <w:rPr>
-          <w:b w:val="0"/>
-          <w:i w:val="0"/>
-        </w:rPr>
-        <w:t>. What does that matter? Acting is our business here. Truth up to a certain point, but no further.</w:t>
-      </w:r>
-    </w:p>
-    <w:p>
-      <w:r>
-        <w:rPr>
-          <w:b/>
-        </w:rPr>
-        <w:t xml:space="preserve">THE STEP-DAUGHTER.  </w:t>
-      </w:r>
-      <w:r>
-        <w:rPr>
-          <w:b w:val="0"/>
-          <w:i w:val="0"/>
-        </w:rPr>
-        <w:t>. What do you want to do then?</w:t>
-      </w:r>
-    </w:p>
-    <w:p>
-      <w:r>
-        <w:rPr>
-          <w:b/>
-        </w:rPr>
-        <w:t xml:space="preserve">THE MANAGER.  </w:t>
-      </w:r>
-      <w:r>
-        <w:rPr>
-          <w:b w:val="0"/>
-          <w:i w:val="0"/>
-        </w:rPr>
-        <w:t>. You'll see, you'll see! Leave it to me.</w:t>
-      </w:r>
-    </w:p>
-    <w:p>
-      <w:r>
-        <w:rPr>
-          <w:b/>
-        </w:rPr>
-        <w:t xml:space="preserve">THE STEP-DAUGHTER.  </w:t>
-      </w:r>
-      <w:r>
-        <w:rPr>
-          <w:b w:val="0"/>
-          <w:i w:val="0"/>
-        </w:rPr>
-        <w:t xml:space="preserve">. No, sir. What you want is a little </w:t>
-      </w:r>
-      <w:r>
-        <w:rPr>
-          <w:b w:val="0"/>
-          <w:i/>
-        </w:rPr>
-        <w:t>romantic sentimental</w:t>
-      </w:r>
-      <w:r>
-        <w:rPr>
-          <w:b w:val="0"/>
-          <w:i w:val="0"/>
-        </w:rPr>
-        <w:t xml:space="preserve"> scene pieced together out of my disgust — out of every cruel and vile reason I am what I am. He is to ask me why I wear mourning; I am to answer, with tears in my eyes, that it is just two months since papa died. No, sir. No. He has to say to me — as he did say, the way one speaks to a child — </w:t>
-      </w:r>
-      <w:r>
-        <w:rPr>
-          <w:b w:val="0"/>
-          <w:i/>
-        </w:rPr>
-        <w:t>well, let's take this little dress off.</w:t>
-      </w:r>
-    </w:p>
-    <w:p>
-      <w:r>
-        <w:rPr>
-          <w:b/>
-        </w:rPr>
-        <w:t xml:space="preserve">THE MANAGER.  </w:t>
-      </w:r>
-      <w:r>
-        <w:rPr>
-          <w:b w:val="0"/>
-          <w:i w:val="0"/>
-        </w:rPr>
-        <w:t xml:space="preserve"> </w:t>
-      </w:r>
-      <w:r>
-        <w:rPr>
-          <w:i/>
-        </w:rPr>
-        <w:t xml:space="preserve">[running his hands through his hair] </w:t>
-      </w:r>
-      <w:r>
-        <w:rPr>
-          <w:b w:val="0"/>
-          <w:i w:val="0"/>
-        </w:rPr>
-        <w:t>. For Heaven's sake! What are you saying?</w:t>
-      </w:r>
-    </w:p>
-    <w:p>
-      <w:r>
-        <w:rPr>
-          <w:b/>
-        </w:rPr>
-        <w:t xml:space="preserve">THE STEP-DAUGHTER.  </w:t>
-      </w:r>
-      <w:r>
-        <w:rPr>
-          <w:b w:val="0"/>
-          <w:i w:val="0"/>
-        </w:rPr>
-        <w:t xml:space="preserve"> </w:t>
-      </w:r>
-      <w:r>
-        <w:rPr>
-          <w:i/>
-        </w:rPr>
-        <w:t xml:space="preserve">[no longer playing] </w:t>
-      </w:r>
-      <w:r>
-        <w:rPr>
-          <w:b w:val="0"/>
-          <w:i w:val="0"/>
-        </w:rPr>
-        <w:t>. The truth. The truth.</w:t>
-      </w:r>
-    </w:p>
-    <w:p>
-      <w:r>
-        <w:rPr>
-          <w:b/>
-        </w:rPr>
-        <w:t xml:space="preserve">THE MANAGER.  </w:t>
-      </w:r>
-      <w:r>
-        <w:rPr>
-          <w:b w:val="0"/>
-          <w:i w:val="0"/>
-        </w:rPr>
-        <w:t>. It may be. I don't deny it, and I can understand all your horror; but you must surely see that you can't have this kind of thing on the stage. It won't go.</w:t>
-      </w:r>
-    </w:p>
-    <w:p>
-      <w:r>
-        <w:rPr>
-          <w:b/>
-        </w:rPr>
-        <w:t xml:space="preserve">THE STEP-DAUGHTER.  </w:t>
-      </w:r>
-      <w:r>
-        <w:rPr>
-          <w:b w:val="0"/>
-          <w:i w:val="0"/>
-        </w:rPr>
-        <w:t>. Not possible, eh? Very well! I'm much obliged to you — but I'm off!</w:t>
-      </w:r>
-    </w:p>
-    <w:p>
-      <w:r>
-        <w:rPr>
-          <w:b/>
-        </w:rPr>
-        <w:t xml:space="preserve">THE MANAGER.  </w:t>
-      </w:r>
-      <w:r>
-        <w:rPr>
-          <w:b w:val="0"/>
-          <w:i w:val="0"/>
-        </w:rPr>
-        <w:t>. Now be reasonable! Don't lose your temper!</w:t>
-      </w:r>
-    </w:p>
-    <w:p>
-      <w:r>
-        <w:rPr>
-          <w:b/>
-        </w:rPr>
-        <w:t xml:space="preserve">THE STEP-DAUGHTER.  </w:t>
-      </w:r>
-      <w:r>
-        <w:rPr>
-          <w:b w:val="0"/>
-          <w:i w:val="0"/>
-        </w:rPr>
-        <w:t xml:space="preserve">. I won't stay here. I will not. I can see you've fixed it all up with him in your office. All this talk about what is </w:t>
+        <w:t xml:space="preserve">. Not possible, eh? Very well — I'm much obliged to you. But I won't stay here. I will not. I can see you've fixed it all up with him in your office. All this talk about what is </w:t>
       </w:r>
       <w:r>
         <w:rPr>

--- a/outputs/actor_script.docx
+++ b/outputs/actor_script.docx
@@ -638,7 +638,7 @@
           <w:b w:val="0"/>
           <w:i w:val="0"/>
         </w:rPr>
-        <w:t xml:space="preserve">. Don’t be charming, sir — it costs extra, and we can’t afford it. </w:t>
+        <w:t xml:space="preserve">. Save your wit, sir — leave the words to the author. </w:t>
       </w:r>
       <w:r>
         <w:rPr>
@@ -819,7 +819,35 @@
           <w:b w:val="0"/>
           <w:i w:val="0"/>
         </w:rPr>
-        <w:t>. During me. There’s a difference.</w:t>
+        <w:t>. It was raining.</w:t>
+      </w:r>
+    </w:p>
+    <w:p>
+      <w:r>
+        <w:rPr>
+          <w:b/>
+        </w:rPr>
+        <w:t xml:space="preserve">PLAYER 2.  </w:t>
+      </w:r>
+      <w:r>
+        <w:rPr>
+          <w:b w:val="0"/>
+          <w:i w:val="0"/>
+        </w:rPr>
+        <w:t xml:space="preserve"> </w:t>
+      </w:r>
+      <w:r>
+        <w:rPr>
+          <w:i/>
+        </w:rPr>
+        <w:t xml:space="preserve">[still not looking up] </w:t>
+      </w:r>
+      <w:r>
+        <w:rPr>
+          <w:b w:val="0"/>
+          <w:i w:val="0"/>
+        </w:rPr>
+        <w:t>. Then let’s pray for rain.</w:t>
       </w:r>
     </w:p>
     <w:p>

--- a/outputs/actor_script.docx
+++ b/outputs/actor_script.docx
@@ -109,7 +109,7 @@
         <w:pStyle w:val="ListBullet"/>
       </w:pPr>
       <w:r>
-        <w:t>The Manager</w:t>
+        <w:t>The Manager — Hakim</w:t>
       </w:r>
     </w:p>
     <w:p>
@@ -117,7 +117,7 @@
         <w:pStyle w:val="ListBullet"/>
       </w:pPr>
       <w:r>
-        <w:t>Player 1 Leading Man · L'Ingénue · Door-keeper · Machinist · Third Actor</w:t>
+        <w:t>Player 1 — Paul Leading Man · L'Ingénue · Door-keeper · Machinist · Third Actor</w:t>
       </w:r>
     </w:p>
     <w:p>
@@ -125,7 +125,7 @@
         <w:pStyle w:val="ListBullet"/>
       </w:pPr>
       <w:r>
-        <w:t>Player 2 Leading Lady · Property Man · Fourth Actor · Second Lady Lead</w:t>
+        <w:t>Player 2 — Elena Leading Lady · Property Man · Fourth Actor · Second Lady Lead</w:t>
       </w:r>
     </w:p>
     <w:p>
@@ -133,7 +133,7 @@
         <w:pStyle w:val="ListBullet"/>
       </w:pPr>
       <w:r>
-        <w:t>Player 3 Juvenile Lead · Prompter · An Actor · Fifth Actor</w:t>
+        <w:t>Player 3 — Arsenii Juvenile Lead · Prompter · An Actor · Fifth Actor</w:t>
       </w:r>
     </w:p>
     <w:p>
@@ -567,7 +567,7 @@
           <w:b w:val="0"/>
           <w:i w:val="0"/>
         </w:rPr>
-        <w:t>. It’s all three, sir. The same envelope.</w:t>
+        <w:t>. It’s all three, Hakim. The same envelope.</w:t>
       </w:r>
     </w:p>
     <w:p>
@@ -638,7 +638,7 @@
           <w:b w:val="0"/>
           <w:i w:val="0"/>
         </w:rPr>
-        <w:t xml:space="preserve">. Save your wit, sir — leave the words to the author. </w:t>
+        <w:t xml:space="preserve">. Save your wit, Paul — leave the words to the author. </w:t>
       </w:r>
       <w:r>
         <w:rPr>
@@ -903,7 +903,7 @@
           <w:b w:val="0"/>
           <w:i w:val="0"/>
         </w:rPr>
-        <w:t>. Fix up the old red room.</w:t>
+        <w:t>. Elena — fix up the old red room.</w:t>
       </w:r>
     </w:p>
     <w:p>
@@ -1190,7 +1190,7 @@
           <w:b w:val="0"/>
           <w:i w:val="0"/>
         </w:rPr>
-        <w:t>. Ridiculous? Of course it’s ridiculous — that is the whole job. We are paid to make ridiculous things look inevitable. So put on the cap, beat the egg, and become the shell.</w:t>
+        <w:t>. Ridiculous? Of course it’s ridiculous — that is the whole job. We are paid to make ridiculous things look inevitable. So put on the cap, Paul. Beat the egg. Become the shell.</w:t>
       </w:r>
     </w:p>
     <w:p>
@@ -1349,7 +1349,7 @@
           <w:b w:val="0"/>
           <w:i w:val="0"/>
         </w:rPr>
-        <w:t>. Yes, yes — in, in.</w:t>
+        <w:t>. Yes, yes, Arsenii — in, in. And mind that draught. We can’t afford your throat either.</w:t>
       </w:r>
     </w:p>
     <w:p>
@@ -2337,14 +2337,14 @@
         <w:rPr>
           <w:i/>
         </w:rPr>
-        <w:t xml:space="preserve">[To Property Man .] </w:t>
-      </w:r>
-      <w:r>
-        <w:rPr>
-          <w:b w:val="0"/>
-          <w:i w:val="0"/>
-        </w:rPr>
-        <w:t xml:space="preserve"> For Heaven's sake, turn them out!</w:t>
+        <w:t xml:space="preserve">[To Player 1 .] </w:t>
+      </w:r>
+      <w:r>
+        <w:rPr>
+          <w:b w:val="0"/>
+          <w:i w:val="0"/>
+        </w:rPr>
+        <w:t xml:space="preserve"> Paul — for Heaven's sake, turn them out!</w:t>
       </w:r>
     </w:p>
     <w:p>
@@ -4615,7 +4615,7 @@
           <w:b w:val="0"/>
           <w:i w:val="0"/>
         </w:rPr>
-        <w:t xml:space="preserve">. Excuse me — </w:t>
+        <w:t xml:space="preserve">. Hakim — </w:t>
       </w:r>
       <w:r>
         <w:rPr>
@@ -6866,7 +6866,7 @@
           <w:b w:val="0"/>
           <w:i w:val="0"/>
         </w:rPr>
-        <w:t>. Take everything down. It may be evidence.</w:t>
+        <w:t>. Take everything down, Arsenii. It may be evidence.</w:t>
       </w:r>
     </w:p>
     <w:p>

--- a/outputs/actor_script.docx
+++ b/outputs/actor_script.docx
@@ -4077,7 +4077,20 @@
           <w:b w:val="0"/>
           <w:i w:val="0"/>
         </w:rPr>
-        <w:t>. Even remorse. Especially remorse.</w:t>
+        <w:t xml:space="preserve">. Words cost nothing. </w:t>
+      </w:r>
+      <w:r>
+        <w:rPr>
+          <w:i/>
+        </w:rPr>
+        <w:t xml:space="preserve">[A second’s pause — she lets it sit.] </w:t>
+      </w:r>
+      <w:r>
+        <w:rPr>
+          <w:b w:val="0"/>
+          <w:i w:val="0"/>
+        </w:rPr>
+        <w:t xml:space="preserve"> He was prepared to pay.</w:t>
       </w:r>
     </w:p>
     <w:p>
@@ -4092,7 +4105,7 @@
           <w:b w:val="0"/>
           <w:i w:val="0"/>
         </w:rPr>
-        <w:t>. Remorse? No. It took more than words to quiet the remorse in me.</w:t>
+        <w:t>. Must you—</w:t>
       </w:r>
     </w:p>
     <w:p>
@@ -4595,6 +4608,21 @@
         <w:rPr>
           <w:b/>
         </w:rPr>
+        <w:t xml:space="preserve">THE FATHER.  </w:t>
+      </w:r>
+      <w:r>
+        <w:rPr>
+          <w:b w:val="0"/>
+          <w:i w:val="0"/>
+        </w:rPr>
+        <w:t>. If we could see all the evil that can come from good, what would we do?</w:t>
+      </w:r>
+    </w:p>
+    <w:p>
+      <w:r>
+        <w:rPr>
+          <w:b/>
+        </w:rPr>
         <w:t xml:space="preserve">PLAYER 2.  </w:t>
       </w:r>
       <w:r>
@@ -4794,7 +4822,7 @@
           <w:b w:val="0"/>
           <w:i w:val="0"/>
         </w:rPr>
-        <w:t>. But not from cruelty. I sent him to a wet nurse in the country, a peasant.</w:t>
+        <w:t>. But not from cruelty. I sent him to a wet nurse in the country, a peasant, so that he should grow up healthy and strong.</w:t>
       </w:r>
     </w:p>
     <w:p>
@@ -5104,20 +5132,27 @@
         <w:rPr>
           <w:i/>
         </w:rPr>
-        <w:t xml:space="preserve">[Crosses his arms; then turns to the Mother.] </w:t>
-      </w:r>
-      <w:r>
-        <w:rPr>
-          <w:b w:val="0"/>
-          <w:i w:val="0"/>
-        </w:rPr>
-        <w:t xml:space="preserve"> And I never lost sight of you. I watched — from a long way off — the new family that grew up around her. </w:t>
-      </w:r>
-      <w:r>
-        <w:rPr>
-          <w:i/>
-        </w:rPr>
-        <w:t xml:space="preserve">[Points to the Step-Daughter.] </w:t>
+        <w:t xml:space="preserve">[Turns to the Mother.] </w:t>
+      </w:r>
+      <w:r>
+        <w:rPr>
+          <w:b w:val="0"/>
+          <w:i w:val="0"/>
+        </w:rPr>
+        <w:t xml:space="preserve"> Did I ever lose sight of you — until that other man carried you off to another town? I watched — from a long way off — the new family that grew up around you. </w:t>
+      </w:r>
+      <w:r>
+        <w:rPr>
+          <w:i/>
+        </w:rPr>
+        <w:t xml:space="preserve">[Indicates the Step-Daughter.] </w:t>
+      </w:r>
+      <w:r>
+        <w:rPr>
+          <w:b w:val="0"/>
+          <w:i w:val="0"/>
+        </w:rPr>
+        <w:t xml:space="preserve"> She can tell you that.</w:t>
       </w:r>
     </w:p>
     <w:p>

--- a/outputs/actor_script.docx
+++ b/outputs/actor_script.docx
@@ -6633,7 +6633,7 @@
           <w:b w:val="0"/>
           <w:i w:val="0"/>
         </w:rPr>
-        <w:t>. God help me, it tempts me. I ought to throw you out — and instead I want to see the first scene. Come to my office. We'll see what can be done.</w:t>
+        <w:t>. God help me, it tempts me. I ought to throw you out — and instead I want to see the first scene. Come to my office. We'll see what can be done. Who knows — we may get something extraordinary out of it.</w:t>
       </w:r>
     </w:p>
     <w:p>
